--- a/formlar/15. İç Denetim ve Yönetim Gözden Geçirme/EMS.YS.FRM.11.07. Toplantı Tutanağı Formu.docx
+++ b/formlar/15. İç Denetim ve Yönetim Gözden Geçirme/EMS.YS.FRM.11.07. Toplantı Tutanağı Formu.docx
@@ -2416,7 +2416,7 @@
             </w:rPr>
             <w:drawing>
               <wp:inline distT="0" distB="0" distL="0" distR="0" wp14:anchorId="151A8098" wp14:editId="34C3FA3F">
-                <wp:extent cx="723900" cy="631163"/>
+                <wp:extent cx="1100000" cy="959081"/>
                 <wp:effectExtent l="0" t="0" r="0" b="0"/>
                 <wp:docPr id="38064677" name="Picture 2"/>
                 <wp:cNvGraphicFramePr>
@@ -2447,7 +2447,7 @@
                       <pic:spPr bwMode="auto">
                         <a:xfrm>
                           <a:off x="0" y="0"/>
-                          <a:ext cx="750578" cy="654423"/>
+                          <a:ext cx="1140538" cy="994426"/>
                         </a:xfrm>
                         <a:prstGeom prst="rect">
                           <a:avLst/>

--- a/formlar/15. İç Denetim ve Yönetim Gözden Geçirme/EMS.YS.FRM.11.07. Toplantı Tutanağı Formu.docx
+++ b/formlar/15. İç Denetim ve Yönetim Gözden Geçirme/EMS.YS.FRM.11.07. Toplantı Tutanağı Formu.docx
@@ -2,67 +2,39 @@
 <file path=word/document.xml><?xml version="1.0" encoding="utf-8"?>
 <w:document xmlns:wpc="http://schemas.microsoft.com/office/word/2010/wordprocessingCanvas" xmlns:cx="http://schemas.microsoft.com/office/drawing/2014/chartex" xmlns:cx1="http://schemas.microsoft.com/office/drawing/2015/9/8/chartex" xmlns:cx2="http://schemas.microsoft.com/office/drawing/2015/10/21/chartex" xmlns:cx3="http://schemas.microsoft.com/office/drawing/2016/5/9/chartex" xmlns:cx4="http://schemas.microsoft.com/office/drawing/2016/5/10/chartex" xmlns:cx5="http://schemas.microsoft.com/office/drawing/2016/5/11/chartex" xmlns:cx6="http://schemas.microsoft.com/office/drawing/2016/5/12/chartex" xmlns:cx7="http://schemas.microsoft.com/office/drawing/2016/5/13/chartex" xmlns:cx8="http://schemas.microsoft.com/office/drawing/2016/5/14/chartex" xmlns:mc="http://schemas.openxmlformats.org/markup-compatibility/2006" xmlns:aink="http://schemas.microsoft.com/office/drawing/2016/ink" xmlns:am3d="http://schemas.microsoft.com/office/drawing/2017/model3d" xmlns:o="urn:schemas-microsoft-com:office:office" xmlns:oel="http://schemas.microsoft.com/office/2019/extlst" xmlns:r="http://schemas.openxmlformats.org/officeDocument/2006/relationships" xmlns:m="http://schemas.openxmlformats.org/officeDocument/2006/math" xmlns:v="urn:schemas-microsoft-com:vml" xmlns:wp14="http://schemas.microsoft.com/office/word/2010/wordprocessingDrawing" xmlns:wp="http://schemas.openxmlformats.org/drawingml/2006/wordprocessingDrawing" xmlns:w10="urn:schemas-microsoft-com:office:word" xmlns:w="http://schemas.openxmlformats.org/wordprocessingml/2006/main" xmlns:w14="http://schemas.microsoft.com/office/word/2010/wordml" xmlns:w15="http://schemas.microsoft.com/office/word/2012/wordml" xmlns:w16cex="http://schemas.microsoft.com/office/word/2018/wordml/cex" xmlns:w16cid="http://schemas.microsoft.com/office/word/2016/wordml/cid" xmlns:w16="http://schemas.microsoft.com/office/word/2018/wordml" xmlns:w16du="http://schemas.microsoft.com/office/word/2023/wordml/word16du" xmlns:w16sdtdh="http://schemas.microsoft.com/office/word/2020/wordml/sdtdatahash" xmlns:w16sdtfl="http://schemas.microsoft.com/office/word/2024/wordml/sdtformatlock" xmlns:w16se="http://schemas.microsoft.com/office/word/2015/wordml/symex" xmlns:wpg="http://schemas.microsoft.com/office/word/2010/wordprocessingGroup" xmlns:wpi="http://schemas.microsoft.com/office/word/2010/wordprocessingInk" xmlns:wne="http://schemas.microsoft.com/office/word/2006/wordml" xmlns:wps="http://schemas.microsoft.com/office/word/2010/wordprocessingShape" mc:Ignorable="w14 w15 w16se w16cid w16 w16cex w16sdtdh w16sdtfl w16du wp14">
   <w:body>
-    <w:p>
-      <w:pPr>
-        <w:keepNext/>
-        <w:spacing w:before="180" w:after="60" w:line="240" w:lineRule="auto"/>
-        <w:ind w:left="709"/>
-      </w:pPr>
-      <w:r>
-        <w:rPr>
-          <w:rFonts w:ascii="Calibri" w:hAnsi="Calibri" w:cs="Arial"/>
-          <w:b/>
-          <w:i w:val="0"/>
-          <w:sz w:val="23"/>
-          <w:szCs w:val="23"/>
-        </w:rPr>
-        <w:t>TOPLANTI BİLGİLERİ</w:t>
-      </w:r>
-      <w:r>
-        <w:rPr>
-          <w:rFonts w:ascii="Calibri" w:hAnsi="Calibri" w:cs="Arial"/>
-          <w:b w:val="0"/>
-          <w:i w:val="0"/>
-          <w:color w:val="555555"/>
-          <w:sz w:val="19"/>
-          <w:szCs w:val="19"/>
-        </w:rPr>
-        <w:t xml:space="preserve">   MEETING DETAILS  ·  </w:t>
-      </w:r>
-      <w:r>
-        <w:rPr>
-          <w:rFonts w:ascii="Calibri" w:hAnsi="Calibri" w:cs="Arial"/>
-          <w:b w:val="0"/>
-          <w:i w:val="0"/>
-          <w:color w:val="555555"/>
-          <w:sz w:val="19"/>
-          <w:szCs w:val="19"/>
-          <w:rtl/>
-        </w:rPr>
-        <w:t>بيانات الاجتماع</w:t>
-      </w:r>
-    </w:p>
     <w:tbl>
       <w:tblPr>
-        <w:tblW w:type="auto" w:w="0"/>
+        <w:tblW w:type="dxa" w:w="15650"/>
+        <w:tblLook w:firstColumn="1" w:firstRow="1" w:lastColumn="0" w:lastRow="0" w:noHBand="0" w:noVBand="1" w:val="04A0"/>
+        <w:tblBorders>
+          <w:top w:val="single" w:sz="4" w:space="0" w:color="94A3B8"/>
+          <w:left w:val="single" w:sz="4" w:space="0" w:color="94A3B8"/>
+          <w:bottom w:val="single" w:sz="4" w:space="0" w:color="94A3B8"/>
+          <w:right w:val="single" w:sz="4" w:space="0" w:color="94A3B8"/>
+          <w:insideH w:val="single" w:sz="4" w:space="0" w:color="94A3B8"/>
+          <w:insideV w:val="single" w:sz="4" w:space="0" w:color="94A3B8"/>
+        </w:tblBorders>
         <w:tblLayout w:type="fixed"/>
-        <w:tblLook w:firstColumn="1" w:firstRow="1" w:lastColumn="0" w:lastRow="0" w:noHBand="0" w:noVBand="1" w:val="04A0"/>
-        <w:tblInd w:w="709" w:type="dxa"/>
-        <w:tblLayout w:type="fixed"/>
-        <w:tblBorders>
-          <w:top w:val="single" w:sz="6" w:space="0" w:color="000000"/>
-          <w:left w:val="single" w:sz="6" w:space="0" w:color="000000"/>
-          <w:bottom w:val="single" w:sz="6" w:space="0" w:color="000000"/>
-          <w:right w:val="single" w:sz="6" w:space="0" w:color="000000"/>
-          <w:insideH w:val="single" w:sz="6" w:space="0" w:color="000000"/>
-          <w:insideV w:val="single" w:sz="6" w:space="0" w:color="000000"/>
-        </w:tblBorders>
+        <w:tblCellMar>
+          <w:top w:w="8" w:type="dxa"/>
+          <w:left w:w="60" w:type="dxa"/>
+          <w:bottom w:w="8" w:type="dxa"/>
+          <w:right w:w="60" w:type="dxa"/>
+        </w:tblCellMar>
       </w:tblPr>
       <w:tblGrid>
-        <w:gridCol w:w="1900"/>
-        <w:gridCol w:w="3132"/>
-        <w:gridCol w:w="1900"/>
-        <w:gridCol w:w="3132"/>
+        <w:gridCol w:w="850"/>
+        <w:gridCol w:w="3000"/>
+        <w:gridCol w:w="750"/>
+        <w:gridCol w:w="1150"/>
+        <w:gridCol w:w="650"/>
+        <w:gridCol w:w="1050"/>
+        <w:gridCol w:w="650"/>
+        <w:gridCol w:w="1450"/>
+        <w:gridCol w:w="1050"/>
+        <w:gridCol w:w="1650"/>
+        <w:gridCol w:w="1350"/>
+        <w:gridCol w:w="2050"/>
       </w:tblGrid>
       <w:tr>
         <w:trPr>
@@ -70,371 +42,271 @@
         </w:trPr>
         <w:tc>
           <w:tcPr>
-            <w:tcW w:type="dxa" w:w="1900"/>
+            <w:tcW w:type="dxa" w:w="850"/>
             <w:shd w:val="clear" w:color="auto" w:fill="F2F2F2"/>
-            <w:vAlign w:val="center"/>
           </w:tcPr>
           <w:p>
             <w:pPr>
-              <w:spacing w:after="0"/>
+              <w:spacing w:before="0" w:after="0"/>
             </w:pPr>
             <w:r>
               <w:rPr>
                 <w:rFonts w:ascii="Calibri" w:hAnsi="Calibri" w:cs="Arial"/>
                 <w:b/>
-                <w:i w:val="0"/>
-                <w:sz w:val="19"/>
-                <w:szCs w:val="19"/>
+                <w:sz w:val="16"/>
+                <w:szCs w:val="16"/>
               </w:rPr>
               <w:t>Konu</w:t>
             </w:r>
           </w:p>
           <w:p>
             <w:pPr>
-              <w:spacing w:after="0"/>
+              <w:spacing w:before="0" w:after="0"/>
             </w:pPr>
             <w:r>
               <w:rPr>
                 <w:rFonts w:ascii="Calibri" w:hAnsi="Calibri" w:cs="Arial"/>
                 <w:b w:val="0"/>
-                <w:i w:val="0"/>
                 <w:color w:val="555555"/>
-                <w:sz w:val="14"/>
-                <w:szCs w:val="14"/>
+                <w:sz w:val="13"/>
+                <w:szCs w:val="13"/>
               </w:rPr>
-              <w:t xml:space="preserve">Subject  ·  </w:t>
-            </w:r>
-            <w:r>
-              <w:rPr>
-                <w:rFonts w:ascii="Calibri" w:hAnsi="Calibri" w:cs="Arial"/>
-                <w:b w:val="0"/>
-                <w:i w:val="0"/>
-                <w:color w:val="555555"/>
-                <w:sz w:val="14"/>
-                <w:szCs w:val="14"/>
-                <w:rtl/>
-              </w:rPr>
-              <w:t>الموضوع</w:t>
+              <w:t>Subject</w:t>
             </w:r>
           </w:p>
         </w:tc>
         <w:tc>
           <w:tcPr>
-            <w:tcW w:type="dxa" w:w="3132"/>
+            <w:tcW w:type="dxa" w:w="3000"/>
           </w:tcPr>
           <w:p>
             <w:pPr>
-              <w:spacing w:after="0"/>
+              <w:spacing w:before="0" w:after="0"/>
             </w:pPr>
           </w:p>
         </w:tc>
         <w:tc>
           <w:tcPr>
-            <w:tcW w:type="dxa" w:w="1900"/>
+            <w:tcW w:type="dxa" w:w="750"/>
             <w:shd w:val="clear" w:color="auto" w:fill="F2F2F2"/>
-            <w:vAlign w:val="center"/>
           </w:tcPr>
           <w:p>
             <w:pPr>
-              <w:spacing w:after="0"/>
+              <w:spacing w:before="0" w:after="0"/>
             </w:pPr>
             <w:r>
               <w:rPr>
                 <w:rFonts w:ascii="Calibri" w:hAnsi="Calibri" w:cs="Arial"/>
                 <w:b/>
-                <w:i w:val="0"/>
-                <w:sz w:val="19"/>
-                <w:szCs w:val="19"/>
+                <w:sz w:val="16"/>
+                <w:szCs w:val="16"/>
               </w:rPr>
               <w:t>Tarih</w:t>
             </w:r>
           </w:p>
           <w:p>
             <w:pPr>
-              <w:spacing w:after="0"/>
+              <w:spacing w:before="0" w:after="0"/>
             </w:pPr>
             <w:r>
               <w:rPr>
                 <w:rFonts w:ascii="Calibri" w:hAnsi="Calibri" w:cs="Arial"/>
                 <w:b w:val="0"/>
-                <w:i w:val="0"/>
                 <w:color w:val="555555"/>
-                <w:sz w:val="14"/>
-                <w:szCs w:val="14"/>
+                <w:sz w:val="13"/>
+                <w:szCs w:val="13"/>
               </w:rPr>
-              <w:t xml:space="preserve">Date  ·  </w:t>
-            </w:r>
-            <w:r>
-              <w:rPr>
-                <w:rFonts w:ascii="Calibri" w:hAnsi="Calibri" w:cs="Arial"/>
-                <w:b w:val="0"/>
-                <w:i w:val="0"/>
-                <w:color w:val="555555"/>
-                <w:sz w:val="14"/>
-                <w:szCs w:val="14"/>
-                <w:rtl/>
-              </w:rPr>
-              <w:t>التاريخ</w:t>
+              <w:t>Date</w:t>
             </w:r>
           </w:p>
         </w:tc>
         <w:tc>
           <w:tcPr>
-            <w:tcW w:type="dxa" w:w="3132"/>
+            <w:tcW w:type="dxa" w:w="1150"/>
           </w:tcPr>
           <w:p>
             <w:pPr>
-              <w:spacing w:after="0"/>
+              <w:spacing w:before="0" w:after="0"/>
             </w:pPr>
           </w:p>
         </w:tc>
-      </w:tr>
-      <w:tr>
-        <w:trPr>
-          <w:trHeight w:val="430" w:hRule="atLeast"/>
-        </w:trPr>
         <w:tc>
           <w:tcPr>
-            <w:tcW w:type="dxa" w:w="1900"/>
+            <w:tcW w:type="dxa" w:w="650"/>
             <w:shd w:val="clear" w:color="auto" w:fill="F2F2F2"/>
-            <w:vAlign w:val="center"/>
           </w:tcPr>
           <w:p>
             <w:pPr>
-              <w:spacing w:after="0"/>
+              <w:spacing w:before="0" w:after="0"/>
             </w:pPr>
             <w:r>
               <w:rPr>
                 <w:rFonts w:ascii="Calibri" w:hAnsi="Calibri" w:cs="Arial"/>
                 <w:b/>
-                <w:i w:val="0"/>
-                <w:sz w:val="19"/>
-                <w:szCs w:val="19"/>
+                <w:sz w:val="16"/>
+                <w:szCs w:val="16"/>
+              </w:rPr>
+              <w:t>Saat</w:t>
+            </w:r>
+          </w:p>
+          <w:p>
+            <w:pPr>
+              <w:spacing w:before="0" w:after="0"/>
+            </w:pPr>
+            <w:r>
+              <w:rPr>
+                <w:rFonts w:ascii="Calibri" w:hAnsi="Calibri" w:cs="Arial"/>
+                <w:b w:val="0"/>
+                <w:color w:val="555555"/>
+                <w:sz w:val="13"/>
+                <w:szCs w:val="13"/>
+              </w:rPr>
+              <w:t>Time</w:t>
+            </w:r>
+          </w:p>
+        </w:tc>
+        <w:tc>
+          <w:tcPr>
+            <w:tcW w:type="dxa" w:w="1050"/>
+          </w:tcPr>
+          <w:p>
+            <w:pPr>
+              <w:spacing w:before="0" w:after="0"/>
+            </w:pPr>
+          </w:p>
+        </w:tc>
+        <w:tc>
+          <w:tcPr>
+            <w:tcW w:type="dxa" w:w="650"/>
+            <w:shd w:val="clear" w:color="auto" w:fill="F2F2F2"/>
+          </w:tcPr>
+          <w:p>
+            <w:pPr>
+              <w:spacing w:before="0" w:after="0"/>
+            </w:pPr>
+            <w:r>
+              <w:rPr>
+                <w:rFonts w:ascii="Calibri" w:hAnsi="Calibri" w:cs="Arial"/>
+                <w:b/>
+                <w:sz w:val="16"/>
+                <w:szCs w:val="16"/>
               </w:rPr>
               <w:t>Yer</w:t>
             </w:r>
           </w:p>
           <w:p>
             <w:pPr>
-              <w:spacing w:after="0"/>
+              <w:spacing w:before="0" w:after="0"/>
             </w:pPr>
             <w:r>
               <w:rPr>
                 <w:rFonts w:ascii="Calibri" w:hAnsi="Calibri" w:cs="Arial"/>
                 <w:b w:val="0"/>
-                <w:i w:val="0"/>
                 <w:color w:val="555555"/>
-                <w:sz w:val="14"/>
-                <w:szCs w:val="14"/>
+                <w:sz w:val="13"/>
+                <w:szCs w:val="13"/>
               </w:rPr>
-              <w:t xml:space="preserve">Place  ·  </w:t>
-            </w:r>
-            <w:r>
-              <w:rPr>
-                <w:rFonts w:ascii="Calibri" w:hAnsi="Calibri" w:cs="Arial"/>
-                <w:b w:val="0"/>
-                <w:i w:val="0"/>
-                <w:color w:val="555555"/>
-                <w:sz w:val="14"/>
-                <w:szCs w:val="14"/>
-                <w:rtl/>
-              </w:rPr>
-              <w:t>المكان</w:t>
+              <w:t>Place</w:t>
             </w:r>
           </w:p>
         </w:tc>
         <w:tc>
           <w:tcPr>
-            <w:tcW w:type="dxa" w:w="3132"/>
+            <w:tcW w:type="dxa" w:w="1450"/>
           </w:tcPr>
           <w:p>
             <w:pPr>
-              <w:spacing w:after="0"/>
+              <w:spacing w:before="0" w:after="0"/>
             </w:pPr>
           </w:p>
         </w:tc>
         <w:tc>
           <w:tcPr>
-            <w:tcW w:type="dxa" w:w="1900"/>
+            <w:tcW w:type="dxa" w:w="1050"/>
             <w:shd w:val="clear" w:color="auto" w:fill="F2F2F2"/>
-            <w:vAlign w:val="center"/>
           </w:tcPr>
           <w:p>
             <w:pPr>
-              <w:spacing w:after="0"/>
+              <w:spacing w:before="0" w:after="0"/>
             </w:pPr>
             <w:r>
               <w:rPr>
                 <w:rFonts w:ascii="Calibri" w:hAnsi="Calibri" w:cs="Arial"/>
                 <w:b/>
-                <w:i w:val="0"/>
-                <w:sz w:val="19"/>
-                <w:szCs w:val="19"/>
-              </w:rPr>
-              <w:t>Saat</w:t>
-            </w:r>
-          </w:p>
-          <w:p>
-            <w:pPr>
-              <w:spacing w:after="0"/>
-            </w:pPr>
-            <w:r>
-              <w:rPr>
-                <w:rFonts w:ascii="Calibri" w:hAnsi="Calibri" w:cs="Arial"/>
-                <w:b w:val="0"/>
-                <w:i w:val="0"/>
-                <w:color w:val="555555"/>
-                <w:sz w:val="14"/>
-                <w:szCs w:val="14"/>
-              </w:rPr>
-              <w:t xml:space="preserve">Time  ·  </w:t>
-            </w:r>
-            <w:r>
-              <w:rPr>
-                <w:rFonts w:ascii="Calibri" w:hAnsi="Calibri" w:cs="Arial"/>
-                <w:b w:val="0"/>
-                <w:i w:val="0"/>
-                <w:color w:val="555555"/>
-                <w:sz w:val="14"/>
-                <w:szCs w:val="14"/>
-                <w:rtl/>
-              </w:rPr>
-              <w:t>الوقت</w:t>
-            </w:r>
-          </w:p>
-        </w:tc>
-        <w:tc>
-          <w:tcPr>
-            <w:tcW w:type="dxa" w:w="3132"/>
-          </w:tcPr>
-          <w:p>
-            <w:pPr>
-              <w:spacing w:after="0"/>
-            </w:pPr>
-          </w:p>
-        </w:tc>
-      </w:tr>
-      <w:tr>
-        <w:trPr>
-          <w:trHeight w:val="430" w:hRule="atLeast"/>
-        </w:trPr>
-        <w:tc>
-          <w:tcPr>
-            <w:tcW w:type="dxa" w:w="1900"/>
-            <w:shd w:val="clear" w:color="auto" w:fill="F2F2F2"/>
-            <w:vAlign w:val="center"/>
-          </w:tcPr>
-          <w:p>
-            <w:pPr>
-              <w:spacing w:after="0"/>
-            </w:pPr>
-            <w:r>
-              <w:rPr>
-                <w:rFonts w:ascii="Calibri" w:hAnsi="Calibri" w:cs="Arial"/>
-                <w:b/>
-                <w:i w:val="0"/>
-                <w:sz w:val="19"/>
-                <w:szCs w:val="19"/>
+                <w:sz w:val="16"/>
+                <w:szCs w:val="16"/>
               </w:rPr>
               <w:t>Başkan</w:t>
             </w:r>
           </w:p>
           <w:p>
             <w:pPr>
-              <w:spacing w:after="0"/>
+              <w:spacing w:before="0" w:after="0"/>
             </w:pPr>
             <w:r>
               <w:rPr>
                 <w:rFonts w:ascii="Calibri" w:hAnsi="Calibri" w:cs="Arial"/>
                 <w:b w:val="0"/>
-                <w:i w:val="0"/>
                 <w:color w:val="555555"/>
-                <w:sz w:val="14"/>
-                <w:szCs w:val="14"/>
+                <w:sz w:val="13"/>
+                <w:szCs w:val="13"/>
               </w:rPr>
-              <w:t xml:space="preserve">Chairperson  ·  </w:t>
-            </w:r>
-            <w:r>
-              <w:rPr>
-                <w:rFonts w:ascii="Calibri" w:hAnsi="Calibri" w:cs="Arial"/>
-                <w:b w:val="0"/>
-                <w:i w:val="0"/>
-                <w:color w:val="555555"/>
-                <w:sz w:val="14"/>
-                <w:szCs w:val="14"/>
-                <w:rtl/>
-              </w:rPr>
-              <w:t>الرئيس</w:t>
+              <w:t>Chairperson</w:t>
             </w:r>
           </w:p>
         </w:tc>
         <w:tc>
           <w:tcPr>
-            <w:tcW w:type="dxa" w:w="3132"/>
+            <w:tcW w:type="dxa" w:w="1650"/>
           </w:tcPr>
           <w:p>
             <w:pPr>
-              <w:spacing w:after="0"/>
+              <w:spacing w:before="0" w:after="0"/>
             </w:pPr>
           </w:p>
         </w:tc>
         <w:tc>
           <w:tcPr>
-            <w:tcW w:type="dxa" w:w="1900"/>
+            <w:tcW w:type="dxa" w:w="1350"/>
             <w:shd w:val="clear" w:color="auto" w:fill="F2F2F2"/>
-            <w:vAlign w:val="center"/>
           </w:tcPr>
           <w:p>
             <w:pPr>
-              <w:spacing w:after="0"/>
+              <w:spacing w:before="0" w:after="0"/>
             </w:pPr>
             <w:r>
               <w:rPr>
                 <w:rFonts w:ascii="Calibri" w:hAnsi="Calibri" w:cs="Arial"/>
                 <w:b/>
-                <w:i w:val="0"/>
-                <w:sz w:val="19"/>
-                <w:szCs w:val="19"/>
+                <w:sz w:val="16"/>
+                <w:szCs w:val="16"/>
               </w:rPr>
               <w:t>Tutanağı Tutan</w:t>
             </w:r>
           </w:p>
           <w:p>
             <w:pPr>
-              <w:spacing w:after="0"/>
+              <w:spacing w:before="0" w:after="0"/>
             </w:pPr>
             <w:r>
               <w:rPr>
                 <w:rFonts w:ascii="Calibri" w:hAnsi="Calibri" w:cs="Arial"/>
                 <w:b w:val="0"/>
-                <w:i w:val="0"/>
                 <w:color w:val="555555"/>
-                <w:sz w:val="14"/>
-                <w:szCs w:val="14"/>
+                <w:sz w:val="13"/>
+                <w:szCs w:val="13"/>
               </w:rPr>
-              <w:t xml:space="preserve">Minute Taker  ·  </w:t>
-            </w:r>
-            <w:r>
-              <w:rPr>
-                <w:rFonts w:ascii="Calibri" w:hAnsi="Calibri" w:cs="Arial"/>
-                <w:b w:val="0"/>
-                <w:i w:val="0"/>
-                <w:color w:val="555555"/>
-                <w:sz w:val="14"/>
-                <w:szCs w:val="14"/>
-                <w:rtl/>
-              </w:rPr>
-              <w:t>كاتب المحضر</w:t>
+              <w:t>Minute Taker</w:t>
             </w:r>
           </w:p>
         </w:tc>
         <w:tc>
           <w:tcPr>
-            <w:tcW w:type="dxa" w:w="3132"/>
+            <w:tcW w:type="dxa" w:w="2050"/>
           </w:tcPr>
           <w:p>
             <w:pPr>
-              <w:spacing w:after="0"/>
+              <w:spacing w:before="0" w:after="0"/>
             </w:pPr>
           </w:p>
         </w:tc>
@@ -442,1737 +314,4081 @@
     </w:tbl>
     <w:p>
       <w:pPr>
-        <w:keepNext/>
-        <w:spacing w:before="180" w:after="60" w:line="240" w:lineRule="auto"/>
-        <w:ind w:left="709"/>
+        <w:spacing w:after="0" w:before="0"/>
+        <w:spacing w:line="60" w:lineRule="exact" w:before="0" w:after="0"/>
       </w:pPr>
       <w:r>
         <w:rPr>
-          <w:rFonts w:ascii="Calibri" w:hAnsi="Calibri" w:cs="Arial"/>
-          <w:b/>
-          <w:i w:val="0"/>
-          <w:sz w:val="23"/>
-          <w:szCs w:val="23"/>
+          <w:sz w:val="4"/>
         </w:rPr>
-        <w:t>KATILIMCILAR</w:t>
-      </w:r>
-      <w:r>
-        <w:rPr>
-          <w:rFonts w:ascii="Calibri" w:hAnsi="Calibri" w:cs="Arial"/>
-          <w:b w:val="0"/>
-          <w:i w:val="0"/>
-          <w:color w:val="555555"/>
-          <w:sz w:val="19"/>
-          <w:szCs w:val="19"/>
-        </w:rPr>
-        <w:t xml:space="preserve">   ATTENDEES  ·  </w:t>
-      </w:r>
-      <w:r>
-        <w:rPr>
-          <w:rFonts w:ascii="Calibri" w:hAnsi="Calibri" w:cs="Arial"/>
-          <w:b w:val="0"/>
-          <w:i w:val="0"/>
-          <w:color w:val="555555"/>
-          <w:sz w:val="19"/>
-          <w:szCs w:val="19"/>
-          <w:rtl/>
-        </w:rPr>
-        <w:t>الحاضرون</w:t>
       </w:r>
     </w:p>
     <w:tbl>
       <w:tblPr>
-        <w:tblW w:type="auto" w:w="0"/>
+        <w:tblW w:type="dxa" w:w="15700"/>
+        <w:tblLook w:firstColumn="1" w:firstRow="1" w:lastColumn="0" w:lastRow="0" w:noHBand="0" w:noVBand="1" w:val="04A0"/>
+        <w:tblBorders>
+          <w:top w:val="nil"/>
+          <w:left w:val="nil"/>
+          <w:bottom w:val="nil"/>
+          <w:right w:val="nil"/>
+          <w:insideH w:val="nil"/>
+          <w:insideV w:val="nil"/>
+        </w:tblBorders>
         <w:tblLayout w:type="fixed"/>
-        <w:tblLook w:firstColumn="1" w:firstRow="1" w:lastColumn="0" w:lastRow="0" w:noHBand="0" w:noVBand="1" w:val="04A0"/>
-        <w:tblInd w:w="709" w:type="dxa"/>
-        <w:tblLayout w:type="fixed"/>
-        <w:tblBorders>
-          <w:top w:val="single" w:sz="6" w:space="0" w:color="000000"/>
-          <w:left w:val="single" w:sz="6" w:space="0" w:color="000000"/>
-          <w:bottom w:val="single" w:sz="6" w:space="0" w:color="000000"/>
-          <w:right w:val="single" w:sz="6" w:space="0" w:color="000000"/>
-          <w:insideH w:val="single" w:sz="6" w:space="0" w:color="000000"/>
-          <w:insideV w:val="single" w:sz="6" w:space="0" w:color="000000"/>
-        </w:tblBorders>
+        <w:tblCellMar>
+          <w:top w:w="0" w:type="dxa"/>
+          <w:left w:w="0" w:type="dxa"/>
+          <w:bottom w:w="0" w:type="dxa"/>
+          <w:right w:w="40" w:type="dxa"/>
+        </w:tblCellMar>
       </w:tblPr>
       <w:tblGrid>
-        <w:gridCol w:w="600"/>
-        <w:gridCol w:w="3500"/>
-        <w:gridCol w:w="3064"/>
-        <w:gridCol w:w="2900"/>
+        <w:gridCol w:w="5380"/>
+        <w:gridCol w:w="10320"/>
       </w:tblGrid>
       <w:tr>
-        <w:trPr>
-          <w:trHeight w:val="360" w:hRule="atLeast"/>
-        </w:trPr>
         <w:tc>
           <w:tcPr>
-            <w:tcW w:type="dxa" w:w="600"/>
-            <w:shd w:val="clear" w:color="auto" w:fill="D9D9D9"/>
-            <w:vAlign w:val="center"/>
+            <w:tcW w:type="dxa" w:w="5380"/>
+            <w:shd w:val="clear" w:color="auto" w:fill="FFFFFF"/>
           </w:tcPr>
           <w:p>
             <w:pPr>
-              <w:spacing w:after="0"/>
+              <w:spacing w:before="0" w:after="0"/>
+              <w:shd w:val="clear" w:color="auto" w:fill="1A3660"/>
             </w:pPr>
             <w:r>
               <w:rPr>
                 <w:rFonts w:ascii="Calibri" w:hAnsi="Calibri" w:cs="Arial"/>
                 <w:b/>
-                <w:i w:val="0"/>
-                <w:sz w:val="19"/>
-                <w:szCs w:val="19"/>
+                <w:color w:val="FFFFFF"/>
+                <w:sz w:val="17"/>
+                <w:szCs w:val="17"/>
               </w:rPr>
-              <w:t>No</w:t>
-            </w:r>
-          </w:p>
-          <w:p>
-            <w:pPr>
-              <w:spacing w:after="0"/>
-            </w:pPr>
-            <w:r>
-              <w:rPr>
-                <w:rFonts w:ascii="Calibri" w:hAnsi="Calibri" w:cs="Arial"/>
-                <w:b w:val="0"/>
-                <w:i w:val="0"/>
-                <w:color w:val="555555"/>
-                <w:sz w:val="14"/>
-                <w:szCs w:val="14"/>
-              </w:rPr>
-              <w:t xml:space="preserve">No  ·  </w:t>
+              <w:t>KATILIMCILAR</w:t>
             </w:r>
             <w:r>
               <w:rPr>
                 <w:rFonts w:ascii="Calibri" w:hAnsi="Calibri" w:cs="Arial"/>
                 <w:b w:val="0"/>
-                <w:i w:val="0"/>
-                <w:color w:val="555555"/>
+                <w:color w:val="FFFFFF"/>
                 <w:sz w:val="14"/>
                 <w:szCs w:val="14"/>
-                <w:rtl/>
               </w:rPr>
-              <w:t>م</w:t>
+              <w:t xml:space="preserve">  ATTENDEES</w:t>
             </w:r>
+          </w:p>
+          <w:tbl>
+            <w:tblPr>
+              <w:tblW w:type="dxa" w:w="5340"/>
+              <w:tblLook w:firstColumn="1" w:firstRow="1" w:lastColumn="0" w:lastRow="0" w:noHBand="0" w:noVBand="1" w:val="04A0"/>
+              <w:tblBorders>
+                <w:top w:val="single" w:sz="4" w:space="0" w:color="94A3B8"/>
+                <w:left w:val="single" w:sz="4" w:space="0" w:color="94A3B8"/>
+                <w:bottom w:val="single" w:sz="4" w:space="0" w:color="94A3B8"/>
+                <w:right w:val="single" w:sz="4" w:space="0" w:color="94A3B8"/>
+                <w:insideH w:val="single" w:sz="4" w:space="0" w:color="94A3B8"/>
+                <w:insideV w:val="single" w:sz="4" w:space="0" w:color="94A3B8"/>
+              </w:tblBorders>
+              <w:tblLayout w:type="fixed"/>
+              <w:tblCellMar>
+                <w:top w:w="8" w:type="dxa"/>
+                <w:left w:w="60" w:type="dxa"/>
+                <w:bottom w:w="8" w:type="dxa"/>
+                <w:right w:w="60" w:type="dxa"/>
+              </w:tblCellMar>
+            </w:tblPr>
+            <w:tblGrid>
+              <w:gridCol w:w="380"/>
+              <w:gridCol w:w="2100"/>
+              <w:gridCol w:w="620"/>
+              <w:gridCol w:w="620"/>
+              <w:gridCol w:w="620"/>
+              <w:gridCol w:w="1000"/>
+            </w:tblGrid>
+            <w:tr>
+              <w:trPr>
+                <w:trHeight w:val="330" w:hRule="atLeast"/>
+              </w:trPr>
+              <w:tc>
+                <w:tcPr>
+                  <w:tcW w:type="dxa" w:w="380"/>
+                  <w:shd w:val="clear" w:color="auto" w:fill="EEF2F7"/>
+                </w:tcPr>
+                <w:p>
+                  <w:pPr>
+                    <w:spacing w:before="0" w:after="0"/>
+                    <w:jc w:val="center"/>
+                  </w:pPr>
+                  <w:r>
+                    <w:rPr>
+                      <w:rFonts w:ascii="Calibri" w:hAnsi="Calibri" w:cs="Arial"/>
+                      <w:b/>
+                      <w:sz w:val="13"/>
+                      <w:szCs w:val="13"/>
+                    </w:rPr>
+                    <w:t>No</w:t>
+                  </w:r>
+                </w:p>
+              </w:tc>
+              <w:tc>
+                <w:tcPr>
+                  <w:tcW w:type="dxa" w:w="2100"/>
+                  <w:shd w:val="clear" w:color="auto" w:fill="EEF2F7"/>
+                </w:tcPr>
+                <w:p>
+                  <w:pPr>
+                    <w:spacing w:before="0" w:after="0"/>
+                  </w:pPr>
+                  <w:r>
+                    <w:rPr>
+                      <w:rFonts w:ascii="Calibri" w:hAnsi="Calibri" w:cs="Arial"/>
+                      <w:b/>
+                      <w:sz w:val="13"/>
+                      <w:szCs w:val="13"/>
+                    </w:rPr>
+                    <w:t>Ad Soyad · Bölüm</w:t>
+                  </w:r>
+                </w:p>
+                <w:p>
+                  <w:pPr>
+                    <w:spacing w:before="0" w:after="0"/>
+                  </w:pPr>
+                  <w:r>
+                    <w:rPr>
+                      <w:rFonts w:ascii="Calibri" w:hAnsi="Calibri" w:cs="Arial"/>
+                      <w:b w:val="0"/>
+                      <w:color w:val="555555"/>
+                      <w:sz w:val="11"/>
+                      <w:szCs w:val="11"/>
+                    </w:rPr>
+                    <w:t>Name · Dept.</w:t>
+                  </w:r>
+                </w:p>
+              </w:tc>
+              <w:tc>
+                <w:tcPr>
+                  <w:tcW w:type="dxa" w:w="620"/>
+                  <w:shd w:val="clear" w:color="auto" w:fill="EEF2F7"/>
+                </w:tcPr>
+                <w:p>
+                  <w:pPr>
+                    <w:spacing w:before="0" w:after="0"/>
+                    <w:jc w:val="center"/>
+                  </w:pPr>
+                  <w:r>
+                    <w:rPr>
+                      <w:rFonts w:ascii="Calibri" w:hAnsi="Calibri" w:cs="Arial"/>
+                      <w:b/>
+                      <w:sz w:val="13"/>
+                      <w:szCs w:val="13"/>
+                    </w:rPr>
+                    <w:t>Katıldı</w:t>
+                  </w:r>
+                </w:p>
+                <w:p>
+                  <w:pPr>
+                    <w:spacing w:before="0" w:after="0"/>
+                    <w:jc w:val="center"/>
+                  </w:pPr>
+                  <w:r>
+                    <w:rPr>
+                      <w:rFonts w:ascii="Calibri" w:hAnsi="Calibri" w:cs="Arial"/>
+                      <w:b w:val="0"/>
+                      <w:color w:val="555555"/>
+                      <w:sz w:val="11"/>
+                      <w:szCs w:val="11"/>
+                    </w:rPr>
+                    <w:t>Present</w:t>
+                  </w:r>
+                </w:p>
+              </w:tc>
+              <w:tc>
+                <w:tcPr>
+                  <w:tcW w:type="dxa" w:w="620"/>
+                  <w:shd w:val="clear" w:color="auto" w:fill="EEF2F7"/>
+                </w:tcPr>
+                <w:p>
+                  <w:pPr>
+                    <w:spacing w:before="0" w:after="0"/>
+                    <w:jc w:val="center"/>
+                  </w:pPr>
+                  <w:r>
+                    <w:rPr>
+                      <w:rFonts w:ascii="Calibri" w:hAnsi="Calibri" w:cs="Arial"/>
+                      <w:b/>
+                      <w:sz w:val="13"/>
+                      <w:szCs w:val="13"/>
+                    </w:rPr>
+                    <w:t>Mazeretli</w:t>
+                  </w:r>
+                </w:p>
+                <w:p>
+                  <w:pPr>
+                    <w:spacing w:before="0" w:after="0"/>
+                    <w:jc w:val="center"/>
+                  </w:pPr>
+                  <w:r>
+                    <w:rPr>
+                      <w:rFonts w:ascii="Calibri" w:hAnsi="Calibri" w:cs="Arial"/>
+                      <w:b w:val="0"/>
+                      <w:color w:val="555555"/>
+                      <w:sz w:val="11"/>
+                      <w:szCs w:val="11"/>
+                    </w:rPr>
+                    <w:t>Excused</w:t>
+                  </w:r>
+                </w:p>
+              </w:tc>
+              <w:tc>
+                <w:tcPr>
+                  <w:tcW w:type="dxa" w:w="620"/>
+                  <w:shd w:val="clear" w:color="auto" w:fill="EEF2F7"/>
+                </w:tcPr>
+                <w:p>
+                  <w:pPr>
+                    <w:spacing w:before="0" w:after="0"/>
+                    <w:jc w:val="center"/>
+                  </w:pPr>
+                  <w:r>
+                    <w:rPr>
+                      <w:rFonts w:ascii="Calibri" w:hAnsi="Calibri" w:cs="Arial"/>
+                      <w:b/>
+                      <w:sz w:val="13"/>
+                      <w:szCs w:val="13"/>
+                    </w:rPr>
+                    <w:t>Katılmadı</w:t>
+                  </w:r>
+                </w:p>
+                <w:p>
+                  <w:pPr>
+                    <w:spacing w:before="0" w:after="0"/>
+                    <w:jc w:val="center"/>
+                  </w:pPr>
+                  <w:r>
+                    <w:rPr>
+                      <w:rFonts w:ascii="Calibri" w:hAnsi="Calibri" w:cs="Arial"/>
+                      <w:b w:val="0"/>
+                      <w:color w:val="555555"/>
+                      <w:sz w:val="11"/>
+                      <w:szCs w:val="11"/>
+                    </w:rPr>
+                    <w:t>Absent</w:t>
+                  </w:r>
+                </w:p>
+              </w:tc>
+              <w:tc>
+                <w:tcPr>
+                  <w:tcW w:type="dxa" w:w="1000"/>
+                  <w:shd w:val="clear" w:color="auto" w:fill="EEF2F7"/>
+                </w:tcPr>
+                <w:p>
+                  <w:pPr>
+                    <w:spacing w:before="0" w:after="0"/>
+                  </w:pPr>
+                  <w:r>
+                    <w:rPr>
+                      <w:rFonts w:ascii="Calibri" w:hAnsi="Calibri" w:cs="Arial"/>
+                      <w:b/>
+                      <w:sz w:val="13"/>
+                      <w:szCs w:val="13"/>
+                    </w:rPr>
+                    <w:t>İmza</w:t>
+                  </w:r>
+                </w:p>
+                <w:p>
+                  <w:pPr>
+                    <w:spacing w:before="0" w:after="0"/>
+                  </w:pPr>
+                  <w:r>
+                    <w:rPr>
+                      <w:rFonts w:ascii="Calibri" w:hAnsi="Calibri" w:cs="Arial"/>
+                      <w:b w:val="0"/>
+                      <w:color w:val="555555"/>
+                      <w:sz w:val="11"/>
+                      <w:szCs w:val="11"/>
+                    </w:rPr>
+                    <w:t>Signature</w:t>
+                  </w:r>
+                </w:p>
+              </w:tc>
+            </w:tr>
+            <w:tr>
+              <w:trPr>
+                <w:trHeight w:val="520" w:hRule="atLeast"/>
+              </w:trPr>
+              <w:tc>
+                <w:tcPr>
+                  <w:tcW w:type="dxa" w:w="380"/>
+                </w:tcPr>
+                <w:p>
+                  <w:pPr>
+                    <w:spacing w:before="0" w:after="0"/>
+                    <w:jc w:val="center"/>
+                  </w:pPr>
+                  <w:r>
+                    <w:rPr>
+                      <w:rFonts w:ascii="Calibri" w:hAnsi="Calibri" w:cs="Arial"/>
+                      <w:b w:val="0"/>
+                      <w:sz w:val="16"/>
+                      <w:szCs w:val="16"/>
+                    </w:rPr>
+                    <w:t>1</w:t>
+                  </w:r>
+                </w:p>
+              </w:tc>
+              <w:tc>
+                <w:tcPr>
+                  <w:tcW w:type="dxa" w:w="2100"/>
+                </w:tcPr>
+                <w:p>
+                  <w:pPr>
+                    <w:spacing w:before="0" w:after="0"/>
+                  </w:pPr>
+                </w:p>
+              </w:tc>
+              <w:tc>
+                <w:tcPr>
+                  <w:tcW w:type="dxa" w:w="620"/>
+                </w:tcPr>
+                <w:p>
+                  <w:pPr>
+                    <w:spacing w:before="0" w:after="0"/>
+                    <w:jc w:val="center"/>
+                  </w:pPr>
+                  <w:r>
+                    <w:rPr>
+                      <w:rFonts w:ascii="Calibri" w:hAnsi="Calibri" w:cs="Arial"/>
+                      <w:b w:val="0"/>
+                      <w:sz w:val="22"/>
+                      <w:szCs w:val="22"/>
+                    </w:rPr>
+                    <w:t>☐</w:t>
+                  </w:r>
+                </w:p>
+              </w:tc>
+              <w:tc>
+                <w:tcPr>
+                  <w:tcW w:type="dxa" w:w="620"/>
+                </w:tcPr>
+                <w:p>
+                  <w:pPr>
+                    <w:spacing w:before="0" w:after="0"/>
+                    <w:jc w:val="center"/>
+                  </w:pPr>
+                  <w:r>
+                    <w:rPr>
+                      <w:rFonts w:ascii="Calibri" w:hAnsi="Calibri" w:cs="Arial"/>
+                      <w:b w:val="0"/>
+                      <w:sz w:val="22"/>
+                      <w:szCs w:val="22"/>
+                    </w:rPr>
+                    <w:t>☐</w:t>
+                  </w:r>
+                </w:p>
+              </w:tc>
+              <w:tc>
+                <w:tcPr>
+                  <w:tcW w:type="dxa" w:w="620"/>
+                </w:tcPr>
+                <w:p>
+                  <w:pPr>
+                    <w:spacing w:before="0" w:after="0"/>
+                    <w:jc w:val="center"/>
+                  </w:pPr>
+                  <w:r>
+                    <w:rPr>
+                      <w:rFonts w:ascii="Calibri" w:hAnsi="Calibri" w:cs="Arial"/>
+                      <w:b w:val="0"/>
+                      <w:sz w:val="22"/>
+                      <w:szCs w:val="22"/>
+                    </w:rPr>
+                    <w:t>☐</w:t>
+                  </w:r>
+                </w:p>
+              </w:tc>
+              <w:tc>
+                <w:tcPr>
+                  <w:tcW w:type="dxa" w:w="1000"/>
+                </w:tcPr>
+                <w:p>
+                  <w:pPr>
+                    <w:spacing w:before="0" w:after="0"/>
+                  </w:pPr>
+                </w:p>
+              </w:tc>
+            </w:tr>
+            <w:tr>
+              <w:trPr>
+                <w:trHeight w:val="520" w:hRule="atLeast"/>
+              </w:trPr>
+              <w:tc>
+                <w:tcPr>
+                  <w:tcW w:type="dxa" w:w="380"/>
+                </w:tcPr>
+                <w:p>
+                  <w:pPr>
+                    <w:spacing w:before="0" w:after="0"/>
+                    <w:jc w:val="center"/>
+                  </w:pPr>
+                  <w:r>
+                    <w:rPr>
+                      <w:rFonts w:ascii="Calibri" w:hAnsi="Calibri" w:cs="Arial"/>
+                      <w:b w:val="0"/>
+                      <w:sz w:val="16"/>
+                      <w:szCs w:val="16"/>
+                    </w:rPr>
+                    <w:t>2</w:t>
+                  </w:r>
+                </w:p>
+              </w:tc>
+              <w:tc>
+                <w:tcPr>
+                  <w:tcW w:type="dxa" w:w="2100"/>
+                </w:tcPr>
+                <w:p>
+                  <w:pPr>
+                    <w:spacing w:before="0" w:after="0"/>
+                  </w:pPr>
+                </w:p>
+              </w:tc>
+              <w:tc>
+                <w:tcPr>
+                  <w:tcW w:type="dxa" w:w="620"/>
+                </w:tcPr>
+                <w:p>
+                  <w:pPr>
+                    <w:spacing w:before="0" w:after="0"/>
+                    <w:jc w:val="center"/>
+                  </w:pPr>
+                  <w:r>
+                    <w:rPr>
+                      <w:rFonts w:ascii="Calibri" w:hAnsi="Calibri" w:cs="Arial"/>
+                      <w:b w:val="0"/>
+                      <w:sz w:val="22"/>
+                      <w:szCs w:val="22"/>
+                    </w:rPr>
+                    <w:t>☐</w:t>
+                  </w:r>
+                </w:p>
+              </w:tc>
+              <w:tc>
+                <w:tcPr>
+                  <w:tcW w:type="dxa" w:w="620"/>
+                </w:tcPr>
+                <w:p>
+                  <w:pPr>
+                    <w:spacing w:before="0" w:after="0"/>
+                    <w:jc w:val="center"/>
+                  </w:pPr>
+                  <w:r>
+                    <w:rPr>
+                      <w:rFonts w:ascii="Calibri" w:hAnsi="Calibri" w:cs="Arial"/>
+                      <w:b w:val="0"/>
+                      <w:sz w:val="22"/>
+                      <w:szCs w:val="22"/>
+                    </w:rPr>
+                    <w:t>☐</w:t>
+                  </w:r>
+                </w:p>
+              </w:tc>
+              <w:tc>
+                <w:tcPr>
+                  <w:tcW w:type="dxa" w:w="620"/>
+                </w:tcPr>
+                <w:p>
+                  <w:pPr>
+                    <w:spacing w:before="0" w:after="0"/>
+                    <w:jc w:val="center"/>
+                  </w:pPr>
+                  <w:r>
+                    <w:rPr>
+                      <w:rFonts w:ascii="Calibri" w:hAnsi="Calibri" w:cs="Arial"/>
+                      <w:b w:val="0"/>
+                      <w:sz w:val="22"/>
+                      <w:szCs w:val="22"/>
+                    </w:rPr>
+                    <w:t>☐</w:t>
+                  </w:r>
+                </w:p>
+              </w:tc>
+              <w:tc>
+                <w:tcPr>
+                  <w:tcW w:type="dxa" w:w="1000"/>
+                </w:tcPr>
+                <w:p>
+                  <w:pPr>
+                    <w:spacing w:before="0" w:after="0"/>
+                  </w:pPr>
+                </w:p>
+              </w:tc>
+            </w:tr>
+            <w:tr>
+              <w:trPr>
+                <w:trHeight w:val="520" w:hRule="atLeast"/>
+              </w:trPr>
+              <w:tc>
+                <w:tcPr>
+                  <w:tcW w:type="dxa" w:w="380"/>
+                </w:tcPr>
+                <w:p>
+                  <w:pPr>
+                    <w:spacing w:before="0" w:after="0"/>
+                    <w:jc w:val="center"/>
+                  </w:pPr>
+                  <w:r>
+                    <w:rPr>
+                      <w:rFonts w:ascii="Calibri" w:hAnsi="Calibri" w:cs="Arial"/>
+                      <w:b w:val="0"/>
+                      <w:sz w:val="16"/>
+                      <w:szCs w:val="16"/>
+                    </w:rPr>
+                    <w:t>3</w:t>
+                  </w:r>
+                </w:p>
+              </w:tc>
+              <w:tc>
+                <w:tcPr>
+                  <w:tcW w:type="dxa" w:w="2100"/>
+                </w:tcPr>
+                <w:p>
+                  <w:pPr>
+                    <w:spacing w:before="0" w:after="0"/>
+                  </w:pPr>
+                </w:p>
+              </w:tc>
+              <w:tc>
+                <w:tcPr>
+                  <w:tcW w:type="dxa" w:w="620"/>
+                </w:tcPr>
+                <w:p>
+                  <w:pPr>
+                    <w:spacing w:before="0" w:after="0"/>
+                    <w:jc w:val="center"/>
+                  </w:pPr>
+                  <w:r>
+                    <w:rPr>
+                      <w:rFonts w:ascii="Calibri" w:hAnsi="Calibri" w:cs="Arial"/>
+                      <w:b w:val="0"/>
+                      <w:sz w:val="22"/>
+                      <w:szCs w:val="22"/>
+                    </w:rPr>
+                    <w:t>☐</w:t>
+                  </w:r>
+                </w:p>
+              </w:tc>
+              <w:tc>
+                <w:tcPr>
+                  <w:tcW w:type="dxa" w:w="620"/>
+                </w:tcPr>
+                <w:p>
+                  <w:pPr>
+                    <w:spacing w:before="0" w:after="0"/>
+                    <w:jc w:val="center"/>
+                  </w:pPr>
+                  <w:r>
+                    <w:rPr>
+                      <w:rFonts w:ascii="Calibri" w:hAnsi="Calibri" w:cs="Arial"/>
+                      <w:b w:val="0"/>
+                      <w:sz w:val="22"/>
+                      <w:szCs w:val="22"/>
+                    </w:rPr>
+                    <w:t>☐</w:t>
+                  </w:r>
+                </w:p>
+              </w:tc>
+              <w:tc>
+                <w:tcPr>
+                  <w:tcW w:type="dxa" w:w="620"/>
+                </w:tcPr>
+                <w:p>
+                  <w:pPr>
+                    <w:spacing w:before="0" w:after="0"/>
+                    <w:jc w:val="center"/>
+                  </w:pPr>
+                  <w:r>
+                    <w:rPr>
+                      <w:rFonts w:ascii="Calibri" w:hAnsi="Calibri" w:cs="Arial"/>
+                      <w:b w:val="0"/>
+                      <w:sz w:val="22"/>
+                      <w:szCs w:val="22"/>
+                    </w:rPr>
+                    <w:t>☐</w:t>
+                  </w:r>
+                </w:p>
+              </w:tc>
+              <w:tc>
+                <w:tcPr>
+                  <w:tcW w:type="dxa" w:w="1000"/>
+                </w:tcPr>
+                <w:p>
+                  <w:pPr>
+                    <w:spacing w:before="0" w:after="0"/>
+                  </w:pPr>
+                </w:p>
+              </w:tc>
+            </w:tr>
+            <w:tr>
+              <w:trPr>
+                <w:trHeight w:val="520" w:hRule="atLeast"/>
+              </w:trPr>
+              <w:tc>
+                <w:tcPr>
+                  <w:tcW w:type="dxa" w:w="380"/>
+                </w:tcPr>
+                <w:p>
+                  <w:pPr>
+                    <w:spacing w:before="0" w:after="0"/>
+                    <w:jc w:val="center"/>
+                  </w:pPr>
+                  <w:r>
+                    <w:rPr>
+                      <w:rFonts w:ascii="Calibri" w:hAnsi="Calibri" w:cs="Arial"/>
+                      <w:b w:val="0"/>
+                      <w:sz w:val="16"/>
+                      <w:szCs w:val="16"/>
+                    </w:rPr>
+                    <w:t>4</w:t>
+                  </w:r>
+                </w:p>
+              </w:tc>
+              <w:tc>
+                <w:tcPr>
+                  <w:tcW w:type="dxa" w:w="2100"/>
+                </w:tcPr>
+                <w:p>
+                  <w:pPr>
+                    <w:spacing w:before="0" w:after="0"/>
+                  </w:pPr>
+                </w:p>
+              </w:tc>
+              <w:tc>
+                <w:tcPr>
+                  <w:tcW w:type="dxa" w:w="620"/>
+                </w:tcPr>
+                <w:p>
+                  <w:pPr>
+                    <w:spacing w:before="0" w:after="0"/>
+                    <w:jc w:val="center"/>
+                  </w:pPr>
+                  <w:r>
+                    <w:rPr>
+                      <w:rFonts w:ascii="Calibri" w:hAnsi="Calibri" w:cs="Arial"/>
+                      <w:b w:val="0"/>
+                      <w:sz w:val="22"/>
+                      <w:szCs w:val="22"/>
+                    </w:rPr>
+                    <w:t>☐</w:t>
+                  </w:r>
+                </w:p>
+              </w:tc>
+              <w:tc>
+                <w:tcPr>
+                  <w:tcW w:type="dxa" w:w="620"/>
+                </w:tcPr>
+                <w:p>
+                  <w:pPr>
+                    <w:spacing w:before="0" w:after="0"/>
+                    <w:jc w:val="center"/>
+                  </w:pPr>
+                  <w:r>
+                    <w:rPr>
+                      <w:rFonts w:ascii="Calibri" w:hAnsi="Calibri" w:cs="Arial"/>
+                      <w:b w:val="0"/>
+                      <w:sz w:val="22"/>
+                      <w:szCs w:val="22"/>
+                    </w:rPr>
+                    <w:t>☐</w:t>
+                  </w:r>
+                </w:p>
+              </w:tc>
+              <w:tc>
+                <w:tcPr>
+                  <w:tcW w:type="dxa" w:w="620"/>
+                </w:tcPr>
+                <w:p>
+                  <w:pPr>
+                    <w:spacing w:before="0" w:after="0"/>
+                    <w:jc w:val="center"/>
+                  </w:pPr>
+                  <w:r>
+                    <w:rPr>
+                      <w:rFonts w:ascii="Calibri" w:hAnsi="Calibri" w:cs="Arial"/>
+                      <w:b w:val="0"/>
+                      <w:sz w:val="22"/>
+                      <w:szCs w:val="22"/>
+                    </w:rPr>
+                    <w:t>☐</w:t>
+                  </w:r>
+                </w:p>
+              </w:tc>
+              <w:tc>
+                <w:tcPr>
+                  <w:tcW w:type="dxa" w:w="1000"/>
+                </w:tcPr>
+                <w:p>
+                  <w:pPr>
+                    <w:spacing w:before="0" w:after="0"/>
+                  </w:pPr>
+                </w:p>
+              </w:tc>
+            </w:tr>
+            <w:tr>
+              <w:trPr>
+                <w:trHeight w:val="520" w:hRule="atLeast"/>
+              </w:trPr>
+              <w:tc>
+                <w:tcPr>
+                  <w:tcW w:type="dxa" w:w="380"/>
+                </w:tcPr>
+                <w:p>
+                  <w:pPr>
+                    <w:spacing w:before="0" w:after="0"/>
+                    <w:jc w:val="center"/>
+                  </w:pPr>
+                  <w:r>
+                    <w:rPr>
+                      <w:rFonts w:ascii="Calibri" w:hAnsi="Calibri" w:cs="Arial"/>
+                      <w:b w:val="0"/>
+                      <w:sz w:val="16"/>
+                      <w:szCs w:val="16"/>
+                    </w:rPr>
+                    <w:t>5</w:t>
+                  </w:r>
+                </w:p>
+              </w:tc>
+              <w:tc>
+                <w:tcPr>
+                  <w:tcW w:type="dxa" w:w="2100"/>
+                </w:tcPr>
+                <w:p>
+                  <w:pPr>
+                    <w:spacing w:before="0" w:after="0"/>
+                  </w:pPr>
+                </w:p>
+              </w:tc>
+              <w:tc>
+                <w:tcPr>
+                  <w:tcW w:type="dxa" w:w="620"/>
+                </w:tcPr>
+                <w:p>
+                  <w:pPr>
+                    <w:spacing w:before="0" w:after="0"/>
+                    <w:jc w:val="center"/>
+                  </w:pPr>
+                  <w:r>
+                    <w:rPr>
+                      <w:rFonts w:ascii="Calibri" w:hAnsi="Calibri" w:cs="Arial"/>
+                      <w:b w:val="0"/>
+                      <w:sz w:val="22"/>
+                      <w:szCs w:val="22"/>
+                    </w:rPr>
+                    <w:t>☐</w:t>
+                  </w:r>
+                </w:p>
+              </w:tc>
+              <w:tc>
+                <w:tcPr>
+                  <w:tcW w:type="dxa" w:w="620"/>
+                </w:tcPr>
+                <w:p>
+                  <w:pPr>
+                    <w:spacing w:before="0" w:after="0"/>
+                    <w:jc w:val="center"/>
+                  </w:pPr>
+                  <w:r>
+                    <w:rPr>
+                      <w:rFonts w:ascii="Calibri" w:hAnsi="Calibri" w:cs="Arial"/>
+                      <w:b w:val="0"/>
+                      <w:sz w:val="22"/>
+                      <w:szCs w:val="22"/>
+                    </w:rPr>
+                    <w:t>☐</w:t>
+                  </w:r>
+                </w:p>
+              </w:tc>
+              <w:tc>
+                <w:tcPr>
+                  <w:tcW w:type="dxa" w:w="620"/>
+                </w:tcPr>
+                <w:p>
+                  <w:pPr>
+                    <w:spacing w:before="0" w:after="0"/>
+                    <w:jc w:val="center"/>
+                  </w:pPr>
+                  <w:r>
+                    <w:rPr>
+                      <w:rFonts w:ascii="Calibri" w:hAnsi="Calibri" w:cs="Arial"/>
+                      <w:b w:val="0"/>
+                      <w:sz w:val="22"/>
+                      <w:szCs w:val="22"/>
+                    </w:rPr>
+                    <w:t>☐</w:t>
+                  </w:r>
+                </w:p>
+              </w:tc>
+              <w:tc>
+                <w:tcPr>
+                  <w:tcW w:type="dxa" w:w="1000"/>
+                </w:tcPr>
+                <w:p>
+                  <w:pPr>
+                    <w:spacing w:before="0" w:after="0"/>
+                  </w:pPr>
+                </w:p>
+              </w:tc>
+            </w:tr>
+            <w:tr>
+              <w:trPr>
+                <w:trHeight w:val="520" w:hRule="atLeast"/>
+              </w:trPr>
+              <w:tc>
+                <w:tcPr>
+                  <w:tcW w:type="dxa" w:w="380"/>
+                </w:tcPr>
+                <w:p>
+                  <w:pPr>
+                    <w:spacing w:before="0" w:after="0"/>
+                    <w:jc w:val="center"/>
+                  </w:pPr>
+                  <w:r>
+                    <w:rPr>
+                      <w:rFonts w:ascii="Calibri" w:hAnsi="Calibri" w:cs="Arial"/>
+                      <w:b w:val="0"/>
+                      <w:sz w:val="16"/>
+                      <w:szCs w:val="16"/>
+                    </w:rPr>
+                    <w:t>6</w:t>
+                  </w:r>
+                </w:p>
+              </w:tc>
+              <w:tc>
+                <w:tcPr>
+                  <w:tcW w:type="dxa" w:w="2100"/>
+                </w:tcPr>
+                <w:p>
+                  <w:pPr>
+                    <w:spacing w:before="0" w:after="0"/>
+                  </w:pPr>
+                </w:p>
+              </w:tc>
+              <w:tc>
+                <w:tcPr>
+                  <w:tcW w:type="dxa" w:w="620"/>
+                </w:tcPr>
+                <w:p>
+                  <w:pPr>
+                    <w:spacing w:before="0" w:after="0"/>
+                    <w:jc w:val="center"/>
+                  </w:pPr>
+                  <w:r>
+                    <w:rPr>
+                      <w:rFonts w:ascii="Calibri" w:hAnsi="Calibri" w:cs="Arial"/>
+                      <w:b w:val="0"/>
+                      <w:sz w:val="22"/>
+                      <w:szCs w:val="22"/>
+                    </w:rPr>
+                    <w:t>☐</w:t>
+                  </w:r>
+                </w:p>
+              </w:tc>
+              <w:tc>
+                <w:tcPr>
+                  <w:tcW w:type="dxa" w:w="620"/>
+                </w:tcPr>
+                <w:p>
+                  <w:pPr>
+                    <w:spacing w:before="0" w:after="0"/>
+                    <w:jc w:val="center"/>
+                  </w:pPr>
+                  <w:r>
+                    <w:rPr>
+                      <w:rFonts w:ascii="Calibri" w:hAnsi="Calibri" w:cs="Arial"/>
+                      <w:b w:val="0"/>
+                      <w:sz w:val="22"/>
+                      <w:szCs w:val="22"/>
+                    </w:rPr>
+                    <w:t>☐</w:t>
+                  </w:r>
+                </w:p>
+              </w:tc>
+              <w:tc>
+                <w:tcPr>
+                  <w:tcW w:type="dxa" w:w="620"/>
+                </w:tcPr>
+                <w:p>
+                  <w:pPr>
+                    <w:spacing w:before="0" w:after="0"/>
+                    <w:jc w:val="center"/>
+                  </w:pPr>
+                  <w:r>
+                    <w:rPr>
+                      <w:rFonts w:ascii="Calibri" w:hAnsi="Calibri" w:cs="Arial"/>
+                      <w:b w:val="0"/>
+                      <w:sz w:val="22"/>
+                      <w:szCs w:val="22"/>
+                    </w:rPr>
+                    <w:t>☐</w:t>
+                  </w:r>
+                </w:p>
+              </w:tc>
+              <w:tc>
+                <w:tcPr>
+                  <w:tcW w:type="dxa" w:w="1000"/>
+                </w:tcPr>
+                <w:p>
+                  <w:pPr>
+                    <w:spacing w:before="0" w:after="0"/>
+                  </w:pPr>
+                </w:p>
+              </w:tc>
+            </w:tr>
+            <w:tr>
+              <w:trPr>
+                <w:trHeight w:val="520" w:hRule="atLeast"/>
+              </w:trPr>
+              <w:tc>
+                <w:tcPr>
+                  <w:tcW w:type="dxa" w:w="380"/>
+                </w:tcPr>
+                <w:p>
+                  <w:pPr>
+                    <w:spacing w:before="0" w:after="0"/>
+                    <w:jc w:val="center"/>
+                  </w:pPr>
+                  <w:r>
+                    <w:rPr>
+                      <w:rFonts w:ascii="Calibri" w:hAnsi="Calibri" w:cs="Arial"/>
+                      <w:b w:val="0"/>
+                      <w:sz w:val="16"/>
+                      <w:szCs w:val="16"/>
+                    </w:rPr>
+                    <w:t>7</w:t>
+                  </w:r>
+                </w:p>
+              </w:tc>
+              <w:tc>
+                <w:tcPr>
+                  <w:tcW w:type="dxa" w:w="2100"/>
+                </w:tcPr>
+                <w:p>
+                  <w:pPr>
+                    <w:spacing w:before="0" w:after="0"/>
+                  </w:pPr>
+                </w:p>
+              </w:tc>
+              <w:tc>
+                <w:tcPr>
+                  <w:tcW w:type="dxa" w:w="620"/>
+                </w:tcPr>
+                <w:p>
+                  <w:pPr>
+                    <w:spacing w:before="0" w:after="0"/>
+                    <w:jc w:val="center"/>
+                  </w:pPr>
+                  <w:r>
+                    <w:rPr>
+                      <w:rFonts w:ascii="Calibri" w:hAnsi="Calibri" w:cs="Arial"/>
+                      <w:b w:val="0"/>
+                      <w:sz w:val="22"/>
+                      <w:szCs w:val="22"/>
+                    </w:rPr>
+                    <w:t>☐</w:t>
+                  </w:r>
+                </w:p>
+              </w:tc>
+              <w:tc>
+                <w:tcPr>
+                  <w:tcW w:type="dxa" w:w="620"/>
+                </w:tcPr>
+                <w:p>
+                  <w:pPr>
+                    <w:spacing w:before="0" w:after="0"/>
+                    <w:jc w:val="center"/>
+                  </w:pPr>
+                  <w:r>
+                    <w:rPr>
+                      <w:rFonts w:ascii="Calibri" w:hAnsi="Calibri" w:cs="Arial"/>
+                      <w:b w:val="0"/>
+                      <w:sz w:val="22"/>
+                      <w:szCs w:val="22"/>
+                    </w:rPr>
+                    <w:t>☐</w:t>
+                  </w:r>
+                </w:p>
+              </w:tc>
+              <w:tc>
+                <w:tcPr>
+                  <w:tcW w:type="dxa" w:w="620"/>
+                </w:tcPr>
+                <w:p>
+                  <w:pPr>
+                    <w:spacing w:before="0" w:after="0"/>
+                    <w:jc w:val="center"/>
+                  </w:pPr>
+                  <w:r>
+                    <w:rPr>
+                      <w:rFonts w:ascii="Calibri" w:hAnsi="Calibri" w:cs="Arial"/>
+                      <w:b w:val="0"/>
+                      <w:sz w:val="22"/>
+                      <w:szCs w:val="22"/>
+                    </w:rPr>
+                    <w:t>☐</w:t>
+                  </w:r>
+                </w:p>
+              </w:tc>
+              <w:tc>
+                <w:tcPr>
+                  <w:tcW w:type="dxa" w:w="1000"/>
+                </w:tcPr>
+                <w:p>
+                  <w:pPr>
+                    <w:spacing w:before="0" w:after="0"/>
+                  </w:pPr>
+                </w:p>
+              </w:tc>
+            </w:tr>
+            <w:tr>
+              <w:trPr>
+                <w:trHeight w:val="520" w:hRule="atLeast"/>
+              </w:trPr>
+              <w:tc>
+                <w:tcPr>
+                  <w:tcW w:type="dxa" w:w="380"/>
+                </w:tcPr>
+                <w:p>
+                  <w:pPr>
+                    <w:spacing w:before="0" w:after="0"/>
+                    <w:jc w:val="center"/>
+                  </w:pPr>
+                  <w:r>
+                    <w:rPr>
+                      <w:rFonts w:ascii="Calibri" w:hAnsi="Calibri" w:cs="Arial"/>
+                      <w:b w:val="0"/>
+                      <w:sz w:val="16"/>
+                      <w:szCs w:val="16"/>
+                    </w:rPr>
+                    <w:t>8</w:t>
+                  </w:r>
+                </w:p>
+              </w:tc>
+              <w:tc>
+                <w:tcPr>
+                  <w:tcW w:type="dxa" w:w="2100"/>
+                </w:tcPr>
+                <w:p>
+                  <w:pPr>
+                    <w:spacing w:before="0" w:after="0"/>
+                  </w:pPr>
+                </w:p>
+              </w:tc>
+              <w:tc>
+                <w:tcPr>
+                  <w:tcW w:type="dxa" w:w="620"/>
+                </w:tcPr>
+                <w:p>
+                  <w:pPr>
+                    <w:spacing w:before="0" w:after="0"/>
+                    <w:jc w:val="center"/>
+                  </w:pPr>
+                  <w:r>
+                    <w:rPr>
+                      <w:rFonts w:ascii="Calibri" w:hAnsi="Calibri" w:cs="Arial"/>
+                      <w:b w:val="0"/>
+                      <w:sz w:val="22"/>
+                      <w:szCs w:val="22"/>
+                    </w:rPr>
+                    <w:t>☐</w:t>
+                  </w:r>
+                </w:p>
+              </w:tc>
+              <w:tc>
+                <w:tcPr>
+                  <w:tcW w:type="dxa" w:w="620"/>
+                </w:tcPr>
+                <w:p>
+                  <w:pPr>
+                    <w:spacing w:before="0" w:after="0"/>
+                    <w:jc w:val="center"/>
+                  </w:pPr>
+                  <w:r>
+                    <w:rPr>
+                      <w:rFonts w:ascii="Calibri" w:hAnsi="Calibri" w:cs="Arial"/>
+                      <w:b w:val="0"/>
+                      <w:sz w:val="22"/>
+                      <w:szCs w:val="22"/>
+                    </w:rPr>
+                    <w:t>☐</w:t>
+                  </w:r>
+                </w:p>
+              </w:tc>
+              <w:tc>
+                <w:tcPr>
+                  <w:tcW w:type="dxa" w:w="620"/>
+                </w:tcPr>
+                <w:p>
+                  <w:pPr>
+                    <w:spacing w:before="0" w:after="0"/>
+                    <w:jc w:val="center"/>
+                  </w:pPr>
+                  <w:r>
+                    <w:rPr>
+                      <w:rFonts w:ascii="Calibri" w:hAnsi="Calibri" w:cs="Arial"/>
+                      <w:b w:val="0"/>
+                      <w:sz w:val="22"/>
+                      <w:szCs w:val="22"/>
+                    </w:rPr>
+                    <w:t>☐</w:t>
+                  </w:r>
+                </w:p>
+              </w:tc>
+              <w:tc>
+                <w:tcPr>
+                  <w:tcW w:type="dxa" w:w="1000"/>
+                </w:tcPr>
+                <w:p>
+                  <w:pPr>
+                    <w:spacing w:before="0" w:after="0"/>
+                  </w:pPr>
+                </w:p>
+              </w:tc>
+            </w:tr>
+            <w:tr>
+              <w:trPr>
+                <w:trHeight w:val="520" w:hRule="atLeast"/>
+              </w:trPr>
+              <w:tc>
+                <w:tcPr>
+                  <w:tcW w:type="dxa" w:w="380"/>
+                </w:tcPr>
+                <w:p>
+                  <w:pPr>
+                    <w:spacing w:before="0" w:after="0"/>
+                    <w:jc w:val="center"/>
+                  </w:pPr>
+                  <w:r>
+                    <w:rPr>
+                      <w:rFonts w:ascii="Calibri" w:hAnsi="Calibri" w:cs="Arial"/>
+                      <w:b w:val="0"/>
+                      <w:sz w:val="16"/>
+                      <w:szCs w:val="16"/>
+                    </w:rPr>
+                    <w:t>9</w:t>
+                  </w:r>
+                </w:p>
+              </w:tc>
+              <w:tc>
+                <w:tcPr>
+                  <w:tcW w:type="dxa" w:w="2100"/>
+                </w:tcPr>
+                <w:p>
+                  <w:pPr>
+                    <w:spacing w:before="0" w:after="0"/>
+                  </w:pPr>
+                </w:p>
+              </w:tc>
+              <w:tc>
+                <w:tcPr>
+                  <w:tcW w:type="dxa" w:w="620"/>
+                </w:tcPr>
+                <w:p>
+                  <w:pPr>
+                    <w:spacing w:before="0" w:after="0"/>
+                    <w:jc w:val="center"/>
+                  </w:pPr>
+                  <w:r>
+                    <w:rPr>
+                      <w:rFonts w:ascii="Calibri" w:hAnsi="Calibri" w:cs="Arial"/>
+                      <w:b w:val="0"/>
+                      <w:sz w:val="22"/>
+                      <w:szCs w:val="22"/>
+                    </w:rPr>
+                    <w:t>☐</w:t>
+                  </w:r>
+                </w:p>
+              </w:tc>
+              <w:tc>
+                <w:tcPr>
+                  <w:tcW w:type="dxa" w:w="620"/>
+                </w:tcPr>
+                <w:p>
+                  <w:pPr>
+                    <w:spacing w:before="0" w:after="0"/>
+                    <w:jc w:val="center"/>
+                  </w:pPr>
+                  <w:r>
+                    <w:rPr>
+                      <w:rFonts w:ascii="Calibri" w:hAnsi="Calibri" w:cs="Arial"/>
+                      <w:b w:val="0"/>
+                      <w:sz w:val="22"/>
+                      <w:szCs w:val="22"/>
+                    </w:rPr>
+                    <w:t>☐</w:t>
+                  </w:r>
+                </w:p>
+              </w:tc>
+              <w:tc>
+                <w:tcPr>
+                  <w:tcW w:type="dxa" w:w="620"/>
+                </w:tcPr>
+                <w:p>
+                  <w:pPr>
+                    <w:spacing w:before="0" w:after="0"/>
+                    <w:jc w:val="center"/>
+                  </w:pPr>
+                  <w:r>
+                    <w:rPr>
+                      <w:rFonts w:ascii="Calibri" w:hAnsi="Calibri" w:cs="Arial"/>
+                      <w:b w:val="0"/>
+                      <w:sz w:val="22"/>
+                      <w:szCs w:val="22"/>
+                    </w:rPr>
+                    <w:t>☐</w:t>
+                  </w:r>
+                </w:p>
+              </w:tc>
+              <w:tc>
+                <w:tcPr>
+                  <w:tcW w:type="dxa" w:w="1000"/>
+                </w:tcPr>
+                <w:p>
+                  <w:pPr>
+                    <w:spacing w:before="0" w:after="0"/>
+                  </w:pPr>
+                </w:p>
+              </w:tc>
+            </w:tr>
+            <w:tr>
+              <w:trPr>
+                <w:trHeight w:val="520" w:hRule="atLeast"/>
+              </w:trPr>
+              <w:tc>
+                <w:tcPr>
+                  <w:tcW w:type="dxa" w:w="380"/>
+                </w:tcPr>
+                <w:p>
+                  <w:pPr>
+                    <w:spacing w:before="0" w:after="0"/>
+                    <w:jc w:val="center"/>
+                  </w:pPr>
+                  <w:r>
+                    <w:rPr>
+                      <w:rFonts w:ascii="Calibri" w:hAnsi="Calibri" w:cs="Arial"/>
+                      <w:b w:val="0"/>
+                      <w:sz w:val="16"/>
+                      <w:szCs w:val="16"/>
+                    </w:rPr>
+                    <w:t>10</w:t>
+                  </w:r>
+                </w:p>
+              </w:tc>
+              <w:tc>
+                <w:tcPr>
+                  <w:tcW w:type="dxa" w:w="2100"/>
+                </w:tcPr>
+                <w:p>
+                  <w:pPr>
+                    <w:spacing w:before="0" w:after="0"/>
+                  </w:pPr>
+                </w:p>
+              </w:tc>
+              <w:tc>
+                <w:tcPr>
+                  <w:tcW w:type="dxa" w:w="620"/>
+                </w:tcPr>
+                <w:p>
+                  <w:pPr>
+                    <w:spacing w:before="0" w:after="0"/>
+                    <w:jc w:val="center"/>
+                  </w:pPr>
+                  <w:r>
+                    <w:rPr>
+                      <w:rFonts w:ascii="Calibri" w:hAnsi="Calibri" w:cs="Arial"/>
+                      <w:b w:val="0"/>
+                      <w:sz w:val="22"/>
+                      <w:szCs w:val="22"/>
+                    </w:rPr>
+                    <w:t>☐</w:t>
+                  </w:r>
+                </w:p>
+              </w:tc>
+              <w:tc>
+                <w:tcPr>
+                  <w:tcW w:type="dxa" w:w="620"/>
+                </w:tcPr>
+                <w:p>
+                  <w:pPr>
+                    <w:spacing w:before="0" w:after="0"/>
+                    <w:jc w:val="center"/>
+                  </w:pPr>
+                  <w:r>
+                    <w:rPr>
+                      <w:rFonts w:ascii="Calibri" w:hAnsi="Calibri" w:cs="Arial"/>
+                      <w:b w:val="0"/>
+                      <w:sz w:val="22"/>
+                      <w:szCs w:val="22"/>
+                    </w:rPr>
+                    <w:t>☐</w:t>
+                  </w:r>
+                </w:p>
+              </w:tc>
+              <w:tc>
+                <w:tcPr>
+                  <w:tcW w:type="dxa" w:w="620"/>
+                </w:tcPr>
+                <w:p>
+                  <w:pPr>
+                    <w:spacing w:before="0" w:after="0"/>
+                    <w:jc w:val="center"/>
+                  </w:pPr>
+                  <w:r>
+                    <w:rPr>
+                      <w:rFonts w:ascii="Calibri" w:hAnsi="Calibri" w:cs="Arial"/>
+                      <w:b w:val="0"/>
+                      <w:sz w:val="22"/>
+                      <w:szCs w:val="22"/>
+                    </w:rPr>
+                    <w:t>☐</w:t>
+                  </w:r>
+                </w:p>
+              </w:tc>
+              <w:tc>
+                <w:tcPr>
+                  <w:tcW w:type="dxa" w:w="1000"/>
+                </w:tcPr>
+                <w:p>
+                  <w:pPr>
+                    <w:spacing w:before="0" w:after="0"/>
+                  </w:pPr>
+                </w:p>
+              </w:tc>
+            </w:tr>
+            <w:tr>
+              <w:trPr>
+                <w:trHeight w:val="520" w:hRule="atLeast"/>
+              </w:trPr>
+              <w:tc>
+                <w:tcPr>
+                  <w:tcW w:type="dxa" w:w="380"/>
+                </w:tcPr>
+                <w:p>
+                  <w:pPr>
+                    <w:spacing w:before="0" w:after="0"/>
+                    <w:jc w:val="center"/>
+                  </w:pPr>
+                  <w:r>
+                    <w:rPr>
+                      <w:rFonts w:ascii="Calibri" w:hAnsi="Calibri" w:cs="Arial"/>
+                      <w:b w:val="0"/>
+                      <w:sz w:val="16"/>
+                      <w:szCs w:val="16"/>
+                    </w:rPr>
+                    <w:t>11</w:t>
+                  </w:r>
+                </w:p>
+              </w:tc>
+              <w:tc>
+                <w:tcPr>
+                  <w:tcW w:type="dxa" w:w="2100"/>
+                </w:tcPr>
+                <w:p>
+                  <w:pPr>
+                    <w:spacing w:before="0" w:after="0"/>
+                  </w:pPr>
+                </w:p>
+              </w:tc>
+              <w:tc>
+                <w:tcPr>
+                  <w:tcW w:type="dxa" w:w="620"/>
+                </w:tcPr>
+                <w:p>
+                  <w:pPr>
+                    <w:spacing w:before="0" w:after="0"/>
+                    <w:jc w:val="center"/>
+                  </w:pPr>
+                  <w:r>
+                    <w:rPr>
+                      <w:rFonts w:ascii="Calibri" w:hAnsi="Calibri" w:cs="Arial"/>
+                      <w:b w:val="0"/>
+                      <w:sz w:val="22"/>
+                      <w:szCs w:val="22"/>
+                    </w:rPr>
+                    <w:t>☐</w:t>
+                  </w:r>
+                </w:p>
+              </w:tc>
+              <w:tc>
+                <w:tcPr>
+                  <w:tcW w:type="dxa" w:w="620"/>
+                </w:tcPr>
+                <w:p>
+                  <w:pPr>
+                    <w:spacing w:before="0" w:after="0"/>
+                    <w:jc w:val="center"/>
+                  </w:pPr>
+                  <w:r>
+                    <w:rPr>
+                      <w:rFonts w:ascii="Calibri" w:hAnsi="Calibri" w:cs="Arial"/>
+                      <w:b w:val="0"/>
+                      <w:sz w:val="22"/>
+                      <w:szCs w:val="22"/>
+                    </w:rPr>
+                    <w:t>☐</w:t>
+                  </w:r>
+                </w:p>
+              </w:tc>
+              <w:tc>
+                <w:tcPr>
+                  <w:tcW w:type="dxa" w:w="620"/>
+                </w:tcPr>
+                <w:p>
+                  <w:pPr>
+                    <w:spacing w:before="0" w:after="0"/>
+                    <w:jc w:val="center"/>
+                  </w:pPr>
+                  <w:r>
+                    <w:rPr>
+                      <w:rFonts w:ascii="Calibri" w:hAnsi="Calibri" w:cs="Arial"/>
+                      <w:b w:val="0"/>
+                      <w:sz w:val="22"/>
+                      <w:szCs w:val="22"/>
+                    </w:rPr>
+                    <w:t>☐</w:t>
+                  </w:r>
+                </w:p>
+              </w:tc>
+              <w:tc>
+                <w:tcPr>
+                  <w:tcW w:type="dxa" w:w="1000"/>
+                </w:tcPr>
+                <w:p>
+                  <w:pPr>
+                    <w:spacing w:before="0" w:after="0"/>
+                  </w:pPr>
+                </w:p>
+              </w:tc>
+            </w:tr>
+            <w:tr>
+              <w:trPr>
+                <w:trHeight w:val="520" w:hRule="atLeast"/>
+              </w:trPr>
+              <w:tc>
+                <w:tcPr>
+                  <w:tcW w:type="dxa" w:w="380"/>
+                </w:tcPr>
+                <w:p>
+                  <w:pPr>
+                    <w:spacing w:before="0" w:after="0"/>
+                    <w:jc w:val="center"/>
+                  </w:pPr>
+                  <w:r>
+                    <w:rPr>
+                      <w:rFonts w:ascii="Calibri" w:hAnsi="Calibri" w:cs="Arial"/>
+                      <w:b w:val="0"/>
+                      <w:sz w:val="16"/>
+                      <w:szCs w:val="16"/>
+                    </w:rPr>
+                    <w:t>12</w:t>
+                  </w:r>
+                </w:p>
+              </w:tc>
+              <w:tc>
+                <w:tcPr>
+                  <w:tcW w:type="dxa" w:w="2100"/>
+                </w:tcPr>
+                <w:p>
+                  <w:pPr>
+                    <w:spacing w:before="0" w:after="0"/>
+                  </w:pPr>
+                </w:p>
+              </w:tc>
+              <w:tc>
+                <w:tcPr>
+                  <w:tcW w:type="dxa" w:w="620"/>
+                </w:tcPr>
+                <w:p>
+                  <w:pPr>
+                    <w:spacing w:before="0" w:after="0"/>
+                    <w:jc w:val="center"/>
+                  </w:pPr>
+                  <w:r>
+                    <w:rPr>
+                      <w:rFonts w:ascii="Calibri" w:hAnsi="Calibri" w:cs="Arial"/>
+                      <w:b w:val="0"/>
+                      <w:sz w:val="22"/>
+                      <w:szCs w:val="22"/>
+                    </w:rPr>
+                    <w:t>☐</w:t>
+                  </w:r>
+                </w:p>
+              </w:tc>
+              <w:tc>
+                <w:tcPr>
+                  <w:tcW w:type="dxa" w:w="620"/>
+                </w:tcPr>
+                <w:p>
+                  <w:pPr>
+                    <w:spacing w:before="0" w:after="0"/>
+                    <w:jc w:val="center"/>
+                  </w:pPr>
+                  <w:r>
+                    <w:rPr>
+                      <w:rFonts w:ascii="Calibri" w:hAnsi="Calibri" w:cs="Arial"/>
+                      <w:b w:val="0"/>
+                      <w:sz w:val="22"/>
+                      <w:szCs w:val="22"/>
+                    </w:rPr>
+                    <w:t>☐</w:t>
+                  </w:r>
+                </w:p>
+              </w:tc>
+              <w:tc>
+                <w:tcPr>
+                  <w:tcW w:type="dxa" w:w="620"/>
+                </w:tcPr>
+                <w:p>
+                  <w:pPr>
+                    <w:spacing w:before="0" w:after="0"/>
+                    <w:jc w:val="center"/>
+                  </w:pPr>
+                  <w:r>
+                    <w:rPr>
+                      <w:rFonts w:ascii="Calibri" w:hAnsi="Calibri" w:cs="Arial"/>
+                      <w:b w:val="0"/>
+                      <w:sz w:val="22"/>
+                      <w:szCs w:val="22"/>
+                    </w:rPr>
+                    <w:t>☐</w:t>
+                  </w:r>
+                </w:p>
+              </w:tc>
+              <w:tc>
+                <w:tcPr>
+                  <w:tcW w:type="dxa" w:w="1000"/>
+                </w:tcPr>
+                <w:p>
+                  <w:pPr>
+                    <w:spacing w:before="0" w:after="0"/>
+                  </w:pPr>
+                </w:p>
+              </w:tc>
+            </w:tr>
+          </w:tbl>
+          <w:p>
+            <w:pPr>
+              <w:spacing w:line="30" w:lineRule="exact" w:before="0" w:after="0"/>
+            </w:pPr>
+          </w:p>
+          <w:tbl>
+            <w:tblPr>
+              <w:tblW w:type="dxa" w:w="5380"/>
+              <w:tblLook w:firstColumn="1" w:firstRow="1" w:lastColumn="0" w:lastRow="0" w:noHBand="0" w:noVBand="1" w:val="04A0"/>
+              <w:tblBorders>
+                <w:top w:val="single" w:sz="4" w:space="0" w:color="94A3B8"/>
+                <w:left w:val="single" w:sz="4" w:space="0" w:color="94A3B8"/>
+                <w:bottom w:val="single" w:sz="4" w:space="0" w:color="94A3B8"/>
+                <w:right w:val="single" w:sz="4" w:space="0" w:color="94A3B8"/>
+                <w:insideH w:val="single" w:sz="4" w:space="0" w:color="94A3B8"/>
+                <w:insideV w:val="single" w:sz="4" w:space="0" w:color="94A3B8"/>
+              </w:tblBorders>
+              <w:tblLayout w:type="fixed"/>
+              <w:tblCellMar>
+                <w:top w:w="8" w:type="dxa"/>
+                <w:left w:w="60" w:type="dxa"/>
+                <w:bottom w:w="8" w:type="dxa"/>
+                <w:right w:w="60" w:type="dxa"/>
+              </w:tblCellMar>
+            </w:tblPr>
+            <w:tblGrid>
+              <w:gridCol w:w="2690"/>
+              <w:gridCol w:w="2690"/>
+            </w:tblGrid>
+            <w:tr>
+              <w:trPr>
+                <w:trHeight w:val="900" w:hRule="atLeast"/>
+              </w:trPr>
+              <w:tc>
+                <w:tcPr>
+                  <w:tcW w:type="dxa" w:w="2690"/>
+                  <w:shd w:val="clear" w:color="auto" w:fill="FFFFFF"/>
+                </w:tcPr>
+                <w:p>
+                  <w:pPr>
+                    <w:spacing w:before="0" w:after="0"/>
+                  </w:pPr>
+                  <w:r>
+                    <w:rPr>
+                      <w:rFonts w:ascii="Calibri" w:hAnsi="Calibri" w:cs="Arial"/>
+                      <w:b/>
+                      <w:sz w:val="16"/>
+                      <w:szCs w:val="16"/>
+                    </w:rPr>
+                    <w:t>Hazırlayan (Tutanağı Tutan) · İmza</w:t>
+                  </w:r>
+                </w:p>
+                <w:p>
+                  <w:pPr>
+                    <w:spacing w:before="0" w:after="0"/>
+                  </w:pPr>
+                  <w:r>
+                    <w:rPr>
+                      <w:rFonts w:ascii="Calibri" w:hAnsi="Calibri" w:cs="Arial"/>
+                      <w:b w:val="0"/>
+                      <w:color w:val="555555"/>
+                      <w:sz w:val="13"/>
+                      <w:szCs w:val="13"/>
+                    </w:rPr>
+                    <w:t>Prepared by · Signature</w:t>
+                  </w:r>
+                </w:p>
+              </w:tc>
+              <w:tc>
+                <w:tcPr>
+                  <w:tcW w:type="dxa" w:w="2690"/>
+                  <w:shd w:val="clear" w:color="auto" w:fill="FFFFFF"/>
+                </w:tcPr>
+                <w:p>
+                  <w:pPr>
+                    <w:spacing w:before="0" w:after="0"/>
+                  </w:pPr>
+                  <w:r>
+                    <w:rPr>
+                      <w:rFonts w:ascii="Calibri" w:hAnsi="Calibri" w:cs="Arial"/>
+                      <w:b/>
+                      <w:sz w:val="16"/>
+                      <w:szCs w:val="16"/>
+                    </w:rPr>
+                    <w:t>Onaylayan · İmza</w:t>
+                  </w:r>
+                </w:p>
+                <w:p>
+                  <w:pPr>
+                    <w:spacing w:before="0" w:after="0"/>
+                  </w:pPr>
+                  <w:r>
+                    <w:rPr>
+                      <w:rFonts w:ascii="Calibri" w:hAnsi="Calibri" w:cs="Arial"/>
+                      <w:b w:val="0"/>
+                      <w:color w:val="555555"/>
+                      <w:sz w:val="13"/>
+                      <w:szCs w:val="13"/>
+                    </w:rPr>
+                    <w:t>Approved by · Signature</w:t>
+                  </w:r>
+                </w:p>
+              </w:tc>
+            </w:tr>
+          </w:tbl>
+          <w:p>
+            <w:pPr>
+              <w:spacing w:line="30" w:lineRule="exact" w:before="0" w:after="0"/>
+            </w:pPr>
           </w:p>
         </w:tc>
         <w:tc>
           <w:tcPr>
-            <w:tcW w:type="dxa" w:w="3500"/>
-            <w:shd w:val="clear" w:color="auto" w:fill="D9D9D9"/>
-            <w:vAlign w:val="center"/>
+            <w:tcW w:type="dxa" w:w="10320"/>
           </w:tcPr>
           <w:p>
             <w:pPr>
-              <w:spacing w:after="0"/>
+              <w:spacing w:before="0" w:after="0"/>
+              <w:shd w:val="clear" w:color="auto" w:fill="7C3AED"/>
             </w:pPr>
             <w:r>
               <w:rPr>
                 <w:rFonts w:ascii="Calibri" w:hAnsi="Calibri" w:cs="Arial"/>
                 <w:b/>
-                <w:i w:val="0"/>
-                <w:sz w:val="19"/>
-                <w:szCs w:val="19"/>
+                <w:color w:val="FFFFFF"/>
+                <w:sz w:val="17"/>
+                <w:szCs w:val="17"/>
               </w:rPr>
-              <w:t>Ad Soyad</w:t>
-            </w:r>
-          </w:p>
-          <w:p>
-            <w:pPr>
-              <w:spacing w:after="0"/>
-            </w:pPr>
-            <w:r>
-              <w:rPr>
-                <w:rFonts w:ascii="Calibri" w:hAnsi="Calibri" w:cs="Arial"/>
-                <w:b w:val="0"/>
-                <w:i w:val="0"/>
-                <w:color w:val="555555"/>
-                <w:sz w:val="14"/>
-                <w:szCs w:val="14"/>
-              </w:rPr>
-              <w:t xml:space="preserve">Name  ·  </w:t>
+              <w:t>Konfeksiyon</w:t>
             </w:r>
             <w:r>
               <w:rPr>
                 <w:rFonts w:ascii="Calibri" w:hAnsi="Calibri" w:cs="Arial"/>
                 <w:b w:val="0"/>
-                <w:i w:val="0"/>
-                <w:color w:val="555555"/>
+                <w:color w:val="FFFFFF"/>
                 <w:sz w:val="14"/>
                 <w:szCs w:val="14"/>
-                <w:rtl/>
               </w:rPr>
-              <w:t>الاسم</w:t>
+              <w:t xml:space="preserve">  Garment</w:t>
             </w:r>
           </w:p>
-        </w:tc>
-        <w:tc>
-          <w:tcPr>
-            <w:tcW w:type="dxa" w:w="3064"/>
-            <w:shd w:val="clear" w:color="auto" w:fill="D9D9D9"/>
-            <w:vAlign w:val="center"/>
-          </w:tcPr>
+          <w:tbl>
+            <w:tblPr>
+              <w:tblW w:type="dxa" w:w="10320"/>
+              <w:tblLook w:firstColumn="1" w:firstRow="1" w:lastColumn="0" w:lastRow="0" w:noHBand="0" w:noVBand="1" w:val="04A0"/>
+              <w:tblBorders>
+                <w:top w:val="single" w:sz="4" w:space="0" w:color="94A3B8"/>
+                <w:left w:val="single" w:sz="4" w:space="0" w:color="94A3B8"/>
+                <w:bottom w:val="single" w:sz="4" w:space="0" w:color="94A3B8"/>
+                <w:right w:val="single" w:sz="4" w:space="0" w:color="94A3B8"/>
+                <w:insideH w:val="single" w:sz="4" w:space="0" w:color="94A3B8"/>
+                <w:insideV w:val="single" w:sz="4" w:space="0" w:color="94A3B8"/>
+              </w:tblBorders>
+              <w:tblLayout w:type="fixed"/>
+              <w:tblCellMar>
+                <w:top w:w="8" w:type="dxa"/>
+                <w:left w:w="60" w:type="dxa"/>
+                <w:bottom w:w="8" w:type="dxa"/>
+                <w:right w:w="60" w:type="dxa"/>
+              </w:tblCellMar>
+            </w:tblPr>
+            <w:tblGrid>
+              <w:gridCol w:w="400"/>
+              <w:gridCol w:w="2750"/>
+              <w:gridCol w:w="3650"/>
+              <w:gridCol w:w="1900"/>
+              <w:gridCol w:w="1620"/>
+            </w:tblGrid>
+            <w:tr>
+              <w:trPr>
+                <w:trHeight w:val="215" w:hRule="atLeast"/>
+              </w:trPr>
+              <w:tc>
+                <w:tcPr>
+                  <w:tcW w:type="dxa" w:w="400"/>
+                  <w:shd w:val="clear" w:color="auto" w:fill="EEF2F7"/>
+                </w:tcPr>
+                <w:p>
+                  <w:pPr>
+                    <w:spacing w:before="0" w:after="0"/>
+                    <w:jc w:val="center"/>
+                  </w:pPr>
+                  <w:r>
+                    <w:rPr>
+                      <w:rFonts w:ascii="Calibri" w:hAnsi="Calibri" w:cs="Arial"/>
+                      <w:b/>
+                      <w:sz w:val="14"/>
+                      <w:szCs w:val="14"/>
+                    </w:rPr>
+                    <w:t>No</w:t>
+                  </w:r>
+                </w:p>
+              </w:tc>
+              <w:tc>
+                <w:tcPr>
+                  <w:tcW w:type="dxa" w:w="2750"/>
+                  <w:shd w:val="clear" w:color="auto" w:fill="EEF2F7"/>
+                </w:tcPr>
+                <w:p>
+                  <w:pPr>
+                    <w:spacing w:before="0" w:after="0"/>
+                  </w:pPr>
+                  <w:r>
+                    <w:rPr>
+                      <w:rFonts w:ascii="Calibri" w:hAnsi="Calibri" w:cs="Arial"/>
+                      <w:b/>
+                      <w:sz w:val="14"/>
+                      <w:szCs w:val="14"/>
+                    </w:rPr>
+                    <w:t>Konu</w:t>
+                  </w:r>
+                  <w:r>
+                    <w:rPr>
+                      <w:rFonts w:ascii="Calibri" w:hAnsi="Calibri" w:cs="Arial"/>
+                      <w:b w:val="0"/>
+                      <w:color w:val="555555"/>
+                      <w:sz w:val="11"/>
+                      <w:szCs w:val="11"/>
+                    </w:rPr>
+                    <w:t xml:space="preserve">  Topic</w:t>
+                  </w:r>
+                </w:p>
+              </w:tc>
+              <w:tc>
+                <w:tcPr>
+                  <w:tcW w:type="dxa" w:w="3650"/>
+                  <w:shd w:val="clear" w:color="auto" w:fill="EEF2F7"/>
+                </w:tcPr>
+                <w:p>
+                  <w:pPr>
+                    <w:spacing w:before="0" w:after="0"/>
+                  </w:pPr>
+                  <w:r>
+                    <w:rPr>
+                      <w:rFonts w:ascii="Calibri" w:hAnsi="Calibri" w:cs="Arial"/>
+                      <w:b/>
+                      <w:sz w:val="14"/>
+                      <w:szCs w:val="14"/>
+                    </w:rPr>
+                    <w:t>Aksiyon</w:t>
+                  </w:r>
+                  <w:r>
+                    <w:rPr>
+                      <w:rFonts w:ascii="Calibri" w:hAnsi="Calibri" w:cs="Arial"/>
+                      <w:b w:val="0"/>
+                      <w:color w:val="555555"/>
+                      <w:sz w:val="11"/>
+                      <w:szCs w:val="11"/>
+                    </w:rPr>
+                    <w:t xml:space="preserve">  Action</w:t>
+                  </w:r>
+                </w:p>
+              </w:tc>
+              <w:tc>
+                <w:tcPr>
+                  <w:tcW w:type="dxa" w:w="1900"/>
+                  <w:shd w:val="clear" w:color="auto" w:fill="EEF2F7"/>
+                </w:tcPr>
+                <w:p>
+                  <w:pPr>
+                    <w:spacing w:before="0" w:after="0"/>
+                  </w:pPr>
+                  <w:r>
+                    <w:rPr>
+                      <w:rFonts w:ascii="Calibri" w:hAnsi="Calibri" w:cs="Arial"/>
+                      <w:b/>
+                      <w:sz w:val="14"/>
+                      <w:szCs w:val="14"/>
+                    </w:rPr>
+                    <w:t>Sorumlu</w:t>
+                  </w:r>
+                  <w:r>
+                    <w:rPr>
+                      <w:rFonts w:ascii="Calibri" w:hAnsi="Calibri" w:cs="Arial"/>
+                      <w:b w:val="0"/>
+                      <w:color w:val="555555"/>
+                      <w:sz w:val="11"/>
+                      <w:szCs w:val="11"/>
+                    </w:rPr>
+                    <w:t xml:space="preserve">  Owner</w:t>
+                  </w:r>
+                </w:p>
+              </w:tc>
+              <w:tc>
+                <w:tcPr>
+                  <w:tcW w:type="dxa" w:w="1620"/>
+                  <w:shd w:val="clear" w:color="auto" w:fill="EEF2F7"/>
+                </w:tcPr>
+                <w:p>
+                  <w:pPr>
+                    <w:spacing w:before="0" w:after="0"/>
+                  </w:pPr>
+                  <w:r>
+                    <w:rPr>
+                      <w:rFonts w:ascii="Calibri" w:hAnsi="Calibri" w:cs="Arial"/>
+                      <w:b/>
+                      <w:sz w:val="14"/>
+                      <w:szCs w:val="14"/>
+                    </w:rPr>
+                    <w:t>Termin</w:t>
+                  </w:r>
+                  <w:r>
+                    <w:rPr>
+                      <w:rFonts w:ascii="Calibri" w:hAnsi="Calibri" w:cs="Arial"/>
+                      <w:b w:val="0"/>
+                      <w:color w:val="555555"/>
+                      <w:sz w:val="11"/>
+                      <w:szCs w:val="11"/>
+                    </w:rPr>
+                    <w:t xml:space="preserve">  Due</w:t>
+                  </w:r>
+                </w:p>
+              </w:tc>
+            </w:tr>
+            <w:tr>
+              <w:trPr>
+                <w:trHeight w:val="222" w:hRule="atLeast"/>
+              </w:trPr>
+              <w:tc>
+                <w:tcPr>
+                  <w:tcW w:type="dxa" w:w="400"/>
+                </w:tcPr>
+                <w:p>
+                  <w:pPr>
+                    <w:spacing w:before="0" w:after="0"/>
+                    <w:jc w:val="center"/>
+                  </w:pPr>
+                  <w:r>
+                    <w:rPr>
+                      <w:rFonts w:ascii="Calibri" w:hAnsi="Calibri" w:cs="Arial"/>
+                      <w:b w:val="0"/>
+                      <w:sz w:val="16"/>
+                      <w:szCs w:val="16"/>
+                    </w:rPr>
+                    <w:t>1</w:t>
+                  </w:r>
+                </w:p>
+              </w:tc>
+              <w:tc>
+                <w:tcPr>
+                  <w:tcW w:type="dxa" w:w="2750"/>
+                </w:tcPr>
+                <w:p>
+                  <w:pPr>
+                    <w:spacing w:before="0" w:after="0"/>
+                  </w:pPr>
+                </w:p>
+              </w:tc>
+              <w:tc>
+                <w:tcPr>
+                  <w:tcW w:type="dxa" w:w="3650"/>
+                </w:tcPr>
+                <w:p>
+                  <w:pPr>
+                    <w:spacing w:before="0" w:after="0"/>
+                  </w:pPr>
+                </w:p>
+              </w:tc>
+              <w:tc>
+                <w:tcPr>
+                  <w:tcW w:type="dxa" w:w="1900"/>
+                </w:tcPr>
+                <w:p>
+                  <w:pPr>
+                    <w:spacing w:before="0" w:after="0"/>
+                  </w:pPr>
+                </w:p>
+              </w:tc>
+              <w:tc>
+                <w:tcPr>
+                  <w:tcW w:type="dxa" w:w="1620"/>
+                </w:tcPr>
+                <w:p>
+                  <w:pPr>
+                    <w:spacing w:before="0" w:after="0"/>
+                  </w:pPr>
+                </w:p>
+              </w:tc>
+            </w:tr>
+            <w:tr>
+              <w:trPr>
+                <w:trHeight w:val="222" w:hRule="atLeast"/>
+              </w:trPr>
+              <w:tc>
+                <w:tcPr>
+                  <w:tcW w:type="dxa" w:w="400"/>
+                </w:tcPr>
+                <w:p>
+                  <w:pPr>
+                    <w:spacing w:before="0" w:after="0"/>
+                    <w:jc w:val="center"/>
+                  </w:pPr>
+                  <w:r>
+                    <w:rPr>
+                      <w:rFonts w:ascii="Calibri" w:hAnsi="Calibri" w:cs="Arial"/>
+                      <w:b w:val="0"/>
+                      <w:sz w:val="16"/>
+                      <w:szCs w:val="16"/>
+                    </w:rPr>
+                    <w:t>2</w:t>
+                  </w:r>
+                </w:p>
+              </w:tc>
+              <w:tc>
+                <w:tcPr>
+                  <w:tcW w:type="dxa" w:w="2750"/>
+                </w:tcPr>
+                <w:p>
+                  <w:pPr>
+                    <w:spacing w:before="0" w:after="0"/>
+                  </w:pPr>
+                </w:p>
+              </w:tc>
+              <w:tc>
+                <w:tcPr>
+                  <w:tcW w:type="dxa" w:w="3650"/>
+                </w:tcPr>
+                <w:p>
+                  <w:pPr>
+                    <w:spacing w:before="0" w:after="0"/>
+                  </w:pPr>
+                </w:p>
+              </w:tc>
+              <w:tc>
+                <w:tcPr>
+                  <w:tcW w:type="dxa" w:w="1900"/>
+                </w:tcPr>
+                <w:p>
+                  <w:pPr>
+                    <w:spacing w:before="0" w:after="0"/>
+                  </w:pPr>
+                </w:p>
+              </w:tc>
+              <w:tc>
+                <w:tcPr>
+                  <w:tcW w:type="dxa" w:w="1620"/>
+                </w:tcPr>
+                <w:p>
+                  <w:pPr>
+                    <w:spacing w:before="0" w:after="0"/>
+                  </w:pPr>
+                </w:p>
+              </w:tc>
+            </w:tr>
+            <w:tr>
+              <w:trPr>
+                <w:trHeight w:val="222" w:hRule="atLeast"/>
+              </w:trPr>
+              <w:tc>
+                <w:tcPr>
+                  <w:tcW w:type="dxa" w:w="400"/>
+                </w:tcPr>
+                <w:p>
+                  <w:pPr>
+                    <w:spacing w:before="0" w:after="0"/>
+                    <w:jc w:val="center"/>
+                  </w:pPr>
+                  <w:r>
+                    <w:rPr>
+                      <w:rFonts w:ascii="Calibri" w:hAnsi="Calibri" w:cs="Arial"/>
+                      <w:b w:val="0"/>
+                      <w:sz w:val="16"/>
+                      <w:szCs w:val="16"/>
+                    </w:rPr>
+                    <w:t>3</w:t>
+                  </w:r>
+                </w:p>
+              </w:tc>
+              <w:tc>
+                <w:tcPr>
+                  <w:tcW w:type="dxa" w:w="2750"/>
+                </w:tcPr>
+                <w:p>
+                  <w:pPr>
+                    <w:spacing w:before="0" w:after="0"/>
+                  </w:pPr>
+                </w:p>
+              </w:tc>
+              <w:tc>
+                <w:tcPr>
+                  <w:tcW w:type="dxa" w:w="3650"/>
+                </w:tcPr>
+                <w:p>
+                  <w:pPr>
+                    <w:spacing w:before="0" w:after="0"/>
+                  </w:pPr>
+                </w:p>
+              </w:tc>
+              <w:tc>
+                <w:tcPr>
+                  <w:tcW w:type="dxa" w:w="1900"/>
+                </w:tcPr>
+                <w:p>
+                  <w:pPr>
+                    <w:spacing w:before="0" w:after="0"/>
+                  </w:pPr>
+                </w:p>
+              </w:tc>
+              <w:tc>
+                <w:tcPr>
+                  <w:tcW w:type="dxa" w:w="1620"/>
+                </w:tcPr>
+                <w:p>
+                  <w:pPr>
+                    <w:spacing w:before="0" w:after="0"/>
+                  </w:pPr>
+                </w:p>
+              </w:tc>
+            </w:tr>
+          </w:tbl>
           <w:p>
             <w:pPr>
-              <w:spacing w:after="0"/>
+              <w:spacing w:line="30" w:lineRule="exact" w:before="0" w:after="0"/>
+            </w:pPr>
+          </w:p>
+          <w:p>
+            <w:pPr>
+              <w:spacing w:before="0" w:after="0"/>
+              <w:shd w:val="clear" w:color="auto" w:fill="0891B2"/>
             </w:pPr>
             <w:r>
               <w:rPr>
                 <w:rFonts w:ascii="Calibri" w:hAnsi="Calibri" w:cs="Arial"/>
                 <w:b/>
-                <w:i w:val="0"/>
-                <w:sz w:val="19"/>
-                <w:szCs w:val="19"/>
+                <w:color w:val="FFFFFF"/>
+                <w:sz w:val="17"/>
+                <w:szCs w:val="17"/>
               </w:rPr>
-              <w:t>Bölüm / Görev</w:t>
-            </w:r>
-          </w:p>
-          <w:p>
-            <w:pPr>
-              <w:spacing w:after="0"/>
-            </w:pPr>
-            <w:r>
-              <w:rPr>
-                <w:rFonts w:ascii="Calibri" w:hAnsi="Calibri" w:cs="Arial"/>
-                <w:b w:val="0"/>
-                <w:i w:val="0"/>
-                <w:color w:val="555555"/>
-                <w:sz w:val="14"/>
-                <w:szCs w:val="14"/>
-              </w:rPr>
-              <w:t xml:space="preserve">Department / Title  ·  </w:t>
+              <w:t>Örme ve Boya</w:t>
             </w:r>
             <w:r>
               <w:rPr>
                 <w:rFonts w:ascii="Calibri" w:hAnsi="Calibri" w:cs="Arial"/>
                 <w:b w:val="0"/>
-                <w:i w:val="0"/>
-                <w:color w:val="555555"/>
+                <w:color w:val="FFFFFF"/>
                 <w:sz w:val="14"/>
                 <w:szCs w:val="14"/>
-                <w:rtl/>
               </w:rPr>
-              <w:t>القسم / الوظيفة</w:t>
+              <w:t xml:space="preserve">  Knitting and Dyeing</w:t>
             </w:r>
           </w:p>
-        </w:tc>
-        <w:tc>
-          <w:tcPr>
-            <w:tcW w:type="dxa" w:w="2900"/>
-            <w:shd w:val="clear" w:color="auto" w:fill="D9D9D9"/>
-            <w:vAlign w:val="center"/>
-          </w:tcPr>
+          <w:tbl>
+            <w:tblPr>
+              <w:tblW w:type="dxa" w:w="10320"/>
+              <w:tblLook w:firstColumn="1" w:firstRow="1" w:lastColumn="0" w:lastRow="0" w:noHBand="0" w:noVBand="1" w:val="04A0"/>
+              <w:tblBorders>
+                <w:top w:val="single" w:sz="4" w:space="0" w:color="94A3B8"/>
+                <w:left w:val="single" w:sz="4" w:space="0" w:color="94A3B8"/>
+                <w:bottom w:val="single" w:sz="4" w:space="0" w:color="94A3B8"/>
+                <w:right w:val="single" w:sz="4" w:space="0" w:color="94A3B8"/>
+                <w:insideH w:val="single" w:sz="4" w:space="0" w:color="94A3B8"/>
+                <w:insideV w:val="single" w:sz="4" w:space="0" w:color="94A3B8"/>
+              </w:tblBorders>
+              <w:tblLayout w:type="fixed"/>
+              <w:tblCellMar>
+                <w:top w:w="8" w:type="dxa"/>
+                <w:left w:w="60" w:type="dxa"/>
+                <w:bottom w:w="8" w:type="dxa"/>
+                <w:right w:w="60" w:type="dxa"/>
+              </w:tblCellMar>
+            </w:tblPr>
+            <w:tblGrid>
+              <w:gridCol w:w="400"/>
+              <w:gridCol w:w="2750"/>
+              <w:gridCol w:w="3650"/>
+              <w:gridCol w:w="1900"/>
+              <w:gridCol w:w="1620"/>
+            </w:tblGrid>
+            <w:tr>
+              <w:trPr>
+                <w:trHeight w:val="215" w:hRule="atLeast"/>
+              </w:trPr>
+              <w:tc>
+                <w:tcPr>
+                  <w:tcW w:type="dxa" w:w="400"/>
+                  <w:shd w:val="clear" w:color="auto" w:fill="EEF2F7"/>
+                </w:tcPr>
+                <w:p>
+                  <w:pPr>
+                    <w:spacing w:before="0" w:after="0"/>
+                    <w:jc w:val="center"/>
+                  </w:pPr>
+                  <w:r>
+                    <w:rPr>
+                      <w:rFonts w:ascii="Calibri" w:hAnsi="Calibri" w:cs="Arial"/>
+                      <w:b/>
+                      <w:sz w:val="14"/>
+                      <w:szCs w:val="14"/>
+                    </w:rPr>
+                    <w:t>No</w:t>
+                  </w:r>
+                </w:p>
+              </w:tc>
+              <w:tc>
+                <w:tcPr>
+                  <w:tcW w:type="dxa" w:w="2750"/>
+                  <w:shd w:val="clear" w:color="auto" w:fill="EEF2F7"/>
+                </w:tcPr>
+                <w:p>
+                  <w:pPr>
+                    <w:spacing w:before="0" w:after="0"/>
+                  </w:pPr>
+                  <w:r>
+                    <w:rPr>
+                      <w:rFonts w:ascii="Calibri" w:hAnsi="Calibri" w:cs="Arial"/>
+                      <w:b/>
+                      <w:sz w:val="14"/>
+                      <w:szCs w:val="14"/>
+                    </w:rPr>
+                    <w:t>Konu</w:t>
+                  </w:r>
+                  <w:r>
+                    <w:rPr>
+                      <w:rFonts w:ascii="Calibri" w:hAnsi="Calibri" w:cs="Arial"/>
+                      <w:b w:val="0"/>
+                      <w:color w:val="555555"/>
+                      <w:sz w:val="11"/>
+                      <w:szCs w:val="11"/>
+                    </w:rPr>
+                    <w:t xml:space="preserve">  Topic</w:t>
+                  </w:r>
+                </w:p>
+              </w:tc>
+              <w:tc>
+                <w:tcPr>
+                  <w:tcW w:type="dxa" w:w="3650"/>
+                  <w:shd w:val="clear" w:color="auto" w:fill="EEF2F7"/>
+                </w:tcPr>
+                <w:p>
+                  <w:pPr>
+                    <w:spacing w:before="0" w:after="0"/>
+                  </w:pPr>
+                  <w:r>
+                    <w:rPr>
+                      <w:rFonts w:ascii="Calibri" w:hAnsi="Calibri" w:cs="Arial"/>
+                      <w:b/>
+                      <w:sz w:val="14"/>
+                      <w:szCs w:val="14"/>
+                    </w:rPr>
+                    <w:t>Aksiyon</w:t>
+                  </w:r>
+                  <w:r>
+                    <w:rPr>
+                      <w:rFonts w:ascii="Calibri" w:hAnsi="Calibri" w:cs="Arial"/>
+                      <w:b w:val="0"/>
+                      <w:color w:val="555555"/>
+                      <w:sz w:val="11"/>
+                      <w:szCs w:val="11"/>
+                    </w:rPr>
+                    <w:t xml:space="preserve">  Action</w:t>
+                  </w:r>
+                </w:p>
+              </w:tc>
+              <w:tc>
+                <w:tcPr>
+                  <w:tcW w:type="dxa" w:w="1900"/>
+                  <w:shd w:val="clear" w:color="auto" w:fill="EEF2F7"/>
+                </w:tcPr>
+                <w:p>
+                  <w:pPr>
+                    <w:spacing w:before="0" w:after="0"/>
+                  </w:pPr>
+                  <w:r>
+                    <w:rPr>
+                      <w:rFonts w:ascii="Calibri" w:hAnsi="Calibri" w:cs="Arial"/>
+                      <w:b/>
+                      <w:sz w:val="14"/>
+                      <w:szCs w:val="14"/>
+                    </w:rPr>
+                    <w:t>Sorumlu</w:t>
+                  </w:r>
+                  <w:r>
+                    <w:rPr>
+                      <w:rFonts w:ascii="Calibri" w:hAnsi="Calibri" w:cs="Arial"/>
+                      <w:b w:val="0"/>
+                      <w:color w:val="555555"/>
+                      <w:sz w:val="11"/>
+                      <w:szCs w:val="11"/>
+                    </w:rPr>
+                    <w:t xml:space="preserve">  Owner</w:t>
+                  </w:r>
+                </w:p>
+              </w:tc>
+              <w:tc>
+                <w:tcPr>
+                  <w:tcW w:type="dxa" w:w="1620"/>
+                  <w:shd w:val="clear" w:color="auto" w:fill="EEF2F7"/>
+                </w:tcPr>
+                <w:p>
+                  <w:pPr>
+                    <w:spacing w:before="0" w:after="0"/>
+                  </w:pPr>
+                  <w:r>
+                    <w:rPr>
+                      <w:rFonts w:ascii="Calibri" w:hAnsi="Calibri" w:cs="Arial"/>
+                      <w:b/>
+                      <w:sz w:val="14"/>
+                      <w:szCs w:val="14"/>
+                    </w:rPr>
+                    <w:t>Termin</w:t>
+                  </w:r>
+                  <w:r>
+                    <w:rPr>
+                      <w:rFonts w:ascii="Calibri" w:hAnsi="Calibri" w:cs="Arial"/>
+                      <w:b w:val="0"/>
+                      <w:color w:val="555555"/>
+                      <w:sz w:val="11"/>
+                      <w:szCs w:val="11"/>
+                    </w:rPr>
+                    <w:t xml:space="preserve">  Due</w:t>
+                  </w:r>
+                </w:p>
+              </w:tc>
+            </w:tr>
+            <w:tr>
+              <w:trPr>
+                <w:trHeight w:val="222" w:hRule="atLeast"/>
+              </w:trPr>
+              <w:tc>
+                <w:tcPr>
+                  <w:tcW w:type="dxa" w:w="400"/>
+                </w:tcPr>
+                <w:p>
+                  <w:pPr>
+                    <w:spacing w:before="0" w:after="0"/>
+                    <w:jc w:val="center"/>
+                  </w:pPr>
+                  <w:r>
+                    <w:rPr>
+                      <w:rFonts w:ascii="Calibri" w:hAnsi="Calibri" w:cs="Arial"/>
+                      <w:b w:val="0"/>
+                      <w:sz w:val="16"/>
+                      <w:szCs w:val="16"/>
+                    </w:rPr>
+                    <w:t>1</w:t>
+                  </w:r>
+                </w:p>
+              </w:tc>
+              <w:tc>
+                <w:tcPr>
+                  <w:tcW w:type="dxa" w:w="2750"/>
+                </w:tcPr>
+                <w:p>
+                  <w:pPr>
+                    <w:spacing w:before="0" w:after="0"/>
+                  </w:pPr>
+                </w:p>
+              </w:tc>
+              <w:tc>
+                <w:tcPr>
+                  <w:tcW w:type="dxa" w:w="3650"/>
+                </w:tcPr>
+                <w:p>
+                  <w:pPr>
+                    <w:spacing w:before="0" w:after="0"/>
+                  </w:pPr>
+                </w:p>
+              </w:tc>
+              <w:tc>
+                <w:tcPr>
+                  <w:tcW w:type="dxa" w:w="1900"/>
+                </w:tcPr>
+                <w:p>
+                  <w:pPr>
+                    <w:spacing w:before="0" w:after="0"/>
+                  </w:pPr>
+                </w:p>
+              </w:tc>
+              <w:tc>
+                <w:tcPr>
+                  <w:tcW w:type="dxa" w:w="1620"/>
+                </w:tcPr>
+                <w:p>
+                  <w:pPr>
+                    <w:spacing w:before="0" w:after="0"/>
+                  </w:pPr>
+                </w:p>
+              </w:tc>
+            </w:tr>
+            <w:tr>
+              <w:trPr>
+                <w:trHeight w:val="222" w:hRule="atLeast"/>
+              </w:trPr>
+              <w:tc>
+                <w:tcPr>
+                  <w:tcW w:type="dxa" w:w="400"/>
+                </w:tcPr>
+                <w:p>
+                  <w:pPr>
+                    <w:spacing w:before="0" w:after="0"/>
+                    <w:jc w:val="center"/>
+                  </w:pPr>
+                  <w:r>
+                    <w:rPr>
+                      <w:rFonts w:ascii="Calibri" w:hAnsi="Calibri" w:cs="Arial"/>
+                      <w:b w:val="0"/>
+                      <w:sz w:val="16"/>
+                      <w:szCs w:val="16"/>
+                    </w:rPr>
+                    <w:t>2</w:t>
+                  </w:r>
+                </w:p>
+              </w:tc>
+              <w:tc>
+                <w:tcPr>
+                  <w:tcW w:type="dxa" w:w="2750"/>
+                </w:tcPr>
+                <w:p>
+                  <w:pPr>
+                    <w:spacing w:before="0" w:after="0"/>
+                  </w:pPr>
+                </w:p>
+              </w:tc>
+              <w:tc>
+                <w:tcPr>
+                  <w:tcW w:type="dxa" w:w="3650"/>
+                </w:tcPr>
+                <w:p>
+                  <w:pPr>
+                    <w:spacing w:before="0" w:after="0"/>
+                  </w:pPr>
+                </w:p>
+              </w:tc>
+              <w:tc>
+                <w:tcPr>
+                  <w:tcW w:type="dxa" w:w="1900"/>
+                </w:tcPr>
+                <w:p>
+                  <w:pPr>
+                    <w:spacing w:before="0" w:after="0"/>
+                  </w:pPr>
+                </w:p>
+              </w:tc>
+              <w:tc>
+                <w:tcPr>
+                  <w:tcW w:type="dxa" w:w="1620"/>
+                </w:tcPr>
+                <w:p>
+                  <w:pPr>
+                    <w:spacing w:before="0" w:after="0"/>
+                  </w:pPr>
+                </w:p>
+              </w:tc>
+            </w:tr>
+            <w:tr>
+              <w:trPr>
+                <w:trHeight w:val="222" w:hRule="atLeast"/>
+              </w:trPr>
+              <w:tc>
+                <w:tcPr>
+                  <w:tcW w:type="dxa" w:w="400"/>
+                </w:tcPr>
+                <w:p>
+                  <w:pPr>
+                    <w:spacing w:before="0" w:after="0"/>
+                    <w:jc w:val="center"/>
+                  </w:pPr>
+                  <w:r>
+                    <w:rPr>
+                      <w:rFonts w:ascii="Calibri" w:hAnsi="Calibri" w:cs="Arial"/>
+                      <w:b w:val="0"/>
+                      <w:sz w:val="16"/>
+                      <w:szCs w:val="16"/>
+                    </w:rPr>
+                    <w:t>3</w:t>
+                  </w:r>
+                </w:p>
+              </w:tc>
+              <w:tc>
+                <w:tcPr>
+                  <w:tcW w:type="dxa" w:w="2750"/>
+                </w:tcPr>
+                <w:p>
+                  <w:pPr>
+                    <w:spacing w:before="0" w:after="0"/>
+                  </w:pPr>
+                </w:p>
+              </w:tc>
+              <w:tc>
+                <w:tcPr>
+                  <w:tcW w:type="dxa" w:w="3650"/>
+                </w:tcPr>
+                <w:p>
+                  <w:pPr>
+                    <w:spacing w:before="0" w:after="0"/>
+                  </w:pPr>
+                </w:p>
+              </w:tc>
+              <w:tc>
+                <w:tcPr>
+                  <w:tcW w:type="dxa" w:w="1900"/>
+                </w:tcPr>
+                <w:p>
+                  <w:pPr>
+                    <w:spacing w:before="0" w:after="0"/>
+                  </w:pPr>
+                </w:p>
+              </w:tc>
+              <w:tc>
+                <w:tcPr>
+                  <w:tcW w:type="dxa" w:w="1620"/>
+                </w:tcPr>
+                <w:p>
+                  <w:pPr>
+                    <w:spacing w:before="0" w:after="0"/>
+                  </w:pPr>
+                </w:p>
+              </w:tc>
+            </w:tr>
+          </w:tbl>
           <w:p>
             <w:pPr>
-              <w:spacing w:after="0"/>
+              <w:spacing w:line="30" w:lineRule="exact" w:before="0" w:after="0"/>
+            </w:pPr>
+          </w:p>
+          <w:p>
+            <w:pPr>
+              <w:spacing w:before="0" w:after="0"/>
+              <w:shd w:val="clear" w:color="auto" w:fill="D97706"/>
             </w:pPr>
             <w:r>
               <w:rPr>
                 <w:rFonts w:ascii="Calibri" w:hAnsi="Calibri" w:cs="Arial"/>
                 <w:b/>
-                <w:i w:val="0"/>
-                <w:sz w:val="19"/>
-                <w:szCs w:val="19"/>
+                <w:color w:val="FFFFFF"/>
+                <w:sz w:val="17"/>
+                <w:szCs w:val="17"/>
               </w:rPr>
-              <w:t>İmza</w:t>
-            </w:r>
-          </w:p>
-          <w:p>
-            <w:pPr>
-              <w:spacing w:after="0"/>
-            </w:pPr>
-            <w:r>
-              <w:rPr>
-                <w:rFonts w:ascii="Calibri" w:hAnsi="Calibri" w:cs="Arial"/>
-                <w:b w:val="0"/>
-                <w:i w:val="0"/>
-                <w:color w:val="555555"/>
-                <w:sz w:val="14"/>
-                <w:szCs w:val="14"/>
-              </w:rPr>
-              <w:t xml:space="preserve">Signature  ·  </w:t>
+              <w:t>Makine</w:t>
             </w:r>
             <w:r>
               <w:rPr>
                 <w:rFonts w:ascii="Calibri" w:hAnsi="Calibri" w:cs="Arial"/>
                 <w:b w:val="0"/>
-                <w:i w:val="0"/>
-                <w:color w:val="555555"/>
+                <w:color w:val="FFFFFF"/>
                 <w:sz w:val="14"/>
                 <w:szCs w:val="14"/>
-                <w:rtl/>
               </w:rPr>
-              <w:t>التوقيع</w:t>
+              <w:t xml:space="preserve">  Machinery</w:t>
             </w:r>
           </w:p>
-        </w:tc>
-      </w:tr>
-      <w:tr>
-        <w:trPr>
-          <w:trHeight w:val="360" w:hRule="atLeast"/>
-        </w:trPr>
-        <w:tc>
-          <w:tcPr>
-            <w:tcW w:type="dxa" w:w="600"/>
-            <w:vAlign w:val="center"/>
-          </w:tcPr>
+          <w:tbl>
+            <w:tblPr>
+              <w:tblW w:type="dxa" w:w="10320"/>
+              <w:tblLook w:firstColumn="1" w:firstRow="1" w:lastColumn="0" w:lastRow="0" w:noHBand="0" w:noVBand="1" w:val="04A0"/>
+              <w:tblBorders>
+                <w:top w:val="single" w:sz="4" w:space="0" w:color="94A3B8"/>
+                <w:left w:val="single" w:sz="4" w:space="0" w:color="94A3B8"/>
+                <w:bottom w:val="single" w:sz="4" w:space="0" w:color="94A3B8"/>
+                <w:right w:val="single" w:sz="4" w:space="0" w:color="94A3B8"/>
+                <w:insideH w:val="single" w:sz="4" w:space="0" w:color="94A3B8"/>
+                <w:insideV w:val="single" w:sz="4" w:space="0" w:color="94A3B8"/>
+              </w:tblBorders>
+              <w:tblLayout w:type="fixed"/>
+              <w:tblCellMar>
+                <w:top w:w="8" w:type="dxa"/>
+                <w:left w:w="60" w:type="dxa"/>
+                <w:bottom w:w="8" w:type="dxa"/>
+                <w:right w:w="60" w:type="dxa"/>
+              </w:tblCellMar>
+            </w:tblPr>
+            <w:tblGrid>
+              <w:gridCol w:w="400"/>
+              <w:gridCol w:w="2750"/>
+              <w:gridCol w:w="3650"/>
+              <w:gridCol w:w="1900"/>
+              <w:gridCol w:w="1620"/>
+            </w:tblGrid>
+            <w:tr>
+              <w:trPr>
+                <w:trHeight w:val="215" w:hRule="atLeast"/>
+              </w:trPr>
+              <w:tc>
+                <w:tcPr>
+                  <w:tcW w:type="dxa" w:w="400"/>
+                  <w:shd w:val="clear" w:color="auto" w:fill="EEF2F7"/>
+                </w:tcPr>
+                <w:p>
+                  <w:pPr>
+                    <w:spacing w:before="0" w:after="0"/>
+                    <w:jc w:val="center"/>
+                  </w:pPr>
+                  <w:r>
+                    <w:rPr>
+                      <w:rFonts w:ascii="Calibri" w:hAnsi="Calibri" w:cs="Arial"/>
+                      <w:b/>
+                      <w:sz w:val="14"/>
+                      <w:szCs w:val="14"/>
+                    </w:rPr>
+                    <w:t>No</w:t>
+                  </w:r>
+                </w:p>
+              </w:tc>
+              <w:tc>
+                <w:tcPr>
+                  <w:tcW w:type="dxa" w:w="2750"/>
+                  <w:shd w:val="clear" w:color="auto" w:fill="EEF2F7"/>
+                </w:tcPr>
+                <w:p>
+                  <w:pPr>
+                    <w:spacing w:before="0" w:after="0"/>
+                  </w:pPr>
+                  <w:r>
+                    <w:rPr>
+                      <w:rFonts w:ascii="Calibri" w:hAnsi="Calibri" w:cs="Arial"/>
+                      <w:b/>
+                      <w:sz w:val="14"/>
+                      <w:szCs w:val="14"/>
+                    </w:rPr>
+                    <w:t>Konu</w:t>
+                  </w:r>
+                  <w:r>
+                    <w:rPr>
+                      <w:rFonts w:ascii="Calibri" w:hAnsi="Calibri" w:cs="Arial"/>
+                      <w:b w:val="0"/>
+                      <w:color w:val="555555"/>
+                      <w:sz w:val="11"/>
+                      <w:szCs w:val="11"/>
+                    </w:rPr>
+                    <w:t xml:space="preserve">  Topic</w:t>
+                  </w:r>
+                </w:p>
+              </w:tc>
+              <w:tc>
+                <w:tcPr>
+                  <w:tcW w:type="dxa" w:w="3650"/>
+                  <w:shd w:val="clear" w:color="auto" w:fill="EEF2F7"/>
+                </w:tcPr>
+                <w:p>
+                  <w:pPr>
+                    <w:spacing w:before="0" w:after="0"/>
+                  </w:pPr>
+                  <w:r>
+                    <w:rPr>
+                      <w:rFonts w:ascii="Calibri" w:hAnsi="Calibri" w:cs="Arial"/>
+                      <w:b/>
+                      <w:sz w:val="14"/>
+                      <w:szCs w:val="14"/>
+                    </w:rPr>
+                    <w:t>Aksiyon</w:t>
+                  </w:r>
+                  <w:r>
+                    <w:rPr>
+                      <w:rFonts w:ascii="Calibri" w:hAnsi="Calibri" w:cs="Arial"/>
+                      <w:b w:val="0"/>
+                      <w:color w:val="555555"/>
+                      <w:sz w:val="11"/>
+                      <w:szCs w:val="11"/>
+                    </w:rPr>
+                    <w:t xml:space="preserve">  Action</w:t>
+                  </w:r>
+                </w:p>
+              </w:tc>
+              <w:tc>
+                <w:tcPr>
+                  <w:tcW w:type="dxa" w:w="1900"/>
+                  <w:shd w:val="clear" w:color="auto" w:fill="EEF2F7"/>
+                </w:tcPr>
+                <w:p>
+                  <w:pPr>
+                    <w:spacing w:before="0" w:after="0"/>
+                  </w:pPr>
+                  <w:r>
+                    <w:rPr>
+                      <w:rFonts w:ascii="Calibri" w:hAnsi="Calibri" w:cs="Arial"/>
+                      <w:b/>
+                      <w:sz w:val="14"/>
+                      <w:szCs w:val="14"/>
+                    </w:rPr>
+                    <w:t>Sorumlu</w:t>
+                  </w:r>
+                  <w:r>
+                    <w:rPr>
+                      <w:rFonts w:ascii="Calibri" w:hAnsi="Calibri" w:cs="Arial"/>
+                      <w:b w:val="0"/>
+                      <w:color w:val="555555"/>
+                      <w:sz w:val="11"/>
+                      <w:szCs w:val="11"/>
+                    </w:rPr>
+                    <w:t xml:space="preserve">  Owner</w:t>
+                  </w:r>
+                </w:p>
+              </w:tc>
+              <w:tc>
+                <w:tcPr>
+                  <w:tcW w:type="dxa" w:w="1620"/>
+                  <w:shd w:val="clear" w:color="auto" w:fill="EEF2F7"/>
+                </w:tcPr>
+                <w:p>
+                  <w:pPr>
+                    <w:spacing w:before="0" w:after="0"/>
+                  </w:pPr>
+                  <w:r>
+                    <w:rPr>
+                      <w:rFonts w:ascii="Calibri" w:hAnsi="Calibri" w:cs="Arial"/>
+                      <w:b/>
+                      <w:sz w:val="14"/>
+                      <w:szCs w:val="14"/>
+                    </w:rPr>
+                    <w:t>Termin</w:t>
+                  </w:r>
+                  <w:r>
+                    <w:rPr>
+                      <w:rFonts w:ascii="Calibri" w:hAnsi="Calibri" w:cs="Arial"/>
+                      <w:b w:val="0"/>
+                      <w:color w:val="555555"/>
+                      <w:sz w:val="11"/>
+                      <w:szCs w:val="11"/>
+                    </w:rPr>
+                    <w:t xml:space="preserve">  Due</w:t>
+                  </w:r>
+                </w:p>
+              </w:tc>
+            </w:tr>
+            <w:tr>
+              <w:trPr>
+                <w:trHeight w:val="222" w:hRule="atLeast"/>
+              </w:trPr>
+              <w:tc>
+                <w:tcPr>
+                  <w:tcW w:type="dxa" w:w="400"/>
+                </w:tcPr>
+                <w:p>
+                  <w:pPr>
+                    <w:spacing w:before="0" w:after="0"/>
+                    <w:jc w:val="center"/>
+                  </w:pPr>
+                  <w:r>
+                    <w:rPr>
+                      <w:rFonts w:ascii="Calibri" w:hAnsi="Calibri" w:cs="Arial"/>
+                      <w:b w:val="0"/>
+                      <w:sz w:val="16"/>
+                      <w:szCs w:val="16"/>
+                    </w:rPr>
+                    <w:t>1</w:t>
+                  </w:r>
+                </w:p>
+              </w:tc>
+              <w:tc>
+                <w:tcPr>
+                  <w:tcW w:type="dxa" w:w="2750"/>
+                </w:tcPr>
+                <w:p>
+                  <w:pPr>
+                    <w:spacing w:before="0" w:after="0"/>
+                  </w:pPr>
+                </w:p>
+              </w:tc>
+              <w:tc>
+                <w:tcPr>
+                  <w:tcW w:type="dxa" w:w="3650"/>
+                </w:tcPr>
+                <w:p>
+                  <w:pPr>
+                    <w:spacing w:before="0" w:after="0"/>
+                  </w:pPr>
+                </w:p>
+              </w:tc>
+              <w:tc>
+                <w:tcPr>
+                  <w:tcW w:type="dxa" w:w="1900"/>
+                </w:tcPr>
+                <w:p>
+                  <w:pPr>
+                    <w:spacing w:before="0" w:after="0"/>
+                  </w:pPr>
+                </w:p>
+              </w:tc>
+              <w:tc>
+                <w:tcPr>
+                  <w:tcW w:type="dxa" w:w="1620"/>
+                </w:tcPr>
+                <w:p>
+                  <w:pPr>
+                    <w:spacing w:before="0" w:after="0"/>
+                  </w:pPr>
+                </w:p>
+              </w:tc>
+            </w:tr>
+            <w:tr>
+              <w:trPr>
+                <w:trHeight w:val="222" w:hRule="atLeast"/>
+              </w:trPr>
+              <w:tc>
+                <w:tcPr>
+                  <w:tcW w:type="dxa" w:w="400"/>
+                </w:tcPr>
+                <w:p>
+                  <w:pPr>
+                    <w:spacing w:before="0" w:after="0"/>
+                    <w:jc w:val="center"/>
+                  </w:pPr>
+                  <w:r>
+                    <w:rPr>
+                      <w:rFonts w:ascii="Calibri" w:hAnsi="Calibri" w:cs="Arial"/>
+                      <w:b w:val="0"/>
+                      <w:sz w:val="16"/>
+                      <w:szCs w:val="16"/>
+                    </w:rPr>
+                    <w:t>2</w:t>
+                  </w:r>
+                </w:p>
+              </w:tc>
+              <w:tc>
+                <w:tcPr>
+                  <w:tcW w:type="dxa" w:w="2750"/>
+                </w:tcPr>
+                <w:p>
+                  <w:pPr>
+                    <w:spacing w:before="0" w:after="0"/>
+                  </w:pPr>
+                </w:p>
+              </w:tc>
+              <w:tc>
+                <w:tcPr>
+                  <w:tcW w:type="dxa" w:w="3650"/>
+                </w:tcPr>
+                <w:p>
+                  <w:pPr>
+                    <w:spacing w:before="0" w:after="0"/>
+                  </w:pPr>
+                </w:p>
+              </w:tc>
+              <w:tc>
+                <w:tcPr>
+                  <w:tcW w:type="dxa" w:w="1900"/>
+                </w:tcPr>
+                <w:p>
+                  <w:pPr>
+                    <w:spacing w:before="0" w:after="0"/>
+                  </w:pPr>
+                </w:p>
+              </w:tc>
+              <w:tc>
+                <w:tcPr>
+                  <w:tcW w:type="dxa" w:w="1620"/>
+                </w:tcPr>
+                <w:p>
+                  <w:pPr>
+                    <w:spacing w:before="0" w:after="0"/>
+                  </w:pPr>
+                </w:p>
+              </w:tc>
+            </w:tr>
+            <w:tr>
+              <w:trPr>
+                <w:trHeight w:val="222" w:hRule="atLeast"/>
+              </w:trPr>
+              <w:tc>
+                <w:tcPr>
+                  <w:tcW w:type="dxa" w:w="400"/>
+                </w:tcPr>
+                <w:p>
+                  <w:pPr>
+                    <w:spacing w:before="0" w:after="0"/>
+                    <w:jc w:val="center"/>
+                  </w:pPr>
+                  <w:r>
+                    <w:rPr>
+                      <w:rFonts w:ascii="Calibri" w:hAnsi="Calibri" w:cs="Arial"/>
+                      <w:b w:val="0"/>
+                      <w:sz w:val="16"/>
+                      <w:szCs w:val="16"/>
+                    </w:rPr>
+                    <w:t>3</w:t>
+                  </w:r>
+                </w:p>
+              </w:tc>
+              <w:tc>
+                <w:tcPr>
+                  <w:tcW w:type="dxa" w:w="2750"/>
+                </w:tcPr>
+                <w:p>
+                  <w:pPr>
+                    <w:spacing w:before="0" w:after="0"/>
+                  </w:pPr>
+                </w:p>
+              </w:tc>
+              <w:tc>
+                <w:tcPr>
+                  <w:tcW w:type="dxa" w:w="3650"/>
+                </w:tcPr>
+                <w:p>
+                  <w:pPr>
+                    <w:spacing w:before="0" w:after="0"/>
+                  </w:pPr>
+                </w:p>
+              </w:tc>
+              <w:tc>
+                <w:tcPr>
+                  <w:tcW w:type="dxa" w:w="1900"/>
+                </w:tcPr>
+                <w:p>
+                  <w:pPr>
+                    <w:spacing w:before="0" w:after="0"/>
+                  </w:pPr>
+                </w:p>
+              </w:tc>
+              <w:tc>
+                <w:tcPr>
+                  <w:tcW w:type="dxa" w:w="1620"/>
+                </w:tcPr>
+                <w:p>
+                  <w:pPr>
+                    <w:spacing w:before="0" w:after="0"/>
+                  </w:pPr>
+                </w:p>
+              </w:tc>
+            </w:tr>
+          </w:tbl>
           <w:p>
             <w:pPr>
-              <w:spacing w:after="0"/>
-              <w:jc w:val="center"/>
+              <w:spacing w:line="30" w:lineRule="exact" w:before="0" w:after="0"/>
             </w:pPr>
-            <w:r>
-              <w:rPr>
-                <w:rFonts w:ascii="Calibri" w:hAnsi="Calibri" w:cs="Arial"/>
-                <w:b w:val="0"/>
-                <w:i w:val="0"/>
-                <w:sz w:val="19"/>
-                <w:szCs w:val="19"/>
-              </w:rPr>
-              <w:t>1</w:t>
-            </w:r>
           </w:p>
-        </w:tc>
-        <w:tc>
-          <w:tcPr>
-            <w:tcW w:type="dxa" w:w="3500"/>
-          </w:tcPr>
           <w:p>
             <w:pPr>
-              <w:spacing w:after="0"/>
-            </w:pPr>
-          </w:p>
-        </w:tc>
-        <w:tc>
-          <w:tcPr>
-            <w:tcW w:type="dxa" w:w="3064"/>
-          </w:tcPr>
-          <w:p>
-            <w:pPr>
-              <w:spacing w:after="0"/>
-            </w:pPr>
-          </w:p>
-        </w:tc>
-        <w:tc>
-          <w:tcPr>
-            <w:tcW w:type="dxa" w:w="2900"/>
-          </w:tcPr>
-          <w:p>
-            <w:pPr>
-              <w:spacing w:after="0"/>
-            </w:pPr>
-          </w:p>
-        </w:tc>
-      </w:tr>
-      <w:tr>
-        <w:trPr>
-          <w:trHeight w:val="360" w:hRule="atLeast"/>
-        </w:trPr>
-        <w:tc>
-          <w:tcPr>
-            <w:tcW w:type="dxa" w:w="600"/>
-            <w:vAlign w:val="center"/>
-          </w:tcPr>
-          <w:p>
-            <w:pPr>
-              <w:spacing w:after="0"/>
-              <w:jc w:val="center"/>
-            </w:pPr>
-            <w:r>
-              <w:rPr>
-                <w:rFonts w:ascii="Calibri" w:hAnsi="Calibri" w:cs="Arial"/>
-                <w:b w:val="0"/>
-                <w:i w:val="0"/>
-                <w:sz w:val="19"/>
-                <w:szCs w:val="19"/>
-              </w:rPr>
-              <w:t>2</w:t>
-            </w:r>
-          </w:p>
-        </w:tc>
-        <w:tc>
-          <w:tcPr>
-            <w:tcW w:type="dxa" w:w="3500"/>
-          </w:tcPr>
-          <w:p>
-            <w:pPr>
-              <w:spacing w:after="0"/>
-            </w:pPr>
-          </w:p>
-        </w:tc>
-        <w:tc>
-          <w:tcPr>
-            <w:tcW w:type="dxa" w:w="3064"/>
-          </w:tcPr>
-          <w:p>
-            <w:pPr>
-              <w:spacing w:after="0"/>
-            </w:pPr>
-          </w:p>
-        </w:tc>
-        <w:tc>
-          <w:tcPr>
-            <w:tcW w:type="dxa" w:w="2900"/>
-          </w:tcPr>
-          <w:p>
-            <w:pPr>
-              <w:spacing w:after="0"/>
-            </w:pPr>
-          </w:p>
-        </w:tc>
-      </w:tr>
-      <w:tr>
-        <w:trPr>
-          <w:trHeight w:val="360" w:hRule="atLeast"/>
-        </w:trPr>
-        <w:tc>
-          <w:tcPr>
-            <w:tcW w:type="dxa" w:w="600"/>
-            <w:vAlign w:val="center"/>
-          </w:tcPr>
-          <w:p>
-            <w:pPr>
-              <w:spacing w:after="0"/>
-              <w:jc w:val="center"/>
-            </w:pPr>
-            <w:r>
-              <w:rPr>
-                <w:rFonts w:ascii="Calibri" w:hAnsi="Calibri" w:cs="Arial"/>
-                <w:b w:val="0"/>
-                <w:i w:val="0"/>
-                <w:sz w:val="19"/>
-                <w:szCs w:val="19"/>
-              </w:rPr>
-              <w:t>3</w:t>
-            </w:r>
-          </w:p>
-        </w:tc>
-        <w:tc>
-          <w:tcPr>
-            <w:tcW w:type="dxa" w:w="3500"/>
-          </w:tcPr>
-          <w:p>
-            <w:pPr>
-              <w:spacing w:after="0"/>
-            </w:pPr>
-          </w:p>
-        </w:tc>
-        <w:tc>
-          <w:tcPr>
-            <w:tcW w:type="dxa" w:w="3064"/>
-          </w:tcPr>
-          <w:p>
-            <w:pPr>
-              <w:spacing w:after="0"/>
-            </w:pPr>
-          </w:p>
-        </w:tc>
-        <w:tc>
-          <w:tcPr>
-            <w:tcW w:type="dxa" w:w="2900"/>
-          </w:tcPr>
-          <w:p>
-            <w:pPr>
-              <w:spacing w:after="0"/>
-            </w:pPr>
-          </w:p>
-        </w:tc>
-      </w:tr>
-      <w:tr>
-        <w:trPr>
-          <w:trHeight w:val="360" w:hRule="atLeast"/>
-        </w:trPr>
-        <w:tc>
-          <w:tcPr>
-            <w:tcW w:type="dxa" w:w="600"/>
-            <w:vAlign w:val="center"/>
-          </w:tcPr>
-          <w:p>
-            <w:pPr>
-              <w:spacing w:after="0"/>
-              <w:jc w:val="center"/>
-            </w:pPr>
-            <w:r>
-              <w:rPr>
-                <w:rFonts w:ascii="Calibri" w:hAnsi="Calibri" w:cs="Arial"/>
-                <w:b w:val="0"/>
-                <w:i w:val="0"/>
-                <w:sz w:val="19"/>
-                <w:szCs w:val="19"/>
-              </w:rPr>
-              <w:t>4</w:t>
-            </w:r>
-          </w:p>
-        </w:tc>
-        <w:tc>
-          <w:tcPr>
-            <w:tcW w:type="dxa" w:w="3500"/>
-          </w:tcPr>
-          <w:p>
-            <w:pPr>
-              <w:spacing w:after="0"/>
-            </w:pPr>
-          </w:p>
-        </w:tc>
-        <w:tc>
-          <w:tcPr>
-            <w:tcW w:type="dxa" w:w="3064"/>
-          </w:tcPr>
-          <w:p>
-            <w:pPr>
-              <w:spacing w:after="0"/>
-            </w:pPr>
-          </w:p>
-        </w:tc>
-        <w:tc>
-          <w:tcPr>
-            <w:tcW w:type="dxa" w:w="2900"/>
-          </w:tcPr>
-          <w:p>
-            <w:pPr>
-              <w:spacing w:after="0"/>
-            </w:pPr>
-          </w:p>
-        </w:tc>
-      </w:tr>
-      <w:tr>
-        <w:trPr>
-          <w:trHeight w:val="360" w:hRule="atLeast"/>
-        </w:trPr>
-        <w:tc>
-          <w:tcPr>
-            <w:tcW w:type="dxa" w:w="600"/>
-            <w:vAlign w:val="center"/>
-          </w:tcPr>
-          <w:p>
-            <w:pPr>
-              <w:spacing w:after="0"/>
-              <w:jc w:val="center"/>
-            </w:pPr>
-            <w:r>
-              <w:rPr>
-                <w:rFonts w:ascii="Calibri" w:hAnsi="Calibri" w:cs="Arial"/>
-                <w:b w:val="0"/>
-                <w:i w:val="0"/>
-                <w:sz w:val="19"/>
-                <w:szCs w:val="19"/>
-              </w:rPr>
-              <w:t>5</w:t>
-            </w:r>
-          </w:p>
-        </w:tc>
-        <w:tc>
-          <w:tcPr>
-            <w:tcW w:type="dxa" w:w="3500"/>
-          </w:tcPr>
-          <w:p>
-            <w:pPr>
-              <w:spacing w:after="0"/>
-            </w:pPr>
-          </w:p>
-        </w:tc>
-        <w:tc>
-          <w:tcPr>
-            <w:tcW w:type="dxa" w:w="3064"/>
-          </w:tcPr>
-          <w:p>
-            <w:pPr>
-              <w:spacing w:after="0"/>
-            </w:pPr>
-          </w:p>
-        </w:tc>
-        <w:tc>
-          <w:tcPr>
-            <w:tcW w:type="dxa" w:w="2900"/>
-          </w:tcPr>
-          <w:p>
-            <w:pPr>
-              <w:spacing w:after="0"/>
-            </w:pPr>
-          </w:p>
-        </w:tc>
-      </w:tr>
-      <w:tr>
-        <w:trPr>
-          <w:trHeight w:val="360" w:hRule="atLeast"/>
-        </w:trPr>
-        <w:tc>
-          <w:tcPr>
-            <w:tcW w:type="dxa" w:w="600"/>
-            <w:vAlign w:val="center"/>
-          </w:tcPr>
-          <w:p>
-            <w:pPr>
-              <w:spacing w:after="0"/>
-              <w:jc w:val="center"/>
-            </w:pPr>
-            <w:r>
-              <w:rPr>
-                <w:rFonts w:ascii="Calibri" w:hAnsi="Calibri" w:cs="Arial"/>
-                <w:b w:val="0"/>
-                <w:i w:val="0"/>
-                <w:sz w:val="19"/>
-                <w:szCs w:val="19"/>
-              </w:rPr>
-              <w:t>6</w:t>
-            </w:r>
-          </w:p>
-        </w:tc>
-        <w:tc>
-          <w:tcPr>
-            <w:tcW w:type="dxa" w:w="3500"/>
-          </w:tcPr>
-          <w:p>
-            <w:pPr>
-              <w:spacing w:after="0"/>
-            </w:pPr>
-          </w:p>
-        </w:tc>
-        <w:tc>
-          <w:tcPr>
-            <w:tcW w:type="dxa" w:w="3064"/>
-          </w:tcPr>
-          <w:p>
-            <w:pPr>
-              <w:spacing w:after="0"/>
-            </w:pPr>
-          </w:p>
-        </w:tc>
-        <w:tc>
-          <w:tcPr>
-            <w:tcW w:type="dxa" w:w="2900"/>
-          </w:tcPr>
-          <w:p>
-            <w:pPr>
-              <w:spacing w:after="0"/>
-            </w:pPr>
-          </w:p>
-        </w:tc>
-      </w:tr>
-    </w:tbl>
-    <w:p>
-      <w:pPr>
-        <w:keepNext/>
-        <w:spacing w:before="180" w:after="60" w:line="240" w:lineRule="auto"/>
-        <w:ind w:left="709"/>
-      </w:pPr>
-      <w:r>
-        <w:rPr>
-          <w:rFonts w:ascii="Calibri" w:hAnsi="Calibri" w:cs="Arial"/>
-          <w:b/>
-          <w:i w:val="0"/>
-          <w:sz w:val="23"/>
-          <w:szCs w:val="23"/>
-        </w:rPr>
-        <w:t>GÖRÜŞÜLEN KONULAR VE KARARLAR</w:t>
-      </w:r>
-      <w:r>
-        <w:rPr>
-          <w:rFonts w:ascii="Calibri" w:hAnsi="Calibri" w:cs="Arial"/>
-          <w:b w:val="0"/>
-          <w:i w:val="0"/>
-          <w:color w:val="555555"/>
-          <w:sz w:val="19"/>
-          <w:szCs w:val="19"/>
-        </w:rPr>
-        <w:t xml:space="preserve">   DISCUSSION AND DECISIONS  ·  </w:t>
-      </w:r>
-      <w:r>
-        <w:rPr>
-          <w:rFonts w:ascii="Calibri" w:hAnsi="Calibri" w:cs="Arial"/>
-          <w:b w:val="0"/>
-          <w:i w:val="0"/>
-          <w:color w:val="555555"/>
-          <w:sz w:val="19"/>
-          <w:szCs w:val="19"/>
-          <w:rtl/>
-        </w:rPr>
-        <w:t>المناقشات والقرارات</w:t>
-      </w:r>
-    </w:p>
-    <w:tbl>
-      <w:tblPr>
-        <w:tblW w:type="auto" w:w="0"/>
-        <w:tblLayout w:type="fixed"/>
-        <w:tblLook w:firstColumn="1" w:firstRow="1" w:lastColumn="0" w:lastRow="0" w:noHBand="0" w:noVBand="1" w:val="04A0"/>
-        <w:tblInd w:w="709" w:type="dxa"/>
-        <w:tblLayout w:type="fixed"/>
-        <w:tblBorders>
-          <w:top w:val="single" w:sz="6" w:space="0" w:color="000000"/>
-          <w:left w:val="single" w:sz="6" w:space="0" w:color="000000"/>
-          <w:bottom w:val="single" w:sz="6" w:space="0" w:color="000000"/>
-          <w:right w:val="single" w:sz="6" w:space="0" w:color="000000"/>
-          <w:insideH w:val="single" w:sz="6" w:space="0" w:color="000000"/>
-          <w:insideV w:val="single" w:sz="6" w:space="0" w:color="000000"/>
-        </w:tblBorders>
-      </w:tblPr>
-      <w:tblGrid>
-        <w:gridCol w:w="600"/>
-        <w:gridCol w:w="5232"/>
-        <w:gridCol w:w="4232"/>
-      </w:tblGrid>
-      <w:tr>
-        <w:trPr>
-          <w:trHeight w:val="430" w:hRule="atLeast"/>
-        </w:trPr>
-        <w:tc>
-          <w:tcPr>
-            <w:tcW w:type="dxa" w:w="600"/>
-            <w:shd w:val="clear" w:color="auto" w:fill="D9D9D9"/>
-            <w:vAlign w:val="center"/>
-          </w:tcPr>
-          <w:p>
-            <w:pPr>
-              <w:spacing w:after="0"/>
+              <w:spacing w:before="0" w:after="0"/>
+              <w:shd w:val="clear" w:color="auto" w:fill="16A34A"/>
             </w:pPr>
             <w:r>
               <w:rPr>
                 <w:rFonts w:ascii="Calibri" w:hAnsi="Calibri" w:cs="Arial"/>
                 <w:b/>
-                <w:i w:val="0"/>
-                <w:sz w:val="19"/>
-                <w:szCs w:val="19"/>
+                <w:color w:val="FFFFFF"/>
+                <w:sz w:val="17"/>
+                <w:szCs w:val="17"/>
               </w:rPr>
-              <w:t>No</w:t>
-            </w:r>
-          </w:p>
-          <w:p>
-            <w:pPr>
-              <w:spacing w:after="0"/>
-            </w:pPr>
-            <w:r>
-              <w:rPr>
-                <w:rFonts w:ascii="Calibri" w:hAnsi="Calibri" w:cs="Arial"/>
-                <w:b w:val="0"/>
-                <w:i w:val="0"/>
-                <w:color w:val="555555"/>
-                <w:sz w:val="14"/>
-                <w:szCs w:val="14"/>
-              </w:rPr>
-              <w:t xml:space="preserve">No  ·  </w:t>
+              <w:t>Enerji</w:t>
             </w:r>
             <w:r>
               <w:rPr>
                 <w:rFonts w:ascii="Calibri" w:hAnsi="Calibri" w:cs="Arial"/>
                 <w:b w:val="0"/>
-                <w:i w:val="0"/>
-                <w:color w:val="555555"/>
+                <w:color w:val="FFFFFF"/>
                 <w:sz w:val="14"/>
                 <w:szCs w:val="14"/>
-                <w:rtl/>
               </w:rPr>
-              <w:t>م</w:t>
+              <w:t xml:space="preserve">  Energy</w:t>
             </w:r>
           </w:p>
-        </w:tc>
-        <w:tc>
-          <w:tcPr>
-            <w:tcW w:type="dxa" w:w="5232"/>
-            <w:shd w:val="clear" w:color="auto" w:fill="D9D9D9"/>
-            <w:vAlign w:val="center"/>
-          </w:tcPr>
+          <w:tbl>
+            <w:tblPr>
+              <w:tblW w:type="dxa" w:w="10320"/>
+              <w:tblLook w:firstColumn="1" w:firstRow="1" w:lastColumn="0" w:lastRow="0" w:noHBand="0" w:noVBand="1" w:val="04A0"/>
+              <w:tblBorders>
+                <w:top w:val="single" w:sz="4" w:space="0" w:color="94A3B8"/>
+                <w:left w:val="single" w:sz="4" w:space="0" w:color="94A3B8"/>
+                <w:bottom w:val="single" w:sz="4" w:space="0" w:color="94A3B8"/>
+                <w:right w:val="single" w:sz="4" w:space="0" w:color="94A3B8"/>
+                <w:insideH w:val="single" w:sz="4" w:space="0" w:color="94A3B8"/>
+                <w:insideV w:val="single" w:sz="4" w:space="0" w:color="94A3B8"/>
+              </w:tblBorders>
+              <w:tblLayout w:type="fixed"/>
+              <w:tblCellMar>
+                <w:top w:w="8" w:type="dxa"/>
+                <w:left w:w="60" w:type="dxa"/>
+                <w:bottom w:w="8" w:type="dxa"/>
+                <w:right w:w="60" w:type="dxa"/>
+              </w:tblCellMar>
+            </w:tblPr>
+            <w:tblGrid>
+              <w:gridCol w:w="400"/>
+              <w:gridCol w:w="2750"/>
+              <w:gridCol w:w="3650"/>
+              <w:gridCol w:w="1900"/>
+              <w:gridCol w:w="1620"/>
+            </w:tblGrid>
+            <w:tr>
+              <w:trPr>
+                <w:trHeight w:val="215" w:hRule="atLeast"/>
+              </w:trPr>
+              <w:tc>
+                <w:tcPr>
+                  <w:tcW w:type="dxa" w:w="400"/>
+                  <w:shd w:val="clear" w:color="auto" w:fill="EEF2F7"/>
+                </w:tcPr>
+                <w:p>
+                  <w:pPr>
+                    <w:spacing w:before="0" w:after="0"/>
+                    <w:jc w:val="center"/>
+                  </w:pPr>
+                  <w:r>
+                    <w:rPr>
+                      <w:rFonts w:ascii="Calibri" w:hAnsi="Calibri" w:cs="Arial"/>
+                      <w:b/>
+                      <w:sz w:val="14"/>
+                      <w:szCs w:val="14"/>
+                    </w:rPr>
+                    <w:t>No</w:t>
+                  </w:r>
+                </w:p>
+              </w:tc>
+              <w:tc>
+                <w:tcPr>
+                  <w:tcW w:type="dxa" w:w="2750"/>
+                  <w:shd w:val="clear" w:color="auto" w:fill="EEF2F7"/>
+                </w:tcPr>
+                <w:p>
+                  <w:pPr>
+                    <w:spacing w:before="0" w:after="0"/>
+                  </w:pPr>
+                  <w:r>
+                    <w:rPr>
+                      <w:rFonts w:ascii="Calibri" w:hAnsi="Calibri" w:cs="Arial"/>
+                      <w:b/>
+                      <w:sz w:val="14"/>
+                      <w:szCs w:val="14"/>
+                    </w:rPr>
+                    <w:t>Konu</w:t>
+                  </w:r>
+                  <w:r>
+                    <w:rPr>
+                      <w:rFonts w:ascii="Calibri" w:hAnsi="Calibri" w:cs="Arial"/>
+                      <w:b w:val="0"/>
+                      <w:color w:val="555555"/>
+                      <w:sz w:val="11"/>
+                      <w:szCs w:val="11"/>
+                    </w:rPr>
+                    <w:t xml:space="preserve">  Topic</w:t>
+                  </w:r>
+                </w:p>
+              </w:tc>
+              <w:tc>
+                <w:tcPr>
+                  <w:tcW w:type="dxa" w:w="3650"/>
+                  <w:shd w:val="clear" w:color="auto" w:fill="EEF2F7"/>
+                </w:tcPr>
+                <w:p>
+                  <w:pPr>
+                    <w:spacing w:before="0" w:after="0"/>
+                  </w:pPr>
+                  <w:r>
+                    <w:rPr>
+                      <w:rFonts w:ascii="Calibri" w:hAnsi="Calibri" w:cs="Arial"/>
+                      <w:b/>
+                      <w:sz w:val="14"/>
+                      <w:szCs w:val="14"/>
+                    </w:rPr>
+                    <w:t>Aksiyon</w:t>
+                  </w:r>
+                  <w:r>
+                    <w:rPr>
+                      <w:rFonts w:ascii="Calibri" w:hAnsi="Calibri" w:cs="Arial"/>
+                      <w:b w:val="0"/>
+                      <w:color w:val="555555"/>
+                      <w:sz w:val="11"/>
+                      <w:szCs w:val="11"/>
+                    </w:rPr>
+                    <w:t xml:space="preserve">  Action</w:t>
+                  </w:r>
+                </w:p>
+              </w:tc>
+              <w:tc>
+                <w:tcPr>
+                  <w:tcW w:type="dxa" w:w="1900"/>
+                  <w:shd w:val="clear" w:color="auto" w:fill="EEF2F7"/>
+                </w:tcPr>
+                <w:p>
+                  <w:pPr>
+                    <w:spacing w:before="0" w:after="0"/>
+                  </w:pPr>
+                  <w:r>
+                    <w:rPr>
+                      <w:rFonts w:ascii="Calibri" w:hAnsi="Calibri" w:cs="Arial"/>
+                      <w:b/>
+                      <w:sz w:val="14"/>
+                      <w:szCs w:val="14"/>
+                    </w:rPr>
+                    <w:t>Sorumlu</w:t>
+                  </w:r>
+                  <w:r>
+                    <w:rPr>
+                      <w:rFonts w:ascii="Calibri" w:hAnsi="Calibri" w:cs="Arial"/>
+                      <w:b w:val="0"/>
+                      <w:color w:val="555555"/>
+                      <w:sz w:val="11"/>
+                      <w:szCs w:val="11"/>
+                    </w:rPr>
+                    <w:t xml:space="preserve">  Owner</w:t>
+                  </w:r>
+                </w:p>
+              </w:tc>
+              <w:tc>
+                <w:tcPr>
+                  <w:tcW w:type="dxa" w:w="1620"/>
+                  <w:shd w:val="clear" w:color="auto" w:fill="EEF2F7"/>
+                </w:tcPr>
+                <w:p>
+                  <w:pPr>
+                    <w:spacing w:before="0" w:after="0"/>
+                  </w:pPr>
+                  <w:r>
+                    <w:rPr>
+                      <w:rFonts w:ascii="Calibri" w:hAnsi="Calibri" w:cs="Arial"/>
+                      <w:b/>
+                      <w:sz w:val="14"/>
+                      <w:szCs w:val="14"/>
+                    </w:rPr>
+                    <w:t>Termin</w:t>
+                  </w:r>
+                  <w:r>
+                    <w:rPr>
+                      <w:rFonts w:ascii="Calibri" w:hAnsi="Calibri" w:cs="Arial"/>
+                      <w:b w:val="0"/>
+                      <w:color w:val="555555"/>
+                      <w:sz w:val="11"/>
+                      <w:szCs w:val="11"/>
+                    </w:rPr>
+                    <w:t xml:space="preserve">  Due</w:t>
+                  </w:r>
+                </w:p>
+              </w:tc>
+            </w:tr>
+            <w:tr>
+              <w:trPr>
+                <w:trHeight w:val="222" w:hRule="atLeast"/>
+              </w:trPr>
+              <w:tc>
+                <w:tcPr>
+                  <w:tcW w:type="dxa" w:w="400"/>
+                </w:tcPr>
+                <w:p>
+                  <w:pPr>
+                    <w:spacing w:before="0" w:after="0"/>
+                    <w:jc w:val="center"/>
+                  </w:pPr>
+                  <w:r>
+                    <w:rPr>
+                      <w:rFonts w:ascii="Calibri" w:hAnsi="Calibri" w:cs="Arial"/>
+                      <w:b w:val="0"/>
+                      <w:sz w:val="16"/>
+                      <w:szCs w:val="16"/>
+                    </w:rPr>
+                    <w:t>1</w:t>
+                  </w:r>
+                </w:p>
+              </w:tc>
+              <w:tc>
+                <w:tcPr>
+                  <w:tcW w:type="dxa" w:w="2750"/>
+                </w:tcPr>
+                <w:p>
+                  <w:pPr>
+                    <w:spacing w:before="0" w:after="0"/>
+                  </w:pPr>
+                </w:p>
+              </w:tc>
+              <w:tc>
+                <w:tcPr>
+                  <w:tcW w:type="dxa" w:w="3650"/>
+                </w:tcPr>
+                <w:p>
+                  <w:pPr>
+                    <w:spacing w:before="0" w:after="0"/>
+                  </w:pPr>
+                </w:p>
+              </w:tc>
+              <w:tc>
+                <w:tcPr>
+                  <w:tcW w:type="dxa" w:w="1900"/>
+                </w:tcPr>
+                <w:p>
+                  <w:pPr>
+                    <w:spacing w:before="0" w:after="0"/>
+                  </w:pPr>
+                </w:p>
+              </w:tc>
+              <w:tc>
+                <w:tcPr>
+                  <w:tcW w:type="dxa" w:w="1620"/>
+                </w:tcPr>
+                <w:p>
+                  <w:pPr>
+                    <w:spacing w:before="0" w:after="0"/>
+                  </w:pPr>
+                </w:p>
+              </w:tc>
+            </w:tr>
+            <w:tr>
+              <w:trPr>
+                <w:trHeight w:val="222" w:hRule="atLeast"/>
+              </w:trPr>
+              <w:tc>
+                <w:tcPr>
+                  <w:tcW w:type="dxa" w:w="400"/>
+                </w:tcPr>
+                <w:p>
+                  <w:pPr>
+                    <w:spacing w:before="0" w:after="0"/>
+                    <w:jc w:val="center"/>
+                  </w:pPr>
+                  <w:r>
+                    <w:rPr>
+                      <w:rFonts w:ascii="Calibri" w:hAnsi="Calibri" w:cs="Arial"/>
+                      <w:b w:val="0"/>
+                      <w:sz w:val="16"/>
+                      <w:szCs w:val="16"/>
+                    </w:rPr>
+                    <w:t>2</w:t>
+                  </w:r>
+                </w:p>
+              </w:tc>
+              <w:tc>
+                <w:tcPr>
+                  <w:tcW w:type="dxa" w:w="2750"/>
+                </w:tcPr>
+                <w:p>
+                  <w:pPr>
+                    <w:spacing w:before="0" w:after="0"/>
+                  </w:pPr>
+                </w:p>
+              </w:tc>
+              <w:tc>
+                <w:tcPr>
+                  <w:tcW w:type="dxa" w:w="3650"/>
+                </w:tcPr>
+                <w:p>
+                  <w:pPr>
+                    <w:spacing w:before="0" w:after="0"/>
+                  </w:pPr>
+                </w:p>
+              </w:tc>
+              <w:tc>
+                <w:tcPr>
+                  <w:tcW w:type="dxa" w:w="1900"/>
+                </w:tcPr>
+                <w:p>
+                  <w:pPr>
+                    <w:spacing w:before="0" w:after="0"/>
+                  </w:pPr>
+                </w:p>
+              </w:tc>
+              <w:tc>
+                <w:tcPr>
+                  <w:tcW w:type="dxa" w:w="1620"/>
+                </w:tcPr>
+                <w:p>
+                  <w:pPr>
+                    <w:spacing w:before="0" w:after="0"/>
+                  </w:pPr>
+                </w:p>
+              </w:tc>
+            </w:tr>
+            <w:tr>
+              <w:trPr>
+                <w:trHeight w:val="222" w:hRule="atLeast"/>
+              </w:trPr>
+              <w:tc>
+                <w:tcPr>
+                  <w:tcW w:type="dxa" w:w="400"/>
+                </w:tcPr>
+                <w:p>
+                  <w:pPr>
+                    <w:spacing w:before="0" w:after="0"/>
+                    <w:jc w:val="center"/>
+                  </w:pPr>
+                  <w:r>
+                    <w:rPr>
+                      <w:rFonts w:ascii="Calibri" w:hAnsi="Calibri" w:cs="Arial"/>
+                      <w:b w:val="0"/>
+                      <w:sz w:val="16"/>
+                      <w:szCs w:val="16"/>
+                    </w:rPr>
+                    <w:t>3</w:t>
+                  </w:r>
+                </w:p>
+              </w:tc>
+              <w:tc>
+                <w:tcPr>
+                  <w:tcW w:type="dxa" w:w="2750"/>
+                </w:tcPr>
+                <w:p>
+                  <w:pPr>
+                    <w:spacing w:before="0" w:after="0"/>
+                  </w:pPr>
+                </w:p>
+              </w:tc>
+              <w:tc>
+                <w:tcPr>
+                  <w:tcW w:type="dxa" w:w="3650"/>
+                </w:tcPr>
+                <w:p>
+                  <w:pPr>
+                    <w:spacing w:before="0" w:after="0"/>
+                  </w:pPr>
+                </w:p>
+              </w:tc>
+              <w:tc>
+                <w:tcPr>
+                  <w:tcW w:type="dxa" w:w="1900"/>
+                </w:tcPr>
+                <w:p>
+                  <w:pPr>
+                    <w:spacing w:before="0" w:after="0"/>
+                  </w:pPr>
+                </w:p>
+              </w:tc>
+              <w:tc>
+                <w:tcPr>
+                  <w:tcW w:type="dxa" w:w="1620"/>
+                </w:tcPr>
+                <w:p>
+                  <w:pPr>
+                    <w:spacing w:before="0" w:after="0"/>
+                  </w:pPr>
+                </w:p>
+              </w:tc>
+            </w:tr>
+          </w:tbl>
           <w:p>
             <w:pPr>
-              <w:spacing w:after="0"/>
+              <w:spacing w:line="30" w:lineRule="exact" w:before="0" w:after="0"/>
+            </w:pPr>
+          </w:p>
+          <w:p>
+            <w:pPr>
+              <w:spacing w:before="0" w:after="0"/>
+              <w:shd w:val="clear" w:color="auto" w:fill="64748B"/>
             </w:pPr>
             <w:r>
               <w:rPr>
                 <w:rFonts w:ascii="Calibri" w:hAnsi="Calibri" w:cs="Arial"/>
                 <w:b/>
-                <w:i w:val="0"/>
-                <w:sz w:val="19"/>
-                <w:szCs w:val="19"/>
+                <w:color w:val="FFFFFF"/>
+                <w:sz w:val="17"/>
+                <w:szCs w:val="17"/>
               </w:rPr>
-              <w:t>Görüşülen Konu</w:t>
-            </w:r>
-          </w:p>
-          <w:p>
-            <w:pPr>
-              <w:spacing w:after="0"/>
-            </w:pPr>
-            <w:r>
-              <w:rPr>
-                <w:rFonts w:ascii="Calibri" w:hAnsi="Calibri" w:cs="Arial"/>
-                <w:b w:val="0"/>
-                <w:i w:val="0"/>
-                <w:color w:val="555555"/>
-                <w:sz w:val="14"/>
-                <w:szCs w:val="14"/>
-              </w:rPr>
-              <w:t xml:space="preserve">Topic  ·  </w:t>
+              <w:t>İnşaat</w:t>
             </w:r>
             <w:r>
               <w:rPr>
                 <w:rFonts w:ascii="Calibri" w:hAnsi="Calibri" w:cs="Arial"/>
                 <w:b w:val="0"/>
-                <w:i w:val="0"/>
-                <w:color w:val="555555"/>
+                <w:color w:val="FFFFFF"/>
                 <w:sz w:val="14"/>
                 <w:szCs w:val="14"/>
-                <w:rtl/>
               </w:rPr>
-              <w:t>الموضوع</w:t>
+              <w:t xml:space="preserve">  Construction</w:t>
             </w:r>
           </w:p>
-        </w:tc>
-        <w:tc>
-          <w:tcPr>
-            <w:tcW w:type="dxa" w:w="4232"/>
-            <w:shd w:val="clear" w:color="auto" w:fill="D9D9D9"/>
-            <w:vAlign w:val="center"/>
-          </w:tcPr>
+          <w:tbl>
+            <w:tblPr>
+              <w:tblW w:type="dxa" w:w="10320"/>
+              <w:tblLook w:firstColumn="1" w:firstRow="1" w:lastColumn="0" w:lastRow="0" w:noHBand="0" w:noVBand="1" w:val="04A0"/>
+              <w:tblBorders>
+                <w:top w:val="single" w:sz="4" w:space="0" w:color="94A3B8"/>
+                <w:left w:val="single" w:sz="4" w:space="0" w:color="94A3B8"/>
+                <w:bottom w:val="single" w:sz="4" w:space="0" w:color="94A3B8"/>
+                <w:right w:val="single" w:sz="4" w:space="0" w:color="94A3B8"/>
+                <w:insideH w:val="single" w:sz="4" w:space="0" w:color="94A3B8"/>
+                <w:insideV w:val="single" w:sz="4" w:space="0" w:color="94A3B8"/>
+              </w:tblBorders>
+              <w:tblLayout w:type="fixed"/>
+              <w:tblCellMar>
+                <w:top w:w="8" w:type="dxa"/>
+                <w:left w:w="60" w:type="dxa"/>
+                <w:bottom w:w="8" w:type="dxa"/>
+                <w:right w:w="60" w:type="dxa"/>
+              </w:tblCellMar>
+            </w:tblPr>
+            <w:tblGrid>
+              <w:gridCol w:w="400"/>
+              <w:gridCol w:w="2750"/>
+              <w:gridCol w:w="3650"/>
+              <w:gridCol w:w="1900"/>
+              <w:gridCol w:w="1620"/>
+            </w:tblGrid>
+            <w:tr>
+              <w:trPr>
+                <w:trHeight w:val="215" w:hRule="atLeast"/>
+              </w:trPr>
+              <w:tc>
+                <w:tcPr>
+                  <w:tcW w:type="dxa" w:w="400"/>
+                  <w:shd w:val="clear" w:color="auto" w:fill="EEF2F7"/>
+                </w:tcPr>
+                <w:p>
+                  <w:pPr>
+                    <w:spacing w:before="0" w:after="0"/>
+                    <w:jc w:val="center"/>
+                  </w:pPr>
+                  <w:r>
+                    <w:rPr>
+                      <w:rFonts w:ascii="Calibri" w:hAnsi="Calibri" w:cs="Arial"/>
+                      <w:b/>
+                      <w:sz w:val="14"/>
+                      <w:szCs w:val="14"/>
+                    </w:rPr>
+                    <w:t>No</w:t>
+                  </w:r>
+                </w:p>
+              </w:tc>
+              <w:tc>
+                <w:tcPr>
+                  <w:tcW w:type="dxa" w:w="2750"/>
+                  <w:shd w:val="clear" w:color="auto" w:fill="EEF2F7"/>
+                </w:tcPr>
+                <w:p>
+                  <w:pPr>
+                    <w:spacing w:before="0" w:after="0"/>
+                  </w:pPr>
+                  <w:r>
+                    <w:rPr>
+                      <w:rFonts w:ascii="Calibri" w:hAnsi="Calibri" w:cs="Arial"/>
+                      <w:b/>
+                      <w:sz w:val="14"/>
+                      <w:szCs w:val="14"/>
+                    </w:rPr>
+                    <w:t>Konu</w:t>
+                  </w:r>
+                  <w:r>
+                    <w:rPr>
+                      <w:rFonts w:ascii="Calibri" w:hAnsi="Calibri" w:cs="Arial"/>
+                      <w:b w:val="0"/>
+                      <w:color w:val="555555"/>
+                      <w:sz w:val="11"/>
+                      <w:szCs w:val="11"/>
+                    </w:rPr>
+                    <w:t xml:space="preserve">  Topic</w:t>
+                  </w:r>
+                </w:p>
+              </w:tc>
+              <w:tc>
+                <w:tcPr>
+                  <w:tcW w:type="dxa" w:w="3650"/>
+                  <w:shd w:val="clear" w:color="auto" w:fill="EEF2F7"/>
+                </w:tcPr>
+                <w:p>
+                  <w:pPr>
+                    <w:spacing w:before="0" w:after="0"/>
+                  </w:pPr>
+                  <w:r>
+                    <w:rPr>
+                      <w:rFonts w:ascii="Calibri" w:hAnsi="Calibri" w:cs="Arial"/>
+                      <w:b/>
+                      <w:sz w:val="14"/>
+                      <w:szCs w:val="14"/>
+                    </w:rPr>
+                    <w:t>Aksiyon</w:t>
+                  </w:r>
+                  <w:r>
+                    <w:rPr>
+                      <w:rFonts w:ascii="Calibri" w:hAnsi="Calibri" w:cs="Arial"/>
+                      <w:b w:val="0"/>
+                      <w:color w:val="555555"/>
+                      <w:sz w:val="11"/>
+                      <w:szCs w:val="11"/>
+                    </w:rPr>
+                    <w:t xml:space="preserve">  Action</w:t>
+                  </w:r>
+                </w:p>
+              </w:tc>
+              <w:tc>
+                <w:tcPr>
+                  <w:tcW w:type="dxa" w:w="1900"/>
+                  <w:shd w:val="clear" w:color="auto" w:fill="EEF2F7"/>
+                </w:tcPr>
+                <w:p>
+                  <w:pPr>
+                    <w:spacing w:before="0" w:after="0"/>
+                  </w:pPr>
+                  <w:r>
+                    <w:rPr>
+                      <w:rFonts w:ascii="Calibri" w:hAnsi="Calibri" w:cs="Arial"/>
+                      <w:b/>
+                      <w:sz w:val="14"/>
+                      <w:szCs w:val="14"/>
+                    </w:rPr>
+                    <w:t>Sorumlu</w:t>
+                  </w:r>
+                  <w:r>
+                    <w:rPr>
+                      <w:rFonts w:ascii="Calibri" w:hAnsi="Calibri" w:cs="Arial"/>
+                      <w:b w:val="0"/>
+                      <w:color w:val="555555"/>
+                      <w:sz w:val="11"/>
+                      <w:szCs w:val="11"/>
+                    </w:rPr>
+                    <w:t xml:space="preserve">  Owner</w:t>
+                  </w:r>
+                </w:p>
+              </w:tc>
+              <w:tc>
+                <w:tcPr>
+                  <w:tcW w:type="dxa" w:w="1620"/>
+                  <w:shd w:val="clear" w:color="auto" w:fill="EEF2F7"/>
+                </w:tcPr>
+                <w:p>
+                  <w:pPr>
+                    <w:spacing w:before="0" w:after="0"/>
+                  </w:pPr>
+                  <w:r>
+                    <w:rPr>
+                      <w:rFonts w:ascii="Calibri" w:hAnsi="Calibri" w:cs="Arial"/>
+                      <w:b/>
+                      <w:sz w:val="14"/>
+                      <w:szCs w:val="14"/>
+                    </w:rPr>
+                    <w:t>Termin</w:t>
+                  </w:r>
+                  <w:r>
+                    <w:rPr>
+                      <w:rFonts w:ascii="Calibri" w:hAnsi="Calibri" w:cs="Arial"/>
+                      <w:b w:val="0"/>
+                      <w:color w:val="555555"/>
+                      <w:sz w:val="11"/>
+                      <w:szCs w:val="11"/>
+                    </w:rPr>
+                    <w:t xml:space="preserve">  Due</w:t>
+                  </w:r>
+                </w:p>
+              </w:tc>
+            </w:tr>
+            <w:tr>
+              <w:trPr>
+                <w:trHeight w:val="222" w:hRule="atLeast"/>
+              </w:trPr>
+              <w:tc>
+                <w:tcPr>
+                  <w:tcW w:type="dxa" w:w="400"/>
+                </w:tcPr>
+                <w:p>
+                  <w:pPr>
+                    <w:spacing w:before="0" w:after="0"/>
+                    <w:jc w:val="center"/>
+                  </w:pPr>
+                  <w:r>
+                    <w:rPr>
+                      <w:rFonts w:ascii="Calibri" w:hAnsi="Calibri" w:cs="Arial"/>
+                      <w:b w:val="0"/>
+                      <w:sz w:val="16"/>
+                      <w:szCs w:val="16"/>
+                    </w:rPr>
+                    <w:t>1</w:t>
+                  </w:r>
+                </w:p>
+              </w:tc>
+              <w:tc>
+                <w:tcPr>
+                  <w:tcW w:type="dxa" w:w="2750"/>
+                </w:tcPr>
+                <w:p>
+                  <w:pPr>
+                    <w:spacing w:before="0" w:after="0"/>
+                  </w:pPr>
+                </w:p>
+              </w:tc>
+              <w:tc>
+                <w:tcPr>
+                  <w:tcW w:type="dxa" w:w="3650"/>
+                </w:tcPr>
+                <w:p>
+                  <w:pPr>
+                    <w:spacing w:before="0" w:after="0"/>
+                  </w:pPr>
+                </w:p>
+              </w:tc>
+              <w:tc>
+                <w:tcPr>
+                  <w:tcW w:type="dxa" w:w="1900"/>
+                </w:tcPr>
+                <w:p>
+                  <w:pPr>
+                    <w:spacing w:before="0" w:after="0"/>
+                  </w:pPr>
+                </w:p>
+              </w:tc>
+              <w:tc>
+                <w:tcPr>
+                  <w:tcW w:type="dxa" w:w="1620"/>
+                </w:tcPr>
+                <w:p>
+                  <w:pPr>
+                    <w:spacing w:before="0" w:after="0"/>
+                  </w:pPr>
+                </w:p>
+              </w:tc>
+            </w:tr>
+            <w:tr>
+              <w:trPr>
+                <w:trHeight w:val="222" w:hRule="atLeast"/>
+              </w:trPr>
+              <w:tc>
+                <w:tcPr>
+                  <w:tcW w:type="dxa" w:w="400"/>
+                </w:tcPr>
+                <w:p>
+                  <w:pPr>
+                    <w:spacing w:before="0" w:after="0"/>
+                    <w:jc w:val="center"/>
+                  </w:pPr>
+                  <w:r>
+                    <w:rPr>
+                      <w:rFonts w:ascii="Calibri" w:hAnsi="Calibri" w:cs="Arial"/>
+                      <w:b w:val="0"/>
+                      <w:sz w:val="16"/>
+                      <w:szCs w:val="16"/>
+                    </w:rPr>
+                    <w:t>2</w:t>
+                  </w:r>
+                </w:p>
+              </w:tc>
+              <w:tc>
+                <w:tcPr>
+                  <w:tcW w:type="dxa" w:w="2750"/>
+                </w:tcPr>
+                <w:p>
+                  <w:pPr>
+                    <w:spacing w:before="0" w:after="0"/>
+                  </w:pPr>
+                </w:p>
+              </w:tc>
+              <w:tc>
+                <w:tcPr>
+                  <w:tcW w:type="dxa" w:w="3650"/>
+                </w:tcPr>
+                <w:p>
+                  <w:pPr>
+                    <w:spacing w:before="0" w:after="0"/>
+                  </w:pPr>
+                </w:p>
+              </w:tc>
+              <w:tc>
+                <w:tcPr>
+                  <w:tcW w:type="dxa" w:w="1900"/>
+                </w:tcPr>
+                <w:p>
+                  <w:pPr>
+                    <w:spacing w:before="0" w:after="0"/>
+                  </w:pPr>
+                </w:p>
+              </w:tc>
+              <w:tc>
+                <w:tcPr>
+                  <w:tcW w:type="dxa" w:w="1620"/>
+                </w:tcPr>
+                <w:p>
+                  <w:pPr>
+                    <w:spacing w:before="0" w:after="0"/>
+                  </w:pPr>
+                </w:p>
+              </w:tc>
+            </w:tr>
+            <w:tr>
+              <w:trPr>
+                <w:trHeight w:val="222" w:hRule="atLeast"/>
+              </w:trPr>
+              <w:tc>
+                <w:tcPr>
+                  <w:tcW w:type="dxa" w:w="400"/>
+                </w:tcPr>
+                <w:p>
+                  <w:pPr>
+                    <w:spacing w:before="0" w:after="0"/>
+                    <w:jc w:val="center"/>
+                  </w:pPr>
+                  <w:r>
+                    <w:rPr>
+                      <w:rFonts w:ascii="Calibri" w:hAnsi="Calibri" w:cs="Arial"/>
+                      <w:b w:val="0"/>
+                      <w:sz w:val="16"/>
+                      <w:szCs w:val="16"/>
+                    </w:rPr>
+                    <w:t>3</w:t>
+                  </w:r>
+                </w:p>
+              </w:tc>
+              <w:tc>
+                <w:tcPr>
+                  <w:tcW w:type="dxa" w:w="2750"/>
+                </w:tcPr>
+                <w:p>
+                  <w:pPr>
+                    <w:spacing w:before="0" w:after="0"/>
+                  </w:pPr>
+                </w:p>
+              </w:tc>
+              <w:tc>
+                <w:tcPr>
+                  <w:tcW w:type="dxa" w:w="3650"/>
+                </w:tcPr>
+                <w:p>
+                  <w:pPr>
+                    <w:spacing w:before="0" w:after="0"/>
+                  </w:pPr>
+                </w:p>
+              </w:tc>
+              <w:tc>
+                <w:tcPr>
+                  <w:tcW w:type="dxa" w:w="1900"/>
+                </w:tcPr>
+                <w:p>
+                  <w:pPr>
+                    <w:spacing w:before="0" w:after="0"/>
+                  </w:pPr>
+                </w:p>
+              </w:tc>
+              <w:tc>
+                <w:tcPr>
+                  <w:tcW w:type="dxa" w:w="1620"/>
+                </w:tcPr>
+                <w:p>
+                  <w:pPr>
+                    <w:spacing w:before="0" w:after="0"/>
+                  </w:pPr>
+                </w:p>
+              </w:tc>
+            </w:tr>
+          </w:tbl>
           <w:p>
             <w:pPr>
-              <w:spacing w:after="0"/>
+              <w:spacing w:line="30" w:lineRule="exact" w:before="0" w:after="0"/>
+            </w:pPr>
+          </w:p>
+          <w:p>
+            <w:pPr>
+              <w:spacing w:before="0" w:after="0"/>
+              <w:shd w:val="clear" w:color="auto" w:fill="1A3660"/>
             </w:pPr>
             <w:r>
               <w:rPr>
                 <w:rFonts w:ascii="Calibri" w:hAnsi="Calibri" w:cs="Arial"/>
                 <w:b/>
-                <w:i w:val="0"/>
-                <w:sz w:val="19"/>
-                <w:szCs w:val="19"/>
+                <w:color w:val="FFFFFF"/>
+                <w:sz w:val="17"/>
+                <w:szCs w:val="17"/>
               </w:rPr>
-              <w:t>Alınan Karar</w:t>
-            </w:r>
-          </w:p>
-          <w:p>
-            <w:pPr>
-              <w:spacing w:after="0"/>
-            </w:pPr>
-            <w:r>
-              <w:rPr>
-                <w:rFonts w:ascii="Calibri" w:hAnsi="Calibri" w:cs="Arial"/>
-                <w:b w:val="0"/>
-                <w:i w:val="0"/>
-                <w:color w:val="555555"/>
-                <w:sz w:val="14"/>
-                <w:szCs w:val="14"/>
-              </w:rPr>
-              <w:t xml:space="preserve">Decision  ·  </w:t>
+              <w:t>Finans</w:t>
             </w:r>
             <w:r>
               <w:rPr>
                 <w:rFonts w:ascii="Calibri" w:hAnsi="Calibri" w:cs="Arial"/>
                 <w:b w:val="0"/>
-                <w:i w:val="0"/>
-                <w:color w:val="555555"/>
-                <w:sz w:val="14"/>
-                <w:szCs w:val="14"/>
-                <w:rtl/>
-              </w:rPr>
-              <w:t>القرار</w:t>
-            </w:r>
-          </w:p>
-        </w:tc>
-      </w:tr>
-      <w:tr>
-        <w:trPr>
-          <w:trHeight w:val="430" w:hRule="atLeast"/>
-        </w:trPr>
-        <w:tc>
-          <w:tcPr>
-            <w:tcW w:type="dxa" w:w="600"/>
-            <w:vAlign w:val="center"/>
-          </w:tcPr>
-          <w:p>
-            <w:pPr>
-              <w:spacing w:after="0"/>
-              <w:jc w:val="center"/>
-            </w:pPr>
-            <w:r>
-              <w:rPr>
-                <w:rFonts w:ascii="Calibri" w:hAnsi="Calibri" w:cs="Arial"/>
-                <w:b w:val="0"/>
-                <w:i w:val="0"/>
-                <w:sz w:val="19"/>
-                <w:szCs w:val="19"/>
-              </w:rPr>
-              <w:t>1</w:t>
-            </w:r>
-          </w:p>
-        </w:tc>
-        <w:tc>
-          <w:tcPr>
-            <w:tcW w:type="dxa" w:w="5232"/>
-          </w:tcPr>
-          <w:p>
-            <w:pPr>
-              <w:spacing w:after="0"/>
-            </w:pPr>
-          </w:p>
-        </w:tc>
-        <w:tc>
-          <w:tcPr>
-            <w:tcW w:type="dxa" w:w="4232"/>
-          </w:tcPr>
-          <w:p>
-            <w:pPr>
-              <w:spacing w:after="0"/>
-            </w:pPr>
-          </w:p>
-        </w:tc>
-      </w:tr>
-      <w:tr>
-        <w:trPr>
-          <w:trHeight w:val="430" w:hRule="atLeast"/>
-        </w:trPr>
-        <w:tc>
-          <w:tcPr>
-            <w:tcW w:type="dxa" w:w="600"/>
-            <w:vAlign w:val="center"/>
-          </w:tcPr>
-          <w:p>
-            <w:pPr>
-              <w:spacing w:after="0"/>
-              <w:jc w:val="center"/>
-            </w:pPr>
-            <w:r>
-              <w:rPr>
-                <w:rFonts w:ascii="Calibri" w:hAnsi="Calibri" w:cs="Arial"/>
-                <w:b w:val="0"/>
-                <w:i w:val="0"/>
-                <w:sz w:val="19"/>
-                <w:szCs w:val="19"/>
-              </w:rPr>
-              <w:t>2</w:t>
-            </w:r>
-          </w:p>
-        </w:tc>
-        <w:tc>
-          <w:tcPr>
-            <w:tcW w:type="dxa" w:w="5232"/>
-          </w:tcPr>
-          <w:p>
-            <w:pPr>
-              <w:spacing w:after="0"/>
-            </w:pPr>
-          </w:p>
-        </w:tc>
-        <w:tc>
-          <w:tcPr>
-            <w:tcW w:type="dxa" w:w="4232"/>
-          </w:tcPr>
-          <w:p>
-            <w:pPr>
-              <w:spacing w:after="0"/>
-            </w:pPr>
-          </w:p>
-        </w:tc>
-      </w:tr>
-      <w:tr>
-        <w:trPr>
-          <w:trHeight w:val="430" w:hRule="atLeast"/>
-        </w:trPr>
-        <w:tc>
-          <w:tcPr>
-            <w:tcW w:type="dxa" w:w="600"/>
-            <w:vAlign w:val="center"/>
-          </w:tcPr>
-          <w:p>
-            <w:pPr>
-              <w:spacing w:after="0"/>
-              <w:jc w:val="center"/>
-            </w:pPr>
-            <w:r>
-              <w:rPr>
-                <w:rFonts w:ascii="Calibri" w:hAnsi="Calibri" w:cs="Arial"/>
-                <w:b w:val="0"/>
-                <w:i w:val="0"/>
-                <w:sz w:val="19"/>
-                <w:szCs w:val="19"/>
-              </w:rPr>
-              <w:t>3</w:t>
-            </w:r>
-          </w:p>
-        </w:tc>
-        <w:tc>
-          <w:tcPr>
-            <w:tcW w:type="dxa" w:w="5232"/>
-          </w:tcPr>
-          <w:p>
-            <w:pPr>
-              <w:spacing w:after="0"/>
-            </w:pPr>
-          </w:p>
-        </w:tc>
-        <w:tc>
-          <w:tcPr>
-            <w:tcW w:type="dxa" w:w="4232"/>
-          </w:tcPr>
-          <w:p>
-            <w:pPr>
-              <w:spacing w:after="0"/>
-            </w:pPr>
-          </w:p>
-        </w:tc>
-      </w:tr>
-      <w:tr>
-        <w:trPr>
-          <w:trHeight w:val="430" w:hRule="atLeast"/>
-        </w:trPr>
-        <w:tc>
-          <w:tcPr>
-            <w:tcW w:type="dxa" w:w="600"/>
-            <w:vAlign w:val="center"/>
-          </w:tcPr>
-          <w:p>
-            <w:pPr>
-              <w:spacing w:after="0"/>
-              <w:jc w:val="center"/>
-            </w:pPr>
-            <w:r>
-              <w:rPr>
-                <w:rFonts w:ascii="Calibri" w:hAnsi="Calibri" w:cs="Arial"/>
-                <w:b w:val="0"/>
-                <w:i w:val="0"/>
-                <w:sz w:val="19"/>
-                <w:szCs w:val="19"/>
-              </w:rPr>
-              <w:t>4</w:t>
-            </w:r>
-          </w:p>
-        </w:tc>
-        <w:tc>
-          <w:tcPr>
-            <w:tcW w:type="dxa" w:w="5232"/>
-          </w:tcPr>
-          <w:p>
-            <w:pPr>
-              <w:spacing w:after="0"/>
-            </w:pPr>
-          </w:p>
-        </w:tc>
-        <w:tc>
-          <w:tcPr>
-            <w:tcW w:type="dxa" w:w="4232"/>
-          </w:tcPr>
-          <w:p>
-            <w:pPr>
-              <w:spacing w:after="0"/>
-            </w:pPr>
-          </w:p>
-        </w:tc>
-      </w:tr>
-      <w:tr>
-        <w:trPr>
-          <w:trHeight w:val="430" w:hRule="atLeast"/>
-        </w:trPr>
-        <w:tc>
-          <w:tcPr>
-            <w:tcW w:type="dxa" w:w="600"/>
-            <w:vAlign w:val="center"/>
-          </w:tcPr>
-          <w:p>
-            <w:pPr>
-              <w:spacing w:after="0"/>
-              <w:jc w:val="center"/>
-            </w:pPr>
-            <w:r>
-              <w:rPr>
-                <w:rFonts w:ascii="Calibri" w:hAnsi="Calibri" w:cs="Arial"/>
-                <w:b w:val="0"/>
-                <w:i w:val="0"/>
-                <w:sz w:val="19"/>
-                <w:szCs w:val="19"/>
-              </w:rPr>
-              <w:t>5</w:t>
-            </w:r>
-          </w:p>
-        </w:tc>
-        <w:tc>
-          <w:tcPr>
-            <w:tcW w:type="dxa" w:w="5232"/>
-          </w:tcPr>
-          <w:p>
-            <w:pPr>
-              <w:spacing w:after="0"/>
-            </w:pPr>
-          </w:p>
-        </w:tc>
-        <w:tc>
-          <w:tcPr>
-            <w:tcW w:type="dxa" w:w="4232"/>
-          </w:tcPr>
-          <w:p>
-            <w:pPr>
-              <w:spacing w:after="0"/>
-            </w:pPr>
-          </w:p>
-        </w:tc>
-      </w:tr>
-    </w:tbl>
-    <w:p>
-      <w:pPr>
-        <w:keepNext/>
-        <w:spacing w:before="180" w:after="60" w:line="240" w:lineRule="auto"/>
-        <w:ind w:left="709"/>
-      </w:pPr>
-      <w:r>
-        <w:rPr>
-          <w:rFonts w:ascii="Calibri" w:hAnsi="Calibri" w:cs="Arial"/>
-          <w:b/>
-          <w:i w:val="0"/>
-          <w:sz w:val="23"/>
-          <w:szCs w:val="23"/>
-        </w:rPr>
-        <w:t>AKSİYONLAR</w:t>
-      </w:r>
-      <w:r>
-        <w:rPr>
-          <w:rFonts w:ascii="Calibri" w:hAnsi="Calibri" w:cs="Arial"/>
-          <w:b w:val="0"/>
-          <w:i w:val="0"/>
-          <w:color w:val="555555"/>
-          <w:sz w:val="19"/>
-          <w:szCs w:val="19"/>
-        </w:rPr>
-        <w:t xml:space="preserve">   ACTIONS  ·  </w:t>
-      </w:r>
-      <w:r>
-        <w:rPr>
-          <w:rFonts w:ascii="Calibri" w:hAnsi="Calibri" w:cs="Arial"/>
-          <w:b w:val="0"/>
-          <w:i w:val="0"/>
-          <w:color w:val="555555"/>
-          <w:sz w:val="19"/>
-          <w:szCs w:val="19"/>
-          <w:rtl/>
-        </w:rPr>
-        <w:t>الإجراءات</w:t>
-      </w:r>
-    </w:p>
-    <w:tbl>
-      <w:tblPr>
-        <w:tblW w:type="auto" w:w="0"/>
-        <w:tblLayout w:type="fixed"/>
-        <w:tblLook w:firstColumn="1" w:firstRow="1" w:lastColumn="0" w:lastRow="0" w:noHBand="0" w:noVBand="1" w:val="04A0"/>
-        <w:tblInd w:w="709" w:type="dxa"/>
-        <w:tblLayout w:type="fixed"/>
-        <w:tblBorders>
-          <w:top w:val="single" w:sz="6" w:space="0" w:color="000000"/>
-          <w:left w:val="single" w:sz="6" w:space="0" w:color="000000"/>
-          <w:bottom w:val="single" w:sz="6" w:space="0" w:color="000000"/>
-          <w:right w:val="single" w:sz="6" w:space="0" w:color="000000"/>
-          <w:insideH w:val="single" w:sz="6" w:space="0" w:color="000000"/>
-          <w:insideV w:val="single" w:sz="6" w:space="0" w:color="000000"/>
-        </w:tblBorders>
-      </w:tblPr>
-      <w:tblGrid>
-        <w:gridCol w:w="600"/>
-        <w:gridCol w:w="5264"/>
-        <w:gridCol w:w="2200"/>
-        <w:gridCol w:w="2000"/>
-      </w:tblGrid>
-      <w:tr>
-        <w:trPr>
-          <w:trHeight w:val="400" w:hRule="atLeast"/>
-        </w:trPr>
-        <w:tc>
-          <w:tcPr>
-            <w:tcW w:type="dxa" w:w="600"/>
-            <w:shd w:val="clear" w:color="auto" w:fill="D9D9D9"/>
-            <w:vAlign w:val="center"/>
-          </w:tcPr>
-          <w:p>
-            <w:pPr>
-              <w:spacing w:after="0"/>
-            </w:pPr>
-            <w:r>
-              <w:rPr>
-                <w:rFonts w:ascii="Calibri" w:hAnsi="Calibri" w:cs="Arial"/>
-                <w:b/>
-                <w:i w:val="0"/>
-                <w:sz w:val="19"/>
-                <w:szCs w:val="19"/>
-              </w:rPr>
-              <w:t>No</w:t>
-            </w:r>
-          </w:p>
-          <w:p>
-            <w:pPr>
-              <w:spacing w:after="0"/>
-            </w:pPr>
-            <w:r>
-              <w:rPr>
-                <w:rFonts w:ascii="Calibri" w:hAnsi="Calibri" w:cs="Arial"/>
-                <w:b w:val="0"/>
-                <w:i w:val="0"/>
-                <w:color w:val="555555"/>
+                <w:color w:val="FFFFFF"/>
                 <w:sz w:val="14"/>
                 <w:szCs w:val="14"/>
               </w:rPr>
-              <w:t xml:space="preserve">No  ·  </w:t>
-            </w:r>
-            <w:r>
-              <w:rPr>
-                <w:rFonts w:ascii="Calibri" w:hAnsi="Calibri" w:cs="Arial"/>
-                <w:b w:val="0"/>
-                <w:i w:val="0"/>
-                <w:color w:val="555555"/>
-                <w:sz w:val="14"/>
-                <w:szCs w:val="14"/>
-                <w:rtl/>
-              </w:rPr>
-              <w:t>م</w:t>
+              <w:t xml:space="preserve">  Finance</w:t>
             </w:r>
           </w:p>
-        </w:tc>
-        <w:tc>
-          <w:tcPr>
-            <w:tcW w:type="dxa" w:w="5264"/>
-            <w:shd w:val="clear" w:color="auto" w:fill="D9D9D9"/>
-            <w:vAlign w:val="center"/>
-          </w:tcPr>
+          <w:tbl>
+            <w:tblPr>
+              <w:tblW w:type="dxa" w:w="10320"/>
+              <w:tblLook w:firstColumn="1" w:firstRow="1" w:lastColumn="0" w:lastRow="0" w:noHBand="0" w:noVBand="1" w:val="04A0"/>
+              <w:tblBorders>
+                <w:top w:val="single" w:sz="4" w:space="0" w:color="94A3B8"/>
+                <w:left w:val="single" w:sz="4" w:space="0" w:color="94A3B8"/>
+                <w:bottom w:val="single" w:sz="4" w:space="0" w:color="94A3B8"/>
+                <w:right w:val="single" w:sz="4" w:space="0" w:color="94A3B8"/>
+                <w:insideH w:val="single" w:sz="4" w:space="0" w:color="94A3B8"/>
+                <w:insideV w:val="single" w:sz="4" w:space="0" w:color="94A3B8"/>
+              </w:tblBorders>
+              <w:tblLayout w:type="fixed"/>
+              <w:tblCellMar>
+                <w:top w:w="8" w:type="dxa"/>
+                <w:left w:w="60" w:type="dxa"/>
+                <w:bottom w:w="8" w:type="dxa"/>
+                <w:right w:w="60" w:type="dxa"/>
+              </w:tblCellMar>
+            </w:tblPr>
+            <w:tblGrid>
+              <w:gridCol w:w="400"/>
+              <w:gridCol w:w="2750"/>
+              <w:gridCol w:w="3650"/>
+              <w:gridCol w:w="1900"/>
+              <w:gridCol w:w="1620"/>
+            </w:tblGrid>
+            <w:tr>
+              <w:trPr>
+                <w:trHeight w:val="215" w:hRule="atLeast"/>
+              </w:trPr>
+              <w:tc>
+                <w:tcPr>
+                  <w:tcW w:type="dxa" w:w="400"/>
+                  <w:shd w:val="clear" w:color="auto" w:fill="EEF2F7"/>
+                </w:tcPr>
+                <w:p>
+                  <w:pPr>
+                    <w:spacing w:before="0" w:after="0"/>
+                    <w:jc w:val="center"/>
+                  </w:pPr>
+                  <w:r>
+                    <w:rPr>
+                      <w:rFonts w:ascii="Calibri" w:hAnsi="Calibri" w:cs="Arial"/>
+                      <w:b/>
+                      <w:sz w:val="14"/>
+                      <w:szCs w:val="14"/>
+                    </w:rPr>
+                    <w:t>No</w:t>
+                  </w:r>
+                </w:p>
+              </w:tc>
+              <w:tc>
+                <w:tcPr>
+                  <w:tcW w:type="dxa" w:w="2750"/>
+                  <w:shd w:val="clear" w:color="auto" w:fill="EEF2F7"/>
+                </w:tcPr>
+                <w:p>
+                  <w:pPr>
+                    <w:spacing w:before="0" w:after="0"/>
+                  </w:pPr>
+                  <w:r>
+                    <w:rPr>
+                      <w:rFonts w:ascii="Calibri" w:hAnsi="Calibri" w:cs="Arial"/>
+                      <w:b/>
+                      <w:sz w:val="14"/>
+                      <w:szCs w:val="14"/>
+                    </w:rPr>
+                    <w:t>Konu</w:t>
+                  </w:r>
+                  <w:r>
+                    <w:rPr>
+                      <w:rFonts w:ascii="Calibri" w:hAnsi="Calibri" w:cs="Arial"/>
+                      <w:b w:val="0"/>
+                      <w:color w:val="555555"/>
+                      <w:sz w:val="11"/>
+                      <w:szCs w:val="11"/>
+                    </w:rPr>
+                    <w:t xml:space="preserve">  Topic</w:t>
+                  </w:r>
+                </w:p>
+              </w:tc>
+              <w:tc>
+                <w:tcPr>
+                  <w:tcW w:type="dxa" w:w="3650"/>
+                  <w:shd w:val="clear" w:color="auto" w:fill="EEF2F7"/>
+                </w:tcPr>
+                <w:p>
+                  <w:pPr>
+                    <w:spacing w:before="0" w:after="0"/>
+                  </w:pPr>
+                  <w:r>
+                    <w:rPr>
+                      <w:rFonts w:ascii="Calibri" w:hAnsi="Calibri" w:cs="Arial"/>
+                      <w:b/>
+                      <w:sz w:val="14"/>
+                      <w:szCs w:val="14"/>
+                    </w:rPr>
+                    <w:t>Aksiyon</w:t>
+                  </w:r>
+                  <w:r>
+                    <w:rPr>
+                      <w:rFonts w:ascii="Calibri" w:hAnsi="Calibri" w:cs="Arial"/>
+                      <w:b w:val="0"/>
+                      <w:color w:val="555555"/>
+                      <w:sz w:val="11"/>
+                      <w:szCs w:val="11"/>
+                    </w:rPr>
+                    <w:t xml:space="preserve">  Action</w:t>
+                  </w:r>
+                </w:p>
+              </w:tc>
+              <w:tc>
+                <w:tcPr>
+                  <w:tcW w:type="dxa" w:w="1900"/>
+                  <w:shd w:val="clear" w:color="auto" w:fill="EEF2F7"/>
+                </w:tcPr>
+                <w:p>
+                  <w:pPr>
+                    <w:spacing w:before="0" w:after="0"/>
+                  </w:pPr>
+                  <w:r>
+                    <w:rPr>
+                      <w:rFonts w:ascii="Calibri" w:hAnsi="Calibri" w:cs="Arial"/>
+                      <w:b/>
+                      <w:sz w:val="14"/>
+                      <w:szCs w:val="14"/>
+                    </w:rPr>
+                    <w:t>Sorumlu</w:t>
+                  </w:r>
+                  <w:r>
+                    <w:rPr>
+                      <w:rFonts w:ascii="Calibri" w:hAnsi="Calibri" w:cs="Arial"/>
+                      <w:b w:val="0"/>
+                      <w:color w:val="555555"/>
+                      <w:sz w:val="11"/>
+                      <w:szCs w:val="11"/>
+                    </w:rPr>
+                    <w:t xml:space="preserve">  Owner</w:t>
+                  </w:r>
+                </w:p>
+              </w:tc>
+              <w:tc>
+                <w:tcPr>
+                  <w:tcW w:type="dxa" w:w="1620"/>
+                  <w:shd w:val="clear" w:color="auto" w:fill="EEF2F7"/>
+                </w:tcPr>
+                <w:p>
+                  <w:pPr>
+                    <w:spacing w:before="0" w:after="0"/>
+                  </w:pPr>
+                  <w:r>
+                    <w:rPr>
+                      <w:rFonts w:ascii="Calibri" w:hAnsi="Calibri" w:cs="Arial"/>
+                      <w:b/>
+                      <w:sz w:val="14"/>
+                      <w:szCs w:val="14"/>
+                    </w:rPr>
+                    <w:t>Termin</w:t>
+                  </w:r>
+                  <w:r>
+                    <w:rPr>
+                      <w:rFonts w:ascii="Calibri" w:hAnsi="Calibri" w:cs="Arial"/>
+                      <w:b w:val="0"/>
+                      <w:color w:val="555555"/>
+                      <w:sz w:val="11"/>
+                      <w:szCs w:val="11"/>
+                    </w:rPr>
+                    <w:t xml:space="preserve">  Due</w:t>
+                  </w:r>
+                </w:p>
+              </w:tc>
+            </w:tr>
+            <w:tr>
+              <w:trPr>
+                <w:trHeight w:val="222" w:hRule="atLeast"/>
+              </w:trPr>
+              <w:tc>
+                <w:tcPr>
+                  <w:tcW w:type="dxa" w:w="400"/>
+                </w:tcPr>
+                <w:p>
+                  <w:pPr>
+                    <w:spacing w:before="0" w:after="0"/>
+                    <w:jc w:val="center"/>
+                  </w:pPr>
+                  <w:r>
+                    <w:rPr>
+                      <w:rFonts w:ascii="Calibri" w:hAnsi="Calibri" w:cs="Arial"/>
+                      <w:b w:val="0"/>
+                      <w:sz w:val="16"/>
+                      <w:szCs w:val="16"/>
+                    </w:rPr>
+                    <w:t>1</w:t>
+                  </w:r>
+                </w:p>
+              </w:tc>
+              <w:tc>
+                <w:tcPr>
+                  <w:tcW w:type="dxa" w:w="2750"/>
+                </w:tcPr>
+                <w:p>
+                  <w:pPr>
+                    <w:spacing w:before="0" w:after="0"/>
+                  </w:pPr>
+                </w:p>
+              </w:tc>
+              <w:tc>
+                <w:tcPr>
+                  <w:tcW w:type="dxa" w:w="3650"/>
+                </w:tcPr>
+                <w:p>
+                  <w:pPr>
+                    <w:spacing w:before="0" w:after="0"/>
+                  </w:pPr>
+                </w:p>
+              </w:tc>
+              <w:tc>
+                <w:tcPr>
+                  <w:tcW w:type="dxa" w:w="1900"/>
+                </w:tcPr>
+                <w:p>
+                  <w:pPr>
+                    <w:spacing w:before="0" w:after="0"/>
+                  </w:pPr>
+                </w:p>
+              </w:tc>
+              <w:tc>
+                <w:tcPr>
+                  <w:tcW w:type="dxa" w:w="1620"/>
+                </w:tcPr>
+                <w:p>
+                  <w:pPr>
+                    <w:spacing w:before="0" w:after="0"/>
+                  </w:pPr>
+                </w:p>
+              </w:tc>
+            </w:tr>
+            <w:tr>
+              <w:trPr>
+                <w:trHeight w:val="222" w:hRule="atLeast"/>
+              </w:trPr>
+              <w:tc>
+                <w:tcPr>
+                  <w:tcW w:type="dxa" w:w="400"/>
+                </w:tcPr>
+                <w:p>
+                  <w:pPr>
+                    <w:spacing w:before="0" w:after="0"/>
+                    <w:jc w:val="center"/>
+                  </w:pPr>
+                  <w:r>
+                    <w:rPr>
+                      <w:rFonts w:ascii="Calibri" w:hAnsi="Calibri" w:cs="Arial"/>
+                      <w:b w:val="0"/>
+                      <w:sz w:val="16"/>
+                      <w:szCs w:val="16"/>
+                    </w:rPr>
+                    <w:t>2</w:t>
+                  </w:r>
+                </w:p>
+              </w:tc>
+              <w:tc>
+                <w:tcPr>
+                  <w:tcW w:type="dxa" w:w="2750"/>
+                </w:tcPr>
+                <w:p>
+                  <w:pPr>
+                    <w:spacing w:before="0" w:after="0"/>
+                  </w:pPr>
+                </w:p>
+              </w:tc>
+              <w:tc>
+                <w:tcPr>
+                  <w:tcW w:type="dxa" w:w="3650"/>
+                </w:tcPr>
+                <w:p>
+                  <w:pPr>
+                    <w:spacing w:before="0" w:after="0"/>
+                  </w:pPr>
+                </w:p>
+              </w:tc>
+              <w:tc>
+                <w:tcPr>
+                  <w:tcW w:type="dxa" w:w="1900"/>
+                </w:tcPr>
+                <w:p>
+                  <w:pPr>
+                    <w:spacing w:before="0" w:after="0"/>
+                  </w:pPr>
+                </w:p>
+              </w:tc>
+              <w:tc>
+                <w:tcPr>
+                  <w:tcW w:type="dxa" w:w="1620"/>
+                </w:tcPr>
+                <w:p>
+                  <w:pPr>
+                    <w:spacing w:before="0" w:after="0"/>
+                  </w:pPr>
+                </w:p>
+              </w:tc>
+            </w:tr>
+            <w:tr>
+              <w:trPr>
+                <w:trHeight w:val="222" w:hRule="atLeast"/>
+              </w:trPr>
+              <w:tc>
+                <w:tcPr>
+                  <w:tcW w:type="dxa" w:w="400"/>
+                </w:tcPr>
+                <w:p>
+                  <w:pPr>
+                    <w:spacing w:before="0" w:after="0"/>
+                    <w:jc w:val="center"/>
+                  </w:pPr>
+                  <w:r>
+                    <w:rPr>
+                      <w:rFonts w:ascii="Calibri" w:hAnsi="Calibri" w:cs="Arial"/>
+                      <w:b w:val="0"/>
+                      <w:sz w:val="16"/>
+                      <w:szCs w:val="16"/>
+                    </w:rPr>
+                    <w:t>3</w:t>
+                  </w:r>
+                </w:p>
+              </w:tc>
+              <w:tc>
+                <w:tcPr>
+                  <w:tcW w:type="dxa" w:w="2750"/>
+                </w:tcPr>
+                <w:p>
+                  <w:pPr>
+                    <w:spacing w:before="0" w:after="0"/>
+                  </w:pPr>
+                </w:p>
+              </w:tc>
+              <w:tc>
+                <w:tcPr>
+                  <w:tcW w:type="dxa" w:w="3650"/>
+                </w:tcPr>
+                <w:p>
+                  <w:pPr>
+                    <w:spacing w:before="0" w:after="0"/>
+                  </w:pPr>
+                </w:p>
+              </w:tc>
+              <w:tc>
+                <w:tcPr>
+                  <w:tcW w:type="dxa" w:w="1900"/>
+                </w:tcPr>
+                <w:p>
+                  <w:pPr>
+                    <w:spacing w:before="0" w:after="0"/>
+                  </w:pPr>
+                </w:p>
+              </w:tc>
+              <w:tc>
+                <w:tcPr>
+                  <w:tcW w:type="dxa" w:w="1620"/>
+                </w:tcPr>
+                <w:p>
+                  <w:pPr>
+                    <w:spacing w:before="0" w:after="0"/>
+                  </w:pPr>
+                </w:p>
+              </w:tc>
+            </w:tr>
+          </w:tbl>
           <w:p>
             <w:pPr>
-              <w:spacing w:after="0"/>
+              <w:spacing w:line="30" w:lineRule="exact" w:before="0" w:after="0"/>
             </w:pPr>
-            <w:r>
-              <w:rPr>
-                <w:rFonts w:ascii="Calibri" w:hAnsi="Calibri" w:cs="Arial"/>
-                <w:b/>
-                <w:i w:val="0"/>
-                <w:sz w:val="19"/>
-                <w:szCs w:val="19"/>
-              </w:rPr>
-              <w:t>Aksiyon</w:t>
-            </w:r>
-          </w:p>
-          <w:p>
-            <w:pPr>
-              <w:spacing w:after="0"/>
-            </w:pPr>
-            <w:r>
-              <w:rPr>
-                <w:rFonts w:ascii="Calibri" w:hAnsi="Calibri" w:cs="Arial"/>
-                <w:b w:val="0"/>
-                <w:i w:val="0"/>
-                <w:color w:val="555555"/>
-                <w:sz w:val="14"/>
-                <w:szCs w:val="14"/>
-              </w:rPr>
-              <w:t xml:space="preserve">Action  ·  </w:t>
-            </w:r>
-            <w:r>
-              <w:rPr>
-                <w:rFonts w:ascii="Calibri" w:hAnsi="Calibri" w:cs="Arial"/>
-                <w:b w:val="0"/>
-                <w:i w:val="0"/>
-                <w:color w:val="555555"/>
-                <w:sz w:val="14"/>
-                <w:szCs w:val="14"/>
-                <w:rtl/>
-              </w:rPr>
-              <w:t>الإجراء</w:t>
-            </w:r>
-          </w:p>
-        </w:tc>
-        <w:tc>
-          <w:tcPr>
-            <w:tcW w:type="dxa" w:w="2200"/>
-            <w:shd w:val="clear" w:color="auto" w:fill="D9D9D9"/>
-            <w:vAlign w:val="center"/>
-          </w:tcPr>
-          <w:p>
-            <w:pPr>
-              <w:spacing w:after="0"/>
-            </w:pPr>
-            <w:r>
-              <w:rPr>
-                <w:rFonts w:ascii="Calibri" w:hAnsi="Calibri" w:cs="Arial"/>
-                <w:b/>
-                <w:i w:val="0"/>
-                <w:sz w:val="19"/>
-                <w:szCs w:val="19"/>
-              </w:rPr>
-              <w:t>Sorumlu</w:t>
-            </w:r>
-          </w:p>
-          <w:p>
-            <w:pPr>
-              <w:spacing w:after="0"/>
-            </w:pPr>
-            <w:r>
-              <w:rPr>
-                <w:rFonts w:ascii="Calibri" w:hAnsi="Calibri" w:cs="Arial"/>
-                <w:b w:val="0"/>
-                <w:i w:val="0"/>
-                <w:color w:val="555555"/>
-                <w:sz w:val="14"/>
-                <w:szCs w:val="14"/>
-              </w:rPr>
-              <w:t xml:space="preserve">Owner  ·  </w:t>
-            </w:r>
-            <w:r>
-              <w:rPr>
-                <w:rFonts w:ascii="Calibri" w:hAnsi="Calibri" w:cs="Arial"/>
-                <w:b w:val="0"/>
-                <w:i w:val="0"/>
-                <w:color w:val="555555"/>
-                <w:sz w:val="14"/>
-                <w:szCs w:val="14"/>
-                <w:rtl/>
-              </w:rPr>
-              <w:t>المسؤول</w:t>
-            </w:r>
-          </w:p>
-        </w:tc>
-        <w:tc>
-          <w:tcPr>
-            <w:tcW w:type="dxa" w:w="2000"/>
-            <w:shd w:val="clear" w:color="auto" w:fill="D9D9D9"/>
-            <w:vAlign w:val="center"/>
-          </w:tcPr>
-          <w:p>
-            <w:pPr>
-              <w:spacing w:after="0"/>
-            </w:pPr>
-            <w:r>
-              <w:rPr>
-                <w:rFonts w:ascii="Calibri" w:hAnsi="Calibri" w:cs="Arial"/>
-                <w:b/>
-                <w:i w:val="0"/>
-                <w:sz w:val="19"/>
-                <w:szCs w:val="19"/>
-              </w:rPr>
-              <w:t>Termin</w:t>
-            </w:r>
-          </w:p>
-          <w:p>
-            <w:pPr>
-              <w:spacing w:after="0"/>
-            </w:pPr>
-            <w:r>
-              <w:rPr>
-                <w:rFonts w:ascii="Calibri" w:hAnsi="Calibri" w:cs="Arial"/>
-                <w:b w:val="0"/>
-                <w:i w:val="0"/>
-                <w:color w:val="555555"/>
-                <w:sz w:val="14"/>
-                <w:szCs w:val="14"/>
-              </w:rPr>
-              <w:t xml:space="preserve">Due Date  ·  </w:t>
-            </w:r>
-            <w:r>
-              <w:rPr>
-                <w:rFonts w:ascii="Calibri" w:hAnsi="Calibri" w:cs="Arial"/>
-                <w:b w:val="0"/>
-                <w:i w:val="0"/>
-                <w:color w:val="555555"/>
-                <w:sz w:val="14"/>
-                <w:szCs w:val="14"/>
-                <w:rtl/>
-              </w:rPr>
-              <w:t>الموعد</w:t>
-            </w:r>
-          </w:p>
-        </w:tc>
-      </w:tr>
-      <w:tr>
-        <w:trPr>
-          <w:trHeight w:val="400" w:hRule="atLeast"/>
-        </w:trPr>
-        <w:tc>
-          <w:tcPr>
-            <w:tcW w:type="dxa" w:w="600"/>
-            <w:vAlign w:val="center"/>
-          </w:tcPr>
-          <w:p>
-            <w:pPr>
-              <w:spacing w:after="0"/>
-              <w:jc w:val="center"/>
-            </w:pPr>
-            <w:r>
-              <w:rPr>
-                <w:rFonts w:ascii="Calibri" w:hAnsi="Calibri" w:cs="Arial"/>
-                <w:b w:val="0"/>
-                <w:i w:val="0"/>
-                <w:sz w:val="19"/>
-                <w:szCs w:val="19"/>
-              </w:rPr>
-              <w:t>1</w:t>
-            </w:r>
-          </w:p>
-        </w:tc>
-        <w:tc>
-          <w:tcPr>
-            <w:tcW w:type="dxa" w:w="5264"/>
-          </w:tcPr>
-          <w:p>
-            <w:pPr>
-              <w:spacing w:after="0"/>
-            </w:pPr>
-          </w:p>
-        </w:tc>
-        <w:tc>
-          <w:tcPr>
-            <w:tcW w:type="dxa" w:w="2200"/>
-          </w:tcPr>
-          <w:p>
-            <w:pPr>
-              <w:spacing w:after="0"/>
-            </w:pPr>
-          </w:p>
-        </w:tc>
-        <w:tc>
-          <w:tcPr>
-            <w:tcW w:type="dxa" w:w="2000"/>
-          </w:tcPr>
-          <w:p>
-            <w:pPr>
-              <w:spacing w:after="0"/>
-            </w:pPr>
-          </w:p>
-        </w:tc>
-      </w:tr>
-      <w:tr>
-        <w:trPr>
-          <w:trHeight w:val="400" w:hRule="atLeast"/>
-        </w:trPr>
-        <w:tc>
-          <w:tcPr>
-            <w:tcW w:type="dxa" w:w="600"/>
-            <w:vAlign w:val="center"/>
-          </w:tcPr>
-          <w:p>
-            <w:pPr>
-              <w:spacing w:after="0"/>
-              <w:jc w:val="center"/>
-            </w:pPr>
-            <w:r>
-              <w:rPr>
-                <w:rFonts w:ascii="Calibri" w:hAnsi="Calibri" w:cs="Arial"/>
-                <w:b w:val="0"/>
-                <w:i w:val="0"/>
-                <w:sz w:val="19"/>
-                <w:szCs w:val="19"/>
-              </w:rPr>
-              <w:t>2</w:t>
-            </w:r>
-          </w:p>
-        </w:tc>
-        <w:tc>
-          <w:tcPr>
-            <w:tcW w:type="dxa" w:w="5264"/>
-          </w:tcPr>
-          <w:p>
-            <w:pPr>
-              <w:spacing w:after="0"/>
-            </w:pPr>
-          </w:p>
-        </w:tc>
-        <w:tc>
-          <w:tcPr>
-            <w:tcW w:type="dxa" w:w="2200"/>
-          </w:tcPr>
-          <w:p>
-            <w:pPr>
-              <w:spacing w:after="0"/>
-            </w:pPr>
-          </w:p>
-        </w:tc>
-        <w:tc>
-          <w:tcPr>
-            <w:tcW w:type="dxa" w:w="2000"/>
-          </w:tcPr>
-          <w:p>
-            <w:pPr>
-              <w:spacing w:after="0"/>
-            </w:pPr>
-          </w:p>
-        </w:tc>
-      </w:tr>
-      <w:tr>
-        <w:trPr>
-          <w:trHeight w:val="400" w:hRule="atLeast"/>
-        </w:trPr>
-        <w:tc>
-          <w:tcPr>
-            <w:tcW w:type="dxa" w:w="600"/>
-            <w:vAlign w:val="center"/>
-          </w:tcPr>
-          <w:p>
-            <w:pPr>
-              <w:spacing w:after="0"/>
-              <w:jc w:val="center"/>
-            </w:pPr>
-            <w:r>
-              <w:rPr>
-                <w:rFonts w:ascii="Calibri" w:hAnsi="Calibri" w:cs="Arial"/>
-                <w:b w:val="0"/>
-                <w:i w:val="0"/>
-                <w:sz w:val="19"/>
-                <w:szCs w:val="19"/>
-              </w:rPr>
-              <w:t>3</w:t>
-            </w:r>
-          </w:p>
-        </w:tc>
-        <w:tc>
-          <w:tcPr>
-            <w:tcW w:type="dxa" w:w="5264"/>
-          </w:tcPr>
-          <w:p>
-            <w:pPr>
-              <w:spacing w:after="0"/>
-            </w:pPr>
-          </w:p>
-        </w:tc>
-        <w:tc>
-          <w:tcPr>
-            <w:tcW w:type="dxa" w:w="2200"/>
-          </w:tcPr>
-          <w:p>
-            <w:pPr>
-              <w:spacing w:after="0"/>
-            </w:pPr>
-          </w:p>
-        </w:tc>
-        <w:tc>
-          <w:tcPr>
-            <w:tcW w:type="dxa" w:w="2000"/>
-          </w:tcPr>
-          <w:p>
-            <w:pPr>
-              <w:spacing w:after="0"/>
-            </w:pPr>
-          </w:p>
-        </w:tc>
-      </w:tr>
-      <w:tr>
-        <w:trPr>
-          <w:trHeight w:val="400" w:hRule="atLeast"/>
-        </w:trPr>
-        <w:tc>
-          <w:tcPr>
-            <w:tcW w:type="dxa" w:w="600"/>
-            <w:vAlign w:val="center"/>
-          </w:tcPr>
-          <w:p>
-            <w:pPr>
-              <w:spacing w:after="0"/>
-              <w:jc w:val="center"/>
-            </w:pPr>
-            <w:r>
-              <w:rPr>
-                <w:rFonts w:ascii="Calibri" w:hAnsi="Calibri" w:cs="Arial"/>
-                <w:b w:val="0"/>
-                <w:i w:val="0"/>
-                <w:sz w:val="19"/>
-                <w:szCs w:val="19"/>
-              </w:rPr>
-              <w:t>4</w:t>
-            </w:r>
-          </w:p>
-        </w:tc>
-        <w:tc>
-          <w:tcPr>
-            <w:tcW w:type="dxa" w:w="5264"/>
-          </w:tcPr>
-          <w:p>
-            <w:pPr>
-              <w:spacing w:after="0"/>
-            </w:pPr>
-          </w:p>
-        </w:tc>
-        <w:tc>
-          <w:tcPr>
-            <w:tcW w:type="dxa" w:w="2200"/>
-          </w:tcPr>
-          <w:p>
-            <w:pPr>
-              <w:spacing w:after="0"/>
-            </w:pPr>
-          </w:p>
-        </w:tc>
-        <w:tc>
-          <w:tcPr>
-            <w:tcW w:type="dxa" w:w="2000"/>
-          </w:tcPr>
-          <w:p>
-            <w:pPr>
-              <w:spacing w:after="0"/>
-            </w:pPr>
-          </w:p>
-        </w:tc>
-      </w:tr>
-    </w:tbl>
-    <w:p>
-      <w:pPr>
-        <w:spacing w:before="0" w:after="0" w:line="240" w:lineRule="auto"/>
-        <w:ind w:left="709"/>
-      </w:pPr>
-    </w:p>
-    <w:tbl>
-      <w:tblPr>
-        <w:tblW w:type="auto" w:w="0"/>
-        <w:tblLayout w:type="fixed"/>
-        <w:tblLook w:firstColumn="1" w:firstRow="1" w:lastColumn="0" w:lastRow="0" w:noHBand="0" w:noVBand="1" w:val="04A0"/>
-        <w:tblInd w:w="709" w:type="dxa"/>
-        <w:tblLayout w:type="fixed"/>
-        <w:tblBorders>
-          <w:top w:val="single" w:sz="6" w:space="0" w:color="000000"/>
-          <w:left w:val="single" w:sz="6" w:space="0" w:color="000000"/>
-          <w:bottom w:val="single" w:sz="6" w:space="0" w:color="000000"/>
-          <w:right w:val="single" w:sz="6" w:space="0" w:color="000000"/>
-          <w:insideH w:val="single" w:sz="6" w:space="0" w:color="000000"/>
-          <w:insideV w:val="single" w:sz="6" w:space="0" w:color="000000"/>
-        </w:tblBorders>
-      </w:tblPr>
-      <w:tblGrid>
-        <w:gridCol w:w="5032"/>
-        <w:gridCol w:w="5032"/>
-      </w:tblGrid>
-      <w:tr>
-        <w:trPr>
-          <w:trHeight w:val="360" w:hRule="atLeast"/>
-        </w:trPr>
-        <w:tc>
-          <w:tcPr>
-            <w:tcW w:type="dxa" w:w="5032"/>
-            <w:shd w:val="clear" w:color="auto" w:fill="D9D9D9"/>
-            <w:vAlign w:val="center"/>
-          </w:tcPr>
-          <w:p>
-            <w:pPr>
-              <w:spacing w:after="0"/>
-            </w:pPr>
-            <w:r>
-              <w:rPr>
-                <w:rFonts w:ascii="Calibri" w:hAnsi="Calibri" w:cs="Arial"/>
-                <w:b/>
-                <w:i w:val="0"/>
-                <w:sz w:val="19"/>
-                <w:szCs w:val="19"/>
-              </w:rPr>
-              <w:t>Hazırlayan (Tutanağı Tutan)</w:t>
-            </w:r>
-          </w:p>
-          <w:p>
-            <w:pPr>
-              <w:spacing w:after="0"/>
-            </w:pPr>
-            <w:r>
-              <w:rPr>
-                <w:rFonts w:ascii="Calibri" w:hAnsi="Calibri" w:cs="Arial"/>
-                <w:b w:val="0"/>
-                <w:i w:val="0"/>
-                <w:color w:val="555555"/>
-                <w:sz w:val="14"/>
-                <w:szCs w:val="14"/>
-              </w:rPr>
-              <w:t xml:space="preserve">Prepared by  ·  </w:t>
-            </w:r>
-            <w:r>
-              <w:rPr>
-                <w:rFonts w:ascii="Calibri" w:hAnsi="Calibri" w:cs="Arial"/>
-                <w:b w:val="0"/>
-                <w:i w:val="0"/>
-                <w:color w:val="555555"/>
-                <w:sz w:val="14"/>
-                <w:szCs w:val="14"/>
-                <w:rtl/>
-              </w:rPr>
-              <w:t>أعدّه</w:t>
-            </w:r>
-          </w:p>
-        </w:tc>
-        <w:tc>
-          <w:tcPr>
-            <w:tcW w:type="dxa" w:w="5032"/>
-            <w:shd w:val="clear" w:color="auto" w:fill="D9D9D9"/>
-            <w:vAlign w:val="center"/>
-          </w:tcPr>
-          <w:p>
-            <w:pPr>
-              <w:spacing w:after="0"/>
-            </w:pPr>
-            <w:r>
-              <w:rPr>
-                <w:rFonts w:ascii="Calibri" w:hAnsi="Calibri" w:cs="Arial"/>
-                <w:b/>
-                <w:i w:val="0"/>
-                <w:sz w:val="19"/>
-                <w:szCs w:val="19"/>
-              </w:rPr>
-              <w:t>Onaylayan</w:t>
-            </w:r>
-          </w:p>
-          <w:p>
-            <w:pPr>
-              <w:spacing w:after="0"/>
-            </w:pPr>
-            <w:r>
-              <w:rPr>
-                <w:rFonts w:ascii="Calibri" w:hAnsi="Calibri" w:cs="Arial"/>
-                <w:b w:val="0"/>
-                <w:i w:val="0"/>
-                <w:color w:val="555555"/>
-                <w:sz w:val="14"/>
-                <w:szCs w:val="14"/>
-              </w:rPr>
-              <w:t xml:space="preserve">Approved by  ·  </w:t>
-            </w:r>
-            <w:r>
-              <w:rPr>
-                <w:rFonts w:ascii="Calibri" w:hAnsi="Calibri" w:cs="Arial"/>
-                <w:b w:val="0"/>
-                <w:i w:val="0"/>
-                <w:color w:val="555555"/>
-                <w:sz w:val="14"/>
-                <w:szCs w:val="14"/>
-                <w:rtl/>
-              </w:rPr>
-              <w:t>اعتمده</w:t>
-            </w:r>
-          </w:p>
-        </w:tc>
-      </w:tr>
-      <w:tr>
-        <w:trPr>
-          <w:trHeight w:val="800" w:hRule="atLeast"/>
-        </w:trPr>
-        <w:tc>
-          <w:tcPr>
-            <w:tcW w:type="dxa" w:w="5032"/>
-          </w:tcPr>
-          <w:p>
-            <w:pPr>
-              <w:spacing w:after="0"/>
-            </w:pPr>
-            <w:r>
-              <w:rPr>
-                <w:rFonts w:ascii="Calibri" w:hAnsi="Calibri" w:cs="Arial"/>
-                <w:b w:val="0"/>
-                <w:i w:val="0"/>
-                <w:color w:val="777777"/>
-                <w:sz w:val="17"/>
-                <w:szCs w:val="17"/>
-              </w:rPr>
-              <w:t>Ad Soyad / İmza / Tarih</w:t>
-            </w:r>
-          </w:p>
-        </w:tc>
-        <w:tc>
-          <w:tcPr>
-            <w:tcW w:type="dxa" w:w="5032"/>
-          </w:tcPr>
-          <w:p>
-            <w:pPr>
-              <w:spacing w:after="0"/>
-            </w:pPr>
-            <w:r>
-              <w:rPr>
-                <w:rFonts w:ascii="Calibri" w:hAnsi="Calibri" w:cs="Arial"/>
-                <w:b w:val="0"/>
-                <w:i w:val="0"/>
-                <w:color w:val="777777"/>
-                <w:sz w:val="17"/>
-                <w:szCs w:val="17"/>
-              </w:rPr>
-              <w:t>Ad Soyad / İmza / Tarih</w:t>
-            </w:r>
           </w:p>
         </w:tc>
       </w:tr>
@@ -2185,8 +4401,8 @@
       <w:headerReference w:type="first" r:id="rId14"/>
       <w:footerReference w:type="first" r:id="rId15"/>
       <w:type w:val="continuous"/>
-      <w:pgSz w:w="11906" w:h="16838"/>
-      <w:pgMar w:top="1135" w:right="849" w:bottom="709" w:left="284" w:header="708" w:footer="708" w:gutter="0"/>
+      <w:pgSz w:w="16838" w:h="11906" w:orient="landscape"/>
+      <w:pgMar w:top="860" w:right="567" w:bottom="400" w:left="567" w:header="300" w:footer="200" w:gutter="0"/>
       <w:pgNumType w:chapStyle="1"/>
       <w:cols w:space="708"/>
       <w:docGrid w:linePitch="360"/>
@@ -2363,7 +4579,7 @@
   <w:tbl>
     <w:tblPr>
       <w:tblStyle w:val="TabloKlavuzu"/>
-      <w:tblW w:w="10276" w:type="dxa"/>
+      <w:tblW w:w="15700" w:type="dxa"/>
       <w:tblInd w:w="634" w:type="dxa"/>
       <w:tblBorders>
         <w:top w:val="single" w:sz="4" w:space="0" w:color="ACB9CA" w:themeColor="text2" w:themeTint="66"/>
@@ -2376,10 +4592,10 @@
       <w:tblLook w:val="04A0" w:firstRow="1" w:lastRow="0" w:firstColumn="1" w:lastColumn="0" w:noHBand="0" w:noVBand="1"/>
     </w:tblPr>
     <w:tblGrid>
-      <w:gridCol w:w="2519"/>
-      <w:gridCol w:w="4728"/>
-      <w:gridCol w:w="1320"/>
-      <w:gridCol w:w="1709"/>
+      <w:gridCol w:w="2700"/>
+      <w:gridCol w:w="8300"/>
+      <w:gridCol w:w="2000"/>
+      <w:gridCol w:w="2700"/>
     </w:tblGrid>
     <w:tr>
       <w:trPr>
@@ -2387,7 +4603,7 @@
       </w:trPr>
       <w:tc>
         <w:tcPr>
-          <w:tcW w:w="2519" w:type="dxa"/>
+          <w:tcW w:w="2700" w:type="dxa"/>
           <w:tcBorders>
             <w:top w:val="single" w:sz="4" w:space="0" w:color="auto"/>
             <w:left w:val="single" w:sz="4" w:space="0" w:color="auto"/>
@@ -2472,7 +4688,7 @@
       </w:tc>
       <w:tc>
         <w:tcPr>
-          <w:tcW w:w="4728" w:type="dxa"/>
+          <w:tcW w:w="8300" w:type="dxa"/>
           <w:tcBorders>
             <w:top w:val="single" w:sz="4" w:space="0" w:color="auto"/>
             <w:left w:val="single" w:sz="4" w:space="0" w:color="auto"/>
@@ -2535,13 +4751,12 @@
               <w:szCs w:val="22"/>
               <w:rtl/>
             </w:rPr>
-            <w:t>نموذج محضر الاجتماع</w:t>
           </w:r>
         </w:p>
       </w:tc>
       <w:tc>
         <w:tcPr>
-          <w:tcW w:w="1320" w:type="dxa"/>
+          <w:tcW w:w="2000" w:type="dxa"/>
           <w:tcBorders>
             <w:top w:val="single" w:sz="4" w:space="0" w:color="auto"/>
             <w:left w:val="single" w:sz="4" w:space="0" w:color="auto"/>
@@ -2649,7 +4864,7 @@
       </w:tc>
       <w:tc>
         <w:tcPr>
-          <w:tcW w:w="1709" w:type="dxa"/>
+          <w:tcW w:w="2700" w:type="dxa"/>
           <w:tcBorders>
             <w:top w:val="single" w:sz="4" w:space="0" w:color="auto"/>
             <w:left w:val="nil"/>
@@ -2692,7 +4907,7 @@
               <w:sz w:val="16"/>
               <w:szCs w:val="16"/>
             </w:rPr>
-            <w:t>26.10.2026</w:t>
+            <w:t>28.10.2026</w:t>
           </w:r>
           <w:r>
             <w:rPr>
@@ -2700,7 +4915,6 @@
               <w:sz w:val="16"/>
               <w:szCs w:val="16"/>
             </w:rPr>
-            <w:t/>
           </w:r>
         </w:p>
         <w:p>
@@ -2719,7 +4933,7 @@
               <w:sz w:val="16"/>
               <w:szCs w:val="16"/>
             </w:rPr>
-            <w:t>R0</w:t>
+            <w:t>R01</w:t>
           </w:r>
           <w:r>
             <w:rPr>
@@ -2727,7 +4941,6 @@
               <w:sz w:val="16"/>
               <w:szCs w:val="16"/>
             </w:rPr>
-            <w:t>0</w:t>
           </w:r>
         </w:p>
         <w:p>
@@ -2746,7 +4959,7 @@
               <w:sz w:val="16"/>
               <w:szCs w:val="16"/>
             </w:rPr>
-            <w:t>26.10.2026</w:t>
+            <w:t>28.10.2026</w:t>
           </w:r>
         </w:p>
       </w:tc>

--- a/formlar/15. İç Denetim ve Yönetim Gözden Geçirme/EMS.YS.FRM.11.07. Toplantı Tutanağı Formu.docx
+++ b/formlar/15. İç Denetim ve Yönetim Gözden Geçirme/EMS.YS.FRM.11.07. Toplantı Tutanağı Formu.docx
@@ -5,437 +5,384 @@
     <w:p>
       <w:pPr>
         <w:keepNext/>
-        <w:spacing w:before="180" w:after="60" w:line="240" w:lineRule="auto"/>
-        <w:ind w:left="709"/>
+        <w:spacing w:before="140" w:after="80"/>
       </w:pPr>
       <w:r>
         <w:rPr>
-          <w:rFonts w:ascii="Calibri" w:hAnsi="Calibri" w:cs="Arial"/>
+          <w:rFonts w:ascii="Calibri" w:hAnsi="Calibri"/>
           <w:b/>
-          <w:i w:val="0"/>
-          <w:sz w:val="23"/>
-          <w:szCs w:val="23"/>
+          <w:sz w:val="20"/>
         </w:rPr>
         <w:t>TOPLANTI BİLGİLERİ</w:t>
       </w:r>
       <w:r>
         <w:rPr>
-          <w:rFonts w:ascii="Calibri" w:hAnsi="Calibri" w:cs="Arial"/>
-          <w:b w:val="0"/>
-          <w:i w:val="0"/>
-          <w:color w:val="555555"/>
-          <w:sz w:val="19"/>
-          <w:szCs w:val="19"/>
+          <w:rFonts w:ascii="Calibri" w:hAnsi="Calibri"/>
+          <w:color w:val="666666"/>
+          <w:sz w:val="15"/>
         </w:rPr>
-        <w:t xml:space="preserve">   MEETING DETAILS  ·  </w:t>
-      </w:r>
-      <w:r>
-        <w:rPr>
-          <w:rFonts w:ascii="Calibri" w:hAnsi="Calibri" w:cs="Arial"/>
-          <w:b w:val="0"/>
-          <w:i w:val="0"/>
-          <w:color w:val="555555"/>
-          <w:sz w:val="19"/>
-          <w:szCs w:val="19"/>
-          <w:rtl/>
-        </w:rPr>
-        <w:t>بيانات الاجتماع</w:t>
+        <w:t xml:space="preserve">   MEETING DETAILS</w:t>
       </w:r>
     </w:p>
     <w:tbl>
       <w:tblPr>
-        <w:tblW w:type="auto" w:w="0"/>
+        <w:tblW w:type="dxa" w:w="15700"/>
+        <w:tblLook w:firstColumn="1" w:firstRow="1" w:lastColumn="0" w:lastRow="0" w:noHBand="0" w:noVBand="1" w:val="04A0"/>
+        <w:tblBorders>
+          <w:top w:val="single" w:sz="4" w:space="0" w:color="000000"/>
+          <w:left w:val="single" w:sz="4" w:space="0" w:color="000000"/>
+          <w:bottom w:val="single" w:sz="4" w:space="0" w:color="000000"/>
+          <w:right w:val="single" w:sz="4" w:space="0" w:color="000000"/>
+          <w:insideH w:val="single" w:sz="4" w:space="0" w:color="000000"/>
+          <w:insideV w:val="single" w:sz="4" w:space="0" w:color="000000"/>
+        </w:tblBorders>
         <w:tblLayout w:type="fixed"/>
-        <w:tblLook w:firstColumn="1" w:firstRow="1" w:lastColumn="0" w:lastRow="0" w:noHBand="0" w:noVBand="1" w:val="04A0"/>
-        <w:tblInd w:w="709" w:type="dxa"/>
-        <w:tblLayout w:type="fixed"/>
-        <w:tblBorders>
-          <w:top w:val="single" w:sz="6" w:space="0" w:color="000000"/>
-          <w:left w:val="single" w:sz="6" w:space="0" w:color="000000"/>
-          <w:bottom w:val="single" w:sz="6" w:space="0" w:color="000000"/>
-          <w:right w:val="single" w:sz="6" w:space="0" w:color="000000"/>
-          <w:insideH w:val="single" w:sz="6" w:space="0" w:color="000000"/>
-          <w:insideV w:val="single" w:sz="6" w:space="0" w:color="000000"/>
-        </w:tblBorders>
+        <w:tblCellMar>
+          <w:top w:w="15" w:type="dxa"/>
+          <w:left w:w="70" w:type="dxa"/>
+          <w:bottom w:w="15" w:type="dxa"/>
+          <w:right w:w="70" w:type="dxa"/>
+        </w:tblCellMar>
       </w:tblPr>
       <w:tblGrid>
-        <w:gridCol w:w="1900"/>
-        <w:gridCol w:w="3132"/>
-        <w:gridCol w:w="1900"/>
-        <w:gridCol w:w="3132"/>
+        <w:gridCol w:w="1100"/>
+        <w:gridCol w:w="4600"/>
+        <w:gridCol w:w="1000"/>
+        <w:gridCol w:w="2400"/>
+        <w:gridCol w:w="1700"/>
+        <w:gridCol w:w="4900"/>
       </w:tblGrid>
       <w:tr>
         <w:trPr>
-          <w:trHeight w:val="430" w:hRule="atLeast"/>
+          <w:trHeight w:val="280" w:hRule="atLeast"/>
         </w:trPr>
         <w:tc>
           <w:tcPr>
-            <w:tcW w:type="dxa" w:w="1900"/>
+            <w:tcW w:type="dxa" w:w="1100"/>
             <w:shd w:val="clear" w:color="auto" w:fill="F2F2F2"/>
-            <w:vAlign w:val="center"/>
-          </w:tcPr>
-          <w:p>
-            <w:pPr>
-              <w:spacing w:after="0"/>
+          </w:tcPr>
+          <w:p>
+            <w:pPr>
+              <w:spacing w:before="0" w:after="0"/>
             </w:pPr>
             <w:r>
               <w:rPr>
                 <w:rFonts w:ascii="Calibri" w:hAnsi="Calibri" w:cs="Arial"/>
                 <w:b/>
-                <w:i w:val="0"/>
+                <w:sz w:val="17"/>
+                <w:szCs w:val="17"/>
+              </w:rPr>
+              <w:t>Konu</w:t>
+            </w:r>
+          </w:p>
+          <w:p>
+            <w:pPr>
+              <w:spacing w:before="0" w:after="0"/>
+            </w:pPr>
+            <w:r>
+              <w:rPr>
+                <w:rFonts w:ascii="Calibri" w:hAnsi="Calibri" w:cs="Arial"/>
+                <w:b w:val="0"/>
+                <w:color w:val="555555"/>
+                <w:sz w:val="13"/>
+                <w:szCs w:val="13"/>
+              </w:rPr>
+              <w:t>Subject</w:t>
+            </w:r>
+          </w:p>
+        </w:tc>
+        <w:tc>
+          <w:tcPr>
+            <w:tcW w:type="dxa" w:w="4600"/>
+          </w:tcPr>
+          <w:p>
+            <w:pPr>
+              <w:spacing w:before="0" w:after="0"/>
+            </w:pPr>
+            <w:r>
+              <w:rPr>
+                <w:rFonts w:ascii="Calibri" w:hAnsi="Calibri" w:cs="Arial"/>
+                <w:b/>
                 <w:sz w:val="19"/>
                 <w:szCs w:val="19"/>
               </w:rPr>
-              <w:t>Konu</w:t>
-            </w:r>
-          </w:p>
-          <w:p>
-            <w:pPr>
-              <w:spacing w:after="0"/>
-            </w:pPr>
-            <w:r>
-              <w:rPr>
-                <w:rFonts w:ascii="Calibri" w:hAnsi="Calibri" w:cs="Arial"/>
-                <w:b w:val="0"/>
-                <w:i w:val="0"/>
+              <w:t xml:space="preserve"> </w:t>
+            </w:r>
+          </w:p>
+        </w:tc>
+        <w:tc>
+          <w:tcPr>
+            <w:tcW w:type="dxa" w:w="1000"/>
+            <w:shd w:val="clear" w:color="auto" w:fill="F2F2F2"/>
+          </w:tcPr>
+          <w:p>
+            <w:pPr>
+              <w:spacing w:before="0" w:after="0"/>
+            </w:pPr>
+            <w:r>
+              <w:rPr>
+                <w:rFonts w:ascii="Calibri" w:hAnsi="Calibri" w:cs="Arial"/>
+                <w:b/>
+                <w:sz w:val="17"/>
+                <w:szCs w:val="17"/>
+              </w:rPr>
+              <w:t>Tarih</w:t>
+            </w:r>
+          </w:p>
+          <w:p>
+            <w:pPr>
+              <w:spacing w:before="0" w:after="0"/>
+            </w:pPr>
+            <w:r>
+              <w:rPr>
+                <w:rFonts w:ascii="Calibri" w:hAnsi="Calibri" w:cs="Arial"/>
+                <w:b w:val="0"/>
                 <w:color w:val="555555"/>
-                <w:sz w:val="14"/>
-                <w:szCs w:val="14"/>
-              </w:rPr>
-              <w:t xml:space="preserve">Subject  ·  </w:t>
-            </w:r>
-            <w:r>
-              <w:rPr>
-                <w:rFonts w:ascii="Calibri" w:hAnsi="Calibri" w:cs="Arial"/>
-                <w:b w:val="0"/>
-                <w:i w:val="0"/>
-                <w:color w:val="555555"/>
-                <w:sz w:val="14"/>
-                <w:szCs w:val="14"/>
-                <w:rtl/>
-              </w:rPr>
-              <w:t>الموضوع</w:t>
-            </w:r>
-          </w:p>
-        </w:tc>
-        <w:tc>
-          <w:tcPr>
-            <w:tcW w:type="dxa" w:w="3132"/>
-          </w:tcPr>
-          <w:p>
-            <w:pPr>
-              <w:spacing w:after="0"/>
-            </w:pPr>
-          </w:p>
-        </w:tc>
-        <w:tc>
-          <w:tcPr>
-            <w:tcW w:type="dxa" w:w="1900"/>
-            <w:shd w:val="clear" w:color="auto" w:fill="F2F2F2"/>
-            <w:vAlign w:val="center"/>
-          </w:tcPr>
-          <w:p>
-            <w:pPr>
-              <w:spacing w:after="0"/>
+                <w:sz w:val="13"/>
+                <w:szCs w:val="13"/>
+              </w:rPr>
+              <w:t>Date</w:t>
+            </w:r>
+          </w:p>
+        </w:tc>
+        <w:tc>
+          <w:tcPr>
+            <w:tcW w:type="dxa" w:w="2400"/>
+          </w:tcPr>
+          <w:p>
+            <w:pPr>
+              <w:spacing w:before="0" w:after="0"/>
             </w:pPr>
             <w:r>
               <w:rPr>
                 <w:rFonts w:ascii="Calibri" w:hAnsi="Calibri" w:cs="Arial"/>
                 <w:b/>
-                <w:i w:val="0"/>
                 <w:sz w:val="19"/>
                 <w:szCs w:val="19"/>
               </w:rPr>
-              <w:t>Tarih</w:t>
-            </w:r>
-          </w:p>
-          <w:p>
-            <w:pPr>
-              <w:spacing w:after="0"/>
-            </w:pPr>
-            <w:r>
-              <w:rPr>
-                <w:rFonts w:ascii="Calibri" w:hAnsi="Calibri" w:cs="Arial"/>
-                <w:b w:val="0"/>
-                <w:i w:val="0"/>
+              <w:t xml:space="preserve"> </w:t>
+            </w:r>
+          </w:p>
+        </w:tc>
+        <w:tc>
+          <w:tcPr>
+            <w:tcW w:type="dxa" w:w="1700"/>
+            <w:shd w:val="clear" w:color="auto" w:fill="F2F2F2"/>
+          </w:tcPr>
+          <w:p>
+            <w:pPr>
+              <w:spacing w:before="0" w:after="0"/>
+            </w:pPr>
+            <w:r>
+              <w:rPr>
+                <w:rFonts w:ascii="Calibri" w:hAnsi="Calibri" w:cs="Arial"/>
+                <w:b/>
+                <w:sz w:val="17"/>
+                <w:szCs w:val="17"/>
+              </w:rPr>
+              <w:t>Saat</w:t>
+            </w:r>
+          </w:p>
+          <w:p>
+            <w:pPr>
+              <w:spacing w:before="0" w:after="0"/>
+            </w:pPr>
+            <w:r>
+              <w:rPr>
+                <w:rFonts w:ascii="Calibri" w:hAnsi="Calibri" w:cs="Arial"/>
+                <w:b w:val="0"/>
                 <w:color w:val="555555"/>
-                <w:sz w:val="14"/>
-                <w:szCs w:val="14"/>
-              </w:rPr>
-              <w:t xml:space="preserve">Date  ·  </w:t>
-            </w:r>
-            <w:r>
-              <w:rPr>
-                <w:rFonts w:ascii="Calibri" w:hAnsi="Calibri" w:cs="Arial"/>
-                <w:b w:val="0"/>
-                <w:i w:val="0"/>
-                <w:color w:val="555555"/>
-                <w:sz w:val="14"/>
-                <w:szCs w:val="14"/>
-                <w:rtl/>
-              </w:rPr>
-              <w:t>التاريخ</w:t>
-            </w:r>
-          </w:p>
-        </w:tc>
-        <w:tc>
-          <w:tcPr>
-            <w:tcW w:type="dxa" w:w="3132"/>
-          </w:tcPr>
-          <w:p>
-            <w:pPr>
-              <w:spacing w:after="0"/>
-            </w:pPr>
+                <w:sz w:val="13"/>
+                <w:szCs w:val="13"/>
+              </w:rPr>
+              <w:t>Time</w:t>
+            </w:r>
+          </w:p>
+        </w:tc>
+        <w:tc>
+          <w:tcPr>
+            <w:tcW w:type="dxa" w:w="4900"/>
+          </w:tcPr>
+          <w:p>
+            <w:pPr>
+              <w:spacing w:before="0" w:after="0"/>
+            </w:pPr>
+            <w:r>
+              <w:rPr>
+                <w:rFonts w:ascii="Calibri" w:hAnsi="Calibri" w:cs="Arial"/>
+                <w:b/>
+                <w:sz w:val="19"/>
+                <w:szCs w:val="19"/>
+              </w:rPr>
+              <w:t xml:space="preserve"> </w:t>
+            </w:r>
           </w:p>
         </w:tc>
       </w:tr>
       <w:tr>
         <w:trPr>
-          <w:trHeight w:val="430" w:hRule="atLeast"/>
+          <w:trHeight w:val="280" w:hRule="atLeast"/>
         </w:trPr>
         <w:tc>
           <w:tcPr>
-            <w:tcW w:type="dxa" w:w="1900"/>
+            <w:tcW w:type="dxa" w:w="1100"/>
             <w:shd w:val="clear" w:color="auto" w:fill="F2F2F2"/>
-            <w:vAlign w:val="center"/>
-          </w:tcPr>
-          <w:p>
-            <w:pPr>
-              <w:spacing w:after="0"/>
+          </w:tcPr>
+          <w:p>
+            <w:pPr>
+              <w:spacing w:before="0" w:after="0"/>
             </w:pPr>
             <w:r>
               <w:rPr>
                 <w:rFonts w:ascii="Calibri" w:hAnsi="Calibri" w:cs="Arial"/>
                 <w:b/>
-                <w:i w:val="0"/>
+                <w:sz w:val="17"/>
+                <w:szCs w:val="17"/>
+              </w:rPr>
+              <w:t>Yer</w:t>
+            </w:r>
+          </w:p>
+          <w:p>
+            <w:pPr>
+              <w:spacing w:before="0" w:after="0"/>
+            </w:pPr>
+            <w:r>
+              <w:rPr>
+                <w:rFonts w:ascii="Calibri" w:hAnsi="Calibri" w:cs="Arial"/>
+                <w:b w:val="0"/>
+                <w:color w:val="555555"/>
+                <w:sz w:val="13"/>
+                <w:szCs w:val="13"/>
+              </w:rPr>
+              <w:t>Place</w:t>
+            </w:r>
+          </w:p>
+        </w:tc>
+        <w:tc>
+          <w:tcPr>
+            <w:tcW w:type="dxa" w:w="4600"/>
+          </w:tcPr>
+          <w:p>
+            <w:pPr>
+              <w:spacing w:before="0" w:after="0"/>
+            </w:pPr>
+            <w:r>
+              <w:rPr>
+                <w:rFonts w:ascii="Calibri" w:hAnsi="Calibri" w:cs="Arial"/>
+                <w:b/>
                 <w:sz w:val="19"/>
                 <w:szCs w:val="19"/>
               </w:rPr>
-              <w:t>Yer</w:t>
-            </w:r>
-          </w:p>
-          <w:p>
-            <w:pPr>
-              <w:spacing w:after="0"/>
-            </w:pPr>
-            <w:r>
-              <w:rPr>
-                <w:rFonts w:ascii="Calibri" w:hAnsi="Calibri" w:cs="Arial"/>
-                <w:b w:val="0"/>
-                <w:i w:val="0"/>
+              <w:t xml:space="preserve"> </w:t>
+            </w:r>
+          </w:p>
+        </w:tc>
+        <w:tc>
+          <w:tcPr>
+            <w:tcW w:type="dxa" w:w="1000"/>
+            <w:shd w:val="clear" w:color="auto" w:fill="F2F2F2"/>
+          </w:tcPr>
+          <w:p>
+            <w:pPr>
+              <w:spacing w:before="0" w:after="0"/>
+            </w:pPr>
+            <w:r>
+              <w:rPr>
+                <w:rFonts w:ascii="Calibri" w:hAnsi="Calibri" w:cs="Arial"/>
+                <w:b/>
+                <w:sz w:val="17"/>
+                <w:szCs w:val="17"/>
+              </w:rPr>
+              <w:t>Başkan</w:t>
+            </w:r>
+          </w:p>
+          <w:p>
+            <w:pPr>
+              <w:spacing w:before="0" w:after="0"/>
+            </w:pPr>
+            <w:r>
+              <w:rPr>
+                <w:rFonts w:ascii="Calibri" w:hAnsi="Calibri" w:cs="Arial"/>
+                <w:b w:val="0"/>
                 <w:color w:val="555555"/>
-                <w:sz w:val="14"/>
-                <w:szCs w:val="14"/>
-              </w:rPr>
-              <w:t xml:space="preserve">Place  ·  </w:t>
-            </w:r>
-            <w:r>
-              <w:rPr>
-                <w:rFonts w:ascii="Calibri" w:hAnsi="Calibri" w:cs="Arial"/>
-                <w:b w:val="0"/>
-                <w:i w:val="0"/>
-                <w:color w:val="555555"/>
-                <w:sz w:val="14"/>
-                <w:szCs w:val="14"/>
-                <w:rtl/>
-              </w:rPr>
-              <w:t>المكان</w:t>
-            </w:r>
-          </w:p>
-        </w:tc>
-        <w:tc>
-          <w:tcPr>
-            <w:tcW w:type="dxa" w:w="3132"/>
-          </w:tcPr>
-          <w:p>
-            <w:pPr>
-              <w:spacing w:after="0"/>
-            </w:pPr>
-          </w:p>
-        </w:tc>
-        <w:tc>
-          <w:tcPr>
-            <w:tcW w:type="dxa" w:w="1900"/>
-            <w:shd w:val="clear" w:color="auto" w:fill="F2F2F2"/>
-            <w:vAlign w:val="center"/>
-          </w:tcPr>
-          <w:p>
-            <w:pPr>
-              <w:spacing w:after="0"/>
+                <w:sz w:val="13"/>
+                <w:szCs w:val="13"/>
+              </w:rPr>
+              <w:t>Chairperson</w:t>
+            </w:r>
+          </w:p>
+        </w:tc>
+        <w:tc>
+          <w:tcPr>
+            <w:tcW w:type="dxa" w:w="2400"/>
+          </w:tcPr>
+          <w:p>
+            <w:pPr>
+              <w:spacing w:before="0" w:after="0"/>
             </w:pPr>
             <w:r>
               <w:rPr>
                 <w:rFonts w:ascii="Calibri" w:hAnsi="Calibri" w:cs="Arial"/>
                 <w:b/>
-                <w:i w:val="0"/>
                 <w:sz w:val="19"/>
                 <w:szCs w:val="19"/>
               </w:rPr>
-              <w:t>Saat</w:t>
-            </w:r>
-          </w:p>
-          <w:p>
-            <w:pPr>
-              <w:spacing w:after="0"/>
-            </w:pPr>
-            <w:r>
-              <w:rPr>
-                <w:rFonts w:ascii="Calibri" w:hAnsi="Calibri" w:cs="Arial"/>
-                <w:b w:val="0"/>
-                <w:i w:val="0"/>
+              <w:t xml:space="preserve"> </w:t>
+            </w:r>
+          </w:p>
+        </w:tc>
+        <w:tc>
+          <w:tcPr>
+            <w:tcW w:type="dxa" w:w="1700"/>
+            <w:shd w:val="clear" w:color="auto" w:fill="F2F2F2"/>
+          </w:tcPr>
+          <w:p>
+            <w:pPr>
+              <w:spacing w:before="0" w:after="0"/>
+            </w:pPr>
+            <w:r>
+              <w:rPr>
+                <w:rFonts w:ascii="Calibri" w:hAnsi="Calibri" w:cs="Arial"/>
+                <w:b/>
+                <w:sz w:val="17"/>
+                <w:szCs w:val="17"/>
+              </w:rPr>
+              <w:t>Tutanağı Tutan</w:t>
+            </w:r>
+          </w:p>
+          <w:p>
+            <w:pPr>
+              <w:spacing w:before="0" w:after="0"/>
+            </w:pPr>
+            <w:r>
+              <w:rPr>
+                <w:rFonts w:ascii="Calibri" w:hAnsi="Calibri" w:cs="Arial"/>
+                <w:b w:val="0"/>
                 <w:color w:val="555555"/>
-                <w:sz w:val="14"/>
-                <w:szCs w:val="14"/>
-              </w:rPr>
-              <w:t xml:space="preserve">Time  ·  </w:t>
-            </w:r>
-            <w:r>
-              <w:rPr>
-                <w:rFonts w:ascii="Calibri" w:hAnsi="Calibri" w:cs="Arial"/>
-                <w:b w:val="0"/>
-                <w:i w:val="0"/>
-                <w:color w:val="555555"/>
-                <w:sz w:val="14"/>
-                <w:szCs w:val="14"/>
-                <w:rtl/>
-              </w:rPr>
-              <w:t>الوقت</w:t>
-            </w:r>
-          </w:p>
-        </w:tc>
-        <w:tc>
-          <w:tcPr>
-            <w:tcW w:type="dxa" w:w="3132"/>
-          </w:tcPr>
-          <w:p>
-            <w:pPr>
-              <w:spacing w:after="0"/>
-            </w:pPr>
-          </w:p>
-        </w:tc>
-      </w:tr>
-      <w:tr>
-        <w:trPr>
-          <w:trHeight w:val="430" w:hRule="atLeast"/>
-        </w:trPr>
-        <w:tc>
-          <w:tcPr>
-            <w:tcW w:type="dxa" w:w="1900"/>
-            <w:shd w:val="clear" w:color="auto" w:fill="F2F2F2"/>
-            <w:vAlign w:val="center"/>
-          </w:tcPr>
-          <w:p>
-            <w:pPr>
-              <w:spacing w:after="0"/>
+                <w:sz w:val="13"/>
+                <w:szCs w:val="13"/>
+              </w:rPr>
+              <w:t>Minute Taker</w:t>
+            </w:r>
+          </w:p>
+        </w:tc>
+        <w:tc>
+          <w:tcPr>
+            <w:tcW w:type="dxa" w:w="4900"/>
+          </w:tcPr>
+          <w:p>
+            <w:pPr>
+              <w:spacing w:before="0" w:after="0"/>
             </w:pPr>
             <w:r>
               <w:rPr>
                 <w:rFonts w:ascii="Calibri" w:hAnsi="Calibri" w:cs="Arial"/>
                 <w:b/>
-                <w:i w:val="0"/>
                 <w:sz w:val="19"/>
                 <w:szCs w:val="19"/>
               </w:rPr>
-              <w:t>Başkan</w:t>
-            </w:r>
-          </w:p>
-          <w:p>
-            <w:pPr>
-              <w:spacing w:after="0"/>
-            </w:pPr>
-            <w:r>
-              <w:rPr>
-                <w:rFonts w:ascii="Calibri" w:hAnsi="Calibri" w:cs="Arial"/>
-                <w:b w:val="0"/>
-                <w:i w:val="0"/>
-                <w:color w:val="555555"/>
-                <w:sz w:val="14"/>
-                <w:szCs w:val="14"/>
-              </w:rPr>
-              <w:t xml:space="preserve">Chairperson  ·  </w:t>
-            </w:r>
-            <w:r>
-              <w:rPr>
-                <w:rFonts w:ascii="Calibri" w:hAnsi="Calibri" w:cs="Arial"/>
-                <w:b w:val="0"/>
-                <w:i w:val="0"/>
-                <w:color w:val="555555"/>
-                <w:sz w:val="14"/>
-                <w:szCs w:val="14"/>
-                <w:rtl/>
-              </w:rPr>
-              <w:t>الرئيس</w:t>
-            </w:r>
-          </w:p>
-        </w:tc>
-        <w:tc>
-          <w:tcPr>
-            <w:tcW w:type="dxa" w:w="3132"/>
-          </w:tcPr>
-          <w:p>
-            <w:pPr>
-              <w:spacing w:after="0"/>
-            </w:pPr>
-          </w:p>
-        </w:tc>
-        <w:tc>
-          <w:tcPr>
-            <w:tcW w:type="dxa" w:w="1900"/>
-            <w:shd w:val="clear" w:color="auto" w:fill="F2F2F2"/>
-            <w:vAlign w:val="center"/>
-          </w:tcPr>
-          <w:p>
-            <w:pPr>
-              <w:spacing w:after="0"/>
-            </w:pPr>
-            <w:r>
-              <w:rPr>
-                <w:rFonts w:ascii="Calibri" w:hAnsi="Calibri" w:cs="Arial"/>
-                <w:b/>
-                <w:i w:val="0"/>
-                <w:sz w:val="19"/>
-                <w:szCs w:val="19"/>
-              </w:rPr>
-              <w:t>Tutanağı Tutan</w:t>
-            </w:r>
-          </w:p>
-          <w:p>
-            <w:pPr>
-              <w:spacing w:after="0"/>
-            </w:pPr>
-            <w:r>
-              <w:rPr>
-                <w:rFonts w:ascii="Calibri" w:hAnsi="Calibri" w:cs="Arial"/>
-                <w:b w:val="0"/>
-                <w:i w:val="0"/>
-                <w:color w:val="555555"/>
-                <w:sz w:val="14"/>
-                <w:szCs w:val="14"/>
-              </w:rPr>
-              <w:t xml:space="preserve">Minute Taker  ·  </w:t>
-            </w:r>
-            <w:r>
-              <w:rPr>
-                <w:rFonts w:ascii="Calibri" w:hAnsi="Calibri" w:cs="Arial"/>
-                <w:b w:val="0"/>
-                <w:i w:val="0"/>
-                <w:color w:val="555555"/>
-                <w:sz w:val="14"/>
-                <w:szCs w:val="14"/>
-                <w:rtl/>
-              </w:rPr>
-              <w:t>كاتب المحضر</w:t>
-            </w:r>
-          </w:p>
-        </w:tc>
-        <w:tc>
-          <w:tcPr>
-            <w:tcW w:type="dxa" w:w="3132"/>
-          </w:tcPr>
-          <w:p>
-            <w:pPr>
-              <w:spacing w:after="0"/>
-            </w:pPr>
+              <w:t xml:space="preserve"> </w:t>
+            </w:r>
           </w:p>
         </w:tc>
       </w:tr>
@@ -443,291 +390,332 @@
     <w:p>
       <w:pPr>
         <w:keepNext/>
-        <w:spacing w:before="180" w:after="60" w:line="240" w:lineRule="auto"/>
-        <w:ind w:left="709"/>
+        <w:spacing w:before="140" w:after="80"/>
       </w:pPr>
       <w:r>
         <w:rPr>
-          <w:rFonts w:ascii="Calibri" w:hAnsi="Calibri" w:cs="Arial"/>
+          <w:rFonts w:ascii="Calibri" w:hAnsi="Calibri"/>
           <w:b/>
-          <w:i w:val="0"/>
-          <w:sz w:val="23"/>
-          <w:szCs w:val="23"/>
+          <w:sz w:val="20"/>
         </w:rPr>
         <w:t>KATILIMCILAR</w:t>
       </w:r>
       <w:r>
         <w:rPr>
-          <w:rFonts w:ascii="Calibri" w:hAnsi="Calibri" w:cs="Arial"/>
-          <w:b w:val="0"/>
-          <w:i w:val="0"/>
-          <w:color w:val="555555"/>
-          <w:sz w:val="19"/>
-          <w:szCs w:val="19"/>
+          <w:rFonts w:ascii="Calibri" w:hAnsi="Calibri"/>
+          <w:color w:val="666666"/>
+          <w:sz w:val="15"/>
         </w:rPr>
-        <w:t xml:space="preserve">   ATTENDEES  ·  </w:t>
-      </w:r>
-      <w:r>
-        <w:rPr>
-          <w:rFonts w:ascii="Calibri" w:hAnsi="Calibri" w:cs="Arial"/>
-          <w:b w:val="0"/>
-          <w:i w:val="0"/>
-          <w:color w:val="555555"/>
-          <w:sz w:val="19"/>
-          <w:szCs w:val="19"/>
-          <w:rtl/>
-        </w:rPr>
-        <w:t>الحاضرون</w:t>
+        <w:t xml:space="preserve">   ATTENDEES</w:t>
       </w:r>
     </w:p>
     <w:tbl>
       <w:tblPr>
-        <w:tblW w:type="auto" w:w="0"/>
+        <w:tblW w:type="dxa" w:w="15700"/>
+        <w:tblLook w:firstColumn="1" w:firstRow="1" w:lastColumn="0" w:lastRow="0" w:noHBand="0" w:noVBand="1" w:val="04A0"/>
+        <w:tblBorders>
+          <w:top w:val="single" w:sz="4" w:space="0" w:color="000000"/>
+          <w:left w:val="single" w:sz="4" w:space="0" w:color="000000"/>
+          <w:bottom w:val="single" w:sz="4" w:space="0" w:color="000000"/>
+          <w:right w:val="single" w:sz="4" w:space="0" w:color="000000"/>
+          <w:insideH w:val="single" w:sz="4" w:space="0" w:color="000000"/>
+          <w:insideV w:val="single" w:sz="4" w:space="0" w:color="000000"/>
+        </w:tblBorders>
         <w:tblLayout w:type="fixed"/>
-        <w:tblLook w:firstColumn="1" w:firstRow="1" w:lastColumn="0" w:lastRow="0" w:noHBand="0" w:noVBand="1" w:val="04A0"/>
-        <w:tblInd w:w="709" w:type="dxa"/>
-        <w:tblLayout w:type="fixed"/>
-        <w:tblBorders>
-          <w:top w:val="single" w:sz="6" w:space="0" w:color="000000"/>
-          <w:left w:val="single" w:sz="6" w:space="0" w:color="000000"/>
-          <w:bottom w:val="single" w:sz="6" w:space="0" w:color="000000"/>
-          <w:right w:val="single" w:sz="6" w:space="0" w:color="000000"/>
-          <w:insideH w:val="single" w:sz="6" w:space="0" w:color="000000"/>
-          <w:insideV w:val="single" w:sz="6" w:space="0" w:color="000000"/>
-        </w:tblBorders>
+        <w:tblCellMar>
+          <w:top w:w="15" w:type="dxa"/>
+          <w:left w:w="70" w:type="dxa"/>
+          <w:bottom w:w="15" w:type="dxa"/>
+          <w:right w:w="70" w:type="dxa"/>
+        </w:tblCellMar>
       </w:tblPr>
       <w:tblGrid>
-        <w:gridCol w:w="600"/>
-        <w:gridCol w:w="3500"/>
-        <w:gridCol w:w="3064"/>
-        <w:gridCol w:w="2900"/>
+        <w:gridCol w:w="450"/>
+        <w:gridCol w:w="3700"/>
+        <w:gridCol w:w="3200"/>
+        <w:gridCol w:w="1100"/>
+        <w:gridCol w:w="1250"/>
+        <w:gridCol w:w="1250"/>
+        <w:gridCol w:w="4750"/>
       </w:tblGrid>
       <w:tr>
         <w:trPr>
-          <w:trHeight w:val="360" w:hRule="atLeast"/>
+          <w:trHeight w:val="330" w:hRule="atLeast"/>
         </w:trPr>
         <w:tc>
           <w:tcPr>
-            <w:tcW w:type="dxa" w:w="600"/>
-            <w:shd w:val="clear" w:color="auto" w:fill="D9D9D9"/>
-            <w:vAlign w:val="center"/>
-          </w:tcPr>
-          <w:p>
-            <w:pPr>
-              <w:spacing w:after="0"/>
+            <w:tcW w:type="dxa" w:w="450"/>
+            <w:shd w:val="clear" w:color="auto" w:fill="F2F2F2"/>
+          </w:tcPr>
+          <w:p>
+            <w:pPr>
+              <w:spacing w:before="0" w:after="0"/>
+              <w:jc w:val="center"/>
             </w:pPr>
             <w:r>
               <w:rPr>
                 <w:rFonts w:ascii="Calibri" w:hAnsi="Calibri" w:cs="Arial"/>
                 <w:b/>
-                <w:i w:val="0"/>
-                <w:sz w:val="19"/>
-                <w:szCs w:val="19"/>
+                <w:sz w:val="17"/>
+                <w:szCs w:val="17"/>
               </w:rPr>
               <w:t>No</w:t>
             </w:r>
           </w:p>
           <w:p>
             <w:pPr>
-              <w:spacing w:after="0"/>
-            </w:pPr>
-            <w:r>
-              <w:rPr>
-                <w:rFonts w:ascii="Calibri" w:hAnsi="Calibri" w:cs="Arial"/>
-                <w:b w:val="0"/>
-                <w:i w:val="0"/>
+              <w:spacing w:before="0" w:after="0"/>
+              <w:jc w:val="center"/>
+            </w:pPr>
+            <w:r>
+              <w:rPr>
+                <w:rFonts w:ascii="Calibri" w:hAnsi="Calibri" w:cs="Arial"/>
+                <w:b w:val="0"/>
                 <w:color w:val="555555"/>
-                <w:sz w:val="14"/>
-                <w:szCs w:val="14"/>
-              </w:rPr>
-              <w:t xml:space="preserve">No  ·  </w:t>
-            </w:r>
-            <w:r>
-              <w:rPr>
-                <w:rFonts w:ascii="Calibri" w:hAnsi="Calibri" w:cs="Arial"/>
-                <w:b w:val="0"/>
-                <w:i w:val="0"/>
+                <w:sz w:val="13"/>
+                <w:szCs w:val="13"/>
+              </w:rPr>
+              <w:t>No</w:t>
+            </w:r>
+          </w:p>
+        </w:tc>
+        <w:tc>
+          <w:tcPr>
+            <w:tcW w:type="dxa" w:w="3700"/>
+            <w:shd w:val="clear" w:color="auto" w:fill="F2F2F2"/>
+          </w:tcPr>
+          <w:p>
+            <w:pPr>
+              <w:spacing w:before="0" w:after="0"/>
+            </w:pPr>
+            <w:r>
+              <w:rPr>
+                <w:rFonts w:ascii="Calibri" w:hAnsi="Calibri" w:cs="Arial"/>
+                <w:b/>
+                <w:sz w:val="17"/>
+                <w:szCs w:val="17"/>
+              </w:rPr>
+              <w:t>Ad Soyad</w:t>
+            </w:r>
+          </w:p>
+          <w:p>
+            <w:pPr>
+              <w:spacing w:before="0" w:after="0"/>
+            </w:pPr>
+            <w:r>
+              <w:rPr>
+                <w:rFonts w:ascii="Calibri" w:hAnsi="Calibri" w:cs="Arial"/>
+                <w:b w:val="0"/>
                 <w:color w:val="555555"/>
-                <w:sz w:val="14"/>
-                <w:szCs w:val="14"/>
-                <w:rtl/>
-              </w:rPr>
-              <w:t>م</w:t>
-            </w:r>
-          </w:p>
-        </w:tc>
-        <w:tc>
-          <w:tcPr>
-            <w:tcW w:type="dxa" w:w="3500"/>
-            <w:shd w:val="clear" w:color="auto" w:fill="D9D9D9"/>
-            <w:vAlign w:val="center"/>
-          </w:tcPr>
-          <w:p>
-            <w:pPr>
-              <w:spacing w:after="0"/>
+                <w:sz w:val="13"/>
+                <w:szCs w:val="13"/>
+              </w:rPr>
+              <w:t>Name</w:t>
+            </w:r>
+          </w:p>
+        </w:tc>
+        <w:tc>
+          <w:tcPr>
+            <w:tcW w:type="dxa" w:w="3200"/>
+            <w:shd w:val="clear" w:color="auto" w:fill="F2F2F2"/>
+          </w:tcPr>
+          <w:p>
+            <w:pPr>
+              <w:spacing w:before="0" w:after="0"/>
             </w:pPr>
             <w:r>
               <w:rPr>
                 <w:rFonts w:ascii="Calibri" w:hAnsi="Calibri" w:cs="Arial"/>
                 <w:b/>
-                <w:i w:val="0"/>
-                <w:sz w:val="19"/>
-                <w:szCs w:val="19"/>
-              </w:rPr>
-              <w:t>Ad Soyad</w:t>
-            </w:r>
-          </w:p>
-          <w:p>
-            <w:pPr>
-              <w:spacing w:after="0"/>
-            </w:pPr>
-            <w:r>
-              <w:rPr>
-                <w:rFonts w:ascii="Calibri" w:hAnsi="Calibri" w:cs="Arial"/>
-                <w:b w:val="0"/>
-                <w:i w:val="0"/>
+                <w:sz w:val="17"/>
+                <w:szCs w:val="17"/>
+              </w:rPr>
+              <w:t>Bölüm / Görev</w:t>
+            </w:r>
+          </w:p>
+          <w:p>
+            <w:pPr>
+              <w:spacing w:before="0" w:after="0"/>
+            </w:pPr>
+            <w:r>
+              <w:rPr>
+                <w:rFonts w:ascii="Calibri" w:hAnsi="Calibri" w:cs="Arial"/>
+                <w:b w:val="0"/>
                 <w:color w:val="555555"/>
-                <w:sz w:val="14"/>
-                <w:szCs w:val="14"/>
-              </w:rPr>
-              <w:t xml:space="preserve">Name  ·  </w:t>
-            </w:r>
-            <w:r>
-              <w:rPr>
-                <w:rFonts w:ascii="Calibri" w:hAnsi="Calibri" w:cs="Arial"/>
-                <w:b w:val="0"/>
-                <w:i w:val="0"/>
+                <w:sz w:val="13"/>
+                <w:szCs w:val="13"/>
+              </w:rPr>
+              <w:t>Dept. / Title</w:t>
+            </w:r>
+          </w:p>
+        </w:tc>
+        <w:tc>
+          <w:tcPr>
+            <w:tcW w:type="dxa" w:w="1100"/>
+            <w:shd w:val="clear" w:color="auto" w:fill="F2F2F2"/>
+          </w:tcPr>
+          <w:p>
+            <w:pPr>
+              <w:spacing w:before="0" w:after="0"/>
+              <w:jc w:val="center"/>
+            </w:pPr>
+            <w:r>
+              <w:rPr>
+                <w:rFonts w:ascii="Calibri" w:hAnsi="Calibri" w:cs="Arial"/>
+                <w:b/>
+                <w:sz w:val="17"/>
+                <w:szCs w:val="17"/>
+              </w:rPr>
+              <w:t>Katıldı</w:t>
+            </w:r>
+          </w:p>
+          <w:p>
+            <w:pPr>
+              <w:spacing w:before="0" w:after="0"/>
+              <w:jc w:val="center"/>
+            </w:pPr>
+            <w:r>
+              <w:rPr>
+                <w:rFonts w:ascii="Calibri" w:hAnsi="Calibri" w:cs="Arial"/>
+                <w:b w:val="0"/>
                 <w:color w:val="555555"/>
-                <w:sz w:val="14"/>
-                <w:szCs w:val="14"/>
-                <w:rtl/>
-              </w:rPr>
-              <w:t>الاسم</w:t>
-            </w:r>
-          </w:p>
-        </w:tc>
-        <w:tc>
-          <w:tcPr>
-            <w:tcW w:type="dxa" w:w="3064"/>
-            <w:shd w:val="clear" w:color="auto" w:fill="D9D9D9"/>
-            <w:vAlign w:val="center"/>
-          </w:tcPr>
-          <w:p>
-            <w:pPr>
-              <w:spacing w:after="0"/>
+                <w:sz w:val="13"/>
+                <w:szCs w:val="13"/>
+              </w:rPr>
+              <w:t>Present</w:t>
+            </w:r>
+          </w:p>
+        </w:tc>
+        <w:tc>
+          <w:tcPr>
+            <w:tcW w:type="dxa" w:w="1250"/>
+            <w:shd w:val="clear" w:color="auto" w:fill="F2F2F2"/>
+          </w:tcPr>
+          <w:p>
+            <w:pPr>
+              <w:spacing w:before="0" w:after="0"/>
+              <w:jc w:val="center"/>
             </w:pPr>
             <w:r>
               <w:rPr>
                 <w:rFonts w:ascii="Calibri" w:hAnsi="Calibri" w:cs="Arial"/>
                 <w:b/>
-                <w:i w:val="0"/>
-                <w:sz w:val="19"/>
-                <w:szCs w:val="19"/>
-              </w:rPr>
-              <w:t>Bölüm / Görev</w:t>
-            </w:r>
-          </w:p>
-          <w:p>
-            <w:pPr>
-              <w:spacing w:after="0"/>
-            </w:pPr>
-            <w:r>
-              <w:rPr>
-                <w:rFonts w:ascii="Calibri" w:hAnsi="Calibri" w:cs="Arial"/>
-                <w:b w:val="0"/>
-                <w:i w:val="0"/>
+                <w:sz w:val="17"/>
+                <w:szCs w:val="17"/>
+              </w:rPr>
+              <w:t>Mazeretli</w:t>
+            </w:r>
+          </w:p>
+          <w:p>
+            <w:pPr>
+              <w:spacing w:before="0" w:after="0"/>
+              <w:jc w:val="center"/>
+            </w:pPr>
+            <w:r>
+              <w:rPr>
+                <w:rFonts w:ascii="Calibri" w:hAnsi="Calibri" w:cs="Arial"/>
+                <w:b w:val="0"/>
                 <w:color w:val="555555"/>
-                <w:sz w:val="14"/>
-                <w:szCs w:val="14"/>
-              </w:rPr>
-              <w:t xml:space="preserve">Department / Title  ·  </w:t>
-            </w:r>
-            <w:r>
-              <w:rPr>
-                <w:rFonts w:ascii="Calibri" w:hAnsi="Calibri" w:cs="Arial"/>
-                <w:b w:val="0"/>
-                <w:i w:val="0"/>
+                <w:sz w:val="13"/>
+                <w:szCs w:val="13"/>
+              </w:rPr>
+              <w:t>Excused</w:t>
+            </w:r>
+          </w:p>
+        </w:tc>
+        <w:tc>
+          <w:tcPr>
+            <w:tcW w:type="dxa" w:w="1250"/>
+            <w:shd w:val="clear" w:color="auto" w:fill="F2F2F2"/>
+          </w:tcPr>
+          <w:p>
+            <w:pPr>
+              <w:spacing w:before="0" w:after="0"/>
+              <w:jc w:val="center"/>
+            </w:pPr>
+            <w:r>
+              <w:rPr>
+                <w:rFonts w:ascii="Calibri" w:hAnsi="Calibri" w:cs="Arial"/>
+                <w:b/>
+                <w:sz w:val="17"/>
+                <w:szCs w:val="17"/>
+              </w:rPr>
+              <w:t>Katılmadı</w:t>
+            </w:r>
+          </w:p>
+          <w:p>
+            <w:pPr>
+              <w:spacing w:before="0" w:after="0"/>
+              <w:jc w:val="center"/>
+            </w:pPr>
+            <w:r>
+              <w:rPr>
+                <w:rFonts w:ascii="Calibri" w:hAnsi="Calibri" w:cs="Arial"/>
+                <w:b w:val="0"/>
                 <w:color w:val="555555"/>
-                <w:sz w:val="14"/>
-                <w:szCs w:val="14"/>
-                <w:rtl/>
-              </w:rPr>
-              <w:t>القسم / الوظيفة</w:t>
-            </w:r>
-          </w:p>
-        </w:tc>
-        <w:tc>
-          <w:tcPr>
-            <w:tcW w:type="dxa" w:w="2900"/>
-            <w:shd w:val="clear" w:color="auto" w:fill="D9D9D9"/>
-            <w:vAlign w:val="center"/>
-          </w:tcPr>
-          <w:p>
-            <w:pPr>
-              <w:spacing w:after="0"/>
+                <w:sz w:val="13"/>
+                <w:szCs w:val="13"/>
+              </w:rPr>
+              <w:t>Absent</w:t>
+            </w:r>
+          </w:p>
+        </w:tc>
+        <w:tc>
+          <w:tcPr>
+            <w:tcW w:type="dxa" w:w="4750"/>
+            <w:shd w:val="clear" w:color="auto" w:fill="F2F2F2"/>
+          </w:tcPr>
+          <w:p>
+            <w:pPr>
+              <w:spacing w:before="0" w:after="0"/>
             </w:pPr>
             <w:r>
               <w:rPr>
                 <w:rFonts w:ascii="Calibri" w:hAnsi="Calibri" w:cs="Arial"/>
                 <w:b/>
-                <w:i w:val="0"/>
-                <w:sz w:val="19"/>
-                <w:szCs w:val="19"/>
+                <w:sz w:val="17"/>
+                <w:szCs w:val="17"/>
               </w:rPr>
               <w:t>İmza</w:t>
             </w:r>
           </w:p>
           <w:p>
             <w:pPr>
-              <w:spacing w:after="0"/>
-            </w:pPr>
-            <w:r>
-              <w:rPr>
-                <w:rFonts w:ascii="Calibri" w:hAnsi="Calibri" w:cs="Arial"/>
-                <w:b w:val="0"/>
-                <w:i w:val="0"/>
+              <w:spacing w:before="0" w:after="0"/>
+            </w:pPr>
+            <w:r>
+              <w:rPr>
+                <w:rFonts w:ascii="Calibri" w:hAnsi="Calibri" w:cs="Arial"/>
+                <w:b w:val="0"/>
                 <w:color w:val="555555"/>
-                <w:sz w:val="14"/>
-                <w:szCs w:val="14"/>
-              </w:rPr>
-              <w:t xml:space="preserve">Signature  ·  </w:t>
-            </w:r>
-            <w:r>
-              <w:rPr>
-                <w:rFonts w:ascii="Calibri" w:hAnsi="Calibri" w:cs="Arial"/>
-                <w:b w:val="0"/>
-                <w:i w:val="0"/>
-                <w:color w:val="555555"/>
-                <w:sz w:val="14"/>
-                <w:szCs w:val="14"/>
-                <w:rtl/>
-              </w:rPr>
-              <w:t>التوقيع</w:t>
+                <w:sz w:val="13"/>
+                <w:szCs w:val="13"/>
+              </w:rPr>
+              <w:t>Signature</w:t>
             </w:r>
           </w:p>
         </w:tc>
       </w:tr>
       <w:tr>
         <w:trPr>
-          <w:trHeight w:val="360" w:hRule="atLeast"/>
+          <w:trHeight w:val="370" w:hRule="atLeast"/>
+          <w:cantSplit/>
         </w:trPr>
         <w:tc>
           <w:tcPr>
-            <w:tcW w:type="dxa" w:w="600"/>
-            <w:vAlign w:val="center"/>
-          </w:tcPr>
-          <w:p>
-            <w:pPr>
-              <w:spacing w:after="0"/>
+            <w:tcW w:type="dxa" w:w="450"/>
+          </w:tcPr>
+          <w:p>
+            <w:pPr>
+              <w:spacing w:before="0" w:after="0"/>
               <w:jc w:val="center"/>
             </w:pPr>
             <w:r>
               <w:rPr>
                 <w:rFonts w:ascii="Calibri" w:hAnsi="Calibri" w:cs="Arial"/>
                 <w:b w:val="0"/>
-                <w:i w:val="0"/>
-                <w:sz w:val="19"/>
-                <w:szCs w:val="19"/>
+                <w:sz w:val="17"/>
+                <w:szCs w:val="17"/>
               </w:rPr>
               <w:t>1</w:t>
             </w:r>
@@ -735,56 +723,172 @@
         </w:tc>
         <w:tc>
           <w:tcPr>
-            <w:tcW w:type="dxa" w:w="3500"/>
-          </w:tcPr>
-          <w:p>
-            <w:pPr>
-              <w:spacing w:after="0"/>
-            </w:pPr>
-          </w:p>
-        </w:tc>
-        <w:tc>
-          <w:tcPr>
-            <w:tcW w:type="dxa" w:w="3064"/>
-          </w:tcPr>
-          <w:p>
-            <w:pPr>
-              <w:spacing w:after="0"/>
-            </w:pPr>
-          </w:p>
-        </w:tc>
-        <w:tc>
-          <w:tcPr>
-            <w:tcW w:type="dxa" w:w="2900"/>
-          </w:tcPr>
-          <w:p>
-            <w:pPr>
-              <w:spacing w:after="0"/>
-            </w:pPr>
+            <w:tcW w:type="dxa" w:w="3700"/>
+          </w:tcPr>
+          <w:p>
+            <w:pPr>
+              <w:spacing w:before="0" w:after="0"/>
+            </w:pPr>
+            <w:r>
+              <w:rPr>
+                <w:rFonts w:ascii="Calibri" w:hAnsi="Calibri" w:cs="Arial"/>
+                <w:b w:val="0"/>
+                <w:sz w:val="17"/>
+                <w:szCs w:val="17"/>
+              </w:rPr>
+              <w:t xml:space="preserve"> </w:t>
+            </w:r>
+          </w:p>
+        </w:tc>
+        <w:tc>
+          <w:tcPr>
+            <w:tcW w:type="dxa" w:w="3200"/>
+          </w:tcPr>
+          <w:p>
+            <w:pPr>
+              <w:spacing w:before="0" w:after="0"/>
+            </w:pPr>
+            <w:r>
+              <w:rPr>
+                <w:rFonts w:ascii="Calibri" w:hAnsi="Calibri" w:cs="Arial"/>
+                <w:b w:val="0"/>
+                <w:sz w:val="17"/>
+                <w:szCs w:val="17"/>
+              </w:rPr>
+              <w:t xml:space="preserve"> </w:t>
+            </w:r>
+          </w:p>
+        </w:tc>
+        <w:tc>
+          <w:tcPr>
+            <w:tcW w:type="dxa" w:w="1100"/>
+          </w:tcPr>
+          <w:p>
+            <w:pPr>
+              <w:spacing w:after="0" w:before="0"/>
+              <w:jc w:val="center"/>
+            </w:pPr>
+            <w:sdt>
+              <w:sdtPr>
+                <w14:checkbox>
+                  <w14:checked w14:val="0"/>
+                  <w14:checkedState w14:val="2612" w14:font="MS Gothic"/>
+                  <w14:uncheckedState w14:val="2610" w14:font="MS Gothic"/>
+                </w14:checkbox>
+              </w:sdtPr>
+              <w:sdtContent>
+                <w:r>
+                  <w:rPr>
+                    <w:rFonts w:ascii="MS Gothic" w:eastAsia="MS Gothic" w:hAnsi="MS Gothic" w:hint="eastAsia"/>
+                    <w:sz w:val="18"/>
+                    <w:szCs w:val="18"/>
+                  </w:rPr>
+                  <w:t>☐</w:t>
+                </w:r>
+              </w:sdtContent>
+            </w:sdt>
+          </w:p>
+        </w:tc>
+        <w:tc>
+          <w:tcPr>
+            <w:tcW w:type="dxa" w:w="1250"/>
+          </w:tcPr>
+          <w:p>
+            <w:pPr>
+              <w:spacing w:after="0" w:before="0"/>
+              <w:jc w:val="center"/>
+            </w:pPr>
+            <w:sdt>
+              <w:sdtPr>
+                <w14:checkbox>
+                  <w14:checked w14:val="0"/>
+                  <w14:checkedState w14:val="2612" w14:font="MS Gothic"/>
+                  <w14:uncheckedState w14:val="2610" w14:font="MS Gothic"/>
+                </w14:checkbox>
+              </w:sdtPr>
+              <w:sdtContent>
+                <w:r>
+                  <w:rPr>
+                    <w:rFonts w:ascii="MS Gothic" w:eastAsia="MS Gothic" w:hAnsi="MS Gothic" w:hint="eastAsia"/>
+                    <w:sz w:val="18"/>
+                    <w:szCs w:val="18"/>
+                  </w:rPr>
+                  <w:t>☐</w:t>
+                </w:r>
+              </w:sdtContent>
+            </w:sdt>
+          </w:p>
+        </w:tc>
+        <w:tc>
+          <w:tcPr>
+            <w:tcW w:type="dxa" w:w="1250"/>
+          </w:tcPr>
+          <w:p>
+            <w:pPr>
+              <w:spacing w:after="0" w:before="0"/>
+              <w:jc w:val="center"/>
+            </w:pPr>
+            <w:sdt>
+              <w:sdtPr>
+                <w14:checkbox>
+                  <w14:checked w14:val="0"/>
+                  <w14:checkedState w14:val="2612" w14:font="MS Gothic"/>
+                  <w14:uncheckedState w14:val="2610" w14:font="MS Gothic"/>
+                </w14:checkbox>
+              </w:sdtPr>
+              <w:sdtContent>
+                <w:r>
+                  <w:rPr>
+                    <w:rFonts w:ascii="MS Gothic" w:eastAsia="MS Gothic" w:hAnsi="MS Gothic" w:hint="eastAsia"/>
+                    <w:sz w:val="18"/>
+                    <w:szCs w:val="18"/>
+                  </w:rPr>
+                  <w:t>☐</w:t>
+                </w:r>
+              </w:sdtContent>
+            </w:sdt>
+          </w:p>
+        </w:tc>
+        <w:tc>
+          <w:tcPr>
+            <w:tcW w:type="dxa" w:w="4750"/>
+          </w:tcPr>
+          <w:p>
+            <w:pPr>
+              <w:spacing w:before="0" w:after="0"/>
+            </w:pPr>
+            <w:r>
+              <w:rPr>
+                <w:rFonts w:ascii="Calibri" w:hAnsi="Calibri" w:cs="Arial"/>
+                <w:b w:val="0"/>
+                <w:sz w:val="17"/>
+                <w:szCs w:val="17"/>
+              </w:rPr>
+              <w:t xml:space="preserve"> </w:t>
+            </w:r>
           </w:p>
         </w:tc>
       </w:tr>
       <w:tr>
         <w:trPr>
-          <w:trHeight w:val="360" w:hRule="atLeast"/>
+          <w:trHeight w:val="370" w:hRule="atLeast"/>
+          <w:cantSplit/>
         </w:trPr>
         <w:tc>
           <w:tcPr>
-            <w:tcW w:type="dxa" w:w="600"/>
-            <w:vAlign w:val="center"/>
-          </w:tcPr>
-          <w:p>
-            <w:pPr>
-              <w:spacing w:after="0"/>
+            <w:tcW w:type="dxa" w:w="450"/>
+          </w:tcPr>
+          <w:p>
+            <w:pPr>
+              <w:spacing w:before="0" w:after="0"/>
               <w:jc w:val="center"/>
             </w:pPr>
             <w:r>
               <w:rPr>
                 <w:rFonts w:ascii="Calibri" w:hAnsi="Calibri" w:cs="Arial"/>
                 <w:b w:val="0"/>
-                <w:i w:val="0"/>
-                <w:sz w:val="19"/>
-                <w:szCs w:val="19"/>
+                <w:sz w:val="17"/>
+                <w:szCs w:val="17"/>
               </w:rPr>
               <w:t>2</w:t>
             </w:r>
@@ -792,56 +896,172 @@
         </w:tc>
         <w:tc>
           <w:tcPr>
-            <w:tcW w:type="dxa" w:w="3500"/>
-          </w:tcPr>
-          <w:p>
-            <w:pPr>
-              <w:spacing w:after="0"/>
-            </w:pPr>
-          </w:p>
-        </w:tc>
-        <w:tc>
-          <w:tcPr>
-            <w:tcW w:type="dxa" w:w="3064"/>
-          </w:tcPr>
-          <w:p>
-            <w:pPr>
-              <w:spacing w:after="0"/>
-            </w:pPr>
-          </w:p>
-        </w:tc>
-        <w:tc>
-          <w:tcPr>
-            <w:tcW w:type="dxa" w:w="2900"/>
-          </w:tcPr>
-          <w:p>
-            <w:pPr>
-              <w:spacing w:after="0"/>
-            </w:pPr>
+            <w:tcW w:type="dxa" w:w="3700"/>
+          </w:tcPr>
+          <w:p>
+            <w:pPr>
+              <w:spacing w:before="0" w:after="0"/>
+            </w:pPr>
+            <w:r>
+              <w:rPr>
+                <w:rFonts w:ascii="Calibri" w:hAnsi="Calibri" w:cs="Arial"/>
+                <w:b w:val="0"/>
+                <w:sz w:val="17"/>
+                <w:szCs w:val="17"/>
+              </w:rPr>
+              <w:t xml:space="preserve"> </w:t>
+            </w:r>
+          </w:p>
+        </w:tc>
+        <w:tc>
+          <w:tcPr>
+            <w:tcW w:type="dxa" w:w="3200"/>
+          </w:tcPr>
+          <w:p>
+            <w:pPr>
+              <w:spacing w:before="0" w:after="0"/>
+            </w:pPr>
+            <w:r>
+              <w:rPr>
+                <w:rFonts w:ascii="Calibri" w:hAnsi="Calibri" w:cs="Arial"/>
+                <w:b w:val="0"/>
+                <w:sz w:val="17"/>
+                <w:szCs w:val="17"/>
+              </w:rPr>
+              <w:t xml:space="preserve"> </w:t>
+            </w:r>
+          </w:p>
+        </w:tc>
+        <w:tc>
+          <w:tcPr>
+            <w:tcW w:type="dxa" w:w="1100"/>
+          </w:tcPr>
+          <w:p>
+            <w:pPr>
+              <w:spacing w:after="0" w:before="0"/>
+              <w:jc w:val="center"/>
+            </w:pPr>
+            <w:sdt>
+              <w:sdtPr>
+                <w14:checkbox>
+                  <w14:checked w14:val="0"/>
+                  <w14:checkedState w14:val="2612" w14:font="MS Gothic"/>
+                  <w14:uncheckedState w14:val="2610" w14:font="MS Gothic"/>
+                </w14:checkbox>
+              </w:sdtPr>
+              <w:sdtContent>
+                <w:r>
+                  <w:rPr>
+                    <w:rFonts w:ascii="MS Gothic" w:eastAsia="MS Gothic" w:hAnsi="MS Gothic" w:hint="eastAsia"/>
+                    <w:sz w:val="18"/>
+                    <w:szCs w:val="18"/>
+                  </w:rPr>
+                  <w:t>☐</w:t>
+                </w:r>
+              </w:sdtContent>
+            </w:sdt>
+          </w:p>
+        </w:tc>
+        <w:tc>
+          <w:tcPr>
+            <w:tcW w:type="dxa" w:w="1250"/>
+          </w:tcPr>
+          <w:p>
+            <w:pPr>
+              <w:spacing w:after="0" w:before="0"/>
+              <w:jc w:val="center"/>
+            </w:pPr>
+            <w:sdt>
+              <w:sdtPr>
+                <w14:checkbox>
+                  <w14:checked w14:val="0"/>
+                  <w14:checkedState w14:val="2612" w14:font="MS Gothic"/>
+                  <w14:uncheckedState w14:val="2610" w14:font="MS Gothic"/>
+                </w14:checkbox>
+              </w:sdtPr>
+              <w:sdtContent>
+                <w:r>
+                  <w:rPr>
+                    <w:rFonts w:ascii="MS Gothic" w:eastAsia="MS Gothic" w:hAnsi="MS Gothic" w:hint="eastAsia"/>
+                    <w:sz w:val="18"/>
+                    <w:szCs w:val="18"/>
+                  </w:rPr>
+                  <w:t>☐</w:t>
+                </w:r>
+              </w:sdtContent>
+            </w:sdt>
+          </w:p>
+        </w:tc>
+        <w:tc>
+          <w:tcPr>
+            <w:tcW w:type="dxa" w:w="1250"/>
+          </w:tcPr>
+          <w:p>
+            <w:pPr>
+              <w:spacing w:after="0" w:before="0"/>
+              <w:jc w:val="center"/>
+            </w:pPr>
+            <w:sdt>
+              <w:sdtPr>
+                <w14:checkbox>
+                  <w14:checked w14:val="0"/>
+                  <w14:checkedState w14:val="2612" w14:font="MS Gothic"/>
+                  <w14:uncheckedState w14:val="2610" w14:font="MS Gothic"/>
+                </w14:checkbox>
+              </w:sdtPr>
+              <w:sdtContent>
+                <w:r>
+                  <w:rPr>
+                    <w:rFonts w:ascii="MS Gothic" w:eastAsia="MS Gothic" w:hAnsi="MS Gothic" w:hint="eastAsia"/>
+                    <w:sz w:val="18"/>
+                    <w:szCs w:val="18"/>
+                  </w:rPr>
+                  <w:t>☐</w:t>
+                </w:r>
+              </w:sdtContent>
+            </w:sdt>
+          </w:p>
+        </w:tc>
+        <w:tc>
+          <w:tcPr>
+            <w:tcW w:type="dxa" w:w="4750"/>
+          </w:tcPr>
+          <w:p>
+            <w:pPr>
+              <w:spacing w:before="0" w:after="0"/>
+            </w:pPr>
+            <w:r>
+              <w:rPr>
+                <w:rFonts w:ascii="Calibri" w:hAnsi="Calibri" w:cs="Arial"/>
+                <w:b w:val="0"/>
+                <w:sz w:val="17"/>
+                <w:szCs w:val="17"/>
+              </w:rPr>
+              <w:t xml:space="preserve"> </w:t>
+            </w:r>
           </w:p>
         </w:tc>
       </w:tr>
       <w:tr>
         <w:trPr>
-          <w:trHeight w:val="360" w:hRule="atLeast"/>
+          <w:trHeight w:val="370" w:hRule="atLeast"/>
+          <w:cantSplit/>
         </w:trPr>
         <w:tc>
           <w:tcPr>
-            <w:tcW w:type="dxa" w:w="600"/>
-            <w:vAlign w:val="center"/>
-          </w:tcPr>
-          <w:p>
-            <w:pPr>
-              <w:spacing w:after="0"/>
+            <w:tcW w:type="dxa" w:w="450"/>
+          </w:tcPr>
+          <w:p>
+            <w:pPr>
+              <w:spacing w:before="0" w:after="0"/>
               <w:jc w:val="center"/>
             </w:pPr>
             <w:r>
               <w:rPr>
                 <w:rFonts w:ascii="Calibri" w:hAnsi="Calibri" w:cs="Arial"/>
                 <w:b w:val="0"/>
-                <w:i w:val="0"/>
-                <w:sz w:val="19"/>
-                <w:szCs w:val="19"/>
+                <w:sz w:val="17"/>
+                <w:szCs w:val="17"/>
               </w:rPr>
               <w:t>3</w:t>
             </w:r>
@@ -849,56 +1069,172 @@
         </w:tc>
         <w:tc>
           <w:tcPr>
-            <w:tcW w:type="dxa" w:w="3500"/>
-          </w:tcPr>
-          <w:p>
-            <w:pPr>
-              <w:spacing w:after="0"/>
-            </w:pPr>
-          </w:p>
-        </w:tc>
-        <w:tc>
-          <w:tcPr>
-            <w:tcW w:type="dxa" w:w="3064"/>
-          </w:tcPr>
-          <w:p>
-            <w:pPr>
-              <w:spacing w:after="0"/>
-            </w:pPr>
-          </w:p>
-        </w:tc>
-        <w:tc>
-          <w:tcPr>
-            <w:tcW w:type="dxa" w:w="2900"/>
-          </w:tcPr>
-          <w:p>
-            <w:pPr>
-              <w:spacing w:after="0"/>
-            </w:pPr>
+            <w:tcW w:type="dxa" w:w="3700"/>
+          </w:tcPr>
+          <w:p>
+            <w:pPr>
+              <w:spacing w:before="0" w:after="0"/>
+            </w:pPr>
+            <w:r>
+              <w:rPr>
+                <w:rFonts w:ascii="Calibri" w:hAnsi="Calibri" w:cs="Arial"/>
+                <w:b w:val="0"/>
+                <w:sz w:val="17"/>
+                <w:szCs w:val="17"/>
+              </w:rPr>
+              <w:t xml:space="preserve"> </w:t>
+            </w:r>
+          </w:p>
+        </w:tc>
+        <w:tc>
+          <w:tcPr>
+            <w:tcW w:type="dxa" w:w="3200"/>
+          </w:tcPr>
+          <w:p>
+            <w:pPr>
+              <w:spacing w:before="0" w:after="0"/>
+            </w:pPr>
+            <w:r>
+              <w:rPr>
+                <w:rFonts w:ascii="Calibri" w:hAnsi="Calibri" w:cs="Arial"/>
+                <w:b w:val="0"/>
+                <w:sz w:val="17"/>
+                <w:szCs w:val="17"/>
+              </w:rPr>
+              <w:t xml:space="preserve"> </w:t>
+            </w:r>
+          </w:p>
+        </w:tc>
+        <w:tc>
+          <w:tcPr>
+            <w:tcW w:type="dxa" w:w="1100"/>
+          </w:tcPr>
+          <w:p>
+            <w:pPr>
+              <w:spacing w:after="0" w:before="0"/>
+              <w:jc w:val="center"/>
+            </w:pPr>
+            <w:sdt>
+              <w:sdtPr>
+                <w14:checkbox>
+                  <w14:checked w14:val="0"/>
+                  <w14:checkedState w14:val="2612" w14:font="MS Gothic"/>
+                  <w14:uncheckedState w14:val="2610" w14:font="MS Gothic"/>
+                </w14:checkbox>
+              </w:sdtPr>
+              <w:sdtContent>
+                <w:r>
+                  <w:rPr>
+                    <w:rFonts w:ascii="MS Gothic" w:eastAsia="MS Gothic" w:hAnsi="MS Gothic" w:hint="eastAsia"/>
+                    <w:sz w:val="18"/>
+                    <w:szCs w:val="18"/>
+                  </w:rPr>
+                  <w:t>☐</w:t>
+                </w:r>
+              </w:sdtContent>
+            </w:sdt>
+          </w:p>
+        </w:tc>
+        <w:tc>
+          <w:tcPr>
+            <w:tcW w:type="dxa" w:w="1250"/>
+          </w:tcPr>
+          <w:p>
+            <w:pPr>
+              <w:spacing w:after="0" w:before="0"/>
+              <w:jc w:val="center"/>
+            </w:pPr>
+            <w:sdt>
+              <w:sdtPr>
+                <w14:checkbox>
+                  <w14:checked w14:val="0"/>
+                  <w14:checkedState w14:val="2612" w14:font="MS Gothic"/>
+                  <w14:uncheckedState w14:val="2610" w14:font="MS Gothic"/>
+                </w14:checkbox>
+              </w:sdtPr>
+              <w:sdtContent>
+                <w:r>
+                  <w:rPr>
+                    <w:rFonts w:ascii="MS Gothic" w:eastAsia="MS Gothic" w:hAnsi="MS Gothic" w:hint="eastAsia"/>
+                    <w:sz w:val="18"/>
+                    <w:szCs w:val="18"/>
+                  </w:rPr>
+                  <w:t>☐</w:t>
+                </w:r>
+              </w:sdtContent>
+            </w:sdt>
+          </w:p>
+        </w:tc>
+        <w:tc>
+          <w:tcPr>
+            <w:tcW w:type="dxa" w:w="1250"/>
+          </w:tcPr>
+          <w:p>
+            <w:pPr>
+              <w:spacing w:after="0" w:before="0"/>
+              <w:jc w:val="center"/>
+            </w:pPr>
+            <w:sdt>
+              <w:sdtPr>
+                <w14:checkbox>
+                  <w14:checked w14:val="0"/>
+                  <w14:checkedState w14:val="2612" w14:font="MS Gothic"/>
+                  <w14:uncheckedState w14:val="2610" w14:font="MS Gothic"/>
+                </w14:checkbox>
+              </w:sdtPr>
+              <w:sdtContent>
+                <w:r>
+                  <w:rPr>
+                    <w:rFonts w:ascii="MS Gothic" w:eastAsia="MS Gothic" w:hAnsi="MS Gothic" w:hint="eastAsia"/>
+                    <w:sz w:val="18"/>
+                    <w:szCs w:val="18"/>
+                  </w:rPr>
+                  <w:t>☐</w:t>
+                </w:r>
+              </w:sdtContent>
+            </w:sdt>
+          </w:p>
+        </w:tc>
+        <w:tc>
+          <w:tcPr>
+            <w:tcW w:type="dxa" w:w="4750"/>
+          </w:tcPr>
+          <w:p>
+            <w:pPr>
+              <w:spacing w:before="0" w:after="0"/>
+            </w:pPr>
+            <w:r>
+              <w:rPr>
+                <w:rFonts w:ascii="Calibri" w:hAnsi="Calibri" w:cs="Arial"/>
+                <w:b w:val="0"/>
+                <w:sz w:val="17"/>
+                <w:szCs w:val="17"/>
+              </w:rPr>
+              <w:t xml:space="preserve"> </w:t>
+            </w:r>
           </w:p>
         </w:tc>
       </w:tr>
       <w:tr>
         <w:trPr>
-          <w:trHeight w:val="360" w:hRule="atLeast"/>
+          <w:trHeight w:val="370" w:hRule="atLeast"/>
+          <w:cantSplit/>
         </w:trPr>
         <w:tc>
           <w:tcPr>
-            <w:tcW w:type="dxa" w:w="600"/>
-            <w:vAlign w:val="center"/>
-          </w:tcPr>
-          <w:p>
-            <w:pPr>
-              <w:spacing w:after="0"/>
+            <w:tcW w:type="dxa" w:w="450"/>
+          </w:tcPr>
+          <w:p>
+            <w:pPr>
+              <w:spacing w:before="0" w:after="0"/>
               <w:jc w:val="center"/>
             </w:pPr>
             <w:r>
               <w:rPr>
                 <w:rFonts w:ascii="Calibri" w:hAnsi="Calibri" w:cs="Arial"/>
                 <w:b w:val="0"/>
-                <w:i w:val="0"/>
-                <w:sz w:val="19"/>
-                <w:szCs w:val="19"/>
+                <w:sz w:val="17"/>
+                <w:szCs w:val="17"/>
               </w:rPr>
               <w:t>4</w:t>
             </w:r>
@@ -906,56 +1242,172 @@
         </w:tc>
         <w:tc>
           <w:tcPr>
-            <w:tcW w:type="dxa" w:w="3500"/>
-          </w:tcPr>
-          <w:p>
-            <w:pPr>
-              <w:spacing w:after="0"/>
-            </w:pPr>
-          </w:p>
-        </w:tc>
-        <w:tc>
-          <w:tcPr>
-            <w:tcW w:type="dxa" w:w="3064"/>
-          </w:tcPr>
-          <w:p>
-            <w:pPr>
-              <w:spacing w:after="0"/>
-            </w:pPr>
-          </w:p>
-        </w:tc>
-        <w:tc>
-          <w:tcPr>
-            <w:tcW w:type="dxa" w:w="2900"/>
-          </w:tcPr>
-          <w:p>
-            <w:pPr>
-              <w:spacing w:after="0"/>
-            </w:pPr>
+            <w:tcW w:type="dxa" w:w="3700"/>
+          </w:tcPr>
+          <w:p>
+            <w:pPr>
+              <w:spacing w:before="0" w:after="0"/>
+            </w:pPr>
+            <w:r>
+              <w:rPr>
+                <w:rFonts w:ascii="Calibri" w:hAnsi="Calibri" w:cs="Arial"/>
+                <w:b w:val="0"/>
+                <w:sz w:val="17"/>
+                <w:szCs w:val="17"/>
+              </w:rPr>
+              <w:t xml:space="preserve"> </w:t>
+            </w:r>
+          </w:p>
+        </w:tc>
+        <w:tc>
+          <w:tcPr>
+            <w:tcW w:type="dxa" w:w="3200"/>
+          </w:tcPr>
+          <w:p>
+            <w:pPr>
+              <w:spacing w:before="0" w:after="0"/>
+            </w:pPr>
+            <w:r>
+              <w:rPr>
+                <w:rFonts w:ascii="Calibri" w:hAnsi="Calibri" w:cs="Arial"/>
+                <w:b w:val="0"/>
+                <w:sz w:val="17"/>
+                <w:szCs w:val="17"/>
+              </w:rPr>
+              <w:t xml:space="preserve"> </w:t>
+            </w:r>
+          </w:p>
+        </w:tc>
+        <w:tc>
+          <w:tcPr>
+            <w:tcW w:type="dxa" w:w="1100"/>
+          </w:tcPr>
+          <w:p>
+            <w:pPr>
+              <w:spacing w:after="0" w:before="0"/>
+              <w:jc w:val="center"/>
+            </w:pPr>
+            <w:sdt>
+              <w:sdtPr>
+                <w14:checkbox>
+                  <w14:checked w14:val="0"/>
+                  <w14:checkedState w14:val="2612" w14:font="MS Gothic"/>
+                  <w14:uncheckedState w14:val="2610" w14:font="MS Gothic"/>
+                </w14:checkbox>
+              </w:sdtPr>
+              <w:sdtContent>
+                <w:r>
+                  <w:rPr>
+                    <w:rFonts w:ascii="MS Gothic" w:eastAsia="MS Gothic" w:hAnsi="MS Gothic" w:hint="eastAsia"/>
+                    <w:sz w:val="18"/>
+                    <w:szCs w:val="18"/>
+                  </w:rPr>
+                  <w:t>☐</w:t>
+                </w:r>
+              </w:sdtContent>
+            </w:sdt>
+          </w:p>
+        </w:tc>
+        <w:tc>
+          <w:tcPr>
+            <w:tcW w:type="dxa" w:w="1250"/>
+          </w:tcPr>
+          <w:p>
+            <w:pPr>
+              <w:spacing w:after="0" w:before="0"/>
+              <w:jc w:val="center"/>
+            </w:pPr>
+            <w:sdt>
+              <w:sdtPr>
+                <w14:checkbox>
+                  <w14:checked w14:val="0"/>
+                  <w14:checkedState w14:val="2612" w14:font="MS Gothic"/>
+                  <w14:uncheckedState w14:val="2610" w14:font="MS Gothic"/>
+                </w14:checkbox>
+              </w:sdtPr>
+              <w:sdtContent>
+                <w:r>
+                  <w:rPr>
+                    <w:rFonts w:ascii="MS Gothic" w:eastAsia="MS Gothic" w:hAnsi="MS Gothic" w:hint="eastAsia"/>
+                    <w:sz w:val="18"/>
+                    <w:szCs w:val="18"/>
+                  </w:rPr>
+                  <w:t>☐</w:t>
+                </w:r>
+              </w:sdtContent>
+            </w:sdt>
+          </w:p>
+        </w:tc>
+        <w:tc>
+          <w:tcPr>
+            <w:tcW w:type="dxa" w:w="1250"/>
+          </w:tcPr>
+          <w:p>
+            <w:pPr>
+              <w:spacing w:after="0" w:before="0"/>
+              <w:jc w:val="center"/>
+            </w:pPr>
+            <w:sdt>
+              <w:sdtPr>
+                <w14:checkbox>
+                  <w14:checked w14:val="0"/>
+                  <w14:checkedState w14:val="2612" w14:font="MS Gothic"/>
+                  <w14:uncheckedState w14:val="2610" w14:font="MS Gothic"/>
+                </w14:checkbox>
+              </w:sdtPr>
+              <w:sdtContent>
+                <w:r>
+                  <w:rPr>
+                    <w:rFonts w:ascii="MS Gothic" w:eastAsia="MS Gothic" w:hAnsi="MS Gothic" w:hint="eastAsia"/>
+                    <w:sz w:val="18"/>
+                    <w:szCs w:val="18"/>
+                  </w:rPr>
+                  <w:t>☐</w:t>
+                </w:r>
+              </w:sdtContent>
+            </w:sdt>
+          </w:p>
+        </w:tc>
+        <w:tc>
+          <w:tcPr>
+            <w:tcW w:type="dxa" w:w="4750"/>
+          </w:tcPr>
+          <w:p>
+            <w:pPr>
+              <w:spacing w:before="0" w:after="0"/>
+            </w:pPr>
+            <w:r>
+              <w:rPr>
+                <w:rFonts w:ascii="Calibri" w:hAnsi="Calibri" w:cs="Arial"/>
+                <w:b w:val="0"/>
+                <w:sz w:val="17"/>
+                <w:szCs w:val="17"/>
+              </w:rPr>
+              <w:t xml:space="preserve"> </w:t>
+            </w:r>
           </w:p>
         </w:tc>
       </w:tr>
       <w:tr>
         <w:trPr>
-          <w:trHeight w:val="360" w:hRule="atLeast"/>
+          <w:trHeight w:val="370" w:hRule="atLeast"/>
+          <w:cantSplit/>
         </w:trPr>
         <w:tc>
           <w:tcPr>
-            <w:tcW w:type="dxa" w:w="600"/>
-            <w:vAlign w:val="center"/>
-          </w:tcPr>
-          <w:p>
-            <w:pPr>
-              <w:spacing w:after="0"/>
+            <w:tcW w:type="dxa" w:w="450"/>
+          </w:tcPr>
+          <w:p>
+            <w:pPr>
+              <w:spacing w:before="0" w:after="0"/>
               <w:jc w:val="center"/>
             </w:pPr>
             <w:r>
               <w:rPr>
                 <w:rFonts w:ascii="Calibri" w:hAnsi="Calibri" w:cs="Arial"/>
                 <w:b w:val="0"/>
-                <w:i w:val="0"/>
-                <w:sz w:val="19"/>
-                <w:szCs w:val="19"/>
+                <w:sz w:val="17"/>
+                <w:szCs w:val="17"/>
               </w:rPr>
               <w:t>5</w:t>
             </w:r>
@@ -963,56 +1415,172 @@
         </w:tc>
         <w:tc>
           <w:tcPr>
-            <w:tcW w:type="dxa" w:w="3500"/>
-          </w:tcPr>
-          <w:p>
-            <w:pPr>
-              <w:spacing w:after="0"/>
-            </w:pPr>
-          </w:p>
-        </w:tc>
-        <w:tc>
-          <w:tcPr>
-            <w:tcW w:type="dxa" w:w="3064"/>
-          </w:tcPr>
-          <w:p>
-            <w:pPr>
-              <w:spacing w:after="0"/>
-            </w:pPr>
-          </w:p>
-        </w:tc>
-        <w:tc>
-          <w:tcPr>
-            <w:tcW w:type="dxa" w:w="2900"/>
-          </w:tcPr>
-          <w:p>
-            <w:pPr>
-              <w:spacing w:after="0"/>
-            </w:pPr>
+            <w:tcW w:type="dxa" w:w="3700"/>
+          </w:tcPr>
+          <w:p>
+            <w:pPr>
+              <w:spacing w:before="0" w:after="0"/>
+            </w:pPr>
+            <w:r>
+              <w:rPr>
+                <w:rFonts w:ascii="Calibri" w:hAnsi="Calibri" w:cs="Arial"/>
+                <w:b w:val="0"/>
+                <w:sz w:val="17"/>
+                <w:szCs w:val="17"/>
+              </w:rPr>
+              <w:t xml:space="preserve"> </w:t>
+            </w:r>
+          </w:p>
+        </w:tc>
+        <w:tc>
+          <w:tcPr>
+            <w:tcW w:type="dxa" w:w="3200"/>
+          </w:tcPr>
+          <w:p>
+            <w:pPr>
+              <w:spacing w:before="0" w:after="0"/>
+            </w:pPr>
+            <w:r>
+              <w:rPr>
+                <w:rFonts w:ascii="Calibri" w:hAnsi="Calibri" w:cs="Arial"/>
+                <w:b w:val="0"/>
+                <w:sz w:val="17"/>
+                <w:szCs w:val="17"/>
+              </w:rPr>
+              <w:t xml:space="preserve"> </w:t>
+            </w:r>
+          </w:p>
+        </w:tc>
+        <w:tc>
+          <w:tcPr>
+            <w:tcW w:type="dxa" w:w="1100"/>
+          </w:tcPr>
+          <w:p>
+            <w:pPr>
+              <w:spacing w:after="0" w:before="0"/>
+              <w:jc w:val="center"/>
+            </w:pPr>
+            <w:sdt>
+              <w:sdtPr>
+                <w14:checkbox>
+                  <w14:checked w14:val="0"/>
+                  <w14:checkedState w14:val="2612" w14:font="MS Gothic"/>
+                  <w14:uncheckedState w14:val="2610" w14:font="MS Gothic"/>
+                </w14:checkbox>
+              </w:sdtPr>
+              <w:sdtContent>
+                <w:r>
+                  <w:rPr>
+                    <w:rFonts w:ascii="MS Gothic" w:eastAsia="MS Gothic" w:hAnsi="MS Gothic" w:hint="eastAsia"/>
+                    <w:sz w:val="18"/>
+                    <w:szCs w:val="18"/>
+                  </w:rPr>
+                  <w:t>☐</w:t>
+                </w:r>
+              </w:sdtContent>
+            </w:sdt>
+          </w:p>
+        </w:tc>
+        <w:tc>
+          <w:tcPr>
+            <w:tcW w:type="dxa" w:w="1250"/>
+          </w:tcPr>
+          <w:p>
+            <w:pPr>
+              <w:spacing w:after="0" w:before="0"/>
+              <w:jc w:val="center"/>
+            </w:pPr>
+            <w:sdt>
+              <w:sdtPr>
+                <w14:checkbox>
+                  <w14:checked w14:val="0"/>
+                  <w14:checkedState w14:val="2612" w14:font="MS Gothic"/>
+                  <w14:uncheckedState w14:val="2610" w14:font="MS Gothic"/>
+                </w14:checkbox>
+              </w:sdtPr>
+              <w:sdtContent>
+                <w:r>
+                  <w:rPr>
+                    <w:rFonts w:ascii="MS Gothic" w:eastAsia="MS Gothic" w:hAnsi="MS Gothic" w:hint="eastAsia"/>
+                    <w:sz w:val="18"/>
+                    <w:szCs w:val="18"/>
+                  </w:rPr>
+                  <w:t>☐</w:t>
+                </w:r>
+              </w:sdtContent>
+            </w:sdt>
+          </w:p>
+        </w:tc>
+        <w:tc>
+          <w:tcPr>
+            <w:tcW w:type="dxa" w:w="1250"/>
+          </w:tcPr>
+          <w:p>
+            <w:pPr>
+              <w:spacing w:after="0" w:before="0"/>
+              <w:jc w:val="center"/>
+            </w:pPr>
+            <w:sdt>
+              <w:sdtPr>
+                <w14:checkbox>
+                  <w14:checked w14:val="0"/>
+                  <w14:checkedState w14:val="2612" w14:font="MS Gothic"/>
+                  <w14:uncheckedState w14:val="2610" w14:font="MS Gothic"/>
+                </w14:checkbox>
+              </w:sdtPr>
+              <w:sdtContent>
+                <w:r>
+                  <w:rPr>
+                    <w:rFonts w:ascii="MS Gothic" w:eastAsia="MS Gothic" w:hAnsi="MS Gothic" w:hint="eastAsia"/>
+                    <w:sz w:val="18"/>
+                    <w:szCs w:val="18"/>
+                  </w:rPr>
+                  <w:t>☐</w:t>
+                </w:r>
+              </w:sdtContent>
+            </w:sdt>
+          </w:p>
+        </w:tc>
+        <w:tc>
+          <w:tcPr>
+            <w:tcW w:type="dxa" w:w="4750"/>
+          </w:tcPr>
+          <w:p>
+            <w:pPr>
+              <w:spacing w:before="0" w:after="0"/>
+            </w:pPr>
+            <w:r>
+              <w:rPr>
+                <w:rFonts w:ascii="Calibri" w:hAnsi="Calibri" w:cs="Arial"/>
+                <w:b w:val="0"/>
+                <w:sz w:val="17"/>
+                <w:szCs w:val="17"/>
+              </w:rPr>
+              <w:t xml:space="preserve"> </w:t>
+            </w:r>
           </w:p>
         </w:tc>
       </w:tr>
       <w:tr>
         <w:trPr>
-          <w:trHeight w:val="360" w:hRule="atLeast"/>
+          <w:trHeight w:val="370" w:hRule="atLeast"/>
+          <w:cantSplit/>
         </w:trPr>
         <w:tc>
           <w:tcPr>
-            <w:tcW w:type="dxa" w:w="600"/>
-            <w:vAlign w:val="center"/>
-          </w:tcPr>
-          <w:p>
-            <w:pPr>
-              <w:spacing w:after="0"/>
+            <w:tcW w:type="dxa" w:w="450"/>
+          </w:tcPr>
+          <w:p>
+            <w:pPr>
+              <w:spacing w:before="0" w:after="0"/>
               <w:jc w:val="center"/>
             </w:pPr>
             <w:r>
               <w:rPr>
                 <w:rFonts w:ascii="Calibri" w:hAnsi="Calibri" w:cs="Arial"/>
                 <w:b w:val="0"/>
-                <w:i w:val="0"/>
-                <w:sz w:val="19"/>
-                <w:szCs w:val="19"/>
+                <w:sz w:val="17"/>
+                <w:szCs w:val="17"/>
               </w:rPr>
               <w:t>6</w:t>
             </w:r>
@@ -1020,32 +1588,841 @@
         </w:tc>
         <w:tc>
           <w:tcPr>
-            <w:tcW w:type="dxa" w:w="3500"/>
-          </w:tcPr>
-          <w:p>
-            <w:pPr>
-              <w:spacing w:after="0"/>
-            </w:pPr>
-          </w:p>
-        </w:tc>
-        <w:tc>
-          <w:tcPr>
-            <w:tcW w:type="dxa" w:w="3064"/>
-          </w:tcPr>
-          <w:p>
-            <w:pPr>
-              <w:spacing w:after="0"/>
-            </w:pPr>
-          </w:p>
-        </w:tc>
-        <w:tc>
-          <w:tcPr>
-            <w:tcW w:type="dxa" w:w="2900"/>
-          </w:tcPr>
-          <w:p>
-            <w:pPr>
-              <w:spacing w:after="0"/>
-            </w:pPr>
+            <w:tcW w:type="dxa" w:w="3700"/>
+          </w:tcPr>
+          <w:p>
+            <w:pPr>
+              <w:spacing w:before="0" w:after="0"/>
+            </w:pPr>
+            <w:r>
+              <w:rPr>
+                <w:rFonts w:ascii="Calibri" w:hAnsi="Calibri" w:cs="Arial"/>
+                <w:b w:val="0"/>
+                <w:sz w:val="17"/>
+                <w:szCs w:val="17"/>
+              </w:rPr>
+              <w:t xml:space="preserve"> </w:t>
+            </w:r>
+          </w:p>
+        </w:tc>
+        <w:tc>
+          <w:tcPr>
+            <w:tcW w:type="dxa" w:w="3200"/>
+          </w:tcPr>
+          <w:p>
+            <w:pPr>
+              <w:spacing w:before="0" w:after="0"/>
+            </w:pPr>
+            <w:r>
+              <w:rPr>
+                <w:rFonts w:ascii="Calibri" w:hAnsi="Calibri" w:cs="Arial"/>
+                <w:b w:val="0"/>
+                <w:sz w:val="17"/>
+                <w:szCs w:val="17"/>
+              </w:rPr>
+              <w:t xml:space="preserve"> </w:t>
+            </w:r>
+          </w:p>
+        </w:tc>
+        <w:tc>
+          <w:tcPr>
+            <w:tcW w:type="dxa" w:w="1100"/>
+          </w:tcPr>
+          <w:p>
+            <w:pPr>
+              <w:spacing w:after="0" w:before="0"/>
+              <w:jc w:val="center"/>
+            </w:pPr>
+            <w:sdt>
+              <w:sdtPr>
+                <w14:checkbox>
+                  <w14:checked w14:val="0"/>
+                  <w14:checkedState w14:val="2612" w14:font="MS Gothic"/>
+                  <w14:uncheckedState w14:val="2610" w14:font="MS Gothic"/>
+                </w14:checkbox>
+              </w:sdtPr>
+              <w:sdtContent>
+                <w:r>
+                  <w:rPr>
+                    <w:rFonts w:ascii="MS Gothic" w:eastAsia="MS Gothic" w:hAnsi="MS Gothic" w:hint="eastAsia"/>
+                    <w:sz w:val="18"/>
+                    <w:szCs w:val="18"/>
+                  </w:rPr>
+                  <w:t>☐</w:t>
+                </w:r>
+              </w:sdtContent>
+            </w:sdt>
+          </w:p>
+        </w:tc>
+        <w:tc>
+          <w:tcPr>
+            <w:tcW w:type="dxa" w:w="1250"/>
+          </w:tcPr>
+          <w:p>
+            <w:pPr>
+              <w:spacing w:after="0" w:before="0"/>
+              <w:jc w:val="center"/>
+            </w:pPr>
+            <w:sdt>
+              <w:sdtPr>
+                <w14:checkbox>
+                  <w14:checked w14:val="0"/>
+                  <w14:checkedState w14:val="2612" w14:font="MS Gothic"/>
+                  <w14:uncheckedState w14:val="2610" w14:font="MS Gothic"/>
+                </w14:checkbox>
+              </w:sdtPr>
+              <w:sdtContent>
+                <w:r>
+                  <w:rPr>
+                    <w:rFonts w:ascii="MS Gothic" w:eastAsia="MS Gothic" w:hAnsi="MS Gothic" w:hint="eastAsia"/>
+                    <w:sz w:val="18"/>
+                    <w:szCs w:val="18"/>
+                  </w:rPr>
+                  <w:t>☐</w:t>
+                </w:r>
+              </w:sdtContent>
+            </w:sdt>
+          </w:p>
+        </w:tc>
+        <w:tc>
+          <w:tcPr>
+            <w:tcW w:type="dxa" w:w="1250"/>
+          </w:tcPr>
+          <w:p>
+            <w:pPr>
+              <w:spacing w:after="0" w:before="0"/>
+              <w:jc w:val="center"/>
+            </w:pPr>
+            <w:sdt>
+              <w:sdtPr>
+                <w14:checkbox>
+                  <w14:checked w14:val="0"/>
+                  <w14:checkedState w14:val="2612" w14:font="MS Gothic"/>
+                  <w14:uncheckedState w14:val="2610" w14:font="MS Gothic"/>
+                </w14:checkbox>
+              </w:sdtPr>
+              <w:sdtContent>
+                <w:r>
+                  <w:rPr>
+                    <w:rFonts w:ascii="MS Gothic" w:eastAsia="MS Gothic" w:hAnsi="MS Gothic" w:hint="eastAsia"/>
+                    <w:sz w:val="18"/>
+                    <w:szCs w:val="18"/>
+                  </w:rPr>
+                  <w:t>☐</w:t>
+                </w:r>
+              </w:sdtContent>
+            </w:sdt>
+          </w:p>
+        </w:tc>
+        <w:tc>
+          <w:tcPr>
+            <w:tcW w:type="dxa" w:w="4750"/>
+          </w:tcPr>
+          <w:p>
+            <w:pPr>
+              <w:spacing w:before="0" w:after="0"/>
+            </w:pPr>
+            <w:r>
+              <w:rPr>
+                <w:rFonts w:ascii="Calibri" w:hAnsi="Calibri" w:cs="Arial"/>
+                <w:b w:val="0"/>
+                <w:sz w:val="17"/>
+                <w:szCs w:val="17"/>
+              </w:rPr>
+              <w:t xml:space="preserve"> </w:t>
+            </w:r>
+          </w:p>
+        </w:tc>
+      </w:tr>
+      <w:tr>
+        <w:trPr>
+          <w:trHeight w:val="370" w:hRule="atLeast"/>
+          <w:cantSplit/>
+        </w:trPr>
+        <w:tc>
+          <w:tcPr>
+            <w:tcW w:type="dxa" w:w="450"/>
+          </w:tcPr>
+          <w:p>
+            <w:pPr>
+              <w:spacing w:before="0" w:after="0"/>
+              <w:jc w:val="center"/>
+            </w:pPr>
+            <w:r>
+              <w:rPr>
+                <w:rFonts w:ascii="Calibri" w:hAnsi="Calibri" w:cs="Arial"/>
+                <w:b w:val="0"/>
+                <w:sz w:val="17"/>
+                <w:szCs w:val="17"/>
+              </w:rPr>
+              <w:t>7</w:t>
+            </w:r>
+          </w:p>
+        </w:tc>
+        <w:tc>
+          <w:tcPr>
+            <w:tcW w:type="dxa" w:w="3700"/>
+          </w:tcPr>
+          <w:p>
+            <w:pPr>
+              <w:spacing w:before="0" w:after="0"/>
+            </w:pPr>
+            <w:r>
+              <w:rPr>
+                <w:rFonts w:ascii="Calibri" w:hAnsi="Calibri" w:cs="Arial"/>
+                <w:b w:val="0"/>
+                <w:sz w:val="17"/>
+                <w:szCs w:val="17"/>
+              </w:rPr>
+              <w:t xml:space="preserve"> </w:t>
+            </w:r>
+          </w:p>
+        </w:tc>
+        <w:tc>
+          <w:tcPr>
+            <w:tcW w:type="dxa" w:w="3200"/>
+          </w:tcPr>
+          <w:p>
+            <w:pPr>
+              <w:spacing w:before="0" w:after="0"/>
+            </w:pPr>
+            <w:r>
+              <w:rPr>
+                <w:rFonts w:ascii="Calibri" w:hAnsi="Calibri" w:cs="Arial"/>
+                <w:b w:val="0"/>
+                <w:sz w:val="17"/>
+                <w:szCs w:val="17"/>
+              </w:rPr>
+              <w:t xml:space="preserve"> </w:t>
+            </w:r>
+          </w:p>
+        </w:tc>
+        <w:tc>
+          <w:tcPr>
+            <w:tcW w:type="dxa" w:w="1100"/>
+          </w:tcPr>
+          <w:p>
+            <w:pPr>
+              <w:spacing w:after="0" w:before="0"/>
+              <w:jc w:val="center"/>
+            </w:pPr>
+            <w:sdt>
+              <w:sdtPr>
+                <w14:checkbox>
+                  <w14:checked w14:val="0"/>
+                  <w14:checkedState w14:val="2612" w14:font="MS Gothic"/>
+                  <w14:uncheckedState w14:val="2610" w14:font="MS Gothic"/>
+                </w14:checkbox>
+              </w:sdtPr>
+              <w:sdtContent>
+                <w:r>
+                  <w:rPr>
+                    <w:rFonts w:ascii="MS Gothic" w:eastAsia="MS Gothic" w:hAnsi="MS Gothic" w:hint="eastAsia"/>
+                    <w:sz w:val="18"/>
+                    <w:szCs w:val="18"/>
+                  </w:rPr>
+                  <w:t>☐</w:t>
+                </w:r>
+              </w:sdtContent>
+            </w:sdt>
+          </w:p>
+        </w:tc>
+        <w:tc>
+          <w:tcPr>
+            <w:tcW w:type="dxa" w:w="1250"/>
+          </w:tcPr>
+          <w:p>
+            <w:pPr>
+              <w:spacing w:after="0" w:before="0"/>
+              <w:jc w:val="center"/>
+            </w:pPr>
+            <w:sdt>
+              <w:sdtPr>
+                <w14:checkbox>
+                  <w14:checked w14:val="0"/>
+                  <w14:checkedState w14:val="2612" w14:font="MS Gothic"/>
+                  <w14:uncheckedState w14:val="2610" w14:font="MS Gothic"/>
+                </w14:checkbox>
+              </w:sdtPr>
+              <w:sdtContent>
+                <w:r>
+                  <w:rPr>
+                    <w:rFonts w:ascii="MS Gothic" w:eastAsia="MS Gothic" w:hAnsi="MS Gothic" w:hint="eastAsia"/>
+                    <w:sz w:val="18"/>
+                    <w:szCs w:val="18"/>
+                  </w:rPr>
+                  <w:t>☐</w:t>
+                </w:r>
+              </w:sdtContent>
+            </w:sdt>
+          </w:p>
+        </w:tc>
+        <w:tc>
+          <w:tcPr>
+            <w:tcW w:type="dxa" w:w="1250"/>
+          </w:tcPr>
+          <w:p>
+            <w:pPr>
+              <w:spacing w:after="0" w:before="0"/>
+              <w:jc w:val="center"/>
+            </w:pPr>
+            <w:sdt>
+              <w:sdtPr>
+                <w14:checkbox>
+                  <w14:checked w14:val="0"/>
+                  <w14:checkedState w14:val="2612" w14:font="MS Gothic"/>
+                  <w14:uncheckedState w14:val="2610" w14:font="MS Gothic"/>
+                </w14:checkbox>
+              </w:sdtPr>
+              <w:sdtContent>
+                <w:r>
+                  <w:rPr>
+                    <w:rFonts w:ascii="MS Gothic" w:eastAsia="MS Gothic" w:hAnsi="MS Gothic" w:hint="eastAsia"/>
+                    <w:sz w:val="18"/>
+                    <w:szCs w:val="18"/>
+                  </w:rPr>
+                  <w:t>☐</w:t>
+                </w:r>
+              </w:sdtContent>
+            </w:sdt>
+          </w:p>
+        </w:tc>
+        <w:tc>
+          <w:tcPr>
+            <w:tcW w:type="dxa" w:w="4750"/>
+          </w:tcPr>
+          <w:p>
+            <w:pPr>
+              <w:spacing w:before="0" w:after="0"/>
+            </w:pPr>
+            <w:r>
+              <w:rPr>
+                <w:rFonts w:ascii="Calibri" w:hAnsi="Calibri" w:cs="Arial"/>
+                <w:b w:val="0"/>
+                <w:sz w:val="17"/>
+                <w:szCs w:val="17"/>
+              </w:rPr>
+              <w:t xml:space="preserve"> </w:t>
+            </w:r>
+          </w:p>
+        </w:tc>
+      </w:tr>
+      <w:tr>
+        <w:trPr>
+          <w:trHeight w:val="370" w:hRule="atLeast"/>
+          <w:cantSplit/>
+        </w:trPr>
+        <w:tc>
+          <w:tcPr>
+            <w:tcW w:type="dxa" w:w="450"/>
+          </w:tcPr>
+          <w:p>
+            <w:pPr>
+              <w:spacing w:before="0" w:after="0"/>
+              <w:jc w:val="center"/>
+            </w:pPr>
+            <w:r>
+              <w:rPr>
+                <w:rFonts w:ascii="Calibri" w:hAnsi="Calibri" w:cs="Arial"/>
+                <w:b w:val="0"/>
+                <w:sz w:val="17"/>
+                <w:szCs w:val="17"/>
+              </w:rPr>
+              <w:t>8</w:t>
+            </w:r>
+          </w:p>
+        </w:tc>
+        <w:tc>
+          <w:tcPr>
+            <w:tcW w:type="dxa" w:w="3700"/>
+          </w:tcPr>
+          <w:p>
+            <w:pPr>
+              <w:spacing w:before="0" w:after="0"/>
+            </w:pPr>
+            <w:r>
+              <w:rPr>
+                <w:rFonts w:ascii="Calibri" w:hAnsi="Calibri" w:cs="Arial"/>
+                <w:b w:val="0"/>
+                <w:sz w:val="17"/>
+                <w:szCs w:val="17"/>
+              </w:rPr>
+              <w:t xml:space="preserve"> </w:t>
+            </w:r>
+          </w:p>
+        </w:tc>
+        <w:tc>
+          <w:tcPr>
+            <w:tcW w:type="dxa" w:w="3200"/>
+          </w:tcPr>
+          <w:p>
+            <w:pPr>
+              <w:spacing w:before="0" w:after="0"/>
+            </w:pPr>
+            <w:r>
+              <w:rPr>
+                <w:rFonts w:ascii="Calibri" w:hAnsi="Calibri" w:cs="Arial"/>
+                <w:b w:val="0"/>
+                <w:sz w:val="17"/>
+                <w:szCs w:val="17"/>
+              </w:rPr>
+              <w:t xml:space="preserve"> </w:t>
+            </w:r>
+          </w:p>
+        </w:tc>
+        <w:tc>
+          <w:tcPr>
+            <w:tcW w:type="dxa" w:w="1100"/>
+          </w:tcPr>
+          <w:p>
+            <w:pPr>
+              <w:spacing w:after="0" w:before="0"/>
+              <w:jc w:val="center"/>
+            </w:pPr>
+            <w:sdt>
+              <w:sdtPr>
+                <w14:checkbox>
+                  <w14:checked w14:val="0"/>
+                  <w14:checkedState w14:val="2612" w14:font="MS Gothic"/>
+                  <w14:uncheckedState w14:val="2610" w14:font="MS Gothic"/>
+                </w14:checkbox>
+              </w:sdtPr>
+              <w:sdtContent>
+                <w:r>
+                  <w:rPr>
+                    <w:rFonts w:ascii="MS Gothic" w:eastAsia="MS Gothic" w:hAnsi="MS Gothic" w:hint="eastAsia"/>
+                    <w:sz w:val="18"/>
+                    <w:szCs w:val="18"/>
+                  </w:rPr>
+                  <w:t>☐</w:t>
+                </w:r>
+              </w:sdtContent>
+            </w:sdt>
+          </w:p>
+        </w:tc>
+        <w:tc>
+          <w:tcPr>
+            <w:tcW w:type="dxa" w:w="1250"/>
+          </w:tcPr>
+          <w:p>
+            <w:pPr>
+              <w:spacing w:after="0" w:before="0"/>
+              <w:jc w:val="center"/>
+            </w:pPr>
+            <w:sdt>
+              <w:sdtPr>
+                <w14:checkbox>
+                  <w14:checked w14:val="0"/>
+                  <w14:checkedState w14:val="2612" w14:font="MS Gothic"/>
+                  <w14:uncheckedState w14:val="2610" w14:font="MS Gothic"/>
+                </w14:checkbox>
+              </w:sdtPr>
+              <w:sdtContent>
+                <w:r>
+                  <w:rPr>
+                    <w:rFonts w:ascii="MS Gothic" w:eastAsia="MS Gothic" w:hAnsi="MS Gothic" w:hint="eastAsia"/>
+                    <w:sz w:val="18"/>
+                    <w:szCs w:val="18"/>
+                  </w:rPr>
+                  <w:t>☐</w:t>
+                </w:r>
+              </w:sdtContent>
+            </w:sdt>
+          </w:p>
+        </w:tc>
+        <w:tc>
+          <w:tcPr>
+            <w:tcW w:type="dxa" w:w="1250"/>
+          </w:tcPr>
+          <w:p>
+            <w:pPr>
+              <w:spacing w:after="0" w:before="0"/>
+              <w:jc w:val="center"/>
+            </w:pPr>
+            <w:sdt>
+              <w:sdtPr>
+                <w14:checkbox>
+                  <w14:checked w14:val="0"/>
+                  <w14:checkedState w14:val="2612" w14:font="MS Gothic"/>
+                  <w14:uncheckedState w14:val="2610" w14:font="MS Gothic"/>
+                </w14:checkbox>
+              </w:sdtPr>
+              <w:sdtContent>
+                <w:r>
+                  <w:rPr>
+                    <w:rFonts w:ascii="MS Gothic" w:eastAsia="MS Gothic" w:hAnsi="MS Gothic" w:hint="eastAsia"/>
+                    <w:sz w:val="18"/>
+                    <w:szCs w:val="18"/>
+                  </w:rPr>
+                  <w:t>☐</w:t>
+                </w:r>
+              </w:sdtContent>
+            </w:sdt>
+          </w:p>
+        </w:tc>
+        <w:tc>
+          <w:tcPr>
+            <w:tcW w:type="dxa" w:w="4750"/>
+          </w:tcPr>
+          <w:p>
+            <w:pPr>
+              <w:spacing w:before="0" w:after="0"/>
+            </w:pPr>
+            <w:r>
+              <w:rPr>
+                <w:rFonts w:ascii="Calibri" w:hAnsi="Calibri" w:cs="Arial"/>
+                <w:b w:val="0"/>
+                <w:sz w:val="17"/>
+                <w:szCs w:val="17"/>
+              </w:rPr>
+              <w:t xml:space="preserve"> </w:t>
+            </w:r>
+          </w:p>
+        </w:tc>
+      </w:tr>
+      <w:tr>
+        <w:trPr>
+          <w:trHeight w:val="370" w:hRule="atLeast"/>
+          <w:cantSplit/>
+        </w:trPr>
+        <w:tc>
+          <w:tcPr>
+            <w:tcW w:type="dxa" w:w="450"/>
+          </w:tcPr>
+          <w:p>
+            <w:pPr>
+              <w:spacing w:before="0" w:after="0"/>
+              <w:jc w:val="center"/>
+            </w:pPr>
+            <w:r>
+              <w:rPr>
+                <w:rFonts w:ascii="Calibri" w:hAnsi="Calibri" w:cs="Arial"/>
+                <w:b w:val="0"/>
+                <w:sz w:val="17"/>
+                <w:szCs w:val="17"/>
+              </w:rPr>
+              <w:t>9</w:t>
+            </w:r>
+          </w:p>
+        </w:tc>
+        <w:tc>
+          <w:tcPr>
+            <w:tcW w:type="dxa" w:w="3700"/>
+          </w:tcPr>
+          <w:p>
+            <w:pPr>
+              <w:spacing w:before="0" w:after="0"/>
+            </w:pPr>
+            <w:r>
+              <w:rPr>
+                <w:rFonts w:ascii="Calibri" w:hAnsi="Calibri" w:cs="Arial"/>
+                <w:b w:val="0"/>
+                <w:sz w:val="17"/>
+                <w:szCs w:val="17"/>
+              </w:rPr>
+              <w:t xml:space="preserve"> </w:t>
+            </w:r>
+          </w:p>
+        </w:tc>
+        <w:tc>
+          <w:tcPr>
+            <w:tcW w:type="dxa" w:w="3200"/>
+          </w:tcPr>
+          <w:p>
+            <w:pPr>
+              <w:spacing w:before="0" w:after="0"/>
+            </w:pPr>
+            <w:r>
+              <w:rPr>
+                <w:rFonts w:ascii="Calibri" w:hAnsi="Calibri" w:cs="Arial"/>
+                <w:b w:val="0"/>
+                <w:sz w:val="17"/>
+                <w:szCs w:val="17"/>
+              </w:rPr>
+              <w:t xml:space="preserve"> </w:t>
+            </w:r>
+          </w:p>
+        </w:tc>
+        <w:tc>
+          <w:tcPr>
+            <w:tcW w:type="dxa" w:w="1100"/>
+          </w:tcPr>
+          <w:p>
+            <w:pPr>
+              <w:spacing w:after="0" w:before="0"/>
+              <w:jc w:val="center"/>
+            </w:pPr>
+            <w:sdt>
+              <w:sdtPr>
+                <w14:checkbox>
+                  <w14:checked w14:val="0"/>
+                  <w14:checkedState w14:val="2612" w14:font="MS Gothic"/>
+                  <w14:uncheckedState w14:val="2610" w14:font="MS Gothic"/>
+                </w14:checkbox>
+              </w:sdtPr>
+              <w:sdtContent>
+                <w:r>
+                  <w:rPr>
+                    <w:rFonts w:ascii="MS Gothic" w:eastAsia="MS Gothic" w:hAnsi="MS Gothic" w:hint="eastAsia"/>
+                    <w:sz w:val="18"/>
+                    <w:szCs w:val="18"/>
+                  </w:rPr>
+                  <w:t>☐</w:t>
+                </w:r>
+              </w:sdtContent>
+            </w:sdt>
+          </w:p>
+        </w:tc>
+        <w:tc>
+          <w:tcPr>
+            <w:tcW w:type="dxa" w:w="1250"/>
+          </w:tcPr>
+          <w:p>
+            <w:pPr>
+              <w:spacing w:after="0" w:before="0"/>
+              <w:jc w:val="center"/>
+            </w:pPr>
+            <w:sdt>
+              <w:sdtPr>
+                <w14:checkbox>
+                  <w14:checked w14:val="0"/>
+                  <w14:checkedState w14:val="2612" w14:font="MS Gothic"/>
+                  <w14:uncheckedState w14:val="2610" w14:font="MS Gothic"/>
+                </w14:checkbox>
+              </w:sdtPr>
+              <w:sdtContent>
+                <w:r>
+                  <w:rPr>
+                    <w:rFonts w:ascii="MS Gothic" w:eastAsia="MS Gothic" w:hAnsi="MS Gothic" w:hint="eastAsia"/>
+                    <w:sz w:val="18"/>
+                    <w:szCs w:val="18"/>
+                  </w:rPr>
+                  <w:t>☐</w:t>
+                </w:r>
+              </w:sdtContent>
+            </w:sdt>
+          </w:p>
+        </w:tc>
+        <w:tc>
+          <w:tcPr>
+            <w:tcW w:type="dxa" w:w="1250"/>
+          </w:tcPr>
+          <w:p>
+            <w:pPr>
+              <w:spacing w:after="0" w:before="0"/>
+              <w:jc w:val="center"/>
+            </w:pPr>
+            <w:sdt>
+              <w:sdtPr>
+                <w14:checkbox>
+                  <w14:checked w14:val="0"/>
+                  <w14:checkedState w14:val="2612" w14:font="MS Gothic"/>
+                  <w14:uncheckedState w14:val="2610" w14:font="MS Gothic"/>
+                </w14:checkbox>
+              </w:sdtPr>
+              <w:sdtContent>
+                <w:r>
+                  <w:rPr>
+                    <w:rFonts w:ascii="MS Gothic" w:eastAsia="MS Gothic" w:hAnsi="MS Gothic" w:hint="eastAsia"/>
+                    <w:sz w:val="18"/>
+                    <w:szCs w:val="18"/>
+                  </w:rPr>
+                  <w:t>☐</w:t>
+                </w:r>
+              </w:sdtContent>
+            </w:sdt>
+          </w:p>
+        </w:tc>
+        <w:tc>
+          <w:tcPr>
+            <w:tcW w:type="dxa" w:w="4750"/>
+          </w:tcPr>
+          <w:p>
+            <w:pPr>
+              <w:spacing w:before="0" w:after="0"/>
+            </w:pPr>
+            <w:r>
+              <w:rPr>
+                <w:rFonts w:ascii="Calibri" w:hAnsi="Calibri" w:cs="Arial"/>
+                <w:b w:val="0"/>
+                <w:sz w:val="17"/>
+                <w:szCs w:val="17"/>
+              </w:rPr>
+              <w:t xml:space="preserve"> </w:t>
+            </w:r>
+          </w:p>
+        </w:tc>
+      </w:tr>
+      <w:tr>
+        <w:trPr>
+          <w:trHeight w:val="370" w:hRule="atLeast"/>
+          <w:cantSplit/>
+        </w:trPr>
+        <w:tc>
+          <w:tcPr>
+            <w:tcW w:type="dxa" w:w="450"/>
+          </w:tcPr>
+          <w:p>
+            <w:pPr>
+              <w:spacing w:before="0" w:after="0"/>
+              <w:jc w:val="center"/>
+            </w:pPr>
+            <w:r>
+              <w:rPr>
+                <w:rFonts w:ascii="Calibri" w:hAnsi="Calibri" w:cs="Arial"/>
+                <w:b w:val="0"/>
+                <w:sz w:val="17"/>
+                <w:szCs w:val="17"/>
+              </w:rPr>
+              <w:t>10</w:t>
+            </w:r>
+          </w:p>
+        </w:tc>
+        <w:tc>
+          <w:tcPr>
+            <w:tcW w:type="dxa" w:w="3700"/>
+          </w:tcPr>
+          <w:p>
+            <w:pPr>
+              <w:spacing w:before="0" w:after="0"/>
+            </w:pPr>
+            <w:r>
+              <w:rPr>
+                <w:rFonts w:ascii="Calibri" w:hAnsi="Calibri" w:cs="Arial"/>
+                <w:b w:val="0"/>
+                <w:sz w:val="17"/>
+                <w:szCs w:val="17"/>
+              </w:rPr>
+              <w:t xml:space="preserve"> </w:t>
+            </w:r>
+          </w:p>
+        </w:tc>
+        <w:tc>
+          <w:tcPr>
+            <w:tcW w:type="dxa" w:w="3200"/>
+          </w:tcPr>
+          <w:p>
+            <w:pPr>
+              <w:spacing w:before="0" w:after="0"/>
+            </w:pPr>
+            <w:r>
+              <w:rPr>
+                <w:rFonts w:ascii="Calibri" w:hAnsi="Calibri" w:cs="Arial"/>
+                <w:b w:val="0"/>
+                <w:sz w:val="17"/>
+                <w:szCs w:val="17"/>
+              </w:rPr>
+              <w:t xml:space="preserve"> </w:t>
+            </w:r>
+          </w:p>
+        </w:tc>
+        <w:tc>
+          <w:tcPr>
+            <w:tcW w:type="dxa" w:w="1100"/>
+          </w:tcPr>
+          <w:p>
+            <w:pPr>
+              <w:spacing w:after="0" w:before="0"/>
+              <w:jc w:val="center"/>
+            </w:pPr>
+            <w:sdt>
+              <w:sdtPr>
+                <w14:checkbox>
+                  <w14:checked w14:val="0"/>
+                  <w14:checkedState w14:val="2612" w14:font="MS Gothic"/>
+                  <w14:uncheckedState w14:val="2610" w14:font="MS Gothic"/>
+                </w14:checkbox>
+              </w:sdtPr>
+              <w:sdtContent>
+                <w:r>
+                  <w:rPr>
+                    <w:rFonts w:ascii="MS Gothic" w:eastAsia="MS Gothic" w:hAnsi="MS Gothic" w:hint="eastAsia"/>
+                    <w:sz w:val="18"/>
+                    <w:szCs w:val="18"/>
+                  </w:rPr>
+                  <w:t>☐</w:t>
+                </w:r>
+              </w:sdtContent>
+            </w:sdt>
+          </w:p>
+        </w:tc>
+        <w:tc>
+          <w:tcPr>
+            <w:tcW w:type="dxa" w:w="1250"/>
+          </w:tcPr>
+          <w:p>
+            <w:pPr>
+              <w:spacing w:after="0" w:before="0"/>
+              <w:jc w:val="center"/>
+            </w:pPr>
+            <w:sdt>
+              <w:sdtPr>
+                <w14:checkbox>
+                  <w14:checked w14:val="0"/>
+                  <w14:checkedState w14:val="2612" w14:font="MS Gothic"/>
+                  <w14:uncheckedState w14:val="2610" w14:font="MS Gothic"/>
+                </w14:checkbox>
+              </w:sdtPr>
+              <w:sdtContent>
+                <w:r>
+                  <w:rPr>
+                    <w:rFonts w:ascii="MS Gothic" w:eastAsia="MS Gothic" w:hAnsi="MS Gothic" w:hint="eastAsia"/>
+                    <w:sz w:val="18"/>
+                    <w:szCs w:val="18"/>
+                  </w:rPr>
+                  <w:t>☐</w:t>
+                </w:r>
+              </w:sdtContent>
+            </w:sdt>
+          </w:p>
+        </w:tc>
+        <w:tc>
+          <w:tcPr>
+            <w:tcW w:type="dxa" w:w="1250"/>
+          </w:tcPr>
+          <w:p>
+            <w:pPr>
+              <w:spacing w:after="0" w:before="0"/>
+              <w:jc w:val="center"/>
+            </w:pPr>
+            <w:sdt>
+              <w:sdtPr>
+                <w14:checkbox>
+                  <w14:checked w14:val="0"/>
+                  <w14:checkedState w14:val="2612" w14:font="MS Gothic"/>
+                  <w14:uncheckedState w14:val="2610" w14:font="MS Gothic"/>
+                </w14:checkbox>
+              </w:sdtPr>
+              <w:sdtContent>
+                <w:r>
+                  <w:rPr>
+                    <w:rFonts w:ascii="MS Gothic" w:eastAsia="MS Gothic" w:hAnsi="MS Gothic" w:hint="eastAsia"/>
+                    <w:sz w:val="18"/>
+                    <w:szCs w:val="18"/>
+                  </w:rPr>
+                  <w:t>☐</w:t>
+                </w:r>
+              </w:sdtContent>
+            </w:sdt>
+          </w:p>
+        </w:tc>
+        <w:tc>
+          <w:tcPr>
+            <w:tcW w:type="dxa" w:w="4750"/>
+          </w:tcPr>
+          <w:p>
+            <w:pPr>
+              <w:spacing w:before="0" w:after="0"/>
+            </w:pPr>
+            <w:r>
+              <w:rPr>
+                <w:rFonts w:ascii="Calibri" w:hAnsi="Calibri" w:cs="Arial"/>
+                <w:b w:val="0"/>
+                <w:sz w:val="17"/>
+                <w:szCs w:val="17"/>
+              </w:rPr>
+              <w:t xml:space="preserve"> </w:t>
+            </w:r>
           </w:p>
         </w:tc>
       </w:tr>
@@ -1053,823 +2430,1009 @@
     <w:p>
       <w:pPr>
         <w:keepNext/>
-        <w:spacing w:before="180" w:after="60" w:line="240" w:lineRule="auto"/>
-        <w:ind w:left="709"/>
+        <w:spacing w:before="140" w:after="80"/>
       </w:pPr>
       <w:r>
         <w:rPr>
-          <w:rFonts w:ascii="Calibri" w:hAnsi="Calibri" w:cs="Arial"/>
+          <w:rFonts w:ascii="Calibri" w:hAnsi="Calibri"/>
           <w:b/>
-          <w:i w:val="0"/>
-          <w:sz w:val="23"/>
-          <w:szCs w:val="23"/>
+          <w:sz w:val="20"/>
         </w:rPr>
-        <w:t>GÖRÜŞÜLEN KONULAR VE KARARLAR</w:t>
+        <w:t>GÖRÜŞÜLEN KONULAR, KARARLAR VE AKSİYONLAR</w:t>
       </w:r>
       <w:r>
         <w:rPr>
-          <w:rFonts w:ascii="Calibri" w:hAnsi="Calibri" w:cs="Arial"/>
-          <w:b w:val="0"/>
-          <w:i w:val="0"/>
-          <w:color w:val="555555"/>
-          <w:sz w:val="19"/>
-          <w:szCs w:val="19"/>
+          <w:rFonts w:ascii="Calibri" w:hAnsi="Calibri"/>
+          <w:color w:val="666666"/>
+          <w:sz w:val="15"/>
         </w:rPr>
-        <w:t xml:space="preserve">   DISCUSSION AND DECISIONS  ·  </w:t>
-      </w:r>
-      <w:r>
-        <w:rPr>
-          <w:rFonts w:ascii="Calibri" w:hAnsi="Calibri" w:cs="Arial"/>
-          <w:b w:val="0"/>
-          <w:i w:val="0"/>
-          <w:color w:val="555555"/>
-          <w:sz w:val="19"/>
-          <w:szCs w:val="19"/>
-          <w:rtl/>
-        </w:rPr>
-        <w:t>المناقشات والقرارات</w:t>
+        <w:t xml:space="preserve">   DISCUSSION, DECISIONS AND ACTIONS</w:t>
       </w:r>
     </w:p>
     <w:tbl>
       <w:tblPr>
-        <w:tblW w:type="auto" w:w="0"/>
+        <w:tblW w:type="dxa" w:w="15700"/>
+        <w:tblLook w:firstColumn="1" w:firstRow="1" w:lastColumn="0" w:lastRow="0" w:noHBand="0" w:noVBand="1" w:val="04A0"/>
+        <w:tblBorders>
+          <w:top w:val="single" w:sz="4" w:space="0" w:color="000000"/>
+          <w:left w:val="single" w:sz="4" w:space="0" w:color="000000"/>
+          <w:bottom w:val="single" w:sz="4" w:space="0" w:color="000000"/>
+          <w:right w:val="single" w:sz="4" w:space="0" w:color="000000"/>
+          <w:insideH w:val="single" w:sz="4" w:space="0" w:color="000000"/>
+          <w:insideV w:val="single" w:sz="4" w:space="0" w:color="000000"/>
+        </w:tblBorders>
         <w:tblLayout w:type="fixed"/>
-        <w:tblLook w:firstColumn="1" w:firstRow="1" w:lastColumn="0" w:lastRow="0" w:noHBand="0" w:noVBand="1" w:val="04A0"/>
-        <w:tblInd w:w="709" w:type="dxa"/>
-        <w:tblLayout w:type="fixed"/>
-        <w:tblBorders>
-          <w:top w:val="single" w:sz="6" w:space="0" w:color="000000"/>
-          <w:left w:val="single" w:sz="6" w:space="0" w:color="000000"/>
-          <w:bottom w:val="single" w:sz="6" w:space="0" w:color="000000"/>
-          <w:right w:val="single" w:sz="6" w:space="0" w:color="000000"/>
-          <w:insideH w:val="single" w:sz="6" w:space="0" w:color="000000"/>
-          <w:insideV w:val="single" w:sz="6" w:space="0" w:color="000000"/>
-        </w:tblBorders>
+        <w:tblCellMar>
+          <w:top w:w="12" w:type="dxa"/>
+          <w:left w:w="70" w:type="dxa"/>
+          <w:bottom w:w="12" w:type="dxa"/>
+          <w:right w:w="70" w:type="dxa"/>
+        </w:tblCellMar>
       </w:tblPr>
       <w:tblGrid>
-        <w:gridCol w:w="600"/>
-        <w:gridCol w:w="5232"/>
-        <w:gridCol w:w="4232"/>
+        <w:gridCol w:w="7000"/>
+        <w:gridCol w:w="4300"/>
+        <w:gridCol w:w="2400"/>
+        <w:gridCol w:w="2000"/>
       </w:tblGrid>
       <w:tr>
         <w:trPr>
-          <w:trHeight w:val="430" w:hRule="atLeast"/>
+          <w:trHeight w:val="330" w:hRule="atLeast"/>
+          <w:tblHeader/>
         </w:trPr>
         <w:tc>
           <w:tcPr>
-            <w:tcW w:type="dxa" w:w="600"/>
-            <w:shd w:val="clear" w:color="auto" w:fill="D9D9D9"/>
-            <w:vAlign w:val="center"/>
-          </w:tcPr>
-          <w:p>
-            <w:pPr>
-              <w:spacing w:after="0"/>
+            <w:tcW w:type="dxa" w:w="7000"/>
+            <w:shd w:val="clear" w:color="auto" w:fill="F2F2F2"/>
+          </w:tcPr>
+          <w:p>
+            <w:pPr>
+              <w:spacing w:before="0" w:after="0"/>
             </w:pPr>
             <w:r>
               <w:rPr>
                 <w:rFonts w:ascii="Calibri" w:hAnsi="Calibri" w:cs="Arial"/>
                 <w:b/>
-                <w:i w:val="0"/>
-                <w:sz w:val="19"/>
-                <w:szCs w:val="19"/>
-              </w:rPr>
-              <w:t>No</w:t>
-            </w:r>
-          </w:p>
-          <w:p>
-            <w:pPr>
-              <w:spacing w:after="0"/>
-            </w:pPr>
-            <w:r>
-              <w:rPr>
-                <w:rFonts w:ascii="Calibri" w:hAnsi="Calibri" w:cs="Arial"/>
-                <w:b w:val="0"/>
-                <w:i w:val="0"/>
+                <w:sz w:val="17"/>
+                <w:szCs w:val="17"/>
+              </w:rPr>
+              <w:t>Görüşülen Konu ve Alınan Karar</w:t>
+            </w:r>
+          </w:p>
+          <w:p>
+            <w:pPr>
+              <w:spacing w:before="0" w:after="0"/>
+            </w:pPr>
+            <w:r>
+              <w:rPr>
+                <w:rFonts w:ascii="Calibri" w:hAnsi="Calibri" w:cs="Arial"/>
+                <w:b w:val="0"/>
                 <w:color w:val="555555"/>
-                <w:sz w:val="14"/>
-                <w:szCs w:val="14"/>
-              </w:rPr>
-              <w:t xml:space="preserve">No  ·  </w:t>
-            </w:r>
-            <w:r>
-              <w:rPr>
-                <w:rFonts w:ascii="Calibri" w:hAnsi="Calibri" w:cs="Arial"/>
-                <w:b w:val="0"/>
-                <w:i w:val="0"/>
+                <w:sz w:val="12"/>
+                <w:szCs w:val="12"/>
+              </w:rPr>
+              <w:t>Topic Discussed and Decision Taken</w:t>
+            </w:r>
+          </w:p>
+        </w:tc>
+        <w:tc>
+          <w:tcPr>
+            <w:tcW w:type="dxa" w:w="4300"/>
+            <w:shd w:val="clear" w:color="auto" w:fill="F2F2F2"/>
+          </w:tcPr>
+          <w:p>
+            <w:pPr>
+              <w:spacing w:before="0" w:after="0"/>
+            </w:pPr>
+            <w:r>
+              <w:rPr>
+                <w:rFonts w:ascii="Calibri" w:hAnsi="Calibri" w:cs="Arial"/>
+                <w:b/>
+                <w:sz w:val="17"/>
+                <w:szCs w:val="17"/>
+              </w:rPr>
+              <w:t>Aksiyon</w:t>
+            </w:r>
+          </w:p>
+          <w:p>
+            <w:pPr>
+              <w:spacing w:before="0" w:after="0"/>
+            </w:pPr>
+            <w:r>
+              <w:rPr>
+                <w:rFonts w:ascii="Calibri" w:hAnsi="Calibri" w:cs="Arial"/>
+                <w:b w:val="0"/>
                 <w:color w:val="555555"/>
-                <w:sz w:val="14"/>
-                <w:szCs w:val="14"/>
-                <w:rtl/>
-              </w:rPr>
-              <w:t>م</w:t>
-            </w:r>
-          </w:p>
-        </w:tc>
-        <w:tc>
-          <w:tcPr>
-            <w:tcW w:type="dxa" w:w="5232"/>
-            <w:shd w:val="clear" w:color="auto" w:fill="D9D9D9"/>
-            <w:vAlign w:val="center"/>
-          </w:tcPr>
-          <w:p>
-            <w:pPr>
-              <w:spacing w:after="0"/>
+                <w:sz w:val="12"/>
+                <w:szCs w:val="12"/>
+              </w:rPr>
+              <w:t>Action</w:t>
+            </w:r>
+          </w:p>
+        </w:tc>
+        <w:tc>
+          <w:tcPr>
+            <w:tcW w:type="dxa" w:w="2400"/>
+            <w:shd w:val="clear" w:color="auto" w:fill="F2F2F2"/>
+          </w:tcPr>
+          <w:p>
+            <w:pPr>
+              <w:spacing w:before="0" w:after="0"/>
             </w:pPr>
             <w:r>
               <w:rPr>
                 <w:rFonts w:ascii="Calibri" w:hAnsi="Calibri" w:cs="Arial"/>
                 <w:b/>
-                <w:i w:val="0"/>
-                <w:sz w:val="19"/>
-                <w:szCs w:val="19"/>
-              </w:rPr>
-              <w:t>Görüşülen Konu</w:t>
-            </w:r>
-          </w:p>
-          <w:p>
-            <w:pPr>
-              <w:spacing w:after="0"/>
-            </w:pPr>
-            <w:r>
-              <w:rPr>
-                <w:rFonts w:ascii="Calibri" w:hAnsi="Calibri" w:cs="Arial"/>
-                <w:b w:val="0"/>
-                <w:i w:val="0"/>
+                <w:sz w:val="17"/>
+                <w:szCs w:val="17"/>
+              </w:rPr>
+              <w:t>Sorumlu</w:t>
+            </w:r>
+          </w:p>
+          <w:p>
+            <w:pPr>
+              <w:spacing w:before="0" w:after="0"/>
+            </w:pPr>
+            <w:r>
+              <w:rPr>
+                <w:rFonts w:ascii="Calibri" w:hAnsi="Calibri" w:cs="Arial"/>
+                <w:b w:val="0"/>
                 <w:color w:val="555555"/>
-                <w:sz w:val="14"/>
-                <w:szCs w:val="14"/>
-              </w:rPr>
-              <w:t xml:space="preserve">Topic  ·  </w:t>
-            </w:r>
-            <w:r>
-              <w:rPr>
-                <w:rFonts w:ascii="Calibri" w:hAnsi="Calibri" w:cs="Arial"/>
-                <w:b w:val="0"/>
-                <w:i w:val="0"/>
+                <w:sz w:val="12"/>
+                <w:szCs w:val="12"/>
+              </w:rPr>
+              <w:t>Owner</w:t>
+            </w:r>
+          </w:p>
+        </w:tc>
+        <w:tc>
+          <w:tcPr>
+            <w:tcW w:type="dxa" w:w="2000"/>
+            <w:shd w:val="clear" w:color="auto" w:fill="F2F2F2"/>
+          </w:tcPr>
+          <w:p>
+            <w:pPr>
+              <w:spacing w:before="0" w:after="0"/>
+            </w:pPr>
+            <w:r>
+              <w:rPr>
+                <w:rFonts w:ascii="Calibri" w:hAnsi="Calibri" w:cs="Arial"/>
+                <w:b/>
+                <w:sz w:val="17"/>
+                <w:szCs w:val="17"/>
+              </w:rPr>
+              <w:t>Termin</w:t>
+            </w:r>
+          </w:p>
+          <w:p>
+            <w:pPr>
+              <w:spacing w:before="0" w:after="0"/>
+            </w:pPr>
+            <w:r>
+              <w:rPr>
+                <w:rFonts w:ascii="Calibri" w:hAnsi="Calibri" w:cs="Arial"/>
+                <w:b w:val="0"/>
                 <w:color w:val="555555"/>
-                <w:sz w:val="14"/>
-                <w:szCs w:val="14"/>
-                <w:rtl/>
-              </w:rPr>
-              <w:t>الموضوع</w:t>
-            </w:r>
-          </w:p>
-        </w:tc>
-        <w:tc>
-          <w:tcPr>
-            <w:tcW w:type="dxa" w:w="4232"/>
-            <w:shd w:val="clear" w:color="auto" w:fill="D9D9D9"/>
-            <w:vAlign w:val="center"/>
-          </w:tcPr>
-          <w:p>
-            <w:pPr>
-              <w:spacing w:after="0"/>
-            </w:pPr>
-            <w:r>
-              <w:rPr>
-                <w:rFonts w:ascii="Calibri" w:hAnsi="Calibri" w:cs="Arial"/>
-                <w:b/>
-                <w:i w:val="0"/>
-                <w:sz w:val="19"/>
-                <w:szCs w:val="19"/>
-              </w:rPr>
-              <w:t>Alınan Karar</w:t>
-            </w:r>
-          </w:p>
-          <w:p>
-            <w:pPr>
-              <w:spacing w:after="0"/>
-            </w:pPr>
-            <w:r>
-              <w:rPr>
-                <w:rFonts w:ascii="Calibri" w:hAnsi="Calibri" w:cs="Arial"/>
-                <w:b w:val="0"/>
-                <w:i w:val="0"/>
-                <w:color w:val="555555"/>
-                <w:sz w:val="14"/>
-                <w:szCs w:val="14"/>
-              </w:rPr>
-              <w:t xml:space="preserve">Decision  ·  </w:t>
-            </w:r>
-            <w:r>
-              <w:rPr>
-                <w:rFonts w:ascii="Calibri" w:hAnsi="Calibri" w:cs="Arial"/>
-                <w:b w:val="0"/>
-                <w:i w:val="0"/>
-                <w:color w:val="555555"/>
-                <w:sz w:val="14"/>
-                <w:szCs w:val="14"/>
-                <w:rtl/>
-              </w:rPr>
-              <w:t>القرار</w:t>
+                <w:sz w:val="12"/>
+                <w:szCs w:val="12"/>
+              </w:rPr>
+              <w:t>Due Date</w:t>
             </w:r>
           </w:p>
         </w:tc>
       </w:tr>
       <w:tr>
         <w:trPr>
-          <w:trHeight w:val="430" w:hRule="atLeast"/>
+          <w:trHeight w:val="290" w:hRule="atLeast"/>
+          <w:cantSplit/>
         </w:trPr>
         <w:tc>
           <w:tcPr>
-            <w:tcW w:type="dxa" w:w="600"/>
-            <w:vAlign w:val="center"/>
-          </w:tcPr>
-          <w:p>
-            <w:pPr>
-              <w:spacing w:after="0"/>
-              <w:jc w:val="center"/>
-            </w:pPr>
-            <w:r>
-              <w:rPr>
-                <w:rFonts w:ascii="Calibri" w:hAnsi="Calibri" w:cs="Arial"/>
-                <w:b w:val="0"/>
-                <w:i w:val="0"/>
-                <w:sz w:val="19"/>
-                <w:szCs w:val="19"/>
-              </w:rPr>
-              <w:t>1</w:t>
-            </w:r>
-          </w:p>
-        </w:tc>
-        <w:tc>
-          <w:tcPr>
-            <w:tcW w:type="dxa" w:w="5232"/>
-          </w:tcPr>
-          <w:p>
-            <w:pPr>
-              <w:spacing w:after="0"/>
-            </w:pPr>
-          </w:p>
-        </w:tc>
-        <w:tc>
-          <w:tcPr>
-            <w:tcW w:type="dxa" w:w="4232"/>
-          </w:tcPr>
-          <w:p>
-            <w:pPr>
-              <w:spacing w:after="0"/>
-            </w:pPr>
+            <w:tcW w:type="dxa" w:w="15700"/>
+            <w:gridSpan w:val="4"/>
+            <w:shd w:val="clear" w:color="auto" w:fill="D9D9D9"/>
+          </w:tcPr>
+          <w:p>
+            <w:pPr>
+              <w:keepNext/>
+              <w:spacing w:before="0" w:after="0"/>
+            </w:pPr>
+            <w:r>
+              <w:rPr>
+                <w:rFonts w:ascii="Calibri" w:hAnsi="Calibri" w:cs="Arial"/>
+                <w:b/>
+                <w:sz w:val="18"/>
+                <w:szCs w:val="18"/>
+              </w:rPr>
+              <w:t>1. KONFEKSİYON</w:t>
+            </w:r>
+            <w:r>
+              <w:rPr>
+                <w:rFonts w:ascii="Calibri" w:hAnsi="Calibri" w:cs="Arial"/>
+                <w:b w:val="0"/>
+                <w:color w:val="555555"/>
+                <w:sz w:val="15"/>
+                <w:szCs w:val="15"/>
+              </w:rPr>
+              <w:t xml:space="preserve">  Garment</w:t>
+            </w:r>
           </w:p>
         </w:tc>
       </w:tr>
       <w:tr>
         <w:trPr>
-          <w:trHeight w:val="430" w:hRule="atLeast"/>
+          <w:trHeight w:val="295" w:hRule="atLeast"/>
+          <w:cantSplit/>
         </w:trPr>
         <w:tc>
           <w:tcPr>
-            <w:tcW w:type="dxa" w:w="600"/>
-            <w:vAlign w:val="center"/>
-          </w:tcPr>
-          <w:p>
-            <w:pPr>
-              <w:spacing w:after="0"/>
-              <w:jc w:val="center"/>
-            </w:pPr>
-            <w:r>
-              <w:rPr>
-                <w:rFonts w:ascii="Calibri" w:hAnsi="Calibri" w:cs="Arial"/>
-                <w:b w:val="0"/>
-                <w:i w:val="0"/>
-                <w:sz w:val="19"/>
-                <w:szCs w:val="19"/>
-              </w:rPr>
-              <w:t>2</w:t>
-            </w:r>
-          </w:p>
-        </w:tc>
-        <w:tc>
-          <w:tcPr>
-            <w:tcW w:type="dxa" w:w="5232"/>
-          </w:tcPr>
-          <w:p>
-            <w:pPr>
-              <w:spacing w:after="0"/>
-            </w:pPr>
-          </w:p>
-        </w:tc>
-        <w:tc>
-          <w:tcPr>
-            <w:tcW w:type="dxa" w:w="4232"/>
-          </w:tcPr>
-          <w:p>
-            <w:pPr>
-              <w:spacing w:after="0"/>
-            </w:pPr>
+            <w:tcW w:type="dxa" w:w="7000"/>
+          </w:tcPr>
+          <w:p>
+            <w:pPr>
+              <w:spacing w:before="0" w:after="0"/>
+            </w:pPr>
+            <w:r>
+              <w:rPr>
+                <w:rFonts w:ascii="Calibri" w:hAnsi="Calibri" w:cs="Arial"/>
+                <w:b w:val="0"/>
+                <w:sz w:val="17"/>
+                <w:szCs w:val="17"/>
+              </w:rPr>
+              <w:t xml:space="preserve"> </w:t>
+            </w:r>
+          </w:p>
+        </w:tc>
+        <w:tc>
+          <w:tcPr>
+            <w:tcW w:type="dxa" w:w="4300"/>
+          </w:tcPr>
+          <w:p>
+            <w:pPr>
+              <w:spacing w:before="0" w:after="0"/>
+            </w:pPr>
+            <w:r>
+              <w:rPr>
+                <w:rFonts w:ascii="Calibri" w:hAnsi="Calibri" w:cs="Arial"/>
+                <w:b w:val="0"/>
+                <w:sz w:val="17"/>
+                <w:szCs w:val="17"/>
+              </w:rPr>
+              <w:t xml:space="preserve"> </w:t>
+            </w:r>
+          </w:p>
+        </w:tc>
+        <w:tc>
+          <w:tcPr>
+            <w:tcW w:type="dxa" w:w="2400"/>
+          </w:tcPr>
+          <w:p>
+            <w:pPr>
+              <w:spacing w:before="0" w:after="0"/>
+            </w:pPr>
+            <w:r>
+              <w:rPr>
+                <w:rFonts w:ascii="Calibri" w:hAnsi="Calibri" w:cs="Arial"/>
+                <w:b w:val="0"/>
+                <w:sz w:val="17"/>
+                <w:szCs w:val="17"/>
+              </w:rPr>
+              <w:t xml:space="preserve"> </w:t>
+            </w:r>
+          </w:p>
+        </w:tc>
+        <w:tc>
+          <w:tcPr>
+            <w:tcW w:type="dxa" w:w="2000"/>
+          </w:tcPr>
+          <w:p>
+            <w:pPr>
+              <w:spacing w:before="0" w:after="0"/>
+            </w:pPr>
+            <w:r>
+              <w:rPr>
+                <w:rFonts w:ascii="Calibri" w:hAnsi="Calibri" w:cs="Arial"/>
+                <w:b w:val="0"/>
+                <w:sz w:val="17"/>
+                <w:szCs w:val="17"/>
+              </w:rPr>
+              <w:t xml:space="preserve"> </w:t>
+            </w:r>
           </w:p>
         </w:tc>
       </w:tr>
       <w:tr>
         <w:trPr>
-          <w:trHeight w:val="430" w:hRule="atLeast"/>
+          <w:trHeight w:val="295" w:hRule="atLeast"/>
+          <w:cantSplit/>
         </w:trPr>
         <w:tc>
           <w:tcPr>
-            <w:tcW w:type="dxa" w:w="600"/>
-            <w:vAlign w:val="center"/>
-          </w:tcPr>
-          <w:p>
-            <w:pPr>
-              <w:spacing w:after="0"/>
-              <w:jc w:val="center"/>
-            </w:pPr>
-            <w:r>
-              <w:rPr>
-                <w:rFonts w:ascii="Calibri" w:hAnsi="Calibri" w:cs="Arial"/>
-                <w:b w:val="0"/>
-                <w:i w:val="0"/>
-                <w:sz w:val="19"/>
-                <w:szCs w:val="19"/>
-              </w:rPr>
-              <w:t>3</w:t>
-            </w:r>
-          </w:p>
-        </w:tc>
-        <w:tc>
-          <w:tcPr>
-            <w:tcW w:type="dxa" w:w="5232"/>
-          </w:tcPr>
-          <w:p>
-            <w:pPr>
-              <w:spacing w:after="0"/>
-            </w:pPr>
-          </w:p>
-        </w:tc>
-        <w:tc>
-          <w:tcPr>
-            <w:tcW w:type="dxa" w:w="4232"/>
-          </w:tcPr>
-          <w:p>
-            <w:pPr>
-              <w:spacing w:after="0"/>
-            </w:pPr>
+            <w:tcW w:type="dxa" w:w="7000"/>
+          </w:tcPr>
+          <w:p>
+            <w:pPr>
+              <w:spacing w:before="0" w:after="0"/>
+            </w:pPr>
+            <w:r>
+              <w:rPr>
+                <w:rFonts w:ascii="Calibri" w:hAnsi="Calibri" w:cs="Arial"/>
+                <w:b w:val="0"/>
+                <w:sz w:val="17"/>
+                <w:szCs w:val="17"/>
+              </w:rPr>
+              <w:t xml:space="preserve"> </w:t>
+            </w:r>
+          </w:p>
+        </w:tc>
+        <w:tc>
+          <w:tcPr>
+            <w:tcW w:type="dxa" w:w="4300"/>
+          </w:tcPr>
+          <w:p>
+            <w:pPr>
+              <w:spacing w:before="0" w:after="0"/>
+            </w:pPr>
+            <w:r>
+              <w:rPr>
+                <w:rFonts w:ascii="Calibri" w:hAnsi="Calibri" w:cs="Arial"/>
+                <w:b w:val="0"/>
+                <w:sz w:val="17"/>
+                <w:szCs w:val="17"/>
+              </w:rPr>
+              <w:t xml:space="preserve"> </w:t>
+            </w:r>
+          </w:p>
+        </w:tc>
+        <w:tc>
+          <w:tcPr>
+            <w:tcW w:type="dxa" w:w="2400"/>
+          </w:tcPr>
+          <w:p>
+            <w:pPr>
+              <w:spacing w:before="0" w:after="0"/>
+            </w:pPr>
+            <w:r>
+              <w:rPr>
+                <w:rFonts w:ascii="Calibri" w:hAnsi="Calibri" w:cs="Arial"/>
+                <w:b w:val="0"/>
+                <w:sz w:val="17"/>
+                <w:szCs w:val="17"/>
+              </w:rPr>
+              <w:t xml:space="preserve"> </w:t>
+            </w:r>
+          </w:p>
+        </w:tc>
+        <w:tc>
+          <w:tcPr>
+            <w:tcW w:type="dxa" w:w="2000"/>
+          </w:tcPr>
+          <w:p>
+            <w:pPr>
+              <w:spacing w:before="0" w:after="0"/>
+            </w:pPr>
+            <w:r>
+              <w:rPr>
+                <w:rFonts w:ascii="Calibri" w:hAnsi="Calibri" w:cs="Arial"/>
+                <w:b w:val="0"/>
+                <w:sz w:val="17"/>
+                <w:szCs w:val="17"/>
+              </w:rPr>
+              <w:t xml:space="preserve"> </w:t>
+            </w:r>
           </w:p>
         </w:tc>
       </w:tr>
       <w:tr>
         <w:trPr>
-          <w:trHeight w:val="430" w:hRule="atLeast"/>
+          <w:trHeight w:val="295" w:hRule="atLeast"/>
+          <w:cantSplit/>
         </w:trPr>
         <w:tc>
           <w:tcPr>
-            <w:tcW w:type="dxa" w:w="600"/>
-            <w:vAlign w:val="center"/>
-          </w:tcPr>
-          <w:p>
-            <w:pPr>
-              <w:spacing w:after="0"/>
-              <w:jc w:val="center"/>
-            </w:pPr>
-            <w:r>
-              <w:rPr>
-                <w:rFonts w:ascii="Calibri" w:hAnsi="Calibri" w:cs="Arial"/>
-                <w:b w:val="0"/>
-                <w:i w:val="0"/>
-                <w:sz w:val="19"/>
-                <w:szCs w:val="19"/>
-              </w:rPr>
-              <w:t>4</w:t>
-            </w:r>
-          </w:p>
-        </w:tc>
-        <w:tc>
-          <w:tcPr>
-            <w:tcW w:type="dxa" w:w="5232"/>
-          </w:tcPr>
-          <w:p>
-            <w:pPr>
-              <w:spacing w:after="0"/>
-            </w:pPr>
-          </w:p>
-        </w:tc>
-        <w:tc>
-          <w:tcPr>
-            <w:tcW w:type="dxa" w:w="4232"/>
-          </w:tcPr>
-          <w:p>
-            <w:pPr>
-              <w:spacing w:after="0"/>
-            </w:pPr>
+            <w:tcW w:type="dxa" w:w="7000"/>
+          </w:tcPr>
+          <w:p>
+            <w:pPr>
+              <w:spacing w:before="0" w:after="0"/>
+            </w:pPr>
+            <w:r>
+              <w:rPr>
+                <w:rFonts w:ascii="Calibri" w:hAnsi="Calibri" w:cs="Arial"/>
+                <w:b w:val="0"/>
+                <w:sz w:val="17"/>
+                <w:szCs w:val="17"/>
+              </w:rPr>
+              <w:t xml:space="preserve"> </w:t>
+            </w:r>
+          </w:p>
+        </w:tc>
+        <w:tc>
+          <w:tcPr>
+            <w:tcW w:type="dxa" w:w="4300"/>
+          </w:tcPr>
+          <w:p>
+            <w:pPr>
+              <w:spacing w:before="0" w:after="0"/>
+            </w:pPr>
+            <w:r>
+              <w:rPr>
+                <w:rFonts w:ascii="Calibri" w:hAnsi="Calibri" w:cs="Arial"/>
+                <w:b w:val="0"/>
+                <w:sz w:val="17"/>
+                <w:szCs w:val="17"/>
+              </w:rPr>
+              <w:t xml:space="preserve"> </w:t>
+            </w:r>
+          </w:p>
+        </w:tc>
+        <w:tc>
+          <w:tcPr>
+            <w:tcW w:type="dxa" w:w="2400"/>
+          </w:tcPr>
+          <w:p>
+            <w:pPr>
+              <w:spacing w:before="0" w:after="0"/>
+            </w:pPr>
+            <w:r>
+              <w:rPr>
+                <w:rFonts w:ascii="Calibri" w:hAnsi="Calibri" w:cs="Arial"/>
+                <w:b w:val="0"/>
+                <w:sz w:val="17"/>
+                <w:szCs w:val="17"/>
+              </w:rPr>
+              <w:t xml:space="preserve"> </w:t>
+            </w:r>
+          </w:p>
+        </w:tc>
+        <w:tc>
+          <w:tcPr>
+            <w:tcW w:type="dxa" w:w="2000"/>
+          </w:tcPr>
+          <w:p>
+            <w:pPr>
+              <w:spacing w:before="0" w:after="0"/>
+            </w:pPr>
+            <w:r>
+              <w:rPr>
+                <w:rFonts w:ascii="Calibri" w:hAnsi="Calibri" w:cs="Arial"/>
+                <w:b w:val="0"/>
+                <w:sz w:val="17"/>
+                <w:szCs w:val="17"/>
+              </w:rPr>
+              <w:t xml:space="preserve"> </w:t>
+            </w:r>
           </w:p>
         </w:tc>
       </w:tr>
       <w:tr>
         <w:trPr>
-          <w:trHeight w:val="430" w:hRule="atLeast"/>
+          <w:trHeight w:val="295" w:hRule="atLeast"/>
+          <w:cantSplit/>
         </w:trPr>
         <w:tc>
           <w:tcPr>
-            <w:tcW w:type="dxa" w:w="600"/>
-            <w:vAlign w:val="center"/>
-          </w:tcPr>
-          <w:p>
-            <w:pPr>
-              <w:spacing w:after="0"/>
-              <w:jc w:val="center"/>
-            </w:pPr>
-            <w:r>
-              <w:rPr>
-                <w:rFonts w:ascii="Calibri" w:hAnsi="Calibri" w:cs="Arial"/>
-                <w:b w:val="0"/>
-                <w:i w:val="0"/>
-                <w:sz w:val="19"/>
-                <w:szCs w:val="19"/>
-              </w:rPr>
-              <w:t>5</w:t>
-            </w:r>
-          </w:p>
-        </w:tc>
-        <w:tc>
-          <w:tcPr>
-            <w:tcW w:type="dxa" w:w="5232"/>
-          </w:tcPr>
-          <w:p>
-            <w:pPr>
-              <w:spacing w:after="0"/>
-            </w:pPr>
-          </w:p>
-        </w:tc>
-        <w:tc>
-          <w:tcPr>
-            <w:tcW w:type="dxa" w:w="4232"/>
-          </w:tcPr>
-          <w:p>
-            <w:pPr>
-              <w:spacing w:after="0"/>
-            </w:pPr>
+            <w:tcW w:type="dxa" w:w="7000"/>
+          </w:tcPr>
+          <w:p>
+            <w:pPr>
+              <w:spacing w:before="0" w:after="0"/>
+            </w:pPr>
+            <w:r>
+              <w:rPr>
+                <w:rFonts w:ascii="Calibri" w:hAnsi="Calibri" w:cs="Arial"/>
+                <w:b w:val="0"/>
+                <w:sz w:val="17"/>
+                <w:szCs w:val="17"/>
+              </w:rPr>
+              <w:t xml:space="preserve"> </w:t>
+            </w:r>
+          </w:p>
+        </w:tc>
+        <w:tc>
+          <w:tcPr>
+            <w:tcW w:type="dxa" w:w="4300"/>
+          </w:tcPr>
+          <w:p>
+            <w:pPr>
+              <w:spacing w:before="0" w:after="0"/>
+            </w:pPr>
+            <w:r>
+              <w:rPr>
+                <w:rFonts w:ascii="Calibri" w:hAnsi="Calibri" w:cs="Arial"/>
+                <w:b w:val="0"/>
+                <w:sz w:val="17"/>
+                <w:szCs w:val="17"/>
+              </w:rPr>
+              <w:t xml:space="preserve"> </w:t>
+            </w:r>
+          </w:p>
+        </w:tc>
+        <w:tc>
+          <w:tcPr>
+            <w:tcW w:type="dxa" w:w="2400"/>
+          </w:tcPr>
+          <w:p>
+            <w:pPr>
+              <w:spacing w:before="0" w:after="0"/>
+            </w:pPr>
+            <w:r>
+              <w:rPr>
+                <w:rFonts w:ascii="Calibri" w:hAnsi="Calibri" w:cs="Arial"/>
+                <w:b w:val="0"/>
+                <w:sz w:val="17"/>
+                <w:szCs w:val="17"/>
+              </w:rPr>
+              <w:t xml:space="preserve"> </w:t>
+            </w:r>
+          </w:p>
+        </w:tc>
+        <w:tc>
+          <w:tcPr>
+            <w:tcW w:type="dxa" w:w="2000"/>
+          </w:tcPr>
+          <w:p>
+            <w:pPr>
+              <w:spacing w:before="0" w:after="0"/>
+            </w:pPr>
+            <w:r>
+              <w:rPr>
+                <w:rFonts w:ascii="Calibri" w:hAnsi="Calibri" w:cs="Arial"/>
+                <w:b w:val="0"/>
+                <w:sz w:val="17"/>
+                <w:szCs w:val="17"/>
+              </w:rPr>
+              <w:t xml:space="preserve"> </w:t>
+            </w:r>
+          </w:p>
+        </w:tc>
+      </w:tr>
+      <w:tr>
+        <w:trPr>
+          <w:trHeight w:val="295" w:hRule="atLeast"/>
+          <w:cantSplit/>
+        </w:trPr>
+        <w:tc>
+          <w:tcPr>
+            <w:tcW w:type="dxa" w:w="7000"/>
+          </w:tcPr>
+          <w:p>
+            <w:pPr>
+              <w:spacing w:before="0" w:after="0"/>
+            </w:pPr>
+            <w:r>
+              <w:rPr>
+                <w:rFonts w:ascii="Calibri" w:hAnsi="Calibri" w:cs="Arial"/>
+                <w:b w:val="0"/>
+                <w:sz w:val="17"/>
+                <w:szCs w:val="17"/>
+              </w:rPr>
+              <w:t xml:space="preserve"> </w:t>
+            </w:r>
+          </w:p>
+        </w:tc>
+        <w:tc>
+          <w:tcPr>
+            <w:tcW w:type="dxa" w:w="4300"/>
+          </w:tcPr>
+          <w:p>
+            <w:pPr>
+              <w:spacing w:before="0" w:after="0"/>
+            </w:pPr>
+            <w:r>
+              <w:rPr>
+                <w:rFonts w:ascii="Calibri" w:hAnsi="Calibri" w:cs="Arial"/>
+                <w:b w:val="0"/>
+                <w:sz w:val="17"/>
+                <w:szCs w:val="17"/>
+              </w:rPr>
+              <w:t xml:space="preserve"> </w:t>
+            </w:r>
+          </w:p>
+        </w:tc>
+        <w:tc>
+          <w:tcPr>
+            <w:tcW w:type="dxa" w:w="2400"/>
+          </w:tcPr>
+          <w:p>
+            <w:pPr>
+              <w:spacing w:before="0" w:after="0"/>
+            </w:pPr>
+            <w:r>
+              <w:rPr>
+                <w:rFonts w:ascii="Calibri" w:hAnsi="Calibri" w:cs="Arial"/>
+                <w:b w:val="0"/>
+                <w:sz w:val="17"/>
+                <w:szCs w:val="17"/>
+              </w:rPr>
+              <w:t xml:space="preserve"> </w:t>
+            </w:r>
+          </w:p>
+        </w:tc>
+        <w:tc>
+          <w:tcPr>
+            <w:tcW w:type="dxa" w:w="2000"/>
+          </w:tcPr>
+          <w:p>
+            <w:pPr>
+              <w:spacing w:before="0" w:after="0"/>
+            </w:pPr>
+            <w:r>
+              <w:rPr>
+                <w:rFonts w:ascii="Calibri" w:hAnsi="Calibri" w:cs="Arial"/>
+                <w:b w:val="0"/>
+                <w:sz w:val="17"/>
+                <w:szCs w:val="17"/>
+              </w:rPr>
+              <w:t xml:space="preserve"> </w:t>
+            </w:r>
+          </w:p>
+        </w:tc>
+      </w:tr>
+      <w:tr>
+        <w:trPr>
+          <w:trHeight w:val="295" w:hRule="atLeast"/>
+          <w:cantSplit/>
+        </w:trPr>
+        <w:tc>
+          <w:tcPr>
+            <w:tcW w:type="dxa" w:w="7000"/>
+          </w:tcPr>
+          <w:p>
+            <w:pPr>
+              <w:spacing w:before="0" w:after="0"/>
+            </w:pPr>
+            <w:r>
+              <w:rPr>
+                <w:rFonts w:ascii="Calibri" w:hAnsi="Calibri" w:cs="Arial"/>
+                <w:b w:val="0"/>
+                <w:sz w:val="17"/>
+                <w:szCs w:val="17"/>
+              </w:rPr>
+              <w:t xml:space="preserve"> </w:t>
+            </w:r>
+          </w:p>
+        </w:tc>
+        <w:tc>
+          <w:tcPr>
+            <w:tcW w:type="dxa" w:w="4300"/>
+          </w:tcPr>
+          <w:p>
+            <w:pPr>
+              <w:spacing w:before="0" w:after="0"/>
+            </w:pPr>
+            <w:r>
+              <w:rPr>
+                <w:rFonts w:ascii="Calibri" w:hAnsi="Calibri" w:cs="Arial"/>
+                <w:b w:val="0"/>
+                <w:sz w:val="17"/>
+                <w:szCs w:val="17"/>
+              </w:rPr>
+              <w:t xml:space="preserve"> </w:t>
+            </w:r>
+          </w:p>
+        </w:tc>
+        <w:tc>
+          <w:tcPr>
+            <w:tcW w:type="dxa" w:w="2400"/>
+          </w:tcPr>
+          <w:p>
+            <w:pPr>
+              <w:spacing w:before="0" w:after="0"/>
+            </w:pPr>
+            <w:r>
+              <w:rPr>
+                <w:rFonts w:ascii="Calibri" w:hAnsi="Calibri" w:cs="Arial"/>
+                <w:b w:val="0"/>
+                <w:sz w:val="17"/>
+                <w:szCs w:val="17"/>
+              </w:rPr>
+              <w:t xml:space="preserve"> </w:t>
+            </w:r>
+          </w:p>
+        </w:tc>
+        <w:tc>
+          <w:tcPr>
+            <w:tcW w:type="dxa" w:w="2000"/>
+          </w:tcPr>
+          <w:p>
+            <w:pPr>
+              <w:spacing w:before="0" w:after="0"/>
+            </w:pPr>
+            <w:r>
+              <w:rPr>
+                <w:rFonts w:ascii="Calibri" w:hAnsi="Calibri" w:cs="Arial"/>
+                <w:b w:val="0"/>
+                <w:sz w:val="17"/>
+                <w:szCs w:val="17"/>
+              </w:rPr>
+              <w:t xml:space="preserve"> </w:t>
+            </w:r>
           </w:p>
         </w:tc>
       </w:tr>
     </w:tbl>
     <w:p>
       <w:pPr>
-        <w:keepNext/>
-        <w:spacing w:before="180" w:after="60" w:line="240" w:lineRule="auto"/>
-        <w:ind w:left="709"/>
+        <w:spacing w:line="30" w:lineRule="exact" w:before="0" w:after="0"/>
       </w:pPr>
       <w:r>
         <w:rPr>
-          <w:rFonts w:ascii="Calibri" w:hAnsi="Calibri" w:cs="Arial"/>
-          <w:b/>
-          <w:i w:val="0"/>
-          <w:sz w:val="23"/>
-          <w:szCs w:val="23"/>
+          <w:sz w:val="2"/>
         </w:rPr>
-        <w:t>AKSİYONLAR</w:t>
-      </w:r>
-      <w:r>
-        <w:rPr>
-          <w:rFonts w:ascii="Calibri" w:hAnsi="Calibri" w:cs="Arial"/>
-          <w:b w:val="0"/>
-          <w:i w:val="0"/>
-          <w:color w:val="555555"/>
-          <w:sz w:val="19"/>
-          <w:szCs w:val="19"/>
-        </w:rPr>
-        <w:t xml:space="preserve">   ACTIONS  ·  </w:t>
-      </w:r>
-      <w:r>
-        <w:rPr>
-          <w:rFonts w:ascii="Calibri" w:hAnsi="Calibri" w:cs="Arial"/>
-          <w:b w:val="0"/>
-          <w:i w:val="0"/>
-          <w:color w:val="555555"/>
-          <w:sz w:val="19"/>
-          <w:szCs w:val="19"/>
-          <w:rtl/>
-        </w:rPr>
-        <w:t>الإجراءات</w:t>
+        <w:br w:type="page"/>
       </w:r>
     </w:p>
     <w:tbl>
       <w:tblPr>
-        <w:tblW w:type="auto" w:w="0"/>
+        <w:tblW w:type="dxa" w:w="15700"/>
+        <w:tblLook w:firstColumn="1" w:firstRow="1" w:lastColumn="0" w:lastRow="0" w:noHBand="0" w:noVBand="1" w:val="04A0"/>
+        <w:tblBorders>
+          <w:top w:val="single" w:sz="4" w:space="0" w:color="000000"/>
+          <w:left w:val="single" w:sz="4" w:space="0" w:color="000000"/>
+          <w:bottom w:val="single" w:sz="4" w:space="0" w:color="000000"/>
+          <w:right w:val="single" w:sz="4" w:space="0" w:color="000000"/>
+          <w:insideH w:val="single" w:sz="4" w:space="0" w:color="000000"/>
+          <w:insideV w:val="single" w:sz="4" w:space="0" w:color="000000"/>
+        </w:tblBorders>
         <w:tblLayout w:type="fixed"/>
-        <w:tblLook w:firstColumn="1" w:firstRow="1" w:lastColumn="0" w:lastRow="0" w:noHBand="0" w:noVBand="1" w:val="04A0"/>
-        <w:tblInd w:w="709" w:type="dxa"/>
-        <w:tblLayout w:type="fixed"/>
-        <w:tblBorders>
-          <w:top w:val="single" w:sz="6" w:space="0" w:color="000000"/>
-          <w:left w:val="single" w:sz="6" w:space="0" w:color="000000"/>
-          <w:bottom w:val="single" w:sz="6" w:space="0" w:color="000000"/>
-          <w:right w:val="single" w:sz="6" w:space="0" w:color="000000"/>
-          <w:insideH w:val="single" w:sz="6" w:space="0" w:color="000000"/>
-          <w:insideV w:val="single" w:sz="6" w:space="0" w:color="000000"/>
-        </w:tblBorders>
+        <w:tblCellMar>
+          <w:top w:w="12" w:type="dxa"/>
+          <w:left w:w="70" w:type="dxa"/>
+          <w:bottom w:w="12" w:type="dxa"/>
+          <w:right w:w="70" w:type="dxa"/>
+        </w:tblCellMar>
       </w:tblPr>
       <w:tblGrid>
-        <w:gridCol w:w="600"/>
-        <w:gridCol w:w="5264"/>
-        <w:gridCol w:w="2200"/>
+        <w:gridCol w:w="7000"/>
+        <w:gridCol w:w="4300"/>
+        <w:gridCol w:w="2400"/>
         <w:gridCol w:w="2000"/>
       </w:tblGrid>
       <w:tr>
         <w:trPr>
-          <w:trHeight w:val="400" w:hRule="atLeast"/>
+          <w:trHeight w:val="330" w:hRule="atLeast"/>
+          <w:tblHeader/>
         </w:trPr>
         <w:tc>
           <w:tcPr>
-            <w:tcW w:type="dxa" w:w="600"/>
-            <w:shd w:val="clear" w:color="auto" w:fill="D9D9D9"/>
-            <w:vAlign w:val="center"/>
-          </w:tcPr>
-          <w:p>
-            <w:pPr>
-              <w:spacing w:after="0"/>
+            <w:tcW w:type="dxa" w:w="7000"/>
+            <w:shd w:val="clear" w:color="auto" w:fill="F2F2F2"/>
+          </w:tcPr>
+          <w:p>
+            <w:pPr>
+              <w:spacing w:before="0" w:after="0"/>
             </w:pPr>
             <w:r>
               <w:rPr>
                 <w:rFonts w:ascii="Calibri" w:hAnsi="Calibri" w:cs="Arial"/>
                 <w:b/>
-                <w:i w:val="0"/>
-                <w:sz w:val="19"/>
-                <w:szCs w:val="19"/>
-              </w:rPr>
-              <w:t>No</w:t>
-            </w:r>
-          </w:p>
-          <w:p>
-            <w:pPr>
-              <w:spacing w:after="0"/>
-            </w:pPr>
-            <w:r>
-              <w:rPr>
-                <w:rFonts w:ascii="Calibri" w:hAnsi="Calibri" w:cs="Arial"/>
-                <w:b w:val="0"/>
-                <w:i w:val="0"/>
+                <w:sz w:val="17"/>
+                <w:szCs w:val="17"/>
+              </w:rPr>
+              <w:t>Görüşülen Konu ve Alınan Karar</w:t>
+            </w:r>
+          </w:p>
+          <w:p>
+            <w:pPr>
+              <w:spacing w:before="0" w:after="0"/>
+            </w:pPr>
+            <w:r>
+              <w:rPr>
+                <w:rFonts w:ascii="Calibri" w:hAnsi="Calibri" w:cs="Arial"/>
+                <w:b w:val="0"/>
                 <w:color w:val="555555"/>
-                <w:sz w:val="14"/>
-                <w:szCs w:val="14"/>
-              </w:rPr>
-              <w:t xml:space="preserve">No  ·  </w:t>
-            </w:r>
-            <w:r>
-              <w:rPr>
-                <w:rFonts w:ascii="Calibri" w:hAnsi="Calibri" w:cs="Arial"/>
-                <w:b w:val="0"/>
-                <w:i w:val="0"/>
+                <w:sz w:val="12"/>
+                <w:szCs w:val="12"/>
+              </w:rPr>
+              <w:t>Topic Discussed and Decision Taken</w:t>
+            </w:r>
+          </w:p>
+        </w:tc>
+        <w:tc>
+          <w:tcPr>
+            <w:tcW w:type="dxa" w:w="4300"/>
+            <w:shd w:val="clear" w:color="auto" w:fill="F2F2F2"/>
+          </w:tcPr>
+          <w:p>
+            <w:pPr>
+              <w:spacing w:before="0" w:after="0"/>
+            </w:pPr>
+            <w:r>
+              <w:rPr>
+                <w:rFonts w:ascii="Calibri" w:hAnsi="Calibri" w:cs="Arial"/>
+                <w:b/>
+                <w:sz w:val="17"/>
+                <w:szCs w:val="17"/>
+              </w:rPr>
+              <w:t>Aksiyon</w:t>
+            </w:r>
+          </w:p>
+          <w:p>
+            <w:pPr>
+              <w:spacing w:before="0" w:after="0"/>
+            </w:pPr>
+            <w:r>
+              <w:rPr>
+                <w:rFonts w:ascii="Calibri" w:hAnsi="Calibri" w:cs="Arial"/>
+                <w:b w:val="0"/>
                 <w:color w:val="555555"/>
-                <w:sz w:val="14"/>
-                <w:szCs w:val="14"/>
-                <w:rtl/>
-              </w:rPr>
-              <w:t>م</w:t>
-            </w:r>
-          </w:p>
-        </w:tc>
-        <w:tc>
-          <w:tcPr>
-            <w:tcW w:type="dxa" w:w="5264"/>
-            <w:shd w:val="clear" w:color="auto" w:fill="D9D9D9"/>
-            <w:vAlign w:val="center"/>
-          </w:tcPr>
-          <w:p>
-            <w:pPr>
-              <w:spacing w:after="0"/>
+                <w:sz w:val="12"/>
+                <w:szCs w:val="12"/>
+              </w:rPr>
+              <w:t>Action</w:t>
+            </w:r>
+          </w:p>
+        </w:tc>
+        <w:tc>
+          <w:tcPr>
+            <w:tcW w:type="dxa" w:w="2400"/>
+            <w:shd w:val="clear" w:color="auto" w:fill="F2F2F2"/>
+          </w:tcPr>
+          <w:p>
+            <w:pPr>
+              <w:spacing w:before="0" w:after="0"/>
             </w:pPr>
             <w:r>
               <w:rPr>
                 <w:rFonts w:ascii="Calibri" w:hAnsi="Calibri" w:cs="Arial"/>
                 <w:b/>
-                <w:i w:val="0"/>
-                <w:sz w:val="19"/>
-                <w:szCs w:val="19"/>
-              </w:rPr>
-              <w:t>Aksiyon</w:t>
-            </w:r>
-          </w:p>
-          <w:p>
-            <w:pPr>
-              <w:spacing w:after="0"/>
-            </w:pPr>
-            <w:r>
-              <w:rPr>
-                <w:rFonts w:ascii="Calibri" w:hAnsi="Calibri" w:cs="Arial"/>
-                <w:b w:val="0"/>
-                <w:i w:val="0"/>
+                <w:sz w:val="17"/>
+                <w:szCs w:val="17"/>
+              </w:rPr>
+              <w:t>Sorumlu</w:t>
+            </w:r>
+          </w:p>
+          <w:p>
+            <w:pPr>
+              <w:spacing w:before="0" w:after="0"/>
+            </w:pPr>
+            <w:r>
+              <w:rPr>
+                <w:rFonts w:ascii="Calibri" w:hAnsi="Calibri" w:cs="Arial"/>
+                <w:b w:val="0"/>
                 <w:color w:val="555555"/>
-                <w:sz w:val="14"/>
-                <w:szCs w:val="14"/>
-              </w:rPr>
-              <w:t xml:space="preserve">Action  ·  </w:t>
-            </w:r>
-            <w:r>
-              <w:rPr>
-                <w:rFonts w:ascii="Calibri" w:hAnsi="Calibri" w:cs="Arial"/>
-                <w:b w:val="0"/>
-                <w:i w:val="0"/>
+                <w:sz w:val="12"/>
+                <w:szCs w:val="12"/>
+              </w:rPr>
+              <w:t>Owner</w:t>
+            </w:r>
+          </w:p>
+        </w:tc>
+        <w:tc>
+          <w:tcPr>
+            <w:tcW w:type="dxa" w:w="2000"/>
+            <w:shd w:val="clear" w:color="auto" w:fill="F2F2F2"/>
+          </w:tcPr>
+          <w:p>
+            <w:pPr>
+              <w:spacing w:before="0" w:after="0"/>
+            </w:pPr>
+            <w:r>
+              <w:rPr>
+                <w:rFonts w:ascii="Calibri" w:hAnsi="Calibri" w:cs="Arial"/>
+                <w:b/>
+                <w:sz w:val="17"/>
+                <w:szCs w:val="17"/>
+              </w:rPr>
+              <w:t>Termin</w:t>
+            </w:r>
+          </w:p>
+          <w:p>
+            <w:pPr>
+              <w:spacing w:before="0" w:after="0"/>
+            </w:pPr>
+            <w:r>
+              <w:rPr>
+                <w:rFonts w:ascii="Calibri" w:hAnsi="Calibri" w:cs="Arial"/>
+                <w:b w:val="0"/>
                 <w:color w:val="555555"/>
-                <w:sz w:val="14"/>
-                <w:szCs w:val="14"/>
-                <w:rtl/>
-              </w:rPr>
-              <w:t>الإجراء</w:t>
-            </w:r>
-          </w:p>
-        </w:tc>
-        <w:tc>
-          <w:tcPr>
-            <w:tcW w:type="dxa" w:w="2200"/>
-            <w:shd w:val="clear" w:color="auto" w:fill="D9D9D9"/>
-            <w:vAlign w:val="center"/>
-          </w:tcPr>
-          <w:p>
-            <w:pPr>
-              <w:spacing w:after="0"/>
-            </w:pPr>
-            <w:r>
-              <w:rPr>
-                <w:rFonts w:ascii="Calibri" w:hAnsi="Calibri" w:cs="Arial"/>
-                <w:b/>
-                <w:i w:val="0"/>
-                <w:sz w:val="19"/>
-                <w:szCs w:val="19"/>
-              </w:rPr>
-              <w:t>Sorumlu</w:t>
-            </w:r>
-          </w:p>
-          <w:p>
-            <w:pPr>
-              <w:spacing w:after="0"/>
-            </w:pPr>
-            <w:r>
-              <w:rPr>
-                <w:rFonts w:ascii="Calibri" w:hAnsi="Calibri" w:cs="Arial"/>
-                <w:b w:val="0"/>
-                <w:i w:val="0"/>
-                <w:color w:val="555555"/>
-                <w:sz w:val="14"/>
-                <w:szCs w:val="14"/>
-              </w:rPr>
-              <w:t xml:space="preserve">Owner  ·  </w:t>
-            </w:r>
-            <w:r>
-              <w:rPr>
-                <w:rFonts w:ascii="Calibri" w:hAnsi="Calibri" w:cs="Arial"/>
-                <w:b w:val="0"/>
-                <w:i w:val="0"/>
-                <w:color w:val="555555"/>
-                <w:sz w:val="14"/>
-                <w:szCs w:val="14"/>
-                <w:rtl/>
-              </w:rPr>
-              <w:t>المسؤول</w:t>
-            </w:r>
-          </w:p>
-        </w:tc>
-        <w:tc>
-          <w:tcPr>
-            <w:tcW w:type="dxa" w:w="2000"/>
-            <w:shd w:val="clear" w:color="auto" w:fill="D9D9D9"/>
-            <w:vAlign w:val="center"/>
-          </w:tcPr>
-          <w:p>
-            <w:pPr>
-              <w:spacing w:after="0"/>
-            </w:pPr>
-            <w:r>
-              <w:rPr>
-                <w:rFonts w:ascii="Calibri" w:hAnsi="Calibri" w:cs="Arial"/>
-                <w:b/>
-                <w:i w:val="0"/>
-                <w:sz w:val="19"/>
-                <w:szCs w:val="19"/>
-              </w:rPr>
-              <w:t>Termin</w:t>
-            </w:r>
-          </w:p>
-          <w:p>
-            <w:pPr>
-              <w:spacing w:after="0"/>
-            </w:pPr>
-            <w:r>
-              <w:rPr>
-                <w:rFonts w:ascii="Calibri" w:hAnsi="Calibri" w:cs="Arial"/>
-                <w:b w:val="0"/>
-                <w:i w:val="0"/>
-                <w:color w:val="555555"/>
-                <w:sz w:val="14"/>
-                <w:szCs w:val="14"/>
-              </w:rPr>
-              <w:t xml:space="preserve">Due Date  ·  </w:t>
-            </w:r>
-            <w:r>
-              <w:rPr>
-                <w:rFonts w:ascii="Calibri" w:hAnsi="Calibri" w:cs="Arial"/>
-                <w:b w:val="0"/>
-                <w:i w:val="0"/>
-                <w:color w:val="555555"/>
-                <w:sz w:val="14"/>
-                <w:szCs w:val="14"/>
-                <w:rtl/>
-              </w:rPr>
-              <w:t>الموعد</w:t>
+                <w:sz w:val="12"/>
+                <w:szCs w:val="12"/>
+              </w:rPr>
+              <w:t>Due Date</w:t>
             </w:r>
           </w:p>
         </w:tc>
       </w:tr>
       <w:tr>
         <w:trPr>
-          <w:trHeight w:val="400" w:hRule="atLeast"/>
+          <w:trHeight w:val="290" w:hRule="atLeast"/>
+          <w:cantSplit/>
         </w:trPr>
         <w:tc>
           <w:tcPr>
-            <w:tcW w:type="dxa" w:w="600"/>
-            <w:vAlign w:val="center"/>
-          </w:tcPr>
-          <w:p>
-            <w:pPr>
-              <w:spacing w:after="0"/>
-              <w:jc w:val="center"/>
-            </w:pPr>
-            <w:r>
-              <w:rPr>
-                <w:rFonts w:ascii="Calibri" w:hAnsi="Calibri" w:cs="Arial"/>
-                <w:b w:val="0"/>
-                <w:i w:val="0"/>
-                <w:sz w:val="19"/>
-                <w:szCs w:val="19"/>
-              </w:rPr>
-              <w:t>1</w:t>
-            </w:r>
-          </w:p>
-        </w:tc>
-        <w:tc>
-          <w:tcPr>
-            <w:tcW w:type="dxa" w:w="5264"/>
-          </w:tcPr>
-          <w:p>
-            <w:pPr>
-              <w:spacing w:after="0"/>
-            </w:pPr>
-          </w:p>
-        </w:tc>
-        <w:tc>
-          <w:tcPr>
-            <w:tcW w:type="dxa" w:w="2200"/>
-          </w:tcPr>
-          <w:p>
-            <w:pPr>
-              <w:spacing w:after="0"/>
-            </w:pPr>
-          </w:p>
-        </w:tc>
-        <w:tc>
-          <w:tcPr>
-            <w:tcW w:type="dxa" w:w="2000"/>
-          </w:tcPr>
-          <w:p>
-            <w:pPr>
-              <w:spacing w:after="0"/>
-            </w:pPr>
+            <w:tcW w:type="dxa" w:w="15700"/>
+            <w:gridSpan w:val="4"/>
+            <w:shd w:val="clear" w:color="auto" w:fill="D9D9D9"/>
+          </w:tcPr>
+          <w:p>
+            <w:pPr>
+              <w:keepNext/>
+              <w:spacing w:before="0" w:after="0"/>
+            </w:pPr>
+            <w:r>
+              <w:rPr>
+                <w:rFonts w:ascii="Calibri" w:hAnsi="Calibri" w:cs="Arial"/>
+                <w:b/>
+                <w:sz w:val="18"/>
+                <w:szCs w:val="18"/>
+              </w:rPr>
+              <w:t>2. ÖRGÜ &amp; BOYA</w:t>
+            </w:r>
+            <w:r>
+              <w:rPr>
+                <w:rFonts w:ascii="Calibri" w:hAnsi="Calibri" w:cs="Arial"/>
+                <w:b w:val="0"/>
+                <w:color w:val="555555"/>
+                <w:sz w:val="15"/>
+                <w:szCs w:val="15"/>
+              </w:rPr>
+              <w:t xml:space="preserve">  Knitting &amp; Dyeing</w:t>
+            </w:r>
           </w:p>
         </w:tc>
       </w:tr>
       <w:tr>
         <w:trPr>
-          <w:trHeight w:val="400" w:hRule="atLeast"/>
+          <w:trHeight w:val="295" w:hRule="atLeast"/>
+          <w:cantSplit/>
         </w:trPr>
         <w:tc>
           <w:tcPr>
-            <w:tcW w:type="dxa" w:w="600"/>
-            <w:vAlign w:val="center"/>
-          </w:tcPr>
-          <w:p>
-            <w:pPr>
-              <w:spacing w:after="0"/>
-              <w:jc w:val="center"/>
-            </w:pPr>
-            <w:r>
-              <w:rPr>
-                <w:rFonts w:ascii="Calibri" w:hAnsi="Calibri" w:cs="Arial"/>
-                <w:b w:val="0"/>
-                <w:i w:val="0"/>
-                <w:sz w:val="19"/>
-                <w:szCs w:val="19"/>
-              </w:rPr>
-              <w:t>2</w:t>
-            </w:r>
-          </w:p>
-        </w:tc>
-        <w:tc>
-          <w:tcPr>
-            <w:tcW w:type="dxa" w:w="5264"/>
-          </w:tcPr>
-          <w:p>
-            <w:pPr>
-              <w:spacing w:after="0"/>
-            </w:pPr>
-          </w:p>
-        </w:tc>
-        <w:tc>
-          <w:tcPr>
-            <w:tcW w:type="dxa" w:w="2200"/>
-          </w:tcPr>
-          <w:p>
-            <w:pPr>
-              <w:spacing w:after="0"/>
-            </w:pPr>
+            <w:tcW w:type="dxa" w:w="7000"/>
+          </w:tcPr>
+          <w:p>
+            <w:pPr>
+              <w:spacing w:before="0" w:after="0"/>
+            </w:pPr>
+            <w:r>
+              <w:rPr>
+                <w:rFonts w:ascii="Calibri" w:hAnsi="Calibri" w:cs="Arial"/>
+                <w:b w:val="0"/>
+                <w:sz w:val="17"/>
+                <w:szCs w:val="17"/>
+              </w:rPr>
+              <w:t xml:space="preserve"> </w:t>
+            </w:r>
+          </w:p>
+        </w:tc>
+        <w:tc>
+          <w:tcPr>
+            <w:tcW w:type="dxa" w:w="4300"/>
+          </w:tcPr>
+          <w:p>
+            <w:pPr>
+              <w:spacing w:before="0" w:after="0"/>
+            </w:pPr>
+            <w:r>
+              <w:rPr>
+                <w:rFonts w:ascii="Calibri" w:hAnsi="Calibri" w:cs="Arial"/>
+                <w:b w:val="0"/>
+                <w:sz w:val="17"/>
+                <w:szCs w:val="17"/>
+              </w:rPr>
+              <w:t xml:space="preserve"> </w:t>
+            </w:r>
+          </w:p>
+        </w:tc>
+        <w:tc>
+          <w:tcPr>
+            <w:tcW w:type="dxa" w:w="2400"/>
+          </w:tcPr>
+          <w:p>
+            <w:pPr>
+              <w:spacing w:before="0" w:after="0"/>
+            </w:pPr>
+            <w:r>
+              <w:rPr>
+                <w:rFonts w:ascii="Calibri" w:hAnsi="Calibri" w:cs="Arial"/>
+                <w:b w:val="0"/>
+                <w:sz w:val="17"/>
+                <w:szCs w:val="17"/>
+              </w:rPr>
+              <w:t xml:space="preserve"> </w:t>
+            </w:r>
           </w:p>
         </w:tc>
         <w:tc>
@@ -1878,55 +3441,80 @@
           </w:tcPr>
           <w:p>
             <w:pPr>
-              <w:spacing w:after="0"/>
-            </w:pPr>
+              <w:spacing w:before="0" w:after="0"/>
+            </w:pPr>
+            <w:r>
+              <w:rPr>
+                <w:rFonts w:ascii="Calibri" w:hAnsi="Calibri" w:cs="Arial"/>
+                <w:b w:val="0"/>
+                <w:sz w:val="17"/>
+                <w:szCs w:val="17"/>
+              </w:rPr>
+              <w:t xml:space="preserve"> </w:t>
+            </w:r>
           </w:p>
         </w:tc>
       </w:tr>
       <w:tr>
         <w:trPr>
-          <w:trHeight w:val="400" w:hRule="atLeast"/>
+          <w:trHeight w:val="295" w:hRule="atLeast"/>
+          <w:cantSplit/>
         </w:trPr>
         <w:tc>
           <w:tcPr>
-            <w:tcW w:type="dxa" w:w="600"/>
-            <w:vAlign w:val="center"/>
-          </w:tcPr>
-          <w:p>
-            <w:pPr>
-              <w:spacing w:after="0"/>
-              <w:jc w:val="center"/>
-            </w:pPr>
-            <w:r>
-              <w:rPr>
-                <w:rFonts w:ascii="Calibri" w:hAnsi="Calibri" w:cs="Arial"/>
-                <w:b w:val="0"/>
-                <w:i w:val="0"/>
-                <w:sz w:val="19"/>
-                <w:szCs w:val="19"/>
-              </w:rPr>
-              <w:t>3</w:t>
-            </w:r>
-          </w:p>
-        </w:tc>
-        <w:tc>
-          <w:tcPr>
-            <w:tcW w:type="dxa" w:w="5264"/>
-          </w:tcPr>
-          <w:p>
-            <w:pPr>
-              <w:spacing w:after="0"/>
-            </w:pPr>
-          </w:p>
-        </w:tc>
-        <w:tc>
-          <w:tcPr>
-            <w:tcW w:type="dxa" w:w="2200"/>
-          </w:tcPr>
-          <w:p>
-            <w:pPr>
-              <w:spacing w:after="0"/>
-            </w:pPr>
+            <w:tcW w:type="dxa" w:w="7000"/>
+          </w:tcPr>
+          <w:p>
+            <w:pPr>
+              <w:spacing w:before="0" w:after="0"/>
+            </w:pPr>
+            <w:r>
+              <w:rPr>
+                <w:rFonts w:ascii="Calibri" w:hAnsi="Calibri" w:cs="Arial"/>
+                <w:b w:val="0"/>
+                <w:sz w:val="17"/>
+                <w:szCs w:val="17"/>
+              </w:rPr>
+              <w:t xml:space="preserve"> </w:t>
+            </w:r>
+          </w:p>
+        </w:tc>
+        <w:tc>
+          <w:tcPr>
+            <w:tcW w:type="dxa" w:w="4300"/>
+          </w:tcPr>
+          <w:p>
+            <w:pPr>
+              <w:spacing w:before="0" w:after="0"/>
+            </w:pPr>
+            <w:r>
+              <w:rPr>
+                <w:rFonts w:ascii="Calibri" w:hAnsi="Calibri" w:cs="Arial"/>
+                <w:b w:val="0"/>
+                <w:sz w:val="17"/>
+                <w:szCs w:val="17"/>
+              </w:rPr>
+              <w:t xml:space="preserve"> </w:t>
+            </w:r>
+          </w:p>
+        </w:tc>
+        <w:tc>
+          <w:tcPr>
+            <w:tcW w:type="dxa" w:w="2400"/>
+          </w:tcPr>
+          <w:p>
+            <w:pPr>
+              <w:spacing w:before="0" w:after="0"/>
+            </w:pPr>
+            <w:r>
+              <w:rPr>
+                <w:rFonts w:ascii="Calibri" w:hAnsi="Calibri" w:cs="Arial"/>
+                <w:b w:val="0"/>
+                <w:sz w:val="17"/>
+                <w:szCs w:val="17"/>
+              </w:rPr>
+              <w:t xml:space="preserve"> </w:t>
+            </w:r>
           </w:p>
         </w:tc>
         <w:tc>
@@ -1935,55 +3523,80 @@
           </w:tcPr>
           <w:p>
             <w:pPr>
-              <w:spacing w:after="0"/>
-            </w:pPr>
+              <w:spacing w:before="0" w:after="0"/>
+            </w:pPr>
+            <w:r>
+              <w:rPr>
+                <w:rFonts w:ascii="Calibri" w:hAnsi="Calibri" w:cs="Arial"/>
+                <w:b w:val="0"/>
+                <w:sz w:val="17"/>
+                <w:szCs w:val="17"/>
+              </w:rPr>
+              <w:t xml:space="preserve"> </w:t>
+            </w:r>
           </w:p>
         </w:tc>
       </w:tr>
       <w:tr>
         <w:trPr>
-          <w:trHeight w:val="400" w:hRule="atLeast"/>
+          <w:trHeight w:val="295" w:hRule="atLeast"/>
+          <w:cantSplit/>
         </w:trPr>
         <w:tc>
           <w:tcPr>
-            <w:tcW w:type="dxa" w:w="600"/>
-            <w:vAlign w:val="center"/>
-          </w:tcPr>
-          <w:p>
-            <w:pPr>
-              <w:spacing w:after="0"/>
-              <w:jc w:val="center"/>
-            </w:pPr>
-            <w:r>
-              <w:rPr>
-                <w:rFonts w:ascii="Calibri" w:hAnsi="Calibri" w:cs="Arial"/>
-                <w:b w:val="0"/>
-                <w:i w:val="0"/>
-                <w:sz w:val="19"/>
-                <w:szCs w:val="19"/>
-              </w:rPr>
-              <w:t>4</w:t>
-            </w:r>
-          </w:p>
-        </w:tc>
-        <w:tc>
-          <w:tcPr>
-            <w:tcW w:type="dxa" w:w="5264"/>
-          </w:tcPr>
-          <w:p>
-            <w:pPr>
-              <w:spacing w:after="0"/>
-            </w:pPr>
-          </w:p>
-        </w:tc>
-        <w:tc>
-          <w:tcPr>
-            <w:tcW w:type="dxa" w:w="2200"/>
-          </w:tcPr>
-          <w:p>
-            <w:pPr>
-              <w:spacing w:after="0"/>
-            </w:pPr>
+            <w:tcW w:type="dxa" w:w="7000"/>
+          </w:tcPr>
+          <w:p>
+            <w:pPr>
+              <w:spacing w:before="0" w:after="0"/>
+            </w:pPr>
+            <w:r>
+              <w:rPr>
+                <w:rFonts w:ascii="Calibri" w:hAnsi="Calibri" w:cs="Arial"/>
+                <w:b w:val="0"/>
+                <w:sz w:val="17"/>
+                <w:szCs w:val="17"/>
+              </w:rPr>
+              <w:t xml:space="preserve"> </w:t>
+            </w:r>
+          </w:p>
+        </w:tc>
+        <w:tc>
+          <w:tcPr>
+            <w:tcW w:type="dxa" w:w="4300"/>
+          </w:tcPr>
+          <w:p>
+            <w:pPr>
+              <w:spacing w:before="0" w:after="0"/>
+            </w:pPr>
+            <w:r>
+              <w:rPr>
+                <w:rFonts w:ascii="Calibri" w:hAnsi="Calibri" w:cs="Arial"/>
+                <w:b w:val="0"/>
+                <w:sz w:val="17"/>
+                <w:szCs w:val="17"/>
+              </w:rPr>
+              <w:t xml:space="preserve"> </w:t>
+            </w:r>
+          </w:p>
+        </w:tc>
+        <w:tc>
+          <w:tcPr>
+            <w:tcW w:type="dxa" w:w="2400"/>
+          </w:tcPr>
+          <w:p>
+            <w:pPr>
+              <w:spacing w:before="0" w:after="0"/>
+            </w:pPr>
+            <w:r>
+              <w:rPr>
+                <w:rFonts w:ascii="Calibri" w:hAnsi="Calibri" w:cs="Arial"/>
+                <w:b w:val="0"/>
+                <w:sz w:val="17"/>
+                <w:szCs w:val="17"/>
+              </w:rPr>
+              <w:t xml:space="preserve"> </w:t>
+            </w:r>
           </w:p>
         </w:tc>
         <w:tc>
@@ -1992,186 +3605,1433 @@
           </w:tcPr>
           <w:p>
             <w:pPr>
-              <w:spacing w:after="0"/>
-            </w:pPr>
+              <w:spacing w:before="0" w:after="0"/>
+            </w:pPr>
+            <w:r>
+              <w:rPr>
+                <w:rFonts w:ascii="Calibri" w:hAnsi="Calibri" w:cs="Arial"/>
+                <w:b w:val="0"/>
+                <w:sz w:val="17"/>
+                <w:szCs w:val="17"/>
+              </w:rPr>
+              <w:t xml:space="preserve"> </w:t>
+            </w:r>
+          </w:p>
+        </w:tc>
+      </w:tr>
+      <w:tr>
+        <w:trPr>
+          <w:trHeight w:val="295" w:hRule="atLeast"/>
+          <w:cantSplit/>
+        </w:trPr>
+        <w:tc>
+          <w:tcPr>
+            <w:tcW w:type="dxa" w:w="7000"/>
+          </w:tcPr>
+          <w:p>
+            <w:pPr>
+              <w:spacing w:before="0" w:after="0"/>
+            </w:pPr>
+            <w:r>
+              <w:rPr>
+                <w:rFonts w:ascii="Calibri" w:hAnsi="Calibri" w:cs="Arial"/>
+                <w:b w:val="0"/>
+                <w:sz w:val="17"/>
+                <w:szCs w:val="17"/>
+              </w:rPr>
+              <w:t xml:space="preserve"> </w:t>
+            </w:r>
+          </w:p>
+        </w:tc>
+        <w:tc>
+          <w:tcPr>
+            <w:tcW w:type="dxa" w:w="4300"/>
+          </w:tcPr>
+          <w:p>
+            <w:pPr>
+              <w:spacing w:before="0" w:after="0"/>
+            </w:pPr>
+            <w:r>
+              <w:rPr>
+                <w:rFonts w:ascii="Calibri" w:hAnsi="Calibri" w:cs="Arial"/>
+                <w:b w:val="0"/>
+                <w:sz w:val="17"/>
+                <w:szCs w:val="17"/>
+              </w:rPr>
+              <w:t xml:space="preserve"> </w:t>
+            </w:r>
+          </w:p>
+        </w:tc>
+        <w:tc>
+          <w:tcPr>
+            <w:tcW w:type="dxa" w:w="2400"/>
+          </w:tcPr>
+          <w:p>
+            <w:pPr>
+              <w:spacing w:before="0" w:after="0"/>
+            </w:pPr>
+            <w:r>
+              <w:rPr>
+                <w:rFonts w:ascii="Calibri" w:hAnsi="Calibri" w:cs="Arial"/>
+                <w:b w:val="0"/>
+                <w:sz w:val="17"/>
+                <w:szCs w:val="17"/>
+              </w:rPr>
+              <w:t xml:space="preserve"> </w:t>
+            </w:r>
+          </w:p>
+        </w:tc>
+        <w:tc>
+          <w:tcPr>
+            <w:tcW w:type="dxa" w:w="2000"/>
+          </w:tcPr>
+          <w:p>
+            <w:pPr>
+              <w:spacing w:before="0" w:after="0"/>
+            </w:pPr>
+            <w:r>
+              <w:rPr>
+                <w:rFonts w:ascii="Calibri" w:hAnsi="Calibri" w:cs="Arial"/>
+                <w:b w:val="0"/>
+                <w:sz w:val="17"/>
+                <w:szCs w:val="17"/>
+              </w:rPr>
+              <w:t xml:space="preserve"> </w:t>
+            </w:r>
+          </w:p>
+        </w:tc>
+      </w:tr>
+      <w:tr>
+        <w:trPr>
+          <w:trHeight w:val="295" w:hRule="atLeast"/>
+          <w:cantSplit/>
+        </w:trPr>
+        <w:tc>
+          <w:tcPr>
+            <w:tcW w:type="dxa" w:w="7000"/>
+          </w:tcPr>
+          <w:p>
+            <w:pPr>
+              <w:spacing w:before="0" w:after="0"/>
+            </w:pPr>
+            <w:r>
+              <w:rPr>
+                <w:rFonts w:ascii="Calibri" w:hAnsi="Calibri" w:cs="Arial"/>
+                <w:b w:val="0"/>
+                <w:sz w:val="17"/>
+                <w:szCs w:val="17"/>
+              </w:rPr>
+              <w:t xml:space="preserve"> </w:t>
+            </w:r>
+          </w:p>
+        </w:tc>
+        <w:tc>
+          <w:tcPr>
+            <w:tcW w:type="dxa" w:w="4300"/>
+          </w:tcPr>
+          <w:p>
+            <w:pPr>
+              <w:spacing w:before="0" w:after="0"/>
+            </w:pPr>
+            <w:r>
+              <w:rPr>
+                <w:rFonts w:ascii="Calibri" w:hAnsi="Calibri" w:cs="Arial"/>
+                <w:b w:val="0"/>
+                <w:sz w:val="17"/>
+                <w:szCs w:val="17"/>
+              </w:rPr>
+              <w:t xml:space="preserve"> </w:t>
+            </w:r>
+          </w:p>
+        </w:tc>
+        <w:tc>
+          <w:tcPr>
+            <w:tcW w:type="dxa" w:w="2400"/>
+          </w:tcPr>
+          <w:p>
+            <w:pPr>
+              <w:spacing w:before="0" w:after="0"/>
+            </w:pPr>
+            <w:r>
+              <w:rPr>
+                <w:rFonts w:ascii="Calibri" w:hAnsi="Calibri" w:cs="Arial"/>
+                <w:b w:val="0"/>
+                <w:sz w:val="17"/>
+                <w:szCs w:val="17"/>
+              </w:rPr>
+              <w:t xml:space="preserve"> </w:t>
+            </w:r>
+          </w:p>
+        </w:tc>
+        <w:tc>
+          <w:tcPr>
+            <w:tcW w:type="dxa" w:w="2000"/>
+          </w:tcPr>
+          <w:p>
+            <w:pPr>
+              <w:spacing w:before="0" w:after="0"/>
+            </w:pPr>
+            <w:r>
+              <w:rPr>
+                <w:rFonts w:ascii="Calibri" w:hAnsi="Calibri" w:cs="Arial"/>
+                <w:b w:val="0"/>
+                <w:sz w:val="17"/>
+                <w:szCs w:val="17"/>
+              </w:rPr>
+              <w:t xml:space="preserve"> </w:t>
+            </w:r>
+          </w:p>
+        </w:tc>
+      </w:tr>
+      <w:tr>
+        <w:trPr>
+          <w:trHeight w:val="295" w:hRule="atLeast"/>
+          <w:cantSplit/>
+        </w:trPr>
+        <w:tc>
+          <w:tcPr>
+            <w:tcW w:type="dxa" w:w="7000"/>
+          </w:tcPr>
+          <w:p>
+            <w:pPr>
+              <w:spacing w:before="0" w:after="0"/>
+            </w:pPr>
+            <w:r>
+              <w:rPr>
+                <w:rFonts w:ascii="Calibri" w:hAnsi="Calibri" w:cs="Arial"/>
+                <w:b w:val="0"/>
+                <w:sz w:val="17"/>
+                <w:szCs w:val="17"/>
+              </w:rPr>
+              <w:t xml:space="preserve"> </w:t>
+            </w:r>
+          </w:p>
+        </w:tc>
+        <w:tc>
+          <w:tcPr>
+            <w:tcW w:type="dxa" w:w="4300"/>
+          </w:tcPr>
+          <w:p>
+            <w:pPr>
+              <w:spacing w:before="0" w:after="0"/>
+            </w:pPr>
+            <w:r>
+              <w:rPr>
+                <w:rFonts w:ascii="Calibri" w:hAnsi="Calibri" w:cs="Arial"/>
+                <w:b w:val="0"/>
+                <w:sz w:val="17"/>
+                <w:szCs w:val="17"/>
+              </w:rPr>
+              <w:t xml:space="preserve"> </w:t>
+            </w:r>
+          </w:p>
+        </w:tc>
+        <w:tc>
+          <w:tcPr>
+            <w:tcW w:type="dxa" w:w="2400"/>
+          </w:tcPr>
+          <w:p>
+            <w:pPr>
+              <w:spacing w:before="0" w:after="0"/>
+            </w:pPr>
+            <w:r>
+              <w:rPr>
+                <w:rFonts w:ascii="Calibri" w:hAnsi="Calibri" w:cs="Arial"/>
+                <w:b w:val="0"/>
+                <w:sz w:val="17"/>
+                <w:szCs w:val="17"/>
+              </w:rPr>
+              <w:t xml:space="preserve"> </w:t>
+            </w:r>
+          </w:p>
+        </w:tc>
+        <w:tc>
+          <w:tcPr>
+            <w:tcW w:type="dxa" w:w="2000"/>
+          </w:tcPr>
+          <w:p>
+            <w:pPr>
+              <w:spacing w:before="0" w:after="0"/>
+            </w:pPr>
+            <w:r>
+              <w:rPr>
+                <w:rFonts w:ascii="Calibri" w:hAnsi="Calibri" w:cs="Arial"/>
+                <w:b w:val="0"/>
+                <w:sz w:val="17"/>
+                <w:szCs w:val="17"/>
+              </w:rPr>
+              <w:t xml:space="preserve"> </w:t>
+            </w:r>
+          </w:p>
+        </w:tc>
+      </w:tr>
+      <w:tr>
+        <w:trPr>
+          <w:trHeight w:val="290" w:hRule="atLeast"/>
+          <w:cantSplit/>
+        </w:trPr>
+        <w:tc>
+          <w:tcPr>
+            <w:tcW w:type="dxa" w:w="15700"/>
+            <w:gridSpan w:val="4"/>
+            <w:shd w:val="clear" w:color="auto" w:fill="D9D9D9"/>
+          </w:tcPr>
+          <w:p>
+            <w:pPr>
+              <w:keepNext/>
+              <w:spacing w:before="0" w:after="0"/>
+            </w:pPr>
+            <w:r>
+              <w:rPr>
+                <w:rFonts w:ascii="Calibri" w:hAnsi="Calibri" w:cs="Arial"/>
+                <w:b/>
+                <w:sz w:val="18"/>
+                <w:szCs w:val="18"/>
+              </w:rPr>
+              <w:t>3. MAKİNE &amp; ENERJİ</w:t>
+            </w:r>
+            <w:r>
+              <w:rPr>
+                <w:rFonts w:ascii="Calibri" w:hAnsi="Calibri" w:cs="Arial"/>
+                <w:b w:val="0"/>
+                <w:color w:val="555555"/>
+                <w:sz w:val="15"/>
+                <w:szCs w:val="15"/>
+              </w:rPr>
+              <w:t xml:space="preserve">  Machinery &amp; Energy</w:t>
+            </w:r>
+          </w:p>
+        </w:tc>
+      </w:tr>
+      <w:tr>
+        <w:trPr>
+          <w:trHeight w:val="295" w:hRule="atLeast"/>
+          <w:cantSplit/>
+        </w:trPr>
+        <w:tc>
+          <w:tcPr>
+            <w:tcW w:type="dxa" w:w="7000"/>
+          </w:tcPr>
+          <w:p>
+            <w:pPr>
+              <w:spacing w:before="0" w:after="0"/>
+            </w:pPr>
+            <w:r>
+              <w:rPr>
+                <w:rFonts w:ascii="Calibri" w:hAnsi="Calibri" w:cs="Arial"/>
+                <w:b w:val="0"/>
+                <w:sz w:val="17"/>
+                <w:szCs w:val="17"/>
+              </w:rPr>
+              <w:t xml:space="preserve"> </w:t>
+            </w:r>
+          </w:p>
+        </w:tc>
+        <w:tc>
+          <w:tcPr>
+            <w:tcW w:type="dxa" w:w="4300"/>
+          </w:tcPr>
+          <w:p>
+            <w:pPr>
+              <w:spacing w:before="0" w:after="0"/>
+            </w:pPr>
+            <w:r>
+              <w:rPr>
+                <w:rFonts w:ascii="Calibri" w:hAnsi="Calibri" w:cs="Arial"/>
+                <w:b w:val="0"/>
+                <w:sz w:val="17"/>
+                <w:szCs w:val="17"/>
+              </w:rPr>
+              <w:t xml:space="preserve"> </w:t>
+            </w:r>
+          </w:p>
+        </w:tc>
+        <w:tc>
+          <w:tcPr>
+            <w:tcW w:type="dxa" w:w="2400"/>
+          </w:tcPr>
+          <w:p>
+            <w:pPr>
+              <w:spacing w:before="0" w:after="0"/>
+            </w:pPr>
+            <w:r>
+              <w:rPr>
+                <w:rFonts w:ascii="Calibri" w:hAnsi="Calibri" w:cs="Arial"/>
+                <w:b w:val="0"/>
+                <w:sz w:val="17"/>
+                <w:szCs w:val="17"/>
+              </w:rPr>
+              <w:t xml:space="preserve"> </w:t>
+            </w:r>
+          </w:p>
+        </w:tc>
+        <w:tc>
+          <w:tcPr>
+            <w:tcW w:type="dxa" w:w="2000"/>
+          </w:tcPr>
+          <w:p>
+            <w:pPr>
+              <w:spacing w:before="0" w:after="0"/>
+            </w:pPr>
+            <w:r>
+              <w:rPr>
+                <w:rFonts w:ascii="Calibri" w:hAnsi="Calibri" w:cs="Arial"/>
+                <w:b w:val="0"/>
+                <w:sz w:val="17"/>
+                <w:szCs w:val="17"/>
+              </w:rPr>
+              <w:t xml:space="preserve"> </w:t>
+            </w:r>
+          </w:p>
+        </w:tc>
+      </w:tr>
+      <w:tr>
+        <w:trPr>
+          <w:trHeight w:val="295" w:hRule="atLeast"/>
+          <w:cantSplit/>
+        </w:trPr>
+        <w:tc>
+          <w:tcPr>
+            <w:tcW w:type="dxa" w:w="7000"/>
+          </w:tcPr>
+          <w:p>
+            <w:pPr>
+              <w:spacing w:before="0" w:after="0"/>
+            </w:pPr>
+            <w:r>
+              <w:rPr>
+                <w:rFonts w:ascii="Calibri" w:hAnsi="Calibri" w:cs="Arial"/>
+                <w:b w:val="0"/>
+                <w:sz w:val="17"/>
+                <w:szCs w:val="17"/>
+              </w:rPr>
+              <w:t xml:space="preserve"> </w:t>
+            </w:r>
+          </w:p>
+        </w:tc>
+        <w:tc>
+          <w:tcPr>
+            <w:tcW w:type="dxa" w:w="4300"/>
+          </w:tcPr>
+          <w:p>
+            <w:pPr>
+              <w:spacing w:before="0" w:after="0"/>
+            </w:pPr>
+            <w:r>
+              <w:rPr>
+                <w:rFonts w:ascii="Calibri" w:hAnsi="Calibri" w:cs="Arial"/>
+                <w:b w:val="0"/>
+                <w:sz w:val="17"/>
+                <w:szCs w:val="17"/>
+              </w:rPr>
+              <w:t xml:space="preserve"> </w:t>
+            </w:r>
+          </w:p>
+        </w:tc>
+        <w:tc>
+          <w:tcPr>
+            <w:tcW w:type="dxa" w:w="2400"/>
+          </w:tcPr>
+          <w:p>
+            <w:pPr>
+              <w:spacing w:before="0" w:after="0"/>
+            </w:pPr>
+            <w:r>
+              <w:rPr>
+                <w:rFonts w:ascii="Calibri" w:hAnsi="Calibri" w:cs="Arial"/>
+                <w:b w:val="0"/>
+                <w:sz w:val="17"/>
+                <w:szCs w:val="17"/>
+              </w:rPr>
+              <w:t xml:space="preserve"> </w:t>
+            </w:r>
+          </w:p>
+        </w:tc>
+        <w:tc>
+          <w:tcPr>
+            <w:tcW w:type="dxa" w:w="2000"/>
+          </w:tcPr>
+          <w:p>
+            <w:pPr>
+              <w:spacing w:before="0" w:after="0"/>
+            </w:pPr>
+            <w:r>
+              <w:rPr>
+                <w:rFonts w:ascii="Calibri" w:hAnsi="Calibri" w:cs="Arial"/>
+                <w:b w:val="0"/>
+                <w:sz w:val="17"/>
+                <w:szCs w:val="17"/>
+              </w:rPr>
+              <w:t xml:space="preserve"> </w:t>
+            </w:r>
+          </w:p>
+        </w:tc>
+      </w:tr>
+      <w:tr>
+        <w:trPr>
+          <w:trHeight w:val="295" w:hRule="atLeast"/>
+          <w:cantSplit/>
+        </w:trPr>
+        <w:tc>
+          <w:tcPr>
+            <w:tcW w:type="dxa" w:w="7000"/>
+          </w:tcPr>
+          <w:p>
+            <w:pPr>
+              <w:spacing w:before="0" w:after="0"/>
+            </w:pPr>
+            <w:r>
+              <w:rPr>
+                <w:rFonts w:ascii="Calibri" w:hAnsi="Calibri" w:cs="Arial"/>
+                <w:b w:val="0"/>
+                <w:sz w:val="17"/>
+                <w:szCs w:val="17"/>
+              </w:rPr>
+              <w:t xml:space="preserve"> </w:t>
+            </w:r>
+          </w:p>
+        </w:tc>
+        <w:tc>
+          <w:tcPr>
+            <w:tcW w:type="dxa" w:w="4300"/>
+          </w:tcPr>
+          <w:p>
+            <w:pPr>
+              <w:spacing w:before="0" w:after="0"/>
+            </w:pPr>
+            <w:r>
+              <w:rPr>
+                <w:rFonts w:ascii="Calibri" w:hAnsi="Calibri" w:cs="Arial"/>
+                <w:b w:val="0"/>
+                <w:sz w:val="17"/>
+                <w:szCs w:val="17"/>
+              </w:rPr>
+              <w:t xml:space="preserve"> </w:t>
+            </w:r>
+          </w:p>
+        </w:tc>
+        <w:tc>
+          <w:tcPr>
+            <w:tcW w:type="dxa" w:w="2400"/>
+          </w:tcPr>
+          <w:p>
+            <w:pPr>
+              <w:spacing w:before="0" w:after="0"/>
+            </w:pPr>
+            <w:r>
+              <w:rPr>
+                <w:rFonts w:ascii="Calibri" w:hAnsi="Calibri" w:cs="Arial"/>
+                <w:b w:val="0"/>
+                <w:sz w:val="17"/>
+                <w:szCs w:val="17"/>
+              </w:rPr>
+              <w:t xml:space="preserve"> </w:t>
+            </w:r>
+          </w:p>
+        </w:tc>
+        <w:tc>
+          <w:tcPr>
+            <w:tcW w:type="dxa" w:w="2000"/>
+          </w:tcPr>
+          <w:p>
+            <w:pPr>
+              <w:spacing w:before="0" w:after="0"/>
+            </w:pPr>
+            <w:r>
+              <w:rPr>
+                <w:rFonts w:ascii="Calibri" w:hAnsi="Calibri" w:cs="Arial"/>
+                <w:b w:val="0"/>
+                <w:sz w:val="17"/>
+                <w:szCs w:val="17"/>
+              </w:rPr>
+              <w:t xml:space="preserve"> </w:t>
+            </w:r>
+          </w:p>
+        </w:tc>
+      </w:tr>
+      <w:tr>
+        <w:trPr>
+          <w:trHeight w:val="295" w:hRule="atLeast"/>
+          <w:cantSplit/>
+        </w:trPr>
+        <w:tc>
+          <w:tcPr>
+            <w:tcW w:type="dxa" w:w="7000"/>
+          </w:tcPr>
+          <w:p>
+            <w:pPr>
+              <w:spacing w:before="0" w:after="0"/>
+            </w:pPr>
+            <w:r>
+              <w:rPr>
+                <w:rFonts w:ascii="Calibri" w:hAnsi="Calibri" w:cs="Arial"/>
+                <w:b w:val="0"/>
+                <w:sz w:val="17"/>
+                <w:szCs w:val="17"/>
+              </w:rPr>
+              <w:t xml:space="preserve"> </w:t>
+            </w:r>
+          </w:p>
+        </w:tc>
+        <w:tc>
+          <w:tcPr>
+            <w:tcW w:type="dxa" w:w="4300"/>
+          </w:tcPr>
+          <w:p>
+            <w:pPr>
+              <w:spacing w:before="0" w:after="0"/>
+            </w:pPr>
+            <w:r>
+              <w:rPr>
+                <w:rFonts w:ascii="Calibri" w:hAnsi="Calibri" w:cs="Arial"/>
+                <w:b w:val="0"/>
+                <w:sz w:val="17"/>
+                <w:szCs w:val="17"/>
+              </w:rPr>
+              <w:t xml:space="preserve"> </w:t>
+            </w:r>
+          </w:p>
+        </w:tc>
+        <w:tc>
+          <w:tcPr>
+            <w:tcW w:type="dxa" w:w="2400"/>
+          </w:tcPr>
+          <w:p>
+            <w:pPr>
+              <w:spacing w:before="0" w:after="0"/>
+            </w:pPr>
+            <w:r>
+              <w:rPr>
+                <w:rFonts w:ascii="Calibri" w:hAnsi="Calibri" w:cs="Arial"/>
+                <w:b w:val="0"/>
+                <w:sz w:val="17"/>
+                <w:szCs w:val="17"/>
+              </w:rPr>
+              <w:t xml:space="preserve"> </w:t>
+            </w:r>
+          </w:p>
+        </w:tc>
+        <w:tc>
+          <w:tcPr>
+            <w:tcW w:type="dxa" w:w="2000"/>
+          </w:tcPr>
+          <w:p>
+            <w:pPr>
+              <w:spacing w:before="0" w:after="0"/>
+            </w:pPr>
+            <w:r>
+              <w:rPr>
+                <w:rFonts w:ascii="Calibri" w:hAnsi="Calibri" w:cs="Arial"/>
+                <w:b w:val="0"/>
+                <w:sz w:val="17"/>
+                <w:szCs w:val="17"/>
+              </w:rPr>
+              <w:t xml:space="preserve"> </w:t>
+            </w:r>
+          </w:p>
+        </w:tc>
+      </w:tr>
+      <w:tr>
+        <w:trPr>
+          <w:trHeight w:val="295" w:hRule="atLeast"/>
+          <w:cantSplit/>
+        </w:trPr>
+        <w:tc>
+          <w:tcPr>
+            <w:tcW w:type="dxa" w:w="7000"/>
+          </w:tcPr>
+          <w:p>
+            <w:pPr>
+              <w:spacing w:before="0" w:after="0"/>
+            </w:pPr>
+            <w:r>
+              <w:rPr>
+                <w:rFonts w:ascii="Calibri" w:hAnsi="Calibri" w:cs="Arial"/>
+                <w:b w:val="0"/>
+                <w:sz w:val="17"/>
+                <w:szCs w:val="17"/>
+              </w:rPr>
+              <w:t xml:space="preserve"> </w:t>
+            </w:r>
+          </w:p>
+        </w:tc>
+        <w:tc>
+          <w:tcPr>
+            <w:tcW w:type="dxa" w:w="4300"/>
+          </w:tcPr>
+          <w:p>
+            <w:pPr>
+              <w:spacing w:before="0" w:after="0"/>
+            </w:pPr>
+            <w:r>
+              <w:rPr>
+                <w:rFonts w:ascii="Calibri" w:hAnsi="Calibri" w:cs="Arial"/>
+                <w:b w:val="0"/>
+                <w:sz w:val="17"/>
+                <w:szCs w:val="17"/>
+              </w:rPr>
+              <w:t xml:space="preserve"> </w:t>
+            </w:r>
+          </w:p>
+        </w:tc>
+        <w:tc>
+          <w:tcPr>
+            <w:tcW w:type="dxa" w:w="2400"/>
+          </w:tcPr>
+          <w:p>
+            <w:pPr>
+              <w:spacing w:before="0" w:after="0"/>
+            </w:pPr>
+            <w:r>
+              <w:rPr>
+                <w:rFonts w:ascii="Calibri" w:hAnsi="Calibri" w:cs="Arial"/>
+                <w:b w:val="0"/>
+                <w:sz w:val="17"/>
+                <w:szCs w:val="17"/>
+              </w:rPr>
+              <w:t xml:space="preserve"> </w:t>
+            </w:r>
+          </w:p>
+        </w:tc>
+        <w:tc>
+          <w:tcPr>
+            <w:tcW w:type="dxa" w:w="2000"/>
+          </w:tcPr>
+          <w:p>
+            <w:pPr>
+              <w:spacing w:before="0" w:after="0"/>
+            </w:pPr>
+            <w:r>
+              <w:rPr>
+                <w:rFonts w:ascii="Calibri" w:hAnsi="Calibri" w:cs="Arial"/>
+                <w:b w:val="0"/>
+                <w:sz w:val="17"/>
+                <w:szCs w:val="17"/>
+              </w:rPr>
+              <w:t xml:space="preserve"> </w:t>
+            </w:r>
+          </w:p>
+        </w:tc>
+      </w:tr>
+      <w:tr>
+        <w:trPr>
+          <w:trHeight w:val="295" w:hRule="atLeast"/>
+          <w:cantSplit/>
+        </w:trPr>
+        <w:tc>
+          <w:tcPr>
+            <w:tcW w:type="dxa" w:w="7000"/>
+          </w:tcPr>
+          <w:p>
+            <w:pPr>
+              <w:spacing w:before="0" w:after="0"/>
+            </w:pPr>
+            <w:r>
+              <w:rPr>
+                <w:rFonts w:ascii="Calibri" w:hAnsi="Calibri" w:cs="Arial"/>
+                <w:b w:val="0"/>
+                <w:sz w:val="17"/>
+                <w:szCs w:val="17"/>
+              </w:rPr>
+              <w:t xml:space="preserve"> </w:t>
+            </w:r>
+          </w:p>
+        </w:tc>
+        <w:tc>
+          <w:tcPr>
+            <w:tcW w:type="dxa" w:w="4300"/>
+          </w:tcPr>
+          <w:p>
+            <w:pPr>
+              <w:spacing w:before="0" w:after="0"/>
+            </w:pPr>
+            <w:r>
+              <w:rPr>
+                <w:rFonts w:ascii="Calibri" w:hAnsi="Calibri" w:cs="Arial"/>
+                <w:b w:val="0"/>
+                <w:sz w:val="17"/>
+                <w:szCs w:val="17"/>
+              </w:rPr>
+              <w:t xml:space="preserve"> </w:t>
+            </w:r>
+          </w:p>
+        </w:tc>
+        <w:tc>
+          <w:tcPr>
+            <w:tcW w:type="dxa" w:w="2400"/>
+          </w:tcPr>
+          <w:p>
+            <w:pPr>
+              <w:spacing w:before="0" w:after="0"/>
+            </w:pPr>
+            <w:r>
+              <w:rPr>
+                <w:rFonts w:ascii="Calibri" w:hAnsi="Calibri" w:cs="Arial"/>
+                <w:b w:val="0"/>
+                <w:sz w:val="17"/>
+                <w:szCs w:val="17"/>
+              </w:rPr>
+              <w:t xml:space="preserve"> </w:t>
+            </w:r>
+          </w:p>
+        </w:tc>
+        <w:tc>
+          <w:tcPr>
+            <w:tcW w:type="dxa" w:w="2000"/>
+          </w:tcPr>
+          <w:p>
+            <w:pPr>
+              <w:spacing w:before="0" w:after="0"/>
+            </w:pPr>
+            <w:r>
+              <w:rPr>
+                <w:rFonts w:ascii="Calibri" w:hAnsi="Calibri" w:cs="Arial"/>
+                <w:b w:val="0"/>
+                <w:sz w:val="17"/>
+                <w:szCs w:val="17"/>
+              </w:rPr>
+              <w:t xml:space="preserve"> </w:t>
+            </w:r>
+          </w:p>
+        </w:tc>
+      </w:tr>
+      <w:tr>
+        <w:trPr>
+          <w:trHeight w:val="290" w:hRule="atLeast"/>
+          <w:cantSplit/>
+        </w:trPr>
+        <w:tc>
+          <w:tcPr>
+            <w:tcW w:type="dxa" w:w="15700"/>
+            <w:gridSpan w:val="4"/>
+            <w:shd w:val="clear" w:color="auto" w:fill="D9D9D9"/>
+          </w:tcPr>
+          <w:p>
+            <w:pPr>
+              <w:keepNext/>
+              <w:spacing w:before="0" w:after="0"/>
+            </w:pPr>
+            <w:r>
+              <w:rPr>
+                <w:rFonts w:ascii="Calibri" w:hAnsi="Calibri" w:cs="Arial"/>
+                <w:b/>
+                <w:sz w:val="18"/>
+                <w:szCs w:val="18"/>
+              </w:rPr>
+              <w:t>4. İNŞAAT</w:t>
+            </w:r>
+            <w:r>
+              <w:rPr>
+                <w:rFonts w:ascii="Calibri" w:hAnsi="Calibri" w:cs="Arial"/>
+                <w:b w:val="0"/>
+                <w:color w:val="555555"/>
+                <w:sz w:val="15"/>
+                <w:szCs w:val="15"/>
+              </w:rPr>
+              <w:t xml:space="preserve">  Construction</w:t>
+            </w:r>
+          </w:p>
+        </w:tc>
+      </w:tr>
+      <w:tr>
+        <w:trPr>
+          <w:trHeight w:val="295" w:hRule="atLeast"/>
+          <w:cantSplit/>
+        </w:trPr>
+        <w:tc>
+          <w:tcPr>
+            <w:tcW w:type="dxa" w:w="7000"/>
+          </w:tcPr>
+          <w:p>
+            <w:pPr>
+              <w:spacing w:before="0" w:after="0"/>
+            </w:pPr>
+            <w:r>
+              <w:rPr>
+                <w:rFonts w:ascii="Calibri" w:hAnsi="Calibri" w:cs="Arial"/>
+                <w:b w:val="0"/>
+                <w:sz w:val="17"/>
+                <w:szCs w:val="17"/>
+              </w:rPr>
+              <w:t xml:space="preserve"> </w:t>
+            </w:r>
+          </w:p>
+        </w:tc>
+        <w:tc>
+          <w:tcPr>
+            <w:tcW w:type="dxa" w:w="4300"/>
+          </w:tcPr>
+          <w:p>
+            <w:pPr>
+              <w:spacing w:before="0" w:after="0"/>
+            </w:pPr>
+            <w:r>
+              <w:rPr>
+                <w:rFonts w:ascii="Calibri" w:hAnsi="Calibri" w:cs="Arial"/>
+                <w:b w:val="0"/>
+                <w:sz w:val="17"/>
+                <w:szCs w:val="17"/>
+              </w:rPr>
+              <w:t xml:space="preserve"> </w:t>
+            </w:r>
+          </w:p>
+        </w:tc>
+        <w:tc>
+          <w:tcPr>
+            <w:tcW w:type="dxa" w:w="2400"/>
+          </w:tcPr>
+          <w:p>
+            <w:pPr>
+              <w:spacing w:before="0" w:after="0"/>
+            </w:pPr>
+            <w:r>
+              <w:rPr>
+                <w:rFonts w:ascii="Calibri" w:hAnsi="Calibri" w:cs="Arial"/>
+                <w:b w:val="0"/>
+                <w:sz w:val="17"/>
+                <w:szCs w:val="17"/>
+              </w:rPr>
+              <w:t xml:space="preserve"> </w:t>
+            </w:r>
+          </w:p>
+        </w:tc>
+        <w:tc>
+          <w:tcPr>
+            <w:tcW w:type="dxa" w:w="2000"/>
+          </w:tcPr>
+          <w:p>
+            <w:pPr>
+              <w:spacing w:before="0" w:after="0"/>
+            </w:pPr>
+            <w:r>
+              <w:rPr>
+                <w:rFonts w:ascii="Calibri" w:hAnsi="Calibri" w:cs="Arial"/>
+                <w:b w:val="0"/>
+                <w:sz w:val="17"/>
+                <w:szCs w:val="17"/>
+              </w:rPr>
+              <w:t xml:space="preserve"> </w:t>
+            </w:r>
+          </w:p>
+        </w:tc>
+      </w:tr>
+      <w:tr>
+        <w:trPr>
+          <w:trHeight w:val="295" w:hRule="atLeast"/>
+          <w:cantSplit/>
+        </w:trPr>
+        <w:tc>
+          <w:tcPr>
+            <w:tcW w:type="dxa" w:w="7000"/>
+          </w:tcPr>
+          <w:p>
+            <w:pPr>
+              <w:spacing w:before="0" w:after="0"/>
+            </w:pPr>
+            <w:r>
+              <w:rPr>
+                <w:rFonts w:ascii="Calibri" w:hAnsi="Calibri" w:cs="Arial"/>
+                <w:b w:val="0"/>
+                <w:sz w:val="17"/>
+                <w:szCs w:val="17"/>
+              </w:rPr>
+              <w:t xml:space="preserve"> </w:t>
+            </w:r>
+          </w:p>
+        </w:tc>
+        <w:tc>
+          <w:tcPr>
+            <w:tcW w:type="dxa" w:w="4300"/>
+          </w:tcPr>
+          <w:p>
+            <w:pPr>
+              <w:spacing w:before="0" w:after="0"/>
+            </w:pPr>
+            <w:r>
+              <w:rPr>
+                <w:rFonts w:ascii="Calibri" w:hAnsi="Calibri" w:cs="Arial"/>
+                <w:b w:val="0"/>
+                <w:sz w:val="17"/>
+                <w:szCs w:val="17"/>
+              </w:rPr>
+              <w:t xml:space="preserve"> </w:t>
+            </w:r>
+          </w:p>
+        </w:tc>
+        <w:tc>
+          <w:tcPr>
+            <w:tcW w:type="dxa" w:w="2400"/>
+          </w:tcPr>
+          <w:p>
+            <w:pPr>
+              <w:spacing w:before="0" w:after="0"/>
+            </w:pPr>
+            <w:r>
+              <w:rPr>
+                <w:rFonts w:ascii="Calibri" w:hAnsi="Calibri" w:cs="Arial"/>
+                <w:b w:val="0"/>
+                <w:sz w:val="17"/>
+                <w:szCs w:val="17"/>
+              </w:rPr>
+              <w:t xml:space="preserve"> </w:t>
+            </w:r>
+          </w:p>
+        </w:tc>
+        <w:tc>
+          <w:tcPr>
+            <w:tcW w:type="dxa" w:w="2000"/>
+          </w:tcPr>
+          <w:p>
+            <w:pPr>
+              <w:spacing w:before="0" w:after="0"/>
+            </w:pPr>
+            <w:r>
+              <w:rPr>
+                <w:rFonts w:ascii="Calibri" w:hAnsi="Calibri" w:cs="Arial"/>
+                <w:b w:val="0"/>
+                <w:sz w:val="17"/>
+                <w:szCs w:val="17"/>
+              </w:rPr>
+              <w:t xml:space="preserve"> </w:t>
+            </w:r>
+          </w:p>
+        </w:tc>
+      </w:tr>
+      <w:tr>
+        <w:trPr>
+          <w:trHeight w:val="295" w:hRule="atLeast"/>
+          <w:cantSplit/>
+        </w:trPr>
+        <w:tc>
+          <w:tcPr>
+            <w:tcW w:type="dxa" w:w="7000"/>
+          </w:tcPr>
+          <w:p>
+            <w:pPr>
+              <w:spacing w:before="0" w:after="0"/>
+            </w:pPr>
+            <w:r>
+              <w:rPr>
+                <w:rFonts w:ascii="Calibri" w:hAnsi="Calibri" w:cs="Arial"/>
+                <w:b w:val="0"/>
+                <w:sz w:val="17"/>
+                <w:szCs w:val="17"/>
+              </w:rPr>
+              <w:t xml:space="preserve"> </w:t>
+            </w:r>
+          </w:p>
+        </w:tc>
+        <w:tc>
+          <w:tcPr>
+            <w:tcW w:type="dxa" w:w="4300"/>
+          </w:tcPr>
+          <w:p>
+            <w:pPr>
+              <w:spacing w:before="0" w:after="0"/>
+            </w:pPr>
+            <w:r>
+              <w:rPr>
+                <w:rFonts w:ascii="Calibri" w:hAnsi="Calibri" w:cs="Arial"/>
+                <w:b w:val="0"/>
+                <w:sz w:val="17"/>
+                <w:szCs w:val="17"/>
+              </w:rPr>
+              <w:t xml:space="preserve"> </w:t>
+            </w:r>
+          </w:p>
+        </w:tc>
+        <w:tc>
+          <w:tcPr>
+            <w:tcW w:type="dxa" w:w="2400"/>
+          </w:tcPr>
+          <w:p>
+            <w:pPr>
+              <w:spacing w:before="0" w:after="0"/>
+            </w:pPr>
+            <w:r>
+              <w:rPr>
+                <w:rFonts w:ascii="Calibri" w:hAnsi="Calibri" w:cs="Arial"/>
+                <w:b w:val="0"/>
+                <w:sz w:val="17"/>
+                <w:szCs w:val="17"/>
+              </w:rPr>
+              <w:t xml:space="preserve"> </w:t>
+            </w:r>
+          </w:p>
+        </w:tc>
+        <w:tc>
+          <w:tcPr>
+            <w:tcW w:type="dxa" w:w="2000"/>
+          </w:tcPr>
+          <w:p>
+            <w:pPr>
+              <w:spacing w:before="0" w:after="0"/>
+            </w:pPr>
+            <w:r>
+              <w:rPr>
+                <w:rFonts w:ascii="Calibri" w:hAnsi="Calibri" w:cs="Arial"/>
+                <w:b w:val="0"/>
+                <w:sz w:val="17"/>
+                <w:szCs w:val="17"/>
+              </w:rPr>
+              <w:t xml:space="preserve"> </w:t>
+            </w:r>
+          </w:p>
+        </w:tc>
+      </w:tr>
+      <w:tr>
+        <w:trPr>
+          <w:trHeight w:val="295" w:hRule="atLeast"/>
+          <w:cantSplit/>
+        </w:trPr>
+        <w:tc>
+          <w:tcPr>
+            <w:tcW w:type="dxa" w:w="7000"/>
+          </w:tcPr>
+          <w:p>
+            <w:pPr>
+              <w:spacing w:before="0" w:after="0"/>
+            </w:pPr>
+            <w:r>
+              <w:rPr>
+                <w:rFonts w:ascii="Calibri" w:hAnsi="Calibri" w:cs="Arial"/>
+                <w:b w:val="0"/>
+                <w:sz w:val="17"/>
+                <w:szCs w:val="17"/>
+              </w:rPr>
+              <w:t xml:space="preserve"> </w:t>
+            </w:r>
+          </w:p>
+        </w:tc>
+        <w:tc>
+          <w:tcPr>
+            <w:tcW w:type="dxa" w:w="4300"/>
+          </w:tcPr>
+          <w:p>
+            <w:pPr>
+              <w:spacing w:before="0" w:after="0"/>
+            </w:pPr>
+            <w:r>
+              <w:rPr>
+                <w:rFonts w:ascii="Calibri" w:hAnsi="Calibri" w:cs="Arial"/>
+                <w:b w:val="0"/>
+                <w:sz w:val="17"/>
+                <w:szCs w:val="17"/>
+              </w:rPr>
+              <w:t xml:space="preserve"> </w:t>
+            </w:r>
+          </w:p>
+        </w:tc>
+        <w:tc>
+          <w:tcPr>
+            <w:tcW w:type="dxa" w:w="2400"/>
+          </w:tcPr>
+          <w:p>
+            <w:pPr>
+              <w:spacing w:before="0" w:after="0"/>
+            </w:pPr>
+            <w:r>
+              <w:rPr>
+                <w:rFonts w:ascii="Calibri" w:hAnsi="Calibri" w:cs="Arial"/>
+                <w:b w:val="0"/>
+                <w:sz w:val="17"/>
+                <w:szCs w:val="17"/>
+              </w:rPr>
+              <w:t xml:space="preserve"> </w:t>
+            </w:r>
+          </w:p>
+        </w:tc>
+        <w:tc>
+          <w:tcPr>
+            <w:tcW w:type="dxa" w:w="2000"/>
+          </w:tcPr>
+          <w:p>
+            <w:pPr>
+              <w:spacing w:before="0" w:after="0"/>
+            </w:pPr>
+            <w:r>
+              <w:rPr>
+                <w:rFonts w:ascii="Calibri" w:hAnsi="Calibri" w:cs="Arial"/>
+                <w:b w:val="0"/>
+                <w:sz w:val="17"/>
+                <w:szCs w:val="17"/>
+              </w:rPr>
+              <w:t xml:space="preserve"> </w:t>
+            </w:r>
+          </w:p>
+        </w:tc>
+      </w:tr>
+      <w:tr>
+        <w:trPr>
+          <w:trHeight w:val="295" w:hRule="atLeast"/>
+          <w:cantSplit/>
+        </w:trPr>
+        <w:tc>
+          <w:tcPr>
+            <w:tcW w:type="dxa" w:w="7000"/>
+          </w:tcPr>
+          <w:p>
+            <w:pPr>
+              <w:spacing w:before="0" w:after="0"/>
+            </w:pPr>
+            <w:r>
+              <w:rPr>
+                <w:rFonts w:ascii="Calibri" w:hAnsi="Calibri" w:cs="Arial"/>
+                <w:b w:val="0"/>
+                <w:sz w:val="17"/>
+                <w:szCs w:val="17"/>
+              </w:rPr>
+              <w:t xml:space="preserve"> </w:t>
+            </w:r>
+          </w:p>
+        </w:tc>
+        <w:tc>
+          <w:tcPr>
+            <w:tcW w:type="dxa" w:w="4300"/>
+          </w:tcPr>
+          <w:p>
+            <w:pPr>
+              <w:spacing w:before="0" w:after="0"/>
+            </w:pPr>
+            <w:r>
+              <w:rPr>
+                <w:rFonts w:ascii="Calibri" w:hAnsi="Calibri" w:cs="Arial"/>
+                <w:b w:val="0"/>
+                <w:sz w:val="17"/>
+                <w:szCs w:val="17"/>
+              </w:rPr>
+              <w:t xml:space="preserve"> </w:t>
+            </w:r>
+          </w:p>
+        </w:tc>
+        <w:tc>
+          <w:tcPr>
+            <w:tcW w:type="dxa" w:w="2400"/>
+          </w:tcPr>
+          <w:p>
+            <w:pPr>
+              <w:spacing w:before="0" w:after="0"/>
+            </w:pPr>
+            <w:r>
+              <w:rPr>
+                <w:rFonts w:ascii="Calibri" w:hAnsi="Calibri" w:cs="Arial"/>
+                <w:b w:val="0"/>
+                <w:sz w:val="17"/>
+                <w:szCs w:val="17"/>
+              </w:rPr>
+              <w:t xml:space="preserve"> </w:t>
+            </w:r>
+          </w:p>
+        </w:tc>
+        <w:tc>
+          <w:tcPr>
+            <w:tcW w:type="dxa" w:w="2000"/>
+          </w:tcPr>
+          <w:p>
+            <w:pPr>
+              <w:spacing w:before="0" w:after="0"/>
+            </w:pPr>
+            <w:r>
+              <w:rPr>
+                <w:rFonts w:ascii="Calibri" w:hAnsi="Calibri" w:cs="Arial"/>
+                <w:b w:val="0"/>
+                <w:sz w:val="17"/>
+                <w:szCs w:val="17"/>
+              </w:rPr>
+              <w:t xml:space="preserve"> </w:t>
+            </w:r>
+          </w:p>
+        </w:tc>
+      </w:tr>
+      <w:tr>
+        <w:trPr>
+          <w:trHeight w:val="295" w:hRule="atLeast"/>
+          <w:cantSplit/>
+        </w:trPr>
+        <w:tc>
+          <w:tcPr>
+            <w:tcW w:type="dxa" w:w="7000"/>
+          </w:tcPr>
+          <w:p>
+            <w:pPr>
+              <w:spacing w:before="0" w:after="0"/>
+            </w:pPr>
+            <w:r>
+              <w:rPr>
+                <w:rFonts w:ascii="Calibri" w:hAnsi="Calibri" w:cs="Arial"/>
+                <w:b w:val="0"/>
+                <w:sz w:val="17"/>
+                <w:szCs w:val="17"/>
+              </w:rPr>
+              <w:t xml:space="preserve"> </w:t>
+            </w:r>
+          </w:p>
+        </w:tc>
+        <w:tc>
+          <w:tcPr>
+            <w:tcW w:type="dxa" w:w="4300"/>
+          </w:tcPr>
+          <w:p>
+            <w:pPr>
+              <w:spacing w:before="0" w:after="0"/>
+            </w:pPr>
+            <w:r>
+              <w:rPr>
+                <w:rFonts w:ascii="Calibri" w:hAnsi="Calibri" w:cs="Arial"/>
+                <w:b w:val="0"/>
+                <w:sz w:val="17"/>
+                <w:szCs w:val="17"/>
+              </w:rPr>
+              <w:t xml:space="preserve"> </w:t>
+            </w:r>
+          </w:p>
+        </w:tc>
+        <w:tc>
+          <w:tcPr>
+            <w:tcW w:type="dxa" w:w="2400"/>
+          </w:tcPr>
+          <w:p>
+            <w:pPr>
+              <w:spacing w:before="0" w:after="0"/>
+            </w:pPr>
+            <w:r>
+              <w:rPr>
+                <w:rFonts w:ascii="Calibri" w:hAnsi="Calibri" w:cs="Arial"/>
+                <w:b w:val="0"/>
+                <w:sz w:val="17"/>
+                <w:szCs w:val="17"/>
+              </w:rPr>
+              <w:t xml:space="preserve"> </w:t>
+            </w:r>
+          </w:p>
+        </w:tc>
+        <w:tc>
+          <w:tcPr>
+            <w:tcW w:type="dxa" w:w="2000"/>
+          </w:tcPr>
+          <w:p>
+            <w:pPr>
+              <w:spacing w:before="0" w:after="0"/>
+            </w:pPr>
+            <w:r>
+              <w:rPr>
+                <w:rFonts w:ascii="Calibri" w:hAnsi="Calibri" w:cs="Arial"/>
+                <w:b w:val="0"/>
+                <w:sz w:val="17"/>
+                <w:szCs w:val="17"/>
+              </w:rPr>
+              <w:t xml:space="preserve"> </w:t>
+            </w:r>
           </w:p>
         </w:tc>
       </w:tr>
     </w:tbl>
     <w:p>
       <w:pPr>
-        <w:spacing w:before="0" w:after="0" w:line="240" w:lineRule="auto"/>
-        <w:ind w:left="709"/>
+        <w:spacing w:line="30" w:lineRule="exact" w:before="0" w:after="0"/>
       </w:pPr>
+      <w:r>
+        <w:rPr>
+          <w:sz w:val="2"/>
+        </w:rPr>
+        <w:t xml:space="preserve"> </w:t>
+      </w:r>
     </w:p>
     <w:tbl>
       <w:tblPr>
-        <w:tblW w:type="auto" w:w="0"/>
+        <w:tblW w:type="dxa" w:w="15700"/>
+        <w:tblLook w:firstColumn="1" w:firstRow="1" w:lastColumn="0" w:lastRow="0" w:noHBand="0" w:noVBand="1" w:val="04A0"/>
+        <w:tblBorders>
+          <w:top w:val="single" w:sz="4" w:space="0" w:color="000000"/>
+          <w:left w:val="single" w:sz="4" w:space="0" w:color="000000"/>
+          <w:bottom w:val="single" w:sz="4" w:space="0" w:color="000000"/>
+          <w:right w:val="single" w:sz="4" w:space="0" w:color="000000"/>
+          <w:insideH w:val="single" w:sz="4" w:space="0" w:color="000000"/>
+          <w:insideV w:val="single" w:sz="4" w:space="0" w:color="000000"/>
+        </w:tblBorders>
         <w:tblLayout w:type="fixed"/>
-        <w:tblLook w:firstColumn="1" w:firstRow="1" w:lastColumn="0" w:lastRow="0" w:noHBand="0" w:noVBand="1" w:val="04A0"/>
-        <w:tblInd w:w="709" w:type="dxa"/>
-        <w:tblLayout w:type="fixed"/>
-        <w:tblBorders>
-          <w:top w:val="single" w:sz="6" w:space="0" w:color="000000"/>
-          <w:left w:val="single" w:sz="6" w:space="0" w:color="000000"/>
-          <w:bottom w:val="single" w:sz="6" w:space="0" w:color="000000"/>
-          <w:right w:val="single" w:sz="6" w:space="0" w:color="000000"/>
-          <w:insideH w:val="single" w:sz="6" w:space="0" w:color="000000"/>
-          <w:insideV w:val="single" w:sz="6" w:space="0" w:color="000000"/>
-        </w:tblBorders>
+        <w:tblCellMar>
+          <w:top w:w="15" w:type="dxa"/>
+          <w:left w:w="70" w:type="dxa"/>
+          <w:bottom w:w="15" w:type="dxa"/>
+          <w:right w:w="70" w:type="dxa"/>
+        </w:tblCellMar>
       </w:tblPr>
       <w:tblGrid>
-        <w:gridCol w:w="5032"/>
-        <w:gridCol w:w="5032"/>
+        <w:gridCol w:w="7850"/>
+        <w:gridCol w:w="7850"/>
       </w:tblGrid>
       <w:tr>
         <w:trPr>
-          <w:trHeight w:val="360" w:hRule="atLeast"/>
+          <w:trHeight w:val="1300" w:hRule="atLeast"/>
         </w:trPr>
         <w:tc>
           <w:tcPr>
-            <w:tcW w:type="dxa" w:w="5032"/>
-            <w:shd w:val="clear" w:color="auto" w:fill="D9D9D9"/>
-            <w:vAlign w:val="center"/>
-          </w:tcPr>
-          <w:p>
-            <w:pPr>
-              <w:spacing w:after="0"/>
+            <w:tcW w:type="dxa" w:w="7850"/>
+            <w:shd w:val="clear" w:color="auto" w:fill="F2F2F2"/>
+          </w:tcPr>
+          <w:p>
+            <w:pPr>
+              <w:spacing w:before="0" w:after="0"/>
             </w:pPr>
             <w:r>
               <w:rPr>
                 <w:rFonts w:ascii="Calibri" w:hAnsi="Calibri" w:cs="Arial"/>
                 <w:b/>
-                <w:i w:val="0"/>
-                <w:sz w:val="19"/>
-                <w:szCs w:val="19"/>
+                <w:sz w:val="17"/>
+                <w:szCs w:val="17"/>
               </w:rPr>
               <w:t>Hazırlayan (Tutanağı Tutan)</w:t>
             </w:r>
           </w:p>
           <w:p>
             <w:pPr>
-              <w:spacing w:after="0"/>
-            </w:pPr>
-            <w:r>
-              <w:rPr>
-                <w:rFonts w:ascii="Calibri" w:hAnsi="Calibri" w:cs="Arial"/>
-                <w:b w:val="0"/>
-                <w:i w:val="0"/>
+              <w:spacing w:before="0" w:after="0"/>
+            </w:pPr>
+            <w:r>
+              <w:rPr>
+                <w:rFonts w:ascii="Calibri" w:hAnsi="Calibri" w:cs="Arial"/>
+                <w:b w:val="0"/>
                 <w:color w:val="555555"/>
-                <w:sz w:val="14"/>
-                <w:szCs w:val="14"/>
-              </w:rPr>
-              <w:t xml:space="preserve">Prepared by  ·  </w:t>
-            </w:r>
-            <w:r>
-              <w:rPr>
-                <w:rFonts w:ascii="Calibri" w:hAnsi="Calibri" w:cs="Arial"/>
-                <w:b w:val="0"/>
-                <w:i w:val="0"/>
+                <w:sz w:val="13"/>
+                <w:szCs w:val="13"/>
+              </w:rPr>
+              <w:t>Prepared by   ·   Ad Soyad / İmza / Tarih</w:t>
+            </w:r>
+          </w:p>
+        </w:tc>
+        <w:tc>
+          <w:tcPr>
+            <w:tcW w:type="dxa" w:w="7850"/>
+            <w:shd w:val="clear" w:color="auto" w:fill="F2F2F2"/>
+          </w:tcPr>
+          <w:p>
+            <w:pPr>
+              <w:spacing w:before="0" w:after="0"/>
+            </w:pPr>
+            <w:r>
+              <w:rPr>
+                <w:rFonts w:ascii="Calibri" w:hAnsi="Calibri" w:cs="Arial"/>
+                <w:b/>
+                <w:sz w:val="17"/>
+                <w:szCs w:val="17"/>
+              </w:rPr>
+              <w:t>Onaylayan</w:t>
+            </w:r>
+          </w:p>
+          <w:p>
+            <w:pPr>
+              <w:spacing w:before="0" w:after="0"/>
+            </w:pPr>
+            <w:r>
+              <w:rPr>
+                <w:rFonts w:ascii="Calibri" w:hAnsi="Calibri" w:cs="Arial"/>
+                <w:b w:val="0"/>
                 <w:color w:val="555555"/>
-                <w:sz w:val="14"/>
-                <w:szCs w:val="14"/>
-                <w:rtl/>
-              </w:rPr>
-              <w:t>أعدّه</w:t>
-            </w:r>
-          </w:p>
-        </w:tc>
-        <w:tc>
-          <w:tcPr>
-            <w:tcW w:type="dxa" w:w="5032"/>
-            <w:shd w:val="clear" w:color="auto" w:fill="D9D9D9"/>
-            <w:vAlign w:val="center"/>
-          </w:tcPr>
-          <w:p>
-            <w:pPr>
-              <w:spacing w:after="0"/>
-            </w:pPr>
-            <w:r>
-              <w:rPr>
-                <w:rFonts w:ascii="Calibri" w:hAnsi="Calibri" w:cs="Arial"/>
-                <w:b/>
-                <w:i w:val="0"/>
-                <w:sz w:val="19"/>
-                <w:szCs w:val="19"/>
-              </w:rPr>
-              <w:t>Onaylayan</w:t>
-            </w:r>
-          </w:p>
-          <w:p>
-            <w:pPr>
-              <w:spacing w:after="0"/>
-            </w:pPr>
-            <w:r>
-              <w:rPr>
-                <w:rFonts w:ascii="Calibri" w:hAnsi="Calibri" w:cs="Arial"/>
-                <w:b w:val="0"/>
-                <w:i w:val="0"/>
-                <w:color w:val="555555"/>
-                <w:sz w:val="14"/>
-                <w:szCs w:val="14"/>
-              </w:rPr>
-              <w:t xml:space="preserve">Approved by  ·  </w:t>
-            </w:r>
-            <w:r>
-              <w:rPr>
-                <w:rFonts w:ascii="Calibri" w:hAnsi="Calibri" w:cs="Arial"/>
-                <w:b w:val="0"/>
-                <w:i w:val="0"/>
-                <w:color w:val="555555"/>
-                <w:sz w:val="14"/>
-                <w:szCs w:val="14"/>
-                <w:rtl/>
-              </w:rPr>
-              <w:t>اعتمده</w:t>
-            </w:r>
-          </w:p>
-        </w:tc>
-      </w:tr>
-      <w:tr>
-        <w:trPr>
-          <w:trHeight w:val="800" w:hRule="atLeast"/>
-        </w:trPr>
-        <w:tc>
-          <w:tcPr>
-            <w:tcW w:type="dxa" w:w="5032"/>
-          </w:tcPr>
-          <w:p>
-            <w:pPr>
-              <w:spacing w:after="0"/>
-            </w:pPr>
-            <w:r>
-              <w:rPr>
-                <w:rFonts w:ascii="Calibri" w:hAnsi="Calibri" w:cs="Arial"/>
-                <w:b w:val="0"/>
-                <w:i w:val="0"/>
-                <w:color w:val="777777"/>
-                <w:sz w:val="17"/>
-                <w:szCs w:val="17"/>
-              </w:rPr>
-              <w:t>Ad Soyad / İmza / Tarih</w:t>
-            </w:r>
-          </w:p>
-        </w:tc>
-        <w:tc>
-          <w:tcPr>
-            <w:tcW w:type="dxa" w:w="5032"/>
-          </w:tcPr>
-          <w:p>
-            <w:pPr>
-              <w:spacing w:after="0"/>
-            </w:pPr>
-            <w:r>
-              <w:rPr>
-                <w:rFonts w:ascii="Calibri" w:hAnsi="Calibri" w:cs="Arial"/>
-                <w:b w:val="0"/>
-                <w:i w:val="0"/>
-                <w:color w:val="777777"/>
-                <w:sz w:val="17"/>
-                <w:szCs w:val="17"/>
-              </w:rPr>
-              <w:t>Ad Soyad / İmza / Tarih</w:t>
+                <w:sz w:val="13"/>
+                <w:szCs w:val="13"/>
+              </w:rPr>
+              <w:t>Approved by   ·   Ad Soyad / İmza / Tarih</w:t>
             </w:r>
           </w:p>
         </w:tc>
@@ -2185,8 +5045,8 @@
       <w:headerReference w:type="first" r:id="rId14"/>
       <w:footerReference w:type="first" r:id="rId15"/>
       <w:type w:val="continuous"/>
-      <w:pgSz w:w="11906" w:h="16838"/>
-      <w:pgMar w:top="1135" w:right="849" w:bottom="709" w:left="284" w:header="708" w:footer="708" w:gutter="0"/>
+      <w:pgSz w:w="16838" w:h="11906" w:orient="landscape"/>
+      <w:pgMar w:top="860" w:right="567" w:bottom="300" w:left="567" w:header="300" w:footer="200" w:gutter="0"/>
       <w:pgNumType w:chapStyle="1"/>
       <w:cols w:space="708"/>
       <w:docGrid w:linePitch="360"/>
@@ -2363,8 +5223,8 @@
   <w:tbl>
     <w:tblPr>
       <w:tblStyle w:val="TabloKlavuzu"/>
-      <w:tblW w:w="10276" w:type="dxa"/>
-      <w:tblInd w:w="634" w:type="dxa"/>
+      <w:tblW w:w="15700" w:type="dxa"/>
+      <w:tblInd w:w="0" w:type="dxa"/>
       <w:tblBorders>
         <w:top w:val="single" w:sz="4" w:space="0" w:color="ACB9CA" w:themeColor="text2" w:themeTint="66"/>
         <w:left w:val="none" w:sz="0" w:space="0" w:color="auto"/>
@@ -2376,18 +5236,18 @@
       <w:tblLook w:val="04A0" w:firstRow="1" w:lastRow="0" w:firstColumn="1" w:lastColumn="0" w:noHBand="0" w:noVBand="1"/>
     </w:tblPr>
     <w:tblGrid>
-      <w:gridCol w:w="2519"/>
-      <w:gridCol w:w="4728"/>
-      <w:gridCol w:w="1320"/>
-      <w:gridCol w:w="1709"/>
+      <w:gridCol w:w="2700"/>
+      <w:gridCol w:w="8300"/>
+      <w:gridCol w:w="2000"/>
+      <w:gridCol w:w="2700"/>
     </w:tblGrid>
     <w:tr>
       <w:trPr>
-        <w:trHeight w:val="1039"/>
+        <w:trHeight w:val="1300"/>
       </w:trPr>
       <w:tc>
         <w:tcPr>
-          <w:tcW w:w="2519" w:type="dxa"/>
+          <w:tcW w:w="2700" w:type="dxa"/>
           <w:tcBorders>
             <w:top w:val="single" w:sz="4" w:space="0" w:color="auto"/>
             <w:left w:val="single" w:sz="4" w:space="0" w:color="auto"/>
@@ -2416,7 +5276,7 @@
             </w:rPr>
             <w:drawing>
               <wp:inline distT="0" distB="0" distL="0" distR="0" wp14:anchorId="151A8098" wp14:editId="34C3FA3F">
-                <wp:extent cx="1100000" cy="959081"/>
+                <wp:extent cx="828000" cy="660000"/>
                 <wp:effectExtent l="0" t="0" r="0" b="0"/>
                 <wp:docPr id="38064677" name="Picture 2"/>
                 <wp:cNvGraphicFramePr>
@@ -2439,7 +5299,7 @@
                             </a:ext>
                           </a:extLst>
                         </a:blip>
-                        <a:srcRect l="31110" r="33129"/>
+                        <a:srcRect l="35600" t="16100" r="36800" b="13400"/>
                         <a:stretch>
                           <a:fillRect/>
                         </a:stretch>
@@ -2447,7 +5307,7 @@
                       <pic:spPr bwMode="auto">
                         <a:xfrm>
                           <a:off x="0" y="0"/>
-                          <a:ext cx="1140538" cy="994426"/>
+                          <a:ext cx="828000" cy="660000"/>
                         </a:xfrm>
                         <a:prstGeom prst="rect">
                           <a:avLst/>
@@ -2472,7 +5332,7 @@
       </w:tc>
       <w:tc>
         <w:tcPr>
-          <w:tcW w:w="4728" w:type="dxa"/>
+          <w:tcW w:w="8300" w:type="dxa"/>
           <w:tcBorders>
             <w:top w:val="single" w:sz="4" w:space="0" w:color="auto"/>
             <w:left w:val="single" w:sz="4" w:space="0" w:color="auto"/>
@@ -2518,30 +5378,10 @@
             <w:t>TOPLANTI TUTANAĞI FORMU</w:t>
           </w:r>
         </w:p>
-        <w:p>
-          <w:pPr>
-            <w:pStyle w:val="GvdeMetni2"/>
-            <w:bidi/>
-            <w:spacing w:line="276" w:lineRule="auto"/>
-            <w:jc w:val="center"/>
-          </w:pPr>
-          <w:r>
-            <w:rPr>
-              <w:rFonts w:asciiTheme="minorHAnsi" w:hAnsiTheme="minorHAnsi" w:cs="Arial"/>
-              <w:b/>
-              <w:bCs/>
-              <w:color w:val="000000" w:themeColor="text1"/>
-              <w:sz w:val="22"/>
-              <w:szCs w:val="22"/>
-              <w:rtl/>
-            </w:rPr>
-            <w:t>نموذج محضر الاجتماع</w:t>
-          </w:r>
-        </w:p>
       </w:tc>
       <w:tc>
         <w:tcPr>
-          <w:tcW w:w="1320" w:type="dxa"/>
+          <w:tcW w:w="2000" w:type="dxa"/>
           <w:tcBorders>
             <w:top w:val="single" w:sz="4" w:space="0" w:color="auto"/>
             <w:left w:val="single" w:sz="4" w:space="0" w:color="auto"/>
@@ -2649,7 +5489,7 @@
       </w:tc>
       <w:tc>
         <w:tcPr>
-          <w:tcW w:w="1709" w:type="dxa"/>
+          <w:tcW w:w="2700" w:type="dxa"/>
           <w:tcBorders>
             <w:top w:val="single" w:sz="4" w:space="0" w:color="auto"/>
             <w:left w:val="nil"/>
@@ -2692,7 +5532,7 @@
               <w:sz w:val="16"/>
               <w:szCs w:val="16"/>
             </w:rPr>
-            <w:t>26.10.2026</w:t>
+            <w:t>28.10.2026</w:t>
           </w:r>
           <w:r>
             <w:rPr>
@@ -2700,7 +5540,6 @@
               <w:sz w:val="16"/>
               <w:szCs w:val="16"/>
             </w:rPr>
-            <w:t/>
           </w:r>
         </w:p>
         <w:p>
@@ -2719,7 +5558,7 @@
               <w:sz w:val="16"/>
               <w:szCs w:val="16"/>
             </w:rPr>
-            <w:t>R0</w:t>
+            <w:t>R01</w:t>
           </w:r>
           <w:r>
             <w:rPr>
@@ -2727,7 +5566,6 @@
               <w:sz w:val="16"/>
               <w:szCs w:val="16"/>
             </w:rPr>
-            <w:t>0</w:t>
           </w:r>
         </w:p>
         <w:p>
@@ -2746,7 +5584,7 @@
               <w:sz w:val="16"/>
               <w:szCs w:val="16"/>
             </w:rPr>
-            <w:t>26.10.2026</w:t>
+            <w:t>28.10.2026</w:t>
           </w:r>
         </w:p>
       </w:tc>

--- a/formlar/15. İç Denetim ve Yönetim Gözden Geçirme/EMS.YS.FRM.11.07. Toplantı Tutanağı Formu.docx
+++ b/formlar/15. İç Denetim ve Yönetim Gözden Geçirme/EMS.YS.FRM.11.07. Toplantı Tutanağı Formu.docx
@@ -698,7 +698,7 @@
       </w:tr>
       <w:tr>
         <w:trPr>
-          <w:trHeight w:val="370" w:hRule="atLeast"/>
+          <w:trHeight w:val="340" w:hRule="atLeast"/>
           <w:cantSplit/>
         </w:trPr>
         <w:tc>
@@ -871,7 +871,7 @@
       </w:tr>
       <w:tr>
         <w:trPr>
-          <w:trHeight w:val="370" w:hRule="atLeast"/>
+          <w:trHeight w:val="340" w:hRule="atLeast"/>
           <w:cantSplit/>
         </w:trPr>
         <w:tc>
@@ -1044,7 +1044,7 @@
       </w:tr>
       <w:tr>
         <w:trPr>
-          <w:trHeight w:val="370" w:hRule="atLeast"/>
+          <w:trHeight w:val="340" w:hRule="atLeast"/>
           <w:cantSplit/>
         </w:trPr>
         <w:tc>
@@ -1217,7 +1217,7 @@
       </w:tr>
       <w:tr>
         <w:trPr>
-          <w:trHeight w:val="370" w:hRule="atLeast"/>
+          <w:trHeight w:val="340" w:hRule="atLeast"/>
           <w:cantSplit/>
         </w:trPr>
         <w:tc>
@@ -1390,7 +1390,7 @@
       </w:tr>
       <w:tr>
         <w:trPr>
-          <w:trHeight w:val="370" w:hRule="atLeast"/>
+          <w:trHeight w:val="340" w:hRule="atLeast"/>
           <w:cantSplit/>
         </w:trPr>
         <w:tc>
@@ -1563,7 +1563,7 @@
       </w:tr>
       <w:tr>
         <w:trPr>
-          <w:trHeight w:val="370" w:hRule="atLeast"/>
+          <w:trHeight w:val="340" w:hRule="atLeast"/>
           <w:cantSplit/>
         </w:trPr>
         <w:tc>
@@ -1736,7 +1736,7 @@
       </w:tr>
       <w:tr>
         <w:trPr>
-          <w:trHeight w:val="370" w:hRule="atLeast"/>
+          <w:trHeight w:val="340" w:hRule="atLeast"/>
           <w:cantSplit/>
         </w:trPr>
         <w:tc>
@@ -1909,7 +1909,7 @@
       </w:tr>
       <w:tr>
         <w:trPr>
-          <w:trHeight w:val="370" w:hRule="atLeast"/>
+          <w:trHeight w:val="340" w:hRule="atLeast"/>
           <w:cantSplit/>
         </w:trPr>
         <w:tc>
@@ -2082,7 +2082,7 @@
       </w:tr>
       <w:tr>
         <w:trPr>
-          <w:trHeight w:val="370" w:hRule="atLeast"/>
+          <w:trHeight w:val="340" w:hRule="atLeast"/>
           <w:cantSplit/>
         </w:trPr>
         <w:tc>
@@ -2255,7 +2255,7 @@
       </w:tr>
       <w:tr>
         <w:trPr>
-          <w:trHeight w:val="370" w:hRule="atLeast"/>
+          <w:trHeight w:val="340" w:hRule="atLeast"/>
           <w:cantSplit/>
         </w:trPr>
         <w:tc>
@@ -3154,14 +3154,9 @@
     </w:tbl>
     <w:p>
       <w:pPr>
+        <w:pageBreakBefore/>
         <w:spacing w:line="30" w:lineRule="exact" w:before="0" w:after="0"/>
       </w:pPr>
-      <w:r>
-        <w:rPr>
-          <w:sz w:val="2"/>
-        </w:rPr>
-        <w:br w:type="page"/>
-      </w:r>
     </w:p>
     <w:tbl>
       <w:tblPr>
@@ -5037,6 +5032,11 @@
         </w:tc>
       </w:tr>
     </w:tbl>
+    <w:p>
+      <w:pPr>
+        <w:spacing w:line="30" w:lineRule="exact" w:before="0" w:after="0"/>
+      </w:pPr>
+    </w:p>
     <w:sectPr>
       <w:headerReference w:type="even" r:id="rId10"/>
       <w:headerReference w:type="default" r:id="rId11"/>

--- a/formlar/15. İç Denetim ve Yönetim Gözden Geçirme/EMS.YS.FRM.11.07. Toplantı Tutanağı Formu.docx
+++ b/formlar/15. İç Denetim ve Yönetim Gözden Geçirme/EMS.YS.FRM.11.07. Toplantı Tutanağı Formu.docx
@@ -2634,7 +2634,7 @@
           </w:tcPr>
           <w:p>
             <w:pPr>
-              <w:keepNext/>
+              <w:pageBreakBefore w:val="0"/>
               <w:spacing w:before="0" w:after="0"/>
             </w:pPr>
             <w:r>
@@ -3151,181 +3151,532 @@
           </w:p>
         </w:tc>
       </w:tr>
-    </w:tbl>
-    <w:p>
-      <w:pPr>
-        <w:pageBreakBefore/>
-        <w:spacing w:line="30" w:lineRule="exact" w:before="0" w:after="0"/>
-      </w:pPr>
-    </w:p>
-    <w:tbl>
-      <w:tblPr>
-        <w:tblW w:type="dxa" w:w="15700"/>
-        <w:tblLook w:firstColumn="1" w:firstRow="1" w:lastColumn="0" w:lastRow="0" w:noHBand="0" w:noVBand="1" w:val="04A0"/>
-        <w:tblBorders>
-          <w:top w:val="single" w:sz="4" w:space="0" w:color="000000"/>
-          <w:left w:val="single" w:sz="4" w:space="0" w:color="000000"/>
-          <w:bottom w:val="single" w:sz="4" w:space="0" w:color="000000"/>
-          <w:right w:val="single" w:sz="4" w:space="0" w:color="000000"/>
-          <w:insideH w:val="single" w:sz="4" w:space="0" w:color="000000"/>
-          <w:insideV w:val="single" w:sz="4" w:space="0" w:color="000000"/>
-        </w:tblBorders>
-        <w:tblLayout w:type="fixed"/>
-        <w:tblCellMar>
-          <w:top w:w="12" w:type="dxa"/>
-          <w:left w:w="70" w:type="dxa"/>
-          <w:bottom w:w="12" w:type="dxa"/>
-          <w:right w:w="70" w:type="dxa"/>
-        </w:tblCellMar>
-      </w:tblPr>
-      <w:tblGrid>
-        <w:gridCol w:w="7000"/>
-        <w:gridCol w:w="4300"/>
-        <w:gridCol w:w="2400"/>
-        <w:gridCol w:w="2000"/>
-      </w:tblGrid>
       <w:tr>
         <w:trPr>
-          <w:trHeight w:val="330" w:hRule="atLeast"/>
-          <w:tblHeader/>
+          <w:trHeight w:val="290" w:hRule="atLeast"/>
+          <w:cantSplit/>
         </w:trPr>
         <w:tc>
           <w:tcPr>
+            <w:tcW w:type="dxa" w:w="15700"/>
+            <w:gridSpan w:val="4"/>
+            <w:shd w:val="clear" w:color="auto" w:fill="D9D9D9"/>
+          </w:tcPr>
+          <w:p>
+            <w:pPr>
+              <w:pageBreakBefore/>
+              <w:spacing w:before="0" w:after="0"/>
+            </w:pPr>
+            <w:r>
+              <w:rPr>
+                <w:rFonts w:ascii="Calibri" w:hAnsi="Calibri" w:cs="Arial"/>
+                <w:b/>
+                <w:sz w:val="18"/>
+                <w:szCs w:val="18"/>
+              </w:rPr>
+              <w:t>2. ÖRGÜ &amp; BOYA</w:t>
+            </w:r>
+            <w:r>
+              <w:rPr>
+                <w:rFonts w:ascii="Calibri" w:hAnsi="Calibri" w:cs="Arial"/>
+                <w:b w:val="0"/>
+                <w:color w:val="555555"/>
+                <w:sz w:val="15"/>
+                <w:szCs w:val="15"/>
+              </w:rPr>
+              <w:t xml:space="preserve">  Knitting &amp; Dyeing</w:t>
+            </w:r>
+          </w:p>
+        </w:tc>
+      </w:tr>
+      <w:tr>
+        <w:trPr>
+          <w:trHeight w:val="295" w:hRule="atLeast"/>
+          <w:cantSplit/>
+        </w:trPr>
+        <w:tc>
+          <w:tcPr>
             <w:tcW w:type="dxa" w:w="7000"/>
-            <w:shd w:val="clear" w:color="auto" w:fill="F2F2F2"/>
-          </w:tcPr>
-          <w:p>
-            <w:pPr>
-              <w:spacing w:before="0" w:after="0"/>
-            </w:pPr>
-            <w:r>
-              <w:rPr>
-                <w:rFonts w:ascii="Calibri" w:hAnsi="Calibri" w:cs="Arial"/>
-                <w:b/>
-                <w:sz w:val="17"/>
-                <w:szCs w:val="17"/>
-              </w:rPr>
-              <w:t>Görüşülen Konu ve Alınan Karar</w:t>
-            </w:r>
-          </w:p>
-          <w:p>
-            <w:pPr>
-              <w:spacing w:before="0" w:after="0"/>
-            </w:pPr>
-            <w:r>
-              <w:rPr>
-                <w:rFonts w:ascii="Calibri" w:hAnsi="Calibri" w:cs="Arial"/>
-                <w:b w:val="0"/>
-                <w:color w:val="555555"/>
-                <w:sz w:val="12"/>
-                <w:szCs w:val="12"/>
-              </w:rPr>
-              <w:t>Topic Discussed and Decision Taken</w:t>
+          </w:tcPr>
+          <w:p>
+            <w:pPr>
+              <w:spacing w:before="0" w:after="0"/>
+            </w:pPr>
+            <w:r>
+              <w:rPr>
+                <w:rFonts w:ascii="Calibri" w:hAnsi="Calibri" w:cs="Arial"/>
+                <w:b w:val="0"/>
+                <w:sz w:val="17"/>
+                <w:szCs w:val="17"/>
+              </w:rPr>
+              <w:t xml:space="preserve"> </w:t>
             </w:r>
           </w:p>
         </w:tc>
         <w:tc>
           <w:tcPr>
             <w:tcW w:type="dxa" w:w="4300"/>
-            <w:shd w:val="clear" w:color="auto" w:fill="F2F2F2"/>
-          </w:tcPr>
-          <w:p>
-            <w:pPr>
-              <w:spacing w:before="0" w:after="0"/>
-            </w:pPr>
-            <w:r>
-              <w:rPr>
-                <w:rFonts w:ascii="Calibri" w:hAnsi="Calibri" w:cs="Arial"/>
-                <w:b/>
-                <w:sz w:val="17"/>
-                <w:szCs w:val="17"/>
-              </w:rPr>
-              <w:t>Aksiyon</w:t>
-            </w:r>
-          </w:p>
-          <w:p>
-            <w:pPr>
-              <w:spacing w:before="0" w:after="0"/>
-            </w:pPr>
-            <w:r>
-              <w:rPr>
-                <w:rFonts w:ascii="Calibri" w:hAnsi="Calibri" w:cs="Arial"/>
-                <w:b w:val="0"/>
-                <w:color w:val="555555"/>
-                <w:sz w:val="12"/>
-                <w:szCs w:val="12"/>
-              </w:rPr>
-              <w:t>Action</w:t>
+          </w:tcPr>
+          <w:p>
+            <w:pPr>
+              <w:spacing w:before="0" w:after="0"/>
+            </w:pPr>
+            <w:r>
+              <w:rPr>
+                <w:rFonts w:ascii="Calibri" w:hAnsi="Calibri" w:cs="Arial"/>
+                <w:b w:val="0"/>
+                <w:sz w:val="17"/>
+                <w:szCs w:val="17"/>
+              </w:rPr>
+              <w:t xml:space="preserve"> </w:t>
             </w:r>
           </w:p>
         </w:tc>
         <w:tc>
           <w:tcPr>
             <w:tcW w:type="dxa" w:w="2400"/>
-            <w:shd w:val="clear" w:color="auto" w:fill="F2F2F2"/>
-          </w:tcPr>
-          <w:p>
-            <w:pPr>
-              <w:spacing w:before="0" w:after="0"/>
-            </w:pPr>
-            <w:r>
-              <w:rPr>
-                <w:rFonts w:ascii="Calibri" w:hAnsi="Calibri" w:cs="Arial"/>
-                <w:b/>
-                <w:sz w:val="17"/>
-                <w:szCs w:val="17"/>
-              </w:rPr>
-              <w:t>Sorumlu</w:t>
-            </w:r>
-          </w:p>
-          <w:p>
-            <w:pPr>
-              <w:spacing w:before="0" w:after="0"/>
-            </w:pPr>
-            <w:r>
-              <w:rPr>
-                <w:rFonts w:ascii="Calibri" w:hAnsi="Calibri" w:cs="Arial"/>
-                <w:b w:val="0"/>
-                <w:color w:val="555555"/>
-                <w:sz w:val="12"/>
-                <w:szCs w:val="12"/>
-              </w:rPr>
-              <w:t>Owner</w:t>
+          </w:tcPr>
+          <w:p>
+            <w:pPr>
+              <w:spacing w:before="0" w:after="0"/>
+            </w:pPr>
+            <w:r>
+              <w:rPr>
+                <w:rFonts w:ascii="Calibri" w:hAnsi="Calibri" w:cs="Arial"/>
+                <w:b w:val="0"/>
+                <w:sz w:val="17"/>
+                <w:szCs w:val="17"/>
+              </w:rPr>
+              <w:t xml:space="preserve"> </w:t>
             </w:r>
           </w:p>
         </w:tc>
         <w:tc>
           <w:tcPr>
             <w:tcW w:type="dxa" w:w="2000"/>
-            <w:shd w:val="clear" w:color="auto" w:fill="F2F2F2"/>
-          </w:tcPr>
-          <w:p>
-            <w:pPr>
-              <w:spacing w:before="0" w:after="0"/>
-            </w:pPr>
-            <w:r>
-              <w:rPr>
-                <w:rFonts w:ascii="Calibri" w:hAnsi="Calibri" w:cs="Arial"/>
-                <w:b/>
-                <w:sz w:val="17"/>
-                <w:szCs w:val="17"/>
-              </w:rPr>
-              <w:t>Termin</w:t>
-            </w:r>
-          </w:p>
-          <w:p>
-            <w:pPr>
-              <w:spacing w:before="0" w:after="0"/>
-            </w:pPr>
-            <w:r>
-              <w:rPr>
-                <w:rFonts w:ascii="Calibri" w:hAnsi="Calibri" w:cs="Arial"/>
-                <w:b w:val="0"/>
-                <w:color w:val="555555"/>
-                <w:sz w:val="12"/>
-                <w:szCs w:val="12"/>
-              </w:rPr>
-              <w:t>Due Date</w:t>
+          </w:tcPr>
+          <w:p>
+            <w:pPr>
+              <w:spacing w:before="0" w:after="0"/>
+            </w:pPr>
+            <w:r>
+              <w:rPr>
+                <w:rFonts w:ascii="Calibri" w:hAnsi="Calibri" w:cs="Arial"/>
+                <w:b w:val="0"/>
+                <w:sz w:val="17"/>
+                <w:szCs w:val="17"/>
+              </w:rPr>
+              <w:t xml:space="preserve"> </w:t>
+            </w:r>
+          </w:p>
+        </w:tc>
+      </w:tr>
+      <w:tr>
+        <w:trPr>
+          <w:trHeight w:val="295" w:hRule="atLeast"/>
+          <w:cantSplit/>
+        </w:trPr>
+        <w:tc>
+          <w:tcPr>
+            <w:tcW w:type="dxa" w:w="7000"/>
+          </w:tcPr>
+          <w:p>
+            <w:pPr>
+              <w:spacing w:before="0" w:after="0"/>
+            </w:pPr>
+            <w:r>
+              <w:rPr>
+                <w:rFonts w:ascii="Calibri" w:hAnsi="Calibri" w:cs="Arial"/>
+                <w:b w:val="0"/>
+                <w:sz w:val="17"/>
+                <w:szCs w:val="17"/>
+              </w:rPr>
+              <w:t xml:space="preserve"> </w:t>
+            </w:r>
+          </w:p>
+        </w:tc>
+        <w:tc>
+          <w:tcPr>
+            <w:tcW w:type="dxa" w:w="4300"/>
+          </w:tcPr>
+          <w:p>
+            <w:pPr>
+              <w:spacing w:before="0" w:after="0"/>
+            </w:pPr>
+            <w:r>
+              <w:rPr>
+                <w:rFonts w:ascii="Calibri" w:hAnsi="Calibri" w:cs="Arial"/>
+                <w:b w:val="0"/>
+                <w:sz w:val="17"/>
+                <w:szCs w:val="17"/>
+              </w:rPr>
+              <w:t xml:space="preserve"> </w:t>
+            </w:r>
+          </w:p>
+        </w:tc>
+        <w:tc>
+          <w:tcPr>
+            <w:tcW w:type="dxa" w:w="2400"/>
+          </w:tcPr>
+          <w:p>
+            <w:pPr>
+              <w:spacing w:before="0" w:after="0"/>
+            </w:pPr>
+            <w:r>
+              <w:rPr>
+                <w:rFonts w:ascii="Calibri" w:hAnsi="Calibri" w:cs="Arial"/>
+                <w:b w:val="0"/>
+                <w:sz w:val="17"/>
+                <w:szCs w:val="17"/>
+              </w:rPr>
+              <w:t xml:space="preserve"> </w:t>
+            </w:r>
+          </w:p>
+        </w:tc>
+        <w:tc>
+          <w:tcPr>
+            <w:tcW w:type="dxa" w:w="2000"/>
+          </w:tcPr>
+          <w:p>
+            <w:pPr>
+              <w:spacing w:before="0" w:after="0"/>
+            </w:pPr>
+            <w:r>
+              <w:rPr>
+                <w:rFonts w:ascii="Calibri" w:hAnsi="Calibri" w:cs="Arial"/>
+                <w:b w:val="0"/>
+                <w:sz w:val="17"/>
+                <w:szCs w:val="17"/>
+              </w:rPr>
+              <w:t xml:space="preserve"> </w:t>
+            </w:r>
+          </w:p>
+        </w:tc>
+      </w:tr>
+      <w:tr>
+        <w:trPr>
+          <w:trHeight w:val="295" w:hRule="atLeast"/>
+          <w:cantSplit/>
+        </w:trPr>
+        <w:tc>
+          <w:tcPr>
+            <w:tcW w:type="dxa" w:w="7000"/>
+          </w:tcPr>
+          <w:p>
+            <w:pPr>
+              <w:spacing w:before="0" w:after="0"/>
+            </w:pPr>
+            <w:r>
+              <w:rPr>
+                <w:rFonts w:ascii="Calibri" w:hAnsi="Calibri" w:cs="Arial"/>
+                <w:b w:val="0"/>
+                <w:sz w:val="17"/>
+                <w:szCs w:val="17"/>
+              </w:rPr>
+              <w:t xml:space="preserve"> </w:t>
+            </w:r>
+          </w:p>
+        </w:tc>
+        <w:tc>
+          <w:tcPr>
+            <w:tcW w:type="dxa" w:w="4300"/>
+          </w:tcPr>
+          <w:p>
+            <w:pPr>
+              <w:spacing w:before="0" w:after="0"/>
+            </w:pPr>
+            <w:r>
+              <w:rPr>
+                <w:rFonts w:ascii="Calibri" w:hAnsi="Calibri" w:cs="Arial"/>
+                <w:b w:val="0"/>
+                <w:sz w:val="17"/>
+                <w:szCs w:val="17"/>
+              </w:rPr>
+              <w:t xml:space="preserve"> </w:t>
+            </w:r>
+          </w:p>
+        </w:tc>
+        <w:tc>
+          <w:tcPr>
+            <w:tcW w:type="dxa" w:w="2400"/>
+          </w:tcPr>
+          <w:p>
+            <w:pPr>
+              <w:spacing w:before="0" w:after="0"/>
+            </w:pPr>
+            <w:r>
+              <w:rPr>
+                <w:rFonts w:ascii="Calibri" w:hAnsi="Calibri" w:cs="Arial"/>
+                <w:b w:val="0"/>
+                <w:sz w:val="17"/>
+                <w:szCs w:val="17"/>
+              </w:rPr>
+              <w:t xml:space="preserve"> </w:t>
+            </w:r>
+          </w:p>
+        </w:tc>
+        <w:tc>
+          <w:tcPr>
+            <w:tcW w:type="dxa" w:w="2000"/>
+          </w:tcPr>
+          <w:p>
+            <w:pPr>
+              <w:spacing w:before="0" w:after="0"/>
+            </w:pPr>
+            <w:r>
+              <w:rPr>
+                <w:rFonts w:ascii="Calibri" w:hAnsi="Calibri" w:cs="Arial"/>
+                <w:b w:val="0"/>
+                <w:sz w:val="17"/>
+                <w:szCs w:val="17"/>
+              </w:rPr>
+              <w:t xml:space="preserve"> </w:t>
+            </w:r>
+          </w:p>
+        </w:tc>
+      </w:tr>
+      <w:tr>
+        <w:trPr>
+          <w:trHeight w:val="295" w:hRule="atLeast"/>
+          <w:cantSplit/>
+        </w:trPr>
+        <w:tc>
+          <w:tcPr>
+            <w:tcW w:type="dxa" w:w="7000"/>
+          </w:tcPr>
+          <w:p>
+            <w:pPr>
+              <w:spacing w:before="0" w:after="0"/>
+            </w:pPr>
+            <w:r>
+              <w:rPr>
+                <w:rFonts w:ascii="Calibri" w:hAnsi="Calibri" w:cs="Arial"/>
+                <w:b w:val="0"/>
+                <w:sz w:val="17"/>
+                <w:szCs w:val="17"/>
+              </w:rPr>
+              <w:t xml:space="preserve"> </w:t>
+            </w:r>
+          </w:p>
+        </w:tc>
+        <w:tc>
+          <w:tcPr>
+            <w:tcW w:type="dxa" w:w="4300"/>
+          </w:tcPr>
+          <w:p>
+            <w:pPr>
+              <w:spacing w:before="0" w:after="0"/>
+            </w:pPr>
+            <w:r>
+              <w:rPr>
+                <w:rFonts w:ascii="Calibri" w:hAnsi="Calibri" w:cs="Arial"/>
+                <w:b w:val="0"/>
+                <w:sz w:val="17"/>
+                <w:szCs w:val="17"/>
+              </w:rPr>
+              <w:t xml:space="preserve"> </w:t>
+            </w:r>
+          </w:p>
+        </w:tc>
+        <w:tc>
+          <w:tcPr>
+            <w:tcW w:type="dxa" w:w="2400"/>
+          </w:tcPr>
+          <w:p>
+            <w:pPr>
+              <w:spacing w:before="0" w:after="0"/>
+            </w:pPr>
+            <w:r>
+              <w:rPr>
+                <w:rFonts w:ascii="Calibri" w:hAnsi="Calibri" w:cs="Arial"/>
+                <w:b w:val="0"/>
+                <w:sz w:val="17"/>
+                <w:szCs w:val="17"/>
+              </w:rPr>
+              <w:t xml:space="preserve"> </w:t>
+            </w:r>
+          </w:p>
+        </w:tc>
+        <w:tc>
+          <w:tcPr>
+            <w:tcW w:type="dxa" w:w="2000"/>
+          </w:tcPr>
+          <w:p>
+            <w:pPr>
+              <w:spacing w:before="0" w:after="0"/>
+            </w:pPr>
+            <w:r>
+              <w:rPr>
+                <w:rFonts w:ascii="Calibri" w:hAnsi="Calibri" w:cs="Arial"/>
+                <w:b w:val="0"/>
+                <w:sz w:val="17"/>
+                <w:szCs w:val="17"/>
+              </w:rPr>
+              <w:t xml:space="preserve"> </w:t>
+            </w:r>
+          </w:p>
+        </w:tc>
+      </w:tr>
+      <w:tr>
+        <w:trPr>
+          <w:trHeight w:val="295" w:hRule="atLeast"/>
+          <w:cantSplit/>
+        </w:trPr>
+        <w:tc>
+          <w:tcPr>
+            <w:tcW w:type="dxa" w:w="7000"/>
+          </w:tcPr>
+          <w:p>
+            <w:pPr>
+              <w:spacing w:before="0" w:after="0"/>
+            </w:pPr>
+            <w:r>
+              <w:rPr>
+                <w:rFonts w:ascii="Calibri" w:hAnsi="Calibri" w:cs="Arial"/>
+                <w:b w:val="0"/>
+                <w:sz w:val="17"/>
+                <w:szCs w:val="17"/>
+              </w:rPr>
+              <w:t xml:space="preserve"> </w:t>
+            </w:r>
+          </w:p>
+        </w:tc>
+        <w:tc>
+          <w:tcPr>
+            <w:tcW w:type="dxa" w:w="4300"/>
+          </w:tcPr>
+          <w:p>
+            <w:pPr>
+              <w:spacing w:before="0" w:after="0"/>
+            </w:pPr>
+            <w:r>
+              <w:rPr>
+                <w:rFonts w:ascii="Calibri" w:hAnsi="Calibri" w:cs="Arial"/>
+                <w:b w:val="0"/>
+                <w:sz w:val="17"/>
+                <w:szCs w:val="17"/>
+              </w:rPr>
+              <w:t xml:space="preserve"> </w:t>
+            </w:r>
+          </w:p>
+        </w:tc>
+        <w:tc>
+          <w:tcPr>
+            <w:tcW w:type="dxa" w:w="2400"/>
+          </w:tcPr>
+          <w:p>
+            <w:pPr>
+              <w:spacing w:before="0" w:after="0"/>
+            </w:pPr>
+            <w:r>
+              <w:rPr>
+                <w:rFonts w:ascii="Calibri" w:hAnsi="Calibri" w:cs="Arial"/>
+                <w:b w:val="0"/>
+                <w:sz w:val="17"/>
+                <w:szCs w:val="17"/>
+              </w:rPr>
+              <w:t xml:space="preserve"> </w:t>
+            </w:r>
+          </w:p>
+        </w:tc>
+        <w:tc>
+          <w:tcPr>
+            <w:tcW w:type="dxa" w:w="2000"/>
+          </w:tcPr>
+          <w:p>
+            <w:pPr>
+              <w:spacing w:before="0" w:after="0"/>
+            </w:pPr>
+            <w:r>
+              <w:rPr>
+                <w:rFonts w:ascii="Calibri" w:hAnsi="Calibri" w:cs="Arial"/>
+                <w:b w:val="0"/>
+                <w:sz w:val="17"/>
+                <w:szCs w:val="17"/>
+              </w:rPr>
+              <w:t xml:space="preserve"> </w:t>
+            </w:r>
+          </w:p>
+        </w:tc>
+      </w:tr>
+      <w:tr>
+        <w:trPr>
+          <w:trHeight w:val="295" w:hRule="atLeast"/>
+          <w:cantSplit/>
+        </w:trPr>
+        <w:tc>
+          <w:tcPr>
+            <w:tcW w:type="dxa" w:w="7000"/>
+          </w:tcPr>
+          <w:p>
+            <w:pPr>
+              <w:spacing w:before="0" w:after="0"/>
+            </w:pPr>
+            <w:r>
+              <w:rPr>
+                <w:rFonts w:ascii="Calibri" w:hAnsi="Calibri" w:cs="Arial"/>
+                <w:b w:val="0"/>
+                <w:sz w:val="17"/>
+                <w:szCs w:val="17"/>
+              </w:rPr>
+              <w:t xml:space="preserve"> </w:t>
+            </w:r>
+          </w:p>
+        </w:tc>
+        <w:tc>
+          <w:tcPr>
+            <w:tcW w:type="dxa" w:w="4300"/>
+          </w:tcPr>
+          <w:p>
+            <w:pPr>
+              <w:spacing w:before="0" w:after="0"/>
+            </w:pPr>
+            <w:r>
+              <w:rPr>
+                <w:rFonts w:ascii="Calibri" w:hAnsi="Calibri" w:cs="Arial"/>
+                <w:b w:val="0"/>
+                <w:sz w:val="17"/>
+                <w:szCs w:val="17"/>
+              </w:rPr>
+              <w:t xml:space="preserve"> </w:t>
+            </w:r>
+          </w:p>
+        </w:tc>
+        <w:tc>
+          <w:tcPr>
+            <w:tcW w:type="dxa" w:w="2400"/>
+          </w:tcPr>
+          <w:p>
+            <w:pPr>
+              <w:spacing w:before="0" w:after="0"/>
+            </w:pPr>
+            <w:r>
+              <w:rPr>
+                <w:rFonts w:ascii="Calibri" w:hAnsi="Calibri" w:cs="Arial"/>
+                <w:b w:val="0"/>
+                <w:sz w:val="17"/>
+                <w:szCs w:val="17"/>
+              </w:rPr>
+              <w:t xml:space="preserve"> </w:t>
+            </w:r>
+          </w:p>
+        </w:tc>
+        <w:tc>
+          <w:tcPr>
+            <w:tcW w:type="dxa" w:w="2000"/>
+          </w:tcPr>
+          <w:p>
+            <w:pPr>
+              <w:spacing w:before="0" w:after="0"/>
+            </w:pPr>
+            <w:r>
+              <w:rPr>
+                <w:rFonts w:ascii="Calibri" w:hAnsi="Calibri" w:cs="Arial"/>
+                <w:b w:val="0"/>
+                <w:sz w:val="17"/>
+                <w:szCs w:val="17"/>
+              </w:rPr>
+              <w:t xml:space="preserve"> </w:t>
             </w:r>
           </w:p>
         </w:tc>
@@ -3343,7 +3694,7 @@
           </w:tcPr>
           <w:p>
             <w:pPr>
-              <w:keepNext/>
+              <w:pageBreakBefore w:val="0"/>
               <w:spacing w:before="0" w:after="0"/>
             </w:pPr>
             <w:r>
@@ -3353,7 +3704,7 @@
                 <w:sz w:val="18"/>
                 <w:szCs w:val="18"/>
               </w:rPr>
-              <w:t>2. ÖRGÜ &amp; BOYA</w:t>
+              <w:t>3. MAKİNE &amp; ENERJİ</w:t>
             </w:r>
             <w:r>
               <w:rPr>
@@ -3363,7 +3714,7 @@
                 <w:sz w:val="15"/>
                 <w:szCs w:val="15"/>
               </w:rPr>
-              <w:t xml:space="preserve">  Knitting &amp; Dyeing</w:t>
+              <w:t xml:space="preserve">  Machinery &amp; Energy</w:t>
             </w:r>
           </w:p>
         </w:tc>
@@ -3873,537 +4224,7 @@
           </w:tcPr>
           <w:p>
             <w:pPr>
-              <w:keepNext/>
-              <w:spacing w:before="0" w:after="0"/>
-            </w:pPr>
-            <w:r>
-              <w:rPr>
-                <w:rFonts w:ascii="Calibri" w:hAnsi="Calibri" w:cs="Arial"/>
-                <w:b/>
-                <w:sz w:val="18"/>
-                <w:szCs w:val="18"/>
-              </w:rPr>
-              <w:t>3. MAKİNE &amp; ENERJİ</w:t>
-            </w:r>
-            <w:r>
-              <w:rPr>
-                <w:rFonts w:ascii="Calibri" w:hAnsi="Calibri" w:cs="Arial"/>
-                <w:b w:val="0"/>
-                <w:color w:val="555555"/>
-                <w:sz w:val="15"/>
-                <w:szCs w:val="15"/>
-              </w:rPr>
-              <w:t xml:space="preserve">  Machinery &amp; Energy</w:t>
-            </w:r>
-          </w:p>
-        </w:tc>
-      </w:tr>
-      <w:tr>
-        <w:trPr>
-          <w:trHeight w:val="295" w:hRule="atLeast"/>
-          <w:cantSplit/>
-        </w:trPr>
-        <w:tc>
-          <w:tcPr>
-            <w:tcW w:type="dxa" w:w="7000"/>
-          </w:tcPr>
-          <w:p>
-            <w:pPr>
-              <w:spacing w:before="0" w:after="0"/>
-            </w:pPr>
-            <w:r>
-              <w:rPr>
-                <w:rFonts w:ascii="Calibri" w:hAnsi="Calibri" w:cs="Arial"/>
-                <w:b w:val="0"/>
-                <w:sz w:val="17"/>
-                <w:szCs w:val="17"/>
-              </w:rPr>
-              <w:t xml:space="preserve"> </w:t>
-            </w:r>
-          </w:p>
-        </w:tc>
-        <w:tc>
-          <w:tcPr>
-            <w:tcW w:type="dxa" w:w="4300"/>
-          </w:tcPr>
-          <w:p>
-            <w:pPr>
-              <w:spacing w:before="0" w:after="0"/>
-            </w:pPr>
-            <w:r>
-              <w:rPr>
-                <w:rFonts w:ascii="Calibri" w:hAnsi="Calibri" w:cs="Arial"/>
-                <w:b w:val="0"/>
-                <w:sz w:val="17"/>
-                <w:szCs w:val="17"/>
-              </w:rPr>
-              <w:t xml:space="preserve"> </w:t>
-            </w:r>
-          </w:p>
-        </w:tc>
-        <w:tc>
-          <w:tcPr>
-            <w:tcW w:type="dxa" w:w="2400"/>
-          </w:tcPr>
-          <w:p>
-            <w:pPr>
-              <w:spacing w:before="0" w:after="0"/>
-            </w:pPr>
-            <w:r>
-              <w:rPr>
-                <w:rFonts w:ascii="Calibri" w:hAnsi="Calibri" w:cs="Arial"/>
-                <w:b w:val="0"/>
-                <w:sz w:val="17"/>
-                <w:szCs w:val="17"/>
-              </w:rPr>
-              <w:t xml:space="preserve"> </w:t>
-            </w:r>
-          </w:p>
-        </w:tc>
-        <w:tc>
-          <w:tcPr>
-            <w:tcW w:type="dxa" w:w="2000"/>
-          </w:tcPr>
-          <w:p>
-            <w:pPr>
-              <w:spacing w:before="0" w:after="0"/>
-            </w:pPr>
-            <w:r>
-              <w:rPr>
-                <w:rFonts w:ascii="Calibri" w:hAnsi="Calibri" w:cs="Arial"/>
-                <w:b w:val="0"/>
-                <w:sz w:val="17"/>
-                <w:szCs w:val="17"/>
-              </w:rPr>
-              <w:t xml:space="preserve"> </w:t>
-            </w:r>
-          </w:p>
-        </w:tc>
-      </w:tr>
-      <w:tr>
-        <w:trPr>
-          <w:trHeight w:val="295" w:hRule="atLeast"/>
-          <w:cantSplit/>
-        </w:trPr>
-        <w:tc>
-          <w:tcPr>
-            <w:tcW w:type="dxa" w:w="7000"/>
-          </w:tcPr>
-          <w:p>
-            <w:pPr>
-              <w:spacing w:before="0" w:after="0"/>
-            </w:pPr>
-            <w:r>
-              <w:rPr>
-                <w:rFonts w:ascii="Calibri" w:hAnsi="Calibri" w:cs="Arial"/>
-                <w:b w:val="0"/>
-                <w:sz w:val="17"/>
-                <w:szCs w:val="17"/>
-              </w:rPr>
-              <w:t xml:space="preserve"> </w:t>
-            </w:r>
-          </w:p>
-        </w:tc>
-        <w:tc>
-          <w:tcPr>
-            <w:tcW w:type="dxa" w:w="4300"/>
-          </w:tcPr>
-          <w:p>
-            <w:pPr>
-              <w:spacing w:before="0" w:after="0"/>
-            </w:pPr>
-            <w:r>
-              <w:rPr>
-                <w:rFonts w:ascii="Calibri" w:hAnsi="Calibri" w:cs="Arial"/>
-                <w:b w:val="0"/>
-                <w:sz w:val="17"/>
-                <w:szCs w:val="17"/>
-              </w:rPr>
-              <w:t xml:space="preserve"> </w:t>
-            </w:r>
-          </w:p>
-        </w:tc>
-        <w:tc>
-          <w:tcPr>
-            <w:tcW w:type="dxa" w:w="2400"/>
-          </w:tcPr>
-          <w:p>
-            <w:pPr>
-              <w:spacing w:before="0" w:after="0"/>
-            </w:pPr>
-            <w:r>
-              <w:rPr>
-                <w:rFonts w:ascii="Calibri" w:hAnsi="Calibri" w:cs="Arial"/>
-                <w:b w:val="0"/>
-                <w:sz w:val="17"/>
-                <w:szCs w:val="17"/>
-              </w:rPr>
-              <w:t xml:space="preserve"> </w:t>
-            </w:r>
-          </w:p>
-        </w:tc>
-        <w:tc>
-          <w:tcPr>
-            <w:tcW w:type="dxa" w:w="2000"/>
-          </w:tcPr>
-          <w:p>
-            <w:pPr>
-              <w:spacing w:before="0" w:after="0"/>
-            </w:pPr>
-            <w:r>
-              <w:rPr>
-                <w:rFonts w:ascii="Calibri" w:hAnsi="Calibri" w:cs="Arial"/>
-                <w:b w:val="0"/>
-                <w:sz w:val="17"/>
-                <w:szCs w:val="17"/>
-              </w:rPr>
-              <w:t xml:space="preserve"> </w:t>
-            </w:r>
-          </w:p>
-        </w:tc>
-      </w:tr>
-      <w:tr>
-        <w:trPr>
-          <w:trHeight w:val="295" w:hRule="atLeast"/>
-          <w:cantSplit/>
-        </w:trPr>
-        <w:tc>
-          <w:tcPr>
-            <w:tcW w:type="dxa" w:w="7000"/>
-          </w:tcPr>
-          <w:p>
-            <w:pPr>
-              <w:spacing w:before="0" w:after="0"/>
-            </w:pPr>
-            <w:r>
-              <w:rPr>
-                <w:rFonts w:ascii="Calibri" w:hAnsi="Calibri" w:cs="Arial"/>
-                <w:b w:val="0"/>
-                <w:sz w:val="17"/>
-                <w:szCs w:val="17"/>
-              </w:rPr>
-              <w:t xml:space="preserve"> </w:t>
-            </w:r>
-          </w:p>
-        </w:tc>
-        <w:tc>
-          <w:tcPr>
-            <w:tcW w:type="dxa" w:w="4300"/>
-          </w:tcPr>
-          <w:p>
-            <w:pPr>
-              <w:spacing w:before="0" w:after="0"/>
-            </w:pPr>
-            <w:r>
-              <w:rPr>
-                <w:rFonts w:ascii="Calibri" w:hAnsi="Calibri" w:cs="Arial"/>
-                <w:b w:val="0"/>
-                <w:sz w:val="17"/>
-                <w:szCs w:val="17"/>
-              </w:rPr>
-              <w:t xml:space="preserve"> </w:t>
-            </w:r>
-          </w:p>
-        </w:tc>
-        <w:tc>
-          <w:tcPr>
-            <w:tcW w:type="dxa" w:w="2400"/>
-          </w:tcPr>
-          <w:p>
-            <w:pPr>
-              <w:spacing w:before="0" w:after="0"/>
-            </w:pPr>
-            <w:r>
-              <w:rPr>
-                <w:rFonts w:ascii="Calibri" w:hAnsi="Calibri" w:cs="Arial"/>
-                <w:b w:val="0"/>
-                <w:sz w:val="17"/>
-                <w:szCs w:val="17"/>
-              </w:rPr>
-              <w:t xml:space="preserve"> </w:t>
-            </w:r>
-          </w:p>
-        </w:tc>
-        <w:tc>
-          <w:tcPr>
-            <w:tcW w:type="dxa" w:w="2000"/>
-          </w:tcPr>
-          <w:p>
-            <w:pPr>
-              <w:spacing w:before="0" w:after="0"/>
-            </w:pPr>
-            <w:r>
-              <w:rPr>
-                <w:rFonts w:ascii="Calibri" w:hAnsi="Calibri" w:cs="Arial"/>
-                <w:b w:val="0"/>
-                <w:sz w:val="17"/>
-                <w:szCs w:val="17"/>
-              </w:rPr>
-              <w:t xml:space="preserve"> </w:t>
-            </w:r>
-          </w:p>
-        </w:tc>
-      </w:tr>
-      <w:tr>
-        <w:trPr>
-          <w:trHeight w:val="295" w:hRule="atLeast"/>
-          <w:cantSplit/>
-        </w:trPr>
-        <w:tc>
-          <w:tcPr>
-            <w:tcW w:type="dxa" w:w="7000"/>
-          </w:tcPr>
-          <w:p>
-            <w:pPr>
-              <w:spacing w:before="0" w:after="0"/>
-            </w:pPr>
-            <w:r>
-              <w:rPr>
-                <w:rFonts w:ascii="Calibri" w:hAnsi="Calibri" w:cs="Arial"/>
-                <w:b w:val="0"/>
-                <w:sz w:val="17"/>
-                <w:szCs w:val="17"/>
-              </w:rPr>
-              <w:t xml:space="preserve"> </w:t>
-            </w:r>
-          </w:p>
-        </w:tc>
-        <w:tc>
-          <w:tcPr>
-            <w:tcW w:type="dxa" w:w="4300"/>
-          </w:tcPr>
-          <w:p>
-            <w:pPr>
-              <w:spacing w:before="0" w:after="0"/>
-            </w:pPr>
-            <w:r>
-              <w:rPr>
-                <w:rFonts w:ascii="Calibri" w:hAnsi="Calibri" w:cs="Arial"/>
-                <w:b w:val="0"/>
-                <w:sz w:val="17"/>
-                <w:szCs w:val="17"/>
-              </w:rPr>
-              <w:t xml:space="preserve"> </w:t>
-            </w:r>
-          </w:p>
-        </w:tc>
-        <w:tc>
-          <w:tcPr>
-            <w:tcW w:type="dxa" w:w="2400"/>
-          </w:tcPr>
-          <w:p>
-            <w:pPr>
-              <w:spacing w:before="0" w:after="0"/>
-            </w:pPr>
-            <w:r>
-              <w:rPr>
-                <w:rFonts w:ascii="Calibri" w:hAnsi="Calibri" w:cs="Arial"/>
-                <w:b w:val="0"/>
-                <w:sz w:val="17"/>
-                <w:szCs w:val="17"/>
-              </w:rPr>
-              <w:t xml:space="preserve"> </w:t>
-            </w:r>
-          </w:p>
-        </w:tc>
-        <w:tc>
-          <w:tcPr>
-            <w:tcW w:type="dxa" w:w="2000"/>
-          </w:tcPr>
-          <w:p>
-            <w:pPr>
-              <w:spacing w:before="0" w:after="0"/>
-            </w:pPr>
-            <w:r>
-              <w:rPr>
-                <w:rFonts w:ascii="Calibri" w:hAnsi="Calibri" w:cs="Arial"/>
-                <w:b w:val="0"/>
-                <w:sz w:val="17"/>
-                <w:szCs w:val="17"/>
-              </w:rPr>
-              <w:t xml:space="preserve"> </w:t>
-            </w:r>
-          </w:p>
-        </w:tc>
-      </w:tr>
-      <w:tr>
-        <w:trPr>
-          <w:trHeight w:val="295" w:hRule="atLeast"/>
-          <w:cantSplit/>
-        </w:trPr>
-        <w:tc>
-          <w:tcPr>
-            <w:tcW w:type="dxa" w:w="7000"/>
-          </w:tcPr>
-          <w:p>
-            <w:pPr>
-              <w:spacing w:before="0" w:after="0"/>
-            </w:pPr>
-            <w:r>
-              <w:rPr>
-                <w:rFonts w:ascii="Calibri" w:hAnsi="Calibri" w:cs="Arial"/>
-                <w:b w:val="0"/>
-                <w:sz w:val="17"/>
-                <w:szCs w:val="17"/>
-              </w:rPr>
-              <w:t xml:space="preserve"> </w:t>
-            </w:r>
-          </w:p>
-        </w:tc>
-        <w:tc>
-          <w:tcPr>
-            <w:tcW w:type="dxa" w:w="4300"/>
-          </w:tcPr>
-          <w:p>
-            <w:pPr>
-              <w:spacing w:before="0" w:after="0"/>
-            </w:pPr>
-            <w:r>
-              <w:rPr>
-                <w:rFonts w:ascii="Calibri" w:hAnsi="Calibri" w:cs="Arial"/>
-                <w:b w:val="0"/>
-                <w:sz w:val="17"/>
-                <w:szCs w:val="17"/>
-              </w:rPr>
-              <w:t xml:space="preserve"> </w:t>
-            </w:r>
-          </w:p>
-        </w:tc>
-        <w:tc>
-          <w:tcPr>
-            <w:tcW w:type="dxa" w:w="2400"/>
-          </w:tcPr>
-          <w:p>
-            <w:pPr>
-              <w:spacing w:before="0" w:after="0"/>
-            </w:pPr>
-            <w:r>
-              <w:rPr>
-                <w:rFonts w:ascii="Calibri" w:hAnsi="Calibri" w:cs="Arial"/>
-                <w:b w:val="0"/>
-                <w:sz w:val="17"/>
-                <w:szCs w:val="17"/>
-              </w:rPr>
-              <w:t xml:space="preserve"> </w:t>
-            </w:r>
-          </w:p>
-        </w:tc>
-        <w:tc>
-          <w:tcPr>
-            <w:tcW w:type="dxa" w:w="2000"/>
-          </w:tcPr>
-          <w:p>
-            <w:pPr>
-              <w:spacing w:before="0" w:after="0"/>
-            </w:pPr>
-            <w:r>
-              <w:rPr>
-                <w:rFonts w:ascii="Calibri" w:hAnsi="Calibri" w:cs="Arial"/>
-                <w:b w:val="0"/>
-                <w:sz w:val="17"/>
-                <w:szCs w:val="17"/>
-              </w:rPr>
-              <w:t xml:space="preserve"> </w:t>
-            </w:r>
-          </w:p>
-        </w:tc>
-      </w:tr>
-      <w:tr>
-        <w:trPr>
-          <w:trHeight w:val="295" w:hRule="atLeast"/>
-          <w:cantSplit/>
-        </w:trPr>
-        <w:tc>
-          <w:tcPr>
-            <w:tcW w:type="dxa" w:w="7000"/>
-          </w:tcPr>
-          <w:p>
-            <w:pPr>
-              <w:spacing w:before="0" w:after="0"/>
-            </w:pPr>
-            <w:r>
-              <w:rPr>
-                <w:rFonts w:ascii="Calibri" w:hAnsi="Calibri" w:cs="Arial"/>
-                <w:b w:val="0"/>
-                <w:sz w:val="17"/>
-                <w:szCs w:val="17"/>
-              </w:rPr>
-              <w:t xml:space="preserve"> </w:t>
-            </w:r>
-          </w:p>
-        </w:tc>
-        <w:tc>
-          <w:tcPr>
-            <w:tcW w:type="dxa" w:w="4300"/>
-          </w:tcPr>
-          <w:p>
-            <w:pPr>
-              <w:spacing w:before="0" w:after="0"/>
-            </w:pPr>
-            <w:r>
-              <w:rPr>
-                <w:rFonts w:ascii="Calibri" w:hAnsi="Calibri" w:cs="Arial"/>
-                <w:b w:val="0"/>
-                <w:sz w:val="17"/>
-                <w:szCs w:val="17"/>
-              </w:rPr>
-              <w:t xml:space="preserve"> </w:t>
-            </w:r>
-          </w:p>
-        </w:tc>
-        <w:tc>
-          <w:tcPr>
-            <w:tcW w:type="dxa" w:w="2400"/>
-          </w:tcPr>
-          <w:p>
-            <w:pPr>
-              <w:spacing w:before="0" w:after="0"/>
-            </w:pPr>
-            <w:r>
-              <w:rPr>
-                <w:rFonts w:ascii="Calibri" w:hAnsi="Calibri" w:cs="Arial"/>
-                <w:b w:val="0"/>
-                <w:sz w:val="17"/>
-                <w:szCs w:val="17"/>
-              </w:rPr>
-              <w:t xml:space="preserve"> </w:t>
-            </w:r>
-          </w:p>
-        </w:tc>
-        <w:tc>
-          <w:tcPr>
-            <w:tcW w:type="dxa" w:w="2000"/>
-          </w:tcPr>
-          <w:p>
-            <w:pPr>
-              <w:spacing w:before="0" w:after="0"/>
-            </w:pPr>
-            <w:r>
-              <w:rPr>
-                <w:rFonts w:ascii="Calibri" w:hAnsi="Calibri" w:cs="Arial"/>
-                <w:b w:val="0"/>
-                <w:sz w:val="17"/>
-                <w:szCs w:val="17"/>
-              </w:rPr>
-              <w:t xml:space="preserve"> </w:t>
-            </w:r>
-          </w:p>
-        </w:tc>
-      </w:tr>
-      <w:tr>
-        <w:trPr>
-          <w:trHeight w:val="290" w:hRule="atLeast"/>
-          <w:cantSplit/>
-        </w:trPr>
-        <w:tc>
-          <w:tcPr>
-            <w:tcW w:type="dxa" w:w="15700"/>
-            <w:gridSpan w:val="4"/>
-            <w:shd w:val="clear" w:color="auto" w:fill="D9D9D9"/>
-          </w:tcPr>
-          <w:p>
-            <w:pPr>
-              <w:keepNext/>
+              <w:pageBreakBefore w:val="0"/>
               <w:spacing w:before="0" w:after="0"/>
             </w:pPr>
             <w:r>

--- a/formlar/15. İç Denetim ve Yönetim Gözden Geçirme/EMS.YS.FRM.11.07. Toplantı Tutanağı Formu.docx
+++ b/formlar/15. İç Denetim ve Yönetim Gözden Geçirme/EMS.YS.FRM.11.07. Toplantı Tutanağı Formu.docx
@@ -2478,7 +2478,6 @@
       <w:tr>
         <w:trPr>
           <w:trHeight w:val="330" w:hRule="atLeast"/>
-          <w:tblHeader/>
         </w:trPr>
         <w:tc>
           <w:tcPr>
@@ -2634,7 +2633,6 @@
           </w:tcPr>
           <w:p>
             <w:pPr>
-              <w:pageBreakBefore w:val="0"/>
               <w:spacing w:before="0" w:after="0"/>
             </w:pPr>
             <w:r>
@@ -3151,6 +3149,196 @@
           </w:p>
         </w:tc>
       </w:tr>
+    </w:tbl>
+    <w:p>
+      <w:pPr>
+        <w:sectPr>
+          <w:headerReference w:type="even" r:id="rId10"/>
+          <w:headerReference w:type="default" r:id="rId11"/>
+          <w:footerReference w:type="even" r:id="rId12"/>
+          <w:footerReference w:type="default" r:id="rId13"/>
+          <w:headerReference w:type="first" r:id="rId14"/>
+          <w:footerReference w:type="first" r:id="rId15"/>
+          <w:type w:val="continuous"/>
+          <w:pgSz w:w="16838" w:h="11906" w:orient="landscape"/>
+          <w:pgMar w:top="860" w:right="567" w:bottom="300" w:left="567" w:header="300" w:footer="200" w:gutter="0"/>
+          <w:pgNumType w:chapStyle="1"/>
+          <w:cols w:space="708"/>
+          <w:docGrid w:linePitch="360"/>
+        </w:sectPr>
+      </w:pPr>
+    </w:p>
+    <w:tbl>
+      <w:tblPr>
+        <w:tblW w:type="dxa" w:w="15700"/>
+        <w:tblLook w:firstColumn="1" w:firstRow="1" w:lastColumn="0" w:lastRow="0" w:noHBand="0" w:noVBand="1" w:val="04A0"/>
+        <w:tblBorders>
+          <w:top w:val="single" w:sz="4" w:space="0" w:color="000000"/>
+          <w:left w:val="single" w:sz="4" w:space="0" w:color="000000"/>
+          <w:bottom w:val="single" w:sz="4" w:space="0" w:color="000000"/>
+          <w:right w:val="single" w:sz="4" w:space="0" w:color="000000"/>
+          <w:insideH w:val="single" w:sz="4" w:space="0" w:color="000000"/>
+          <w:insideV w:val="single" w:sz="4" w:space="0" w:color="000000"/>
+        </w:tblBorders>
+        <w:tblLayout w:type="fixed"/>
+        <w:tblCellMar>
+          <w:top w:w="12" w:type="dxa"/>
+          <w:left w:w="70" w:type="dxa"/>
+          <w:bottom w:w="12" w:type="dxa"/>
+          <w:right w:w="70" w:type="dxa"/>
+        </w:tblCellMar>
+      </w:tblPr>
+      <w:tblGrid>
+        <w:gridCol w:w="7000"/>
+        <w:gridCol w:w="4300"/>
+        <w:gridCol w:w="2400"/>
+        <w:gridCol w:w="2000"/>
+      </w:tblGrid>
+      <w:tr>
+        <w:trPr>
+          <w:trHeight w:val="330" w:hRule="atLeast"/>
+        </w:trPr>
+        <w:tc>
+          <w:tcPr>
+            <w:tcW w:type="dxa" w:w="7000"/>
+            <w:shd w:val="clear" w:color="auto" w:fill="F2F2F2"/>
+          </w:tcPr>
+          <w:p>
+            <w:pPr>
+              <w:spacing w:before="0" w:after="0"/>
+            </w:pPr>
+            <w:r>
+              <w:rPr>
+                <w:rFonts w:ascii="Calibri" w:hAnsi="Calibri" w:cs="Arial"/>
+                <w:b/>
+                <w:sz w:val="17"/>
+                <w:szCs w:val="17"/>
+              </w:rPr>
+              <w:t>Görüşülen Konu ve Alınan Karar</w:t>
+            </w:r>
+          </w:p>
+          <w:p>
+            <w:pPr>
+              <w:spacing w:before="0" w:after="0"/>
+            </w:pPr>
+            <w:r>
+              <w:rPr>
+                <w:rFonts w:ascii="Calibri" w:hAnsi="Calibri" w:cs="Arial"/>
+                <w:b w:val="0"/>
+                <w:color w:val="555555"/>
+                <w:sz w:val="12"/>
+                <w:szCs w:val="12"/>
+              </w:rPr>
+              <w:t>Topic Discussed and Decision Taken</w:t>
+            </w:r>
+          </w:p>
+        </w:tc>
+        <w:tc>
+          <w:tcPr>
+            <w:tcW w:type="dxa" w:w="4300"/>
+            <w:shd w:val="clear" w:color="auto" w:fill="F2F2F2"/>
+          </w:tcPr>
+          <w:p>
+            <w:pPr>
+              <w:spacing w:before="0" w:after="0"/>
+            </w:pPr>
+            <w:r>
+              <w:rPr>
+                <w:rFonts w:ascii="Calibri" w:hAnsi="Calibri" w:cs="Arial"/>
+                <w:b/>
+                <w:sz w:val="17"/>
+                <w:szCs w:val="17"/>
+              </w:rPr>
+              <w:t>Aksiyon</w:t>
+            </w:r>
+          </w:p>
+          <w:p>
+            <w:pPr>
+              <w:spacing w:before="0" w:after="0"/>
+            </w:pPr>
+            <w:r>
+              <w:rPr>
+                <w:rFonts w:ascii="Calibri" w:hAnsi="Calibri" w:cs="Arial"/>
+                <w:b w:val="0"/>
+                <w:color w:val="555555"/>
+                <w:sz w:val="12"/>
+                <w:szCs w:val="12"/>
+              </w:rPr>
+              <w:t>Action</w:t>
+            </w:r>
+          </w:p>
+        </w:tc>
+        <w:tc>
+          <w:tcPr>
+            <w:tcW w:type="dxa" w:w="2400"/>
+            <w:shd w:val="clear" w:color="auto" w:fill="F2F2F2"/>
+          </w:tcPr>
+          <w:p>
+            <w:pPr>
+              <w:spacing w:before="0" w:after="0"/>
+            </w:pPr>
+            <w:r>
+              <w:rPr>
+                <w:rFonts w:ascii="Calibri" w:hAnsi="Calibri" w:cs="Arial"/>
+                <w:b/>
+                <w:sz w:val="17"/>
+                <w:szCs w:val="17"/>
+              </w:rPr>
+              <w:t>Sorumlu</w:t>
+            </w:r>
+          </w:p>
+          <w:p>
+            <w:pPr>
+              <w:spacing w:before="0" w:after="0"/>
+            </w:pPr>
+            <w:r>
+              <w:rPr>
+                <w:rFonts w:ascii="Calibri" w:hAnsi="Calibri" w:cs="Arial"/>
+                <w:b w:val="0"/>
+                <w:color w:val="555555"/>
+                <w:sz w:val="12"/>
+                <w:szCs w:val="12"/>
+              </w:rPr>
+              <w:t>Owner</w:t>
+            </w:r>
+          </w:p>
+        </w:tc>
+        <w:tc>
+          <w:tcPr>
+            <w:tcW w:type="dxa" w:w="2000"/>
+            <w:shd w:val="clear" w:color="auto" w:fill="F2F2F2"/>
+          </w:tcPr>
+          <w:p>
+            <w:pPr>
+              <w:spacing w:before="0" w:after="0"/>
+            </w:pPr>
+            <w:r>
+              <w:rPr>
+                <w:rFonts w:ascii="Calibri" w:hAnsi="Calibri" w:cs="Arial"/>
+                <w:b/>
+                <w:sz w:val="17"/>
+                <w:szCs w:val="17"/>
+              </w:rPr>
+              <w:t>Termin</w:t>
+            </w:r>
+          </w:p>
+          <w:p>
+            <w:pPr>
+              <w:spacing w:before="0" w:after="0"/>
+            </w:pPr>
+            <w:r>
+              <w:rPr>
+                <w:rFonts w:ascii="Calibri" w:hAnsi="Calibri" w:cs="Arial"/>
+                <w:b w:val="0"/>
+                <w:color w:val="555555"/>
+                <w:sz w:val="12"/>
+                <w:szCs w:val="12"/>
+              </w:rPr>
+              <w:t>Due Date</w:t>
+            </w:r>
+          </w:p>
+        </w:tc>
+      </w:tr>
       <w:tr>
         <w:trPr>
           <w:trHeight w:val="290" w:hRule="atLeast"/>
@@ -3164,7 +3352,6 @@
           </w:tcPr>
           <w:p>
             <w:pPr>
-              <w:pageBreakBefore/>
               <w:spacing w:before="0" w:after="0"/>
             </w:pPr>
             <w:r>
@@ -3694,7 +3881,6 @@
           </w:tcPr>
           <w:p>
             <w:pPr>
-              <w:pageBreakBefore w:val="0"/>
               <w:spacing w:before="0" w:after="0"/>
             </w:pPr>
             <w:r>
@@ -4224,7 +4410,6 @@
           </w:tcPr>
           <w:p>
             <w:pPr>
-              <w:pageBreakBefore w:val="0"/>
               <w:spacing w:before="0" w:after="0"/>
             </w:pPr>
             <w:r>
@@ -4859,13 +5044,6 @@
       </w:pPr>
     </w:p>
     <w:sectPr>
-      <w:headerReference w:type="even" r:id="rId10"/>
-      <w:headerReference w:type="default" r:id="rId11"/>
-      <w:footerReference w:type="even" r:id="rId12"/>
-      <w:footerReference w:type="default" r:id="rId13"/>
-      <w:headerReference w:type="first" r:id="rId14"/>
-      <w:footerReference w:type="first" r:id="rId15"/>
-      <w:type w:val="continuous"/>
       <w:pgSz w:w="16838" w:h="11906" w:orient="landscape"/>
       <w:pgMar w:top="860" w:right="567" w:bottom="300" w:left="567" w:header="300" w:footer="200" w:gutter="0"/>
       <w:pgNumType w:chapStyle="1"/>

--- a/formlar/15. İç Denetim ve Yönetim Gözden Geçirme/EMS.YS.FRM.11.07. Toplantı Tutanağı Formu.docx
+++ b/formlar/15. İç Denetim ve Yönetim Gözden Geçirme/EMS.YS.FRM.11.07. Toplantı Tutanağı Formu.docx
@@ -54,7 +54,7 @@
       </w:tblGrid>
       <w:tr>
         <w:trPr>
-          <w:trHeight w:val="280" w:hRule="atLeast"/>
+          <w:trHeight w:val="250" w:hRule="atLeast"/>
         </w:trPr>
         <w:tc>
           <w:tcPr>
@@ -221,7 +221,7 @@
       </w:tr>
       <w:tr>
         <w:trPr>
-          <w:trHeight w:val="280" w:hRule="atLeast"/>
+          <w:trHeight w:val="250" w:hRule="atLeast"/>
         </w:trPr>
         <w:tc>
           <w:tcPr>
@@ -440,7 +440,7 @@
       </w:tblGrid>
       <w:tr>
         <w:trPr>
-          <w:trHeight w:val="330" w:hRule="atLeast"/>
+          <w:trHeight w:val="280" w:hRule="atLeast"/>
         </w:trPr>
         <w:tc>
           <w:tcPr>
@@ -698,7 +698,7 @@
       </w:tr>
       <w:tr>
         <w:trPr>
-          <w:trHeight w:val="340" w:hRule="atLeast"/>
+          <w:trHeight w:val="262" w:hRule="atLeast"/>
           <w:cantSplit/>
         </w:trPr>
         <w:tc>
@@ -871,7 +871,7 @@
       </w:tr>
       <w:tr>
         <w:trPr>
-          <w:trHeight w:val="340" w:hRule="atLeast"/>
+          <w:trHeight w:val="262" w:hRule="atLeast"/>
           <w:cantSplit/>
         </w:trPr>
         <w:tc>
@@ -1044,7 +1044,7 @@
       </w:tr>
       <w:tr>
         <w:trPr>
-          <w:trHeight w:val="340" w:hRule="atLeast"/>
+          <w:trHeight w:val="262" w:hRule="atLeast"/>
           <w:cantSplit/>
         </w:trPr>
         <w:tc>
@@ -1217,7 +1217,7 @@
       </w:tr>
       <w:tr>
         <w:trPr>
-          <w:trHeight w:val="340" w:hRule="atLeast"/>
+          <w:trHeight w:val="262" w:hRule="atLeast"/>
           <w:cantSplit/>
         </w:trPr>
         <w:tc>
@@ -1390,7 +1390,7 @@
       </w:tr>
       <w:tr>
         <w:trPr>
-          <w:trHeight w:val="340" w:hRule="atLeast"/>
+          <w:trHeight w:val="262" w:hRule="atLeast"/>
           <w:cantSplit/>
         </w:trPr>
         <w:tc>
@@ -1563,7 +1563,7 @@
       </w:tr>
       <w:tr>
         <w:trPr>
-          <w:trHeight w:val="340" w:hRule="atLeast"/>
+          <w:trHeight w:val="262" w:hRule="atLeast"/>
           <w:cantSplit/>
         </w:trPr>
         <w:tc>
@@ -1736,7 +1736,7 @@
       </w:tr>
       <w:tr>
         <w:trPr>
-          <w:trHeight w:val="340" w:hRule="atLeast"/>
+          <w:trHeight w:val="262" w:hRule="atLeast"/>
           <w:cantSplit/>
         </w:trPr>
         <w:tc>
@@ -1909,7 +1909,7 @@
       </w:tr>
       <w:tr>
         <w:trPr>
-          <w:trHeight w:val="340" w:hRule="atLeast"/>
+          <w:trHeight w:val="262" w:hRule="atLeast"/>
           <w:cantSplit/>
         </w:trPr>
         <w:tc>
@@ -2082,7 +2082,7 @@
       </w:tr>
       <w:tr>
         <w:trPr>
-          <w:trHeight w:val="340" w:hRule="atLeast"/>
+          <w:trHeight w:val="262" w:hRule="atLeast"/>
           <w:cantSplit/>
         </w:trPr>
         <w:tc>
@@ -2255,7 +2255,7 @@
       </w:tr>
       <w:tr>
         <w:trPr>
-          <w:trHeight w:val="340" w:hRule="atLeast"/>
+          <w:trHeight w:val="262" w:hRule="atLeast"/>
           <w:cantSplit/>
         </w:trPr>
         <w:tc>
@@ -2477,7 +2477,7 @@
       </w:tblGrid>
       <w:tr>
         <w:trPr>
-          <w:trHeight w:val="330" w:hRule="atLeast"/>
+          <w:trHeight w:val="280" w:hRule="atLeast"/>
         </w:trPr>
         <w:tc>
           <w:tcPr>
@@ -2622,7 +2622,7 @@
       </w:tr>
       <w:tr>
         <w:trPr>
-          <w:trHeight w:val="290" w:hRule="atLeast"/>
+          <w:trHeight w:val="240" w:hRule="atLeast"/>
           <w:cantSplit/>
         </w:trPr>
         <w:tc>
@@ -2659,7 +2659,7 @@
       </w:tr>
       <w:tr>
         <w:trPr>
-          <w:trHeight w:val="295" w:hRule="atLeast"/>
+          <w:trHeight w:val="250" w:hRule="atLeast"/>
           <w:cantSplit/>
         </w:trPr>
         <w:tc>
@@ -2741,7 +2741,7 @@
       </w:tr>
       <w:tr>
         <w:trPr>
-          <w:trHeight w:val="295" w:hRule="atLeast"/>
+          <w:trHeight w:val="250" w:hRule="atLeast"/>
           <w:cantSplit/>
         </w:trPr>
         <w:tc>
@@ -2823,7 +2823,7 @@
       </w:tr>
       <w:tr>
         <w:trPr>
-          <w:trHeight w:val="295" w:hRule="atLeast"/>
+          <w:trHeight w:val="250" w:hRule="atLeast"/>
           <w:cantSplit/>
         </w:trPr>
         <w:tc>
@@ -2905,7 +2905,7 @@
       </w:tr>
       <w:tr>
         <w:trPr>
-          <w:trHeight w:val="295" w:hRule="atLeast"/>
+          <w:trHeight w:val="250" w:hRule="atLeast"/>
           <w:cantSplit/>
         </w:trPr>
         <w:tc>
@@ -2987,7 +2987,7 @@
       </w:tr>
       <w:tr>
         <w:trPr>
-          <w:trHeight w:val="295" w:hRule="atLeast"/>
+          <w:trHeight w:val="250" w:hRule="atLeast"/>
           <w:cantSplit/>
         </w:trPr>
         <w:tc>
@@ -3069,7 +3069,7 @@
       </w:tr>
       <w:tr>
         <w:trPr>
-          <w:trHeight w:val="295" w:hRule="atLeast"/>
+          <w:trHeight w:val="250" w:hRule="atLeast"/>
           <w:cantSplit/>
         </w:trPr>
         <w:tc>
@@ -3196,7 +3196,7 @@
       </w:tblGrid>
       <w:tr>
         <w:trPr>
-          <w:trHeight w:val="330" w:hRule="atLeast"/>
+          <w:trHeight w:val="280" w:hRule="atLeast"/>
         </w:trPr>
         <w:tc>
           <w:tcPr>
@@ -3341,7 +3341,7 @@
       </w:tr>
       <w:tr>
         <w:trPr>
-          <w:trHeight w:val="290" w:hRule="atLeast"/>
+          <w:trHeight w:val="240" w:hRule="atLeast"/>
           <w:cantSplit/>
         </w:trPr>
         <w:tc>
@@ -3378,7 +3378,7 @@
       </w:tr>
       <w:tr>
         <w:trPr>
-          <w:trHeight w:val="295" w:hRule="atLeast"/>
+          <w:trHeight w:val="250" w:hRule="atLeast"/>
           <w:cantSplit/>
         </w:trPr>
         <w:tc>
@@ -3460,7 +3460,7 @@
       </w:tr>
       <w:tr>
         <w:trPr>
-          <w:trHeight w:val="295" w:hRule="atLeast"/>
+          <w:trHeight w:val="250" w:hRule="atLeast"/>
           <w:cantSplit/>
         </w:trPr>
         <w:tc>
@@ -3542,7 +3542,7 @@
       </w:tr>
       <w:tr>
         <w:trPr>
-          <w:trHeight w:val="295" w:hRule="atLeast"/>
+          <w:trHeight w:val="250" w:hRule="atLeast"/>
           <w:cantSplit/>
         </w:trPr>
         <w:tc>
@@ -3624,7 +3624,7 @@
       </w:tr>
       <w:tr>
         <w:trPr>
-          <w:trHeight w:val="295" w:hRule="atLeast"/>
+          <w:trHeight w:val="250" w:hRule="atLeast"/>
           <w:cantSplit/>
         </w:trPr>
         <w:tc>
@@ -3706,7 +3706,7 @@
       </w:tr>
       <w:tr>
         <w:trPr>
-          <w:trHeight w:val="295" w:hRule="atLeast"/>
+          <w:trHeight w:val="250" w:hRule="atLeast"/>
           <w:cantSplit/>
         </w:trPr>
         <w:tc>
@@ -3788,7 +3788,7 @@
       </w:tr>
       <w:tr>
         <w:trPr>
-          <w:trHeight w:val="295" w:hRule="atLeast"/>
+          <w:trHeight w:val="250" w:hRule="atLeast"/>
           <w:cantSplit/>
         </w:trPr>
         <w:tc>
@@ -3870,7 +3870,7 @@
       </w:tr>
       <w:tr>
         <w:trPr>
-          <w:trHeight w:val="290" w:hRule="atLeast"/>
+          <w:trHeight w:val="240" w:hRule="atLeast"/>
           <w:cantSplit/>
         </w:trPr>
         <w:tc>
@@ -3907,7 +3907,7 @@
       </w:tr>
       <w:tr>
         <w:trPr>
-          <w:trHeight w:val="295" w:hRule="atLeast"/>
+          <w:trHeight w:val="250" w:hRule="atLeast"/>
           <w:cantSplit/>
         </w:trPr>
         <w:tc>
@@ -3989,7 +3989,7 @@
       </w:tr>
       <w:tr>
         <w:trPr>
-          <w:trHeight w:val="295" w:hRule="atLeast"/>
+          <w:trHeight w:val="250" w:hRule="atLeast"/>
           <w:cantSplit/>
         </w:trPr>
         <w:tc>
@@ -4071,7 +4071,7 @@
       </w:tr>
       <w:tr>
         <w:trPr>
-          <w:trHeight w:val="295" w:hRule="atLeast"/>
+          <w:trHeight w:val="250" w:hRule="atLeast"/>
           <w:cantSplit/>
         </w:trPr>
         <w:tc>
@@ -4153,7 +4153,7 @@
       </w:tr>
       <w:tr>
         <w:trPr>
-          <w:trHeight w:val="295" w:hRule="atLeast"/>
+          <w:trHeight w:val="250" w:hRule="atLeast"/>
           <w:cantSplit/>
         </w:trPr>
         <w:tc>
@@ -4235,7 +4235,7 @@
       </w:tr>
       <w:tr>
         <w:trPr>
-          <w:trHeight w:val="295" w:hRule="atLeast"/>
+          <w:trHeight w:val="250" w:hRule="atLeast"/>
           <w:cantSplit/>
         </w:trPr>
         <w:tc>
@@ -4317,7 +4317,7 @@
       </w:tr>
       <w:tr>
         <w:trPr>
-          <w:trHeight w:val="295" w:hRule="atLeast"/>
+          <w:trHeight w:val="250" w:hRule="atLeast"/>
           <w:cantSplit/>
         </w:trPr>
         <w:tc>
@@ -4399,7 +4399,7 @@
       </w:tr>
       <w:tr>
         <w:trPr>
-          <w:trHeight w:val="290" w:hRule="atLeast"/>
+          <w:trHeight w:val="240" w:hRule="atLeast"/>
           <w:cantSplit/>
         </w:trPr>
         <w:tc>
@@ -4436,7 +4436,7 @@
       </w:tr>
       <w:tr>
         <w:trPr>
-          <w:trHeight w:val="295" w:hRule="atLeast"/>
+          <w:trHeight w:val="250" w:hRule="atLeast"/>
           <w:cantSplit/>
         </w:trPr>
         <w:tc>
@@ -4518,7 +4518,7 @@
       </w:tr>
       <w:tr>
         <w:trPr>
-          <w:trHeight w:val="295" w:hRule="atLeast"/>
+          <w:trHeight w:val="250" w:hRule="atLeast"/>
           <w:cantSplit/>
         </w:trPr>
         <w:tc>
@@ -4600,7 +4600,7 @@
       </w:tr>
       <w:tr>
         <w:trPr>
-          <w:trHeight w:val="295" w:hRule="atLeast"/>
+          <w:trHeight w:val="250" w:hRule="atLeast"/>
           <w:cantSplit/>
         </w:trPr>
         <w:tc>
@@ -4682,7 +4682,7 @@
       </w:tr>
       <w:tr>
         <w:trPr>
-          <w:trHeight w:val="295" w:hRule="atLeast"/>
+          <w:trHeight w:val="250" w:hRule="atLeast"/>
           <w:cantSplit/>
         </w:trPr>
         <w:tc>
@@ -4764,7 +4764,7 @@
       </w:tr>
       <w:tr>
         <w:trPr>
-          <w:trHeight w:val="295" w:hRule="atLeast"/>
+          <w:trHeight w:val="250" w:hRule="atLeast"/>
           <w:cantSplit/>
         </w:trPr>
         <w:tc>
@@ -4846,7 +4846,7 @@
       </w:tr>
       <w:tr>
         <w:trPr>
-          <w:trHeight w:val="295" w:hRule="atLeast"/>
+          <w:trHeight w:val="250" w:hRule="atLeast"/>
           <w:cantSplit/>
         </w:trPr>
         <w:tc>
@@ -5242,7 +5242,7 @@
     </w:tblGrid>
     <w:tr>
       <w:trPr>
-        <w:trHeight w:val="1300"/>
+        <w:trHeight w:val="1150"/>
       </w:trPr>
       <w:tc>
         <w:tcPr>
@@ -5275,7 +5275,7 @@
             </w:rPr>
             <w:drawing>
               <wp:inline distT="0" distB="0" distL="0" distR="0" wp14:anchorId="151A8098" wp14:editId="34C3FA3F">
-                <wp:extent cx="828000" cy="660000"/>
+                <wp:extent cx="760000" cy="606000"/>
                 <wp:effectExtent l="0" t="0" r="0" b="0"/>
                 <wp:docPr id="38064677" name="Picture 2"/>
                 <wp:cNvGraphicFramePr>
@@ -5306,7 +5306,7 @@
                       <pic:spPr bwMode="auto">
                         <a:xfrm>
                           <a:off x="0" y="0"/>
-                          <a:ext cx="828000" cy="660000"/>
+                          <a:ext cx="760000" cy="606000"/>
                         </a:xfrm>
                         <a:prstGeom prst="rect">
                           <a:avLst/>
